--- a/Documentation/DOCX Docs/BAYMAX - Report.docx
+++ b/Documentation/DOCX Docs/BAYMAX - Report.docx
@@ -4,6 +4,504 @@
   <w:body>
     <w:p>
       <w:pPr>
+        <w:pStyle w:val="Fuck"/>
+      </w:pPr>
+    </w:p>
+    <w:p>
+      <w:pPr>
+        <w:pStyle w:val="Fuck"/>
+      </w:pPr>
+      <w:r>
+        <w:t>BAYMAX</w:t>
+      </w:r>
+    </w:p>
+    <w:p>
+      <w:pPr>
+        <w:pStyle w:val="H2"/>
+        <w:jc w:val="center"/>
+      </w:pPr>
+      <w:r>
+        <w:t>An Intelligent Integrated System for Smart Medical Assistance and Healthcare Services</w:t>
+      </w:r>
+    </w:p>
+    <w:p>
+      <w:pPr>
+        <w:spacing w:line="360" w:lineRule="auto"/>
+        <w:jc w:val="center"/>
+        <w:rPr>
+          <w:rFonts w:ascii="Arial" w:hAnsi="Arial" w:cs="Arial"/>
+        </w:rPr>
+      </w:pPr>
+    </w:p>
+    <w:p>
+      <w:pPr>
+        <w:spacing w:line="360" w:lineRule="auto"/>
+        <w:jc w:val="center"/>
+        <w:rPr>
+          <w:rFonts w:ascii="Arial" w:hAnsi="Arial" w:cs="Arial"/>
+        </w:rPr>
+      </w:pPr>
+    </w:p>
+    <w:p>
+      <w:pPr>
+        <w:spacing w:line="360" w:lineRule="auto"/>
+        <w:jc w:val="center"/>
+        <w:rPr>
+          <w:rFonts w:ascii="Arial" w:hAnsi="Arial" w:cs="Arial"/>
+        </w:rPr>
+      </w:pPr>
+    </w:p>
+    <w:p>
+      <w:pPr>
+        <w:spacing w:line="360" w:lineRule="auto"/>
+        <w:jc w:val="center"/>
+        <w:rPr>
+          <w:rFonts w:ascii="Arial" w:hAnsi="Arial" w:cs="Arial"/>
+          <w:i/>
+          <w:iCs/>
+        </w:rPr>
+      </w:pPr>
+      <w:r>
+        <w:rPr>
+          <w:rFonts w:ascii="Arial" w:hAnsi="Arial" w:cs="Arial"/>
+          <w:i/>
+          <w:iCs/>
+        </w:rPr>
+        <w:t>submitted in the partial fulfillment of the requirements</w:t>
+      </w:r>
+    </w:p>
+    <w:p>
+      <w:pPr>
+        <w:spacing w:line="360" w:lineRule="auto"/>
+        <w:jc w:val="center"/>
+        <w:rPr>
+          <w:rFonts w:ascii="Arial" w:hAnsi="Arial" w:cs="Arial"/>
+          <w:i/>
+          <w:iCs/>
+        </w:rPr>
+      </w:pPr>
+      <w:r>
+        <w:rPr>
+          <w:rFonts w:ascii="Arial" w:hAnsi="Arial" w:cs="Arial"/>
+          <w:i/>
+          <w:iCs/>
+        </w:rPr>
+        <w:t>for the award of the degree in</w:t>
+      </w:r>
+    </w:p>
+    <w:p>
+      <w:pPr>
+        <w:spacing w:line="360" w:lineRule="auto"/>
+        <w:jc w:val="center"/>
+        <w:rPr>
+          <w:rFonts w:ascii="Arial" w:hAnsi="Arial" w:cs="Arial"/>
+        </w:rPr>
+      </w:pPr>
+    </w:p>
+    <w:p>
+      <w:pPr>
+        <w:spacing w:line="360" w:lineRule="auto"/>
+        <w:jc w:val="center"/>
+        <w:rPr>
+          <w:rFonts w:ascii="Arial" w:hAnsi="Arial" w:cs="Arial"/>
+        </w:rPr>
+      </w:pPr>
+    </w:p>
+    <w:p>
+      <w:pPr>
+        <w:spacing w:line="360" w:lineRule="auto"/>
+        <w:jc w:val="center"/>
+        <w:rPr>
+          <w:rFonts w:ascii="Arial" w:hAnsi="Arial" w:cs="Arial"/>
+        </w:rPr>
+      </w:pPr>
+    </w:p>
+    <w:p>
+      <w:pPr>
+        <w:spacing w:line="360" w:lineRule="auto"/>
+        <w:jc w:val="center"/>
+        <w:rPr>
+          <w:rFonts w:ascii="Arial" w:hAnsi="Arial" w:cs="Arial"/>
+          <w:b/>
+          <w:bCs/>
+          <w:caps/>
+        </w:rPr>
+      </w:pPr>
+      <w:r>
+        <w:rPr>
+          <w:rFonts w:ascii="Arial" w:hAnsi="Arial" w:cs="Arial"/>
+          <w:b/>
+          <w:bCs/>
+        </w:rPr>
+        <w:t>BACHELOR OF COMPUTER APPLICATIONS</w:t>
+      </w:r>
+    </w:p>
+    <w:p>
+      <w:pPr>
+        <w:spacing w:line="360" w:lineRule="auto"/>
+        <w:jc w:val="center"/>
+        <w:rPr>
+          <w:rFonts w:ascii="Arial" w:hAnsi="Arial" w:cs="Arial"/>
+        </w:rPr>
+      </w:pPr>
+    </w:p>
+    <w:p>
+      <w:pPr>
+        <w:spacing w:line="360" w:lineRule="auto"/>
+        <w:jc w:val="center"/>
+        <w:rPr>
+          <w:rFonts w:ascii="Arial" w:hAnsi="Arial" w:cs="Arial"/>
+        </w:rPr>
+      </w:pPr>
+      <w:r>
+        <w:rPr>
+          <w:rFonts w:ascii="Arial" w:hAnsi="Arial" w:cs="Arial"/>
+        </w:rPr>
+        <w:t>By</w:t>
+      </w:r>
+    </w:p>
+    <w:tbl>
+      <w:tblPr>
+        <w:tblStyle w:val="TableGrid"/>
+        <w:tblW w:w="6407" w:type="dxa"/>
+        <w:jc w:val="center"/>
+        <w:tblBorders>
+          <w:top w:val="none" w:sz="0" w:space="0" w:color="auto"/>
+          <w:left w:val="none" w:sz="0" w:space="0" w:color="auto"/>
+          <w:bottom w:val="none" w:sz="0" w:space="0" w:color="auto"/>
+          <w:right w:val="none" w:sz="0" w:space="0" w:color="auto"/>
+          <w:insideH w:val="none" w:sz="0" w:space="0" w:color="auto"/>
+          <w:insideV w:val="none" w:sz="0" w:space="0" w:color="auto"/>
+        </w:tblBorders>
+        <w:shd w:val="clear" w:color="auto" w:fill="FFFFFF" w:themeFill="background1"/>
+        <w:tblLook w:val="04A0" w:firstRow="1" w:lastRow="0" w:firstColumn="1" w:lastColumn="0" w:noHBand="0" w:noVBand="1"/>
+      </w:tblPr>
+      <w:tblGrid>
+        <w:gridCol w:w="3203"/>
+        <w:gridCol w:w="3204"/>
+      </w:tblGrid>
+      <w:tr>
+        <w:trPr>
+          <w:trHeight w:val="395"/>
+          <w:jc w:val="center"/>
+        </w:trPr>
+        <w:tc>
+          <w:tcPr>
+            <w:tcW w:w="3203" w:type="dxa"/>
+            <w:shd w:val="clear" w:color="auto" w:fill="FFFFFF" w:themeFill="background1"/>
+          </w:tcPr>
+          <w:p>
+            <w:pPr>
+              <w:spacing w:line="360" w:lineRule="auto"/>
+              <w:rPr>
+                <w:rFonts w:ascii="Arial" w:hAnsi="Arial" w:cs="Arial"/>
+              </w:rPr>
+            </w:pPr>
+            <w:r>
+              <w:rPr>
+                <w:rFonts w:ascii="Arial" w:hAnsi="Arial" w:cs="Arial"/>
+              </w:rPr>
+              <w:t>Vetri Suriya P</w:t>
+            </w:r>
+          </w:p>
+        </w:tc>
+        <w:tc>
+          <w:tcPr>
+            <w:tcW w:w="3204" w:type="dxa"/>
+            <w:shd w:val="clear" w:color="auto" w:fill="FFFFFF" w:themeFill="background1"/>
+          </w:tcPr>
+          <w:p>
+            <w:pPr>
+              <w:spacing w:line="360" w:lineRule="auto"/>
+              <w:jc w:val="center"/>
+              <w:rPr>
+                <w:rFonts w:ascii="Arial" w:hAnsi="Arial" w:cs="Arial"/>
+              </w:rPr>
+            </w:pPr>
+            <w:r>
+              <w:rPr>
+                <w:rFonts w:ascii="Arial" w:hAnsi="Arial" w:cs="Arial"/>
+              </w:rPr>
+              <w:t>(234031101137)</w:t>
+            </w:r>
+          </w:p>
+        </w:tc>
+      </w:tr>
+      <w:tr>
+        <w:trPr>
+          <w:trHeight w:val="395"/>
+          <w:jc w:val="center"/>
+        </w:trPr>
+        <w:tc>
+          <w:tcPr>
+            <w:tcW w:w="3203" w:type="dxa"/>
+            <w:shd w:val="clear" w:color="auto" w:fill="FFFFFF" w:themeFill="background1"/>
+          </w:tcPr>
+          <w:p>
+            <w:pPr>
+              <w:spacing w:line="360" w:lineRule="auto"/>
+              <w:rPr>
+                <w:rFonts w:ascii="Arial" w:hAnsi="Arial" w:cs="Arial"/>
+              </w:rPr>
+            </w:pPr>
+            <w:r>
+              <w:rPr>
+                <w:rFonts w:ascii="Arial" w:hAnsi="Arial" w:cs="Arial"/>
+              </w:rPr>
+              <w:t>Vignesh B</w:t>
+            </w:r>
+          </w:p>
+        </w:tc>
+        <w:tc>
+          <w:tcPr>
+            <w:tcW w:w="3204" w:type="dxa"/>
+            <w:shd w:val="clear" w:color="auto" w:fill="FFFFFF" w:themeFill="background1"/>
+          </w:tcPr>
+          <w:p>
+            <w:pPr>
+              <w:spacing w:line="360" w:lineRule="auto"/>
+              <w:jc w:val="center"/>
+              <w:rPr>
+                <w:rFonts w:ascii="Arial" w:hAnsi="Arial" w:cs="Arial"/>
+              </w:rPr>
+            </w:pPr>
+            <w:r>
+              <w:rPr>
+                <w:rFonts w:ascii="Arial" w:hAnsi="Arial" w:cs="Arial"/>
+              </w:rPr>
+              <w:t>(234031101138)</w:t>
+            </w:r>
+          </w:p>
+        </w:tc>
+      </w:tr>
+      <w:tr>
+        <w:trPr>
+          <w:trHeight w:val="395"/>
+          <w:jc w:val="center"/>
+        </w:trPr>
+        <w:tc>
+          <w:tcPr>
+            <w:tcW w:w="3203" w:type="dxa"/>
+            <w:shd w:val="clear" w:color="auto" w:fill="FFFFFF" w:themeFill="background1"/>
+          </w:tcPr>
+          <w:p>
+            <w:pPr>
+              <w:spacing w:line="360" w:lineRule="auto"/>
+              <w:rPr>
+                <w:rFonts w:ascii="Arial" w:hAnsi="Arial" w:cs="Arial"/>
+              </w:rPr>
+            </w:pPr>
+            <w:r>
+              <w:rPr>
+                <w:rFonts w:ascii="Arial" w:hAnsi="Arial" w:cs="Arial"/>
+              </w:rPr>
+              <w:t>Vignesh M</w:t>
+            </w:r>
+          </w:p>
+        </w:tc>
+        <w:tc>
+          <w:tcPr>
+            <w:tcW w:w="3204" w:type="dxa"/>
+            <w:shd w:val="clear" w:color="auto" w:fill="FFFFFF" w:themeFill="background1"/>
+          </w:tcPr>
+          <w:p>
+            <w:pPr>
+              <w:spacing w:line="360" w:lineRule="auto"/>
+              <w:jc w:val="center"/>
+              <w:rPr>
+                <w:rFonts w:ascii="Arial" w:hAnsi="Arial" w:cs="Arial"/>
+              </w:rPr>
+            </w:pPr>
+            <w:r>
+              <w:rPr>
+                <w:rFonts w:ascii="Arial" w:hAnsi="Arial" w:cs="Arial"/>
+              </w:rPr>
+              <w:t>(234031101139)</w:t>
+            </w:r>
+          </w:p>
+        </w:tc>
+      </w:tr>
+      <w:tr>
+        <w:trPr>
+          <w:trHeight w:val="395"/>
+          <w:jc w:val="center"/>
+        </w:trPr>
+        <w:tc>
+          <w:tcPr>
+            <w:tcW w:w="3203" w:type="dxa"/>
+            <w:shd w:val="clear" w:color="auto" w:fill="FFFFFF" w:themeFill="background1"/>
+          </w:tcPr>
+          <w:p>
+            <w:pPr>
+              <w:spacing w:line="360" w:lineRule="auto"/>
+              <w:rPr>
+                <w:rFonts w:ascii="Arial" w:hAnsi="Arial" w:cs="Arial"/>
+              </w:rPr>
+            </w:pPr>
+            <w:r>
+              <w:rPr>
+                <w:rFonts w:ascii="Arial" w:hAnsi="Arial" w:cs="Arial"/>
+              </w:rPr>
+              <w:t>Vignesh M</w:t>
+            </w:r>
+          </w:p>
+        </w:tc>
+        <w:tc>
+          <w:tcPr>
+            <w:tcW w:w="3204" w:type="dxa"/>
+            <w:shd w:val="clear" w:color="auto" w:fill="FFFFFF" w:themeFill="background1"/>
+          </w:tcPr>
+          <w:p>
+            <w:pPr>
+              <w:spacing w:line="360" w:lineRule="auto"/>
+              <w:jc w:val="center"/>
+              <w:rPr>
+                <w:rFonts w:ascii="Arial" w:hAnsi="Arial" w:cs="Arial"/>
+              </w:rPr>
+            </w:pPr>
+            <w:r>
+              <w:rPr>
+                <w:rFonts w:ascii="Arial" w:hAnsi="Arial" w:cs="Arial"/>
+              </w:rPr>
+              <w:t>(234031101140)</w:t>
+            </w:r>
+          </w:p>
+        </w:tc>
+      </w:tr>
+      <w:tr>
+        <w:trPr>
+          <w:trHeight w:val="395"/>
+          <w:jc w:val="center"/>
+        </w:trPr>
+        <w:tc>
+          <w:tcPr>
+            <w:tcW w:w="3203" w:type="dxa"/>
+            <w:shd w:val="clear" w:color="auto" w:fill="FFFFFF" w:themeFill="background1"/>
+          </w:tcPr>
+          <w:p>
+            <w:pPr>
+              <w:spacing w:line="360" w:lineRule="auto"/>
+              <w:rPr>
+                <w:rFonts w:ascii="Arial" w:hAnsi="Arial" w:cs="Arial"/>
+              </w:rPr>
+            </w:pPr>
+            <w:r>
+              <w:rPr>
+                <w:rFonts w:ascii="Arial" w:hAnsi="Arial" w:cs="Arial"/>
+              </w:rPr>
+              <w:t>Vigneshwaran D</w:t>
+            </w:r>
+          </w:p>
+        </w:tc>
+        <w:tc>
+          <w:tcPr>
+            <w:tcW w:w="3204" w:type="dxa"/>
+            <w:shd w:val="clear" w:color="auto" w:fill="FFFFFF" w:themeFill="background1"/>
+          </w:tcPr>
+          <w:p>
+            <w:pPr>
+              <w:spacing w:line="360" w:lineRule="auto"/>
+              <w:jc w:val="center"/>
+              <w:rPr>
+                <w:rFonts w:ascii="Arial" w:hAnsi="Arial" w:cs="Arial"/>
+              </w:rPr>
+            </w:pPr>
+            <w:r>
+              <w:rPr>
+                <w:rFonts w:ascii="Arial" w:hAnsi="Arial" w:cs="Arial"/>
+              </w:rPr>
+              <w:t>(234031101141)</w:t>
+            </w:r>
+          </w:p>
+        </w:tc>
+      </w:tr>
+    </w:tbl>
+    <w:p>
+      <w:pPr>
+        <w:spacing w:line="360" w:lineRule="auto"/>
+        <w:jc w:val="center"/>
+        <w:rPr>
+          <w:rFonts w:ascii="Arial" w:hAnsi="Arial" w:cs="Arial"/>
+        </w:rPr>
+      </w:pPr>
+    </w:p>
+    <w:p>
+      <w:pPr>
+        <w:spacing w:line="360" w:lineRule="auto"/>
+        <w:jc w:val="center"/>
+        <w:rPr>
+          <w:rFonts w:ascii="Arial" w:hAnsi="Arial" w:cs="Arial"/>
+        </w:rPr>
+      </w:pPr>
+    </w:p>
+    <w:p>
+      <w:pPr>
+        <w:spacing w:line="360" w:lineRule="auto"/>
+        <w:jc w:val="center"/>
+        <w:rPr>
+          <w:rFonts w:ascii="Arial" w:hAnsi="Arial" w:cs="Arial"/>
+        </w:rPr>
+      </w:pPr>
+    </w:p>
+    <w:p>
+      <w:pPr>
+        <w:spacing w:line="360" w:lineRule="auto"/>
+        <w:jc w:val="center"/>
+        <w:rPr>
+          <w:rFonts w:ascii="Arial" w:hAnsi="Arial" w:cs="Arial"/>
+          <w:b/>
+          <w:bCs/>
+          <w:color w:val="BFBFBF"/>
+        </w:rPr>
+      </w:pPr>
+      <w:r>
+        <w:rPr>
+          <w:rFonts w:ascii="Arial" w:hAnsi="Arial" w:cs="Arial"/>
+          <w:b/>
+          <w:bCs/>
+        </w:rPr>
+        <w:t>DEPARTMENT OF</w:t>
+      </w:r>
+      <w:r>
+        <w:rPr>
+          <w:rFonts w:ascii="Arial" w:hAnsi="Arial" w:cs="Arial"/>
+          <w:b/>
+          <w:bCs/>
+          <w:color w:val="BFBFBF"/>
+        </w:rPr>
+        <w:t xml:space="preserve"> </w:t>
+      </w:r>
+      <w:r>
+        <w:rPr>
+          <w:rFonts w:ascii="Arial" w:hAnsi="Arial" w:cs="Arial"/>
+          <w:b/>
+          <w:bCs/>
+        </w:rPr>
+        <w:t>COMPUTER APPLICATIONS</w:t>
+      </w:r>
+    </w:p>
+    <w:p>
+      <w:pPr>
+        <w:spacing w:line="360" w:lineRule="auto"/>
+        <w:jc w:val="center"/>
+        <w:rPr>
+          <w:rFonts w:ascii="Arial" w:hAnsi="Arial" w:cs="Arial"/>
+        </w:rPr>
+      </w:pPr>
+    </w:p>
+    <w:p>
+      <w:pPr>
+        <w:spacing w:line="360" w:lineRule="auto"/>
+        <w:jc w:val="center"/>
+        <w:rPr>
+          <w:rFonts w:ascii="Arial" w:hAnsi="Arial" w:cs="Arial"/>
+          <w:b/>
+          <w:bCs/>
+        </w:rPr>
+      </w:pPr>
+    </w:p>
+    <w:p>
+      <w:pPr>
         <w:spacing w:line="360" w:lineRule="auto"/>
         <w:jc w:val="center"/>
         <w:rPr>
@@ -18,600 +516,6 @@
           <w:noProof/>
           <w:lang w:bidi="ar-SA"/>
         </w:rPr>
-        <w:drawing>
-          <wp:inline distT="0" distB="0" distL="0" distR="0" wp14:anchorId="3AE86899" wp14:editId="0101793F">
-            <wp:extent cx="4305300" cy="1219200"/>
-            <wp:effectExtent l="0" t="0" r="0" b="0"/>
-            <wp:docPr id="1666168205" name="Picture 1"/>
-            <wp:cNvGraphicFramePr>
-              <a:graphicFrameLocks xmlns:a="http://schemas.openxmlformats.org/drawingml/2006/main" noChangeAspect="1"/>
-            </wp:cNvGraphicFramePr>
-            <a:graphic xmlns:a="http://schemas.openxmlformats.org/drawingml/2006/main">
-              <a:graphicData uri="http://schemas.openxmlformats.org/drawingml/2006/picture">
-                <pic:pic xmlns:pic="http://schemas.openxmlformats.org/drawingml/2006/picture">
-                  <pic:nvPicPr>
-                    <pic:cNvPr id="0" name="Picture 1"/>
-                    <pic:cNvPicPr>
-                      <a:picLocks noChangeAspect="1" noChangeArrowheads="1"/>
-                    </pic:cNvPicPr>
-                  </pic:nvPicPr>
-                  <pic:blipFill>
-                    <a:blip r:embed="rId8" cstate="print">
-                      <a:extLst>
-                        <a:ext uri="{28A0092B-C50C-407E-A947-70E740481C1C}">
-                          <a14:useLocalDpi xmlns:a14="http://schemas.microsoft.com/office/drawing/2010/main" val="0"/>
-                        </a:ext>
-                      </a:extLst>
-                    </a:blip>
-                    <a:srcRect/>
-                    <a:stretch>
-                      <a:fillRect/>
-                    </a:stretch>
-                  </pic:blipFill>
-                  <pic:spPr bwMode="auto">
-                    <a:xfrm>
-                      <a:off x="0" y="0"/>
-                      <a:ext cx="4305300" cy="1219200"/>
-                    </a:xfrm>
-                    <a:prstGeom prst="rect">
-                      <a:avLst/>
-                    </a:prstGeom>
-                    <a:noFill/>
-                    <a:ln>
-                      <a:noFill/>
-                    </a:ln>
-                  </pic:spPr>
-                </pic:pic>
-              </a:graphicData>
-            </a:graphic>
-          </wp:inline>
-        </w:drawing>
-      </w:r>
-    </w:p>
-    <w:p>
-      <w:pPr>
-        <w:spacing w:line="360" w:lineRule="auto"/>
-        <w:jc w:val="center"/>
-        <w:rPr>
-          <w:rFonts w:ascii="Arial" w:hAnsi="Arial" w:cs="Arial"/>
-          <w:b/>
-          <w:bCs/>
-          <w:color w:val="BFBFBF"/>
-        </w:rPr>
-      </w:pPr>
-      <w:r>
-        <w:rPr>
-          <w:rFonts w:ascii="Arial" w:hAnsi="Arial" w:cs="Arial"/>
-          <w:b/>
-          <w:bCs/>
-        </w:rPr>
-        <w:t>DEPARTMENT OF</w:t>
-      </w:r>
-      <w:r>
-        <w:rPr>
-          <w:rFonts w:ascii="Arial" w:hAnsi="Arial" w:cs="Arial"/>
-          <w:b/>
-          <w:bCs/>
-          <w:color w:val="BFBFBF"/>
-        </w:rPr>
-        <w:t xml:space="preserve"> </w:t>
-      </w:r>
-      <w:r>
-        <w:rPr>
-          <w:rFonts w:ascii="Arial" w:hAnsi="Arial" w:cs="Arial"/>
-          <w:b/>
-          <w:bCs/>
-        </w:rPr>
-        <w:t>COMPUTER APPLICATIONS</w:t>
-      </w:r>
-    </w:p>
-    <w:p>
-      <w:pPr>
-        <w:spacing w:line="360" w:lineRule="auto"/>
-        <w:rPr>
-          <w:rFonts w:ascii="Arial" w:hAnsi="Arial" w:cs="Arial"/>
-          <w:b/>
-          <w:bCs/>
-        </w:rPr>
-      </w:pPr>
-    </w:p>
-    <w:p>
-      <w:pPr>
-        <w:pStyle w:val="Fuck"/>
-      </w:pPr>
-      <w:r>
-        <w:t>BAYMAX</w:t>
-      </w:r>
-    </w:p>
-    <w:p>
-      <w:pPr>
-        <w:pStyle w:val="H2"/>
-        <w:jc w:val="center"/>
-      </w:pPr>
-      <w:r>
-        <w:t>An Intelligent Integrated System for Smart Medical Assistance and Healthcare Services</w:t>
-      </w:r>
-    </w:p>
-    <w:p>
-      <w:pPr>
-        <w:spacing w:line="360" w:lineRule="auto"/>
-        <w:jc w:val="center"/>
-        <w:rPr>
-          <w:rFonts w:ascii="Arial" w:hAnsi="Arial" w:cs="Arial"/>
-        </w:rPr>
-      </w:pPr>
-    </w:p>
-    <w:p>
-      <w:pPr>
-        <w:spacing w:line="360" w:lineRule="auto"/>
-        <w:jc w:val="center"/>
-        <w:rPr>
-          <w:rFonts w:ascii="Arial" w:hAnsi="Arial" w:cs="Arial"/>
-        </w:rPr>
-      </w:pPr>
-      <w:r>
-        <w:rPr>
-          <w:rFonts w:ascii="Arial" w:hAnsi="Arial" w:cs="Arial"/>
-        </w:rPr>
-        <w:t xml:space="preserve"> </w:t>
-      </w:r>
-    </w:p>
-    <w:p>
-      <w:pPr>
-        <w:spacing w:line="360" w:lineRule="auto"/>
-        <w:jc w:val="center"/>
-        <w:rPr>
-          <w:rFonts w:ascii="Arial" w:hAnsi="Arial" w:cs="Arial"/>
-          <w:i/>
-          <w:iCs/>
-        </w:rPr>
-      </w:pPr>
-      <w:r>
-        <w:rPr>
-          <w:rFonts w:ascii="Arial" w:hAnsi="Arial" w:cs="Arial"/>
-          <w:i/>
-          <w:iCs/>
-        </w:rPr>
-        <w:t>submitted in the partial fulfillment of the requirements</w:t>
-      </w:r>
-    </w:p>
-    <w:p>
-      <w:pPr>
-        <w:spacing w:line="360" w:lineRule="auto"/>
-        <w:jc w:val="center"/>
-        <w:rPr>
-          <w:rFonts w:ascii="Arial" w:hAnsi="Arial" w:cs="Arial"/>
-          <w:i/>
-          <w:iCs/>
-        </w:rPr>
-      </w:pPr>
-      <w:r>
-        <w:rPr>
-          <w:rFonts w:ascii="Arial" w:hAnsi="Arial" w:cs="Arial"/>
-          <w:i/>
-          <w:iCs/>
-        </w:rPr>
-        <w:t xml:space="preserve"> for the award of the degree in</w:t>
-      </w:r>
-    </w:p>
-    <w:p>
-      <w:pPr>
-        <w:spacing w:line="360" w:lineRule="auto"/>
-        <w:rPr>
-          <w:rFonts w:ascii="Arial" w:hAnsi="Arial" w:cs="Arial"/>
-        </w:rPr>
-      </w:pPr>
-    </w:p>
-    <w:p>
-      <w:pPr>
-        <w:spacing w:line="360" w:lineRule="auto"/>
-        <w:rPr>
-          <w:rFonts w:ascii="Arial" w:hAnsi="Arial" w:cs="Arial"/>
-        </w:rPr>
-      </w:pPr>
-    </w:p>
-    <w:p>
-      <w:pPr>
-        <w:spacing w:line="360" w:lineRule="auto"/>
-        <w:jc w:val="center"/>
-        <w:rPr>
-          <w:rFonts w:ascii="Arial" w:hAnsi="Arial" w:cs="Arial"/>
-          <w:b/>
-          <w:bCs/>
-          <w:caps/>
-        </w:rPr>
-      </w:pPr>
-      <w:r>
-        <w:rPr>
-          <w:rFonts w:ascii="Arial" w:hAnsi="Arial" w:cs="Arial"/>
-          <w:b/>
-          <w:bCs/>
-        </w:rPr>
-        <w:t xml:space="preserve">BACHELOR OF COMPUTER APPLICATIONS </w:t>
-      </w:r>
-    </w:p>
-    <w:p>
-      <w:pPr>
-        <w:spacing w:line="360" w:lineRule="auto"/>
-        <w:jc w:val="center"/>
-        <w:rPr>
-          <w:rFonts w:ascii="Arial" w:hAnsi="Arial" w:cs="Arial"/>
-        </w:rPr>
-      </w:pPr>
-    </w:p>
-    <w:p>
-      <w:pPr>
-        <w:spacing w:line="360" w:lineRule="auto"/>
-        <w:jc w:val="center"/>
-        <w:rPr>
-          <w:rFonts w:ascii="Arial" w:hAnsi="Arial" w:cs="Arial"/>
-        </w:rPr>
-      </w:pPr>
-      <w:r>
-        <w:rPr>
-          <w:rFonts w:ascii="Arial" w:hAnsi="Arial" w:cs="Arial"/>
-        </w:rPr>
-        <w:t>By</w:t>
-      </w:r>
-    </w:p>
-    <w:p>
-      <w:pPr>
-        <w:spacing w:line="360" w:lineRule="auto"/>
-        <w:ind w:left="720"/>
-        <w:rPr>
-          <w:rFonts w:ascii="Arial" w:hAnsi="Arial" w:cs="Arial"/>
-          <w:lang w:val="en-IN"/>
-        </w:rPr>
-      </w:pPr>
-      <w:r>
-        <w:rPr>
-          <w:rFonts w:ascii="Arial" w:hAnsi="Arial" w:cs="Arial"/>
-          <w:lang w:val="en-IN"/>
-        </w:rPr>
-        <w:t xml:space="preserve">                              </w:t>
-      </w:r>
-      <w:r>
-        <w:rPr>
-          <w:rFonts w:ascii="Arial" w:hAnsi="Arial" w:cs="Arial"/>
-          <w:lang w:val="en-IN"/>
-        </w:rPr>
-        <w:t xml:space="preserve">Vetri Suriya P </w:t>
-      </w:r>
-      <w:r>
-        <w:rPr>
-          <w:rFonts w:ascii="Arial" w:hAnsi="Arial" w:cs="Arial"/>
-          <w:lang w:val="en-IN"/>
-        </w:rPr>
-        <w:t xml:space="preserve">        </w:t>
-      </w:r>
-      <w:proofErr w:type="gramStart"/>
-      <w:r>
-        <w:rPr>
-          <w:rFonts w:ascii="Arial" w:hAnsi="Arial" w:cs="Arial"/>
-          <w:lang w:val="en-IN"/>
-        </w:rPr>
-        <w:t xml:space="preserve">   </w:t>
-      </w:r>
-      <w:r>
-        <w:rPr>
-          <w:rFonts w:ascii="Arial" w:hAnsi="Arial" w:cs="Arial"/>
-          <w:lang w:val="en-IN"/>
-        </w:rPr>
-        <w:t>(</w:t>
-      </w:r>
-      <w:proofErr w:type="gramEnd"/>
-      <w:r>
-        <w:rPr>
-          <w:rFonts w:ascii="Arial" w:hAnsi="Arial" w:cs="Arial"/>
-          <w:lang w:val="en-IN"/>
-        </w:rPr>
-        <w:t>234031101137)</w:t>
-      </w:r>
-    </w:p>
-    <w:p>
-      <w:pPr>
-        <w:spacing w:line="360" w:lineRule="auto"/>
-        <w:ind w:left="720"/>
-        <w:rPr>
-          <w:rFonts w:ascii="Arial" w:hAnsi="Arial" w:cs="Arial"/>
-          <w:lang w:val="en-IN"/>
-        </w:rPr>
-      </w:pPr>
-      <w:r>
-        <w:rPr>
-          <w:rFonts w:ascii="Arial" w:hAnsi="Arial" w:cs="Arial"/>
-          <w:lang w:val="en-IN"/>
-        </w:rPr>
-        <w:t xml:space="preserve">                              </w:t>
-      </w:r>
-      <w:r>
-        <w:rPr>
-          <w:rFonts w:ascii="Arial" w:hAnsi="Arial" w:cs="Arial"/>
-          <w:lang w:val="en-IN"/>
-        </w:rPr>
-        <w:t xml:space="preserve">Vignesh B </w:t>
-      </w:r>
-      <w:r>
-        <w:rPr>
-          <w:rFonts w:ascii="Arial" w:hAnsi="Arial" w:cs="Arial"/>
-          <w:lang w:val="en-IN"/>
-        </w:rPr>
-        <w:t xml:space="preserve">              </w:t>
-      </w:r>
-      <w:proofErr w:type="gramStart"/>
-      <w:r>
-        <w:rPr>
-          <w:rFonts w:ascii="Arial" w:hAnsi="Arial" w:cs="Arial"/>
-          <w:lang w:val="en-IN"/>
-        </w:rPr>
-        <w:t xml:space="preserve">   </w:t>
-      </w:r>
-      <w:r>
-        <w:rPr>
-          <w:rFonts w:ascii="Arial" w:hAnsi="Arial" w:cs="Arial"/>
-          <w:lang w:val="en-IN"/>
-        </w:rPr>
-        <w:t>(</w:t>
-      </w:r>
-      <w:proofErr w:type="gramEnd"/>
-      <w:r>
-        <w:rPr>
-          <w:rFonts w:ascii="Arial" w:hAnsi="Arial" w:cs="Arial"/>
-          <w:lang w:val="en-IN"/>
-        </w:rPr>
-        <w:t>234031101138)</w:t>
-      </w:r>
-    </w:p>
-    <w:p>
-      <w:pPr>
-        <w:spacing w:line="360" w:lineRule="auto"/>
-        <w:ind w:left="720"/>
-        <w:rPr>
-          <w:rFonts w:ascii="Arial" w:hAnsi="Arial" w:cs="Arial"/>
-          <w:lang w:val="en-IN"/>
-        </w:rPr>
-      </w:pPr>
-      <w:r>
-        <w:rPr>
-          <w:rFonts w:ascii="Arial" w:hAnsi="Arial" w:cs="Arial"/>
-          <w:lang w:val="en-IN"/>
-        </w:rPr>
-        <w:t xml:space="preserve">                              </w:t>
-      </w:r>
-      <w:r>
-        <w:rPr>
-          <w:rFonts w:ascii="Arial" w:hAnsi="Arial" w:cs="Arial"/>
-          <w:lang w:val="en-IN"/>
-        </w:rPr>
-        <w:t xml:space="preserve">Vignesh M </w:t>
-      </w:r>
-      <w:r>
-        <w:rPr>
-          <w:rFonts w:ascii="Arial" w:hAnsi="Arial" w:cs="Arial"/>
-          <w:lang w:val="en-IN"/>
-        </w:rPr>
-        <w:t xml:space="preserve">             </w:t>
-      </w:r>
-      <w:proofErr w:type="gramStart"/>
-      <w:r>
-        <w:rPr>
-          <w:rFonts w:ascii="Arial" w:hAnsi="Arial" w:cs="Arial"/>
-          <w:lang w:val="en-IN"/>
-        </w:rPr>
-        <w:t xml:space="preserve">   </w:t>
-      </w:r>
-      <w:r>
-        <w:rPr>
-          <w:rFonts w:ascii="Arial" w:hAnsi="Arial" w:cs="Arial"/>
-          <w:lang w:val="en-IN"/>
-        </w:rPr>
-        <w:t>(</w:t>
-      </w:r>
-      <w:proofErr w:type="gramEnd"/>
-      <w:r>
-        <w:rPr>
-          <w:rFonts w:ascii="Arial" w:hAnsi="Arial" w:cs="Arial"/>
-          <w:lang w:val="en-IN"/>
-        </w:rPr>
-        <w:t>234031101139)</w:t>
-      </w:r>
-    </w:p>
-    <w:p>
-      <w:pPr>
-        <w:spacing w:line="360" w:lineRule="auto"/>
-        <w:ind w:left="720"/>
-        <w:rPr>
-          <w:rFonts w:ascii="Arial" w:hAnsi="Arial" w:cs="Arial"/>
-          <w:lang w:val="en-IN"/>
-        </w:rPr>
-      </w:pPr>
-      <w:r>
-        <w:rPr>
-          <w:rFonts w:ascii="Arial" w:hAnsi="Arial" w:cs="Arial"/>
-          <w:lang w:val="en-IN"/>
-        </w:rPr>
-        <w:t xml:space="preserve">                              </w:t>
-      </w:r>
-      <w:r>
-        <w:rPr>
-          <w:rFonts w:ascii="Arial" w:hAnsi="Arial" w:cs="Arial"/>
-          <w:lang w:val="en-IN"/>
-        </w:rPr>
-        <w:t xml:space="preserve">Vignesh M </w:t>
-      </w:r>
-      <w:r>
-        <w:rPr>
-          <w:rFonts w:ascii="Arial" w:hAnsi="Arial" w:cs="Arial"/>
-          <w:lang w:val="en-IN"/>
-        </w:rPr>
-        <w:t xml:space="preserve">             </w:t>
-      </w:r>
-      <w:proofErr w:type="gramStart"/>
-      <w:r>
-        <w:rPr>
-          <w:rFonts w:ascii="Arial" w:hAnsi="Arial" w:cs="Arial"/>
-          <w:lang w:val="en-IN"/>
-        </w:rPr>
-        <w:t xml:space="preserve">   </w:t>
-      </w:r>
-      <w:r>
-        <w:rPr>
-          <w:rFonts w:ascii="Arial" w:hAnsi="Arial" w:cs="Arial"/>
-          <w:lang w:val="en-IN"/>
-        </w:rPr>
-        <w:t>(</w:t>
-      </w:r>
-      <w:proofErr w:type="gramEnd"/>
-      <w:r>
-        <w:rPr>
-          <w:rFonts w:ascii="Arial" w:hAnsi="Arial" w:cs="Arial"/>
-          <w:lang w:val="en-IN"/>
-        </w:rPr>
-        <w:t>234031101140)</w:t>
-      </w:r>
-    </w:p>
-    <w:p>
-      <w:pPr>
-        <w:spacing w:line="360" w:lineRule="auto"/>
-        <w:ind w:left="720"/>
-        <w:rPr>
-          <w:rFonts w:ascii="Arial" w:hAnsi="Arial" w:cs="Arial"/>
-          <w:lang w:val="en-IN"/>
-        </w:rPr>
-      </w:pPr>
-      <w:r>
-        <w:rPr>
-          <w:rFonts w:ascii="Arial" w:hAnsi="Arial" w:cs="Arial"/>
-          <w:lang w:val="en-IN"/>
-        </w:rPr>
-        <w:t xml:space="preserve">                              </w:t>
-      </w:r>
-      <w:r>
-        <w:rPr>
-          <w:rFonts w:ascii="Arial" w:hAnsi="Arial" w:cs="Arial"/>
-          <w:lang w:val="en-IN"/>
-        </w:rPr>
-        <w:t xml:space="preserve">Vigneshwaran D </w:t>
-      </w:r>
-      <w:r>
-        <w:rPr>
-          <w:rFonts w:ascii="Arial" w:hAnsi="Arial" w:cs="Arial"/>
-          <w:lang w:val="en-IN"/>
-        </w:rPr>
-        <w:t xml:space="preserve">    </w:t>
-      </w:r>
-      <w:proofErr w:type="gramStart"/>
-      <w:r>
-        <w:rPr>
-          <w:rFonts w:ascii="Arial" w:hAnsi="Arial" w:cs="Arial"/>
-          <w:lang w:val="en-IN"/>
-        </w:rPr>
-        <w:t xml:space="preserve">   </w:t>
-      </w:r>
-      <w:r>
-        <w:rPr>
-          <w:rFonts w:ascii="Arial" w:hAnsi="Arial" w:cs="Arial"/>
-          <w:lang w:val="en-IN"/>
-        </w:rPr>
-        <w:t>(</w:t>
-      </w:r>
-      <w:proofErr w:type="gramEnd"/>
-      <w:r>
-        <w:rPr>
-          <w:rFonts w:ascii="Arial" w:hAnsi="Arial" w:cs="Arial"/>
-          <w:lang w:val="en-IN"/>
-        </w:rPr>
-        <w:t>234031101141)</w:t>
-      </w:r>
-    </w:p>
-    <w:p>
-      <w:pPr>
-        <w:spacing w:line="360" w:lineRule="auto"/>
-        <w:rPr>
-          <w:rFonts w:ascii="Arial" w:hAnsi="Arial" w:cs="Arial"/>
-        </w:rPr>
-      </w:pPr>
-    </w:p>
-    <w:p>
-      <w:pPr>
-        <w:spacing w:line="360" w:lineRule="auto"/>
-        <w:jc w:val="center"/>
-        <w:rPr>
-          <w:rFonts w:ascii="Arial" w:hAnsi="Arial" w:cs="Arial"/>
-        </w:rPr>
-      </w:pPr>
-    </w:p>
-    <w:p>
-      <w:pPr>
-        <w:spacing w:line="360" w:lineRule="auto"/>
-        <w:jc w:val="center"/>
-        <w:rPr>
-          <w:rFonts w:ascii="Arial" w:hAnsi="Arial" w:cs="Arial"/>
-        </w:rPr>
-      </w:pPr>
-    </w:p>
-    <w:p>
-      <w:pPr>
-        <w:spacing w:line="360" w:lineRule="auto"/>
-        <w:jc w:val="center"/>
-        <w:rPr>
-          <w:rFonts w:ascii="Arial" w:hAnsi="Arial" w:cs="Arial"/>
-          <w:b/>
-          <w:bCs/>
-        </w:rPr>
-      </w:pPr>
-    </w:p>
-    <w:p>
-      <w:pPr>
-        <w:spacing w:line="360" w:lineRule="auto"/>
-        <w:jc w:val="center"/>
-        <w:rPr>
-          <w:rFonts w:ascii="Arial" w:hAnsi="Arial" w:cs="Arial"/>
-          <w:b/>
-          <w:bCs/>
-        </w:rPr>
-      </w:pPr>
-    </w:p>
-    <w:p>
-      <w:pPr>
-        <w:spacing w:line="360" w:lineRule="auto"/>
-        <w:jc w:val="center"/>
-        <w:rPr>
-          <w:rFonts w:ascii="Arial" w:hAnsi="Arial" w:cs="Arial"/>
-          <w:b/>
-          <w:bCs/>
-        </w:rPr>
-      </w:pPr>
-    </w:p>
-    <w:p>
-      <w:pPr>
-        <w:spacing w:line="360" w:lineRule="auto"/>
-        <w:jc w:val="center"/>
-        <w:rPr>
-          <w:rFonts w:ascii="Arial" w:hAnsi="Arial" w:cs="Arial"/>
-          <w:b/>
-          <w:bCs/>
-        </w:rPr>
-      </w:pPr>
-    </w:p>
-    <w:p>
-      <w:pPr>
-        <w:spacing w:line="360" w:lineRule="auto"/>
-        <w:ind w:left="6840" w:hanging="6120"/>
-        <w:jc w:val="center"/>
-        <w:rPr>
-          <w:rFonts w:ascii="Arial" w:hAnsi="Arial" w:cs="Arial"/>
-          <w:b/>
-          <w:bCs/>
-        </w:rPr>
-      </w:pPr>
-      <w:r>
-        <w:rPr>
-          <w:rFonts w:ascii="Arial" w:hAnsi="Arial" w:cs="Arial"/>
-          <w:noProof/>
-          <w:lang w:bidi="ar-SA"/>
-        </w:rPr>
-        <w:lastRenderedPageBreak/>
         <w:drawing>
           <wp:inline distT="0" distB="0" distL="0" distR="0" wp14:anchorId="679F8796" wp14:editId="6E2178CE">
             <wp:extent cx="4305300" cy="971550"/>
@@ -630,7 +534,7 @@
                     </pic:cNvPicPr>
                   </pic:nvPicPr>
                   <pic:blipFill>
-                    <a:blip r:embed="rId9" cstate="print">
+                    <a:blip r:embed="rId8" cstate="print">
                       <a:extLst>
                         <a:ext uri="{28A0092B-C50C-407E-A947-70E740481C1C}">
                           <a14:useLocalDpi xmlns:a14="http://schemas.microsoft.com/office/drawing/2010/main" val="0"/>
@@ -696,87 +600,245 @@
     </w:p>
     <w:p>
       <w:pPr>
+        <w:jc w:val="center"/>
+        <w:rPr>
+          <w:rFonts w:ascii="Arial" w:hAnsi="Arial" w:cs="Arial"/>
+          <w:b/>
+          <w:bCs/>
+        </w:rPr>
+      </w:pPr>
+    </w:p>
+    <w:p>
+      <w:pPr>
+        <w:jc w:val="center"/>
+        <w:rPr>
+          <w:rFonts w:ascii="Arial" w:hAnsi="Arial" w:cs="Arial"/>
+          <w:b/>
+          <w:bCs/>
+        </w:rPr>
+      </w:pPr>
+    </w:p>
+    <w:p>
+      <w:pPr>
+        <w:jc w:val="center"/>
+        <w:rPr>
+          <w:rFonts w:ascii="Arial" w:hAnsi="Arial" w:cs="Arial"/>
+          <w:b/>
+          <w:bCs/>
+        </w:rPr>
+      </w:pPr>
+    </w:p>
+    <w:p>
+      <w:pPr>
+        <w:jc w:val="center"/>
+        <w:rPr>
+          <w:rFonts w:ascii="Arial" w:hAnsi="Arial" w:cs="Arial"/>
+          <w:b/>
+          <w:bCs/>
+        </w:rPr>
+      </w:pPr>
+      <w:r>
+        <w:rPr>
+          <w:rFonts w:ascii="Arial" w:hAnsi="Arial" w:cs="Arial"/>
+          <w:b/>
+          <w:bCs/>
+        </w:rPr>
+        <w:lastRenderedPageBreak/>
+        <w:t>DECLARATION</w:t>
+      </w:r>
+    </w:p>
+    <w:p>
+      <w:pPr>
+        <w:spacing w:line="480" w:lineRule="auto"/>
+        <w:jc w:val="both"/>
+        <w:rPr>
+          <w:rFonts w:ascii="Arial" w:hAnsi="Arial" w:cs="Arial"/>
+          <w:b/>
+          <w:bCs/>
+        </w:rPr>
+      </w:pPr>
+    </w:p>
+    <w:p>
+      <w:pPr>
+        <w:spacing w:line="480" w:lineRule="auto"/>
+        <w:jc w:val="both"/>
+        <w:rPr>
+          <w:rFonts w:ascii="Arial" w:hAnsi="Arial" w:cs="Arial"/>
+          <w:b/>
+          <w:bCs/>
+        </w:rPr>
+      </w:pPr>
+    </w:p>
+    <w:p>
+      <w:pPr>
+        <w:spacing w:line="480" w:lineRule="auto"/>
+        <w:jc w:val="both"/>
+        <w:rPr>
+          <w:rFonts w:ascii="Arial" w:hAnsi="Arial" w:cs="Arial"/>
+        </w:rPr>
+      </w:pPr>
+      <w:r>
+        <w:rPr>
+          <w:rFonts w:ascii="Arial" w:hAnsi="Arial" w:cs="Arial"/>
+        </w:rPr>
+        <w:t>I __________________________ hereby declare that the Project Report entitled</w:t>
+      </w:r>
+      <w:r>
+        <w:rPr>
+          <w:rFonts w:ascii="Arial" w:hAnsi="Arial" w:cs="Arial"/>
+        </w:rPr>
+        <w:t xml:space="preserve"> </w:t>
+      </w:r>
+      <w:r>
+        <w:rPr>
+          <w:rFonts w:ascii="Arial" w:hAnsi="Arial" w:cs="Arial"/>
+        </w:rPr>
+        <w:t>“__________________________________________________</w:t>
+      </w:r>
+    </w:p>
+    <w:p>
+      <w:pPr>
+        <w:spacing w:line="480" w:lineRule="auto"/>
+        <w:jc w:val="both"/>
+        <w:rPr>
+          <w:rFonts w:ascii="Arial" w:hAnsi="Arial" w:cs="Arial"/>
+        </w:rPr>
+      </w:pPr>
+      <w:r>
+        <w:rPr>
+          <w:rFonts w:ascii="Arial" w:hAnsi="Arial" w:cs="Arial"/>
+        </w:rPr>
+        <w:t>______________” is done by me under the guidance of Dr./Prof./Mr./</w:t>
+      </w:r>
+      <w:r>
+        <w:rPr>
+          <w:rFonts w:ascii="Arial" w:hAnsi="Arial" w:cs="Arial"/>
+        </w:rPr>
+        <w:t>Ms.</w:t>
+      </w:r>
+      <w:r>
+        <w:rPr>
+          <w:rFonts w:ascii="Arial" w:hAnsi="Arial" w:cs="Arial"/>
+        </w:rPr>
+        <w:t xml:space="preserve"> </w:t>
+      </w:r>
+      <w:r>
+        <w:rPr>
+          <w:rFonts w:ascii="Arial" w:hAnsi="Arial" w:cs="Arial"/>
+        </w:rPr>
+        <w:t>__________________________(Internal) is submitted in partial fulfillment of the requirements for the award of the degree in BACHELOR OF COMPUTER APPLICATIONS.</w:t>
+      </w:r>
+    </w:p>
+    <w:p>
+      <w:pPr>
+        <w:jc w:val="both"/>
+        <w:rPr>
+          <w:rFonts w:ascii="Arial" w:hAnsi="Arial" w:cs="Arial"/>
+        </w:rPr>
+      </w:pPr>
+    </w:p>
+    <w:p>
+      <w:pPr>
         <w:ind w:left="720"/>
-        <w:jc w:val="center"/>
-        <w:rPr>
-          <w:rFonts w:ascii="Arial" w:hAnsi="Arial" w:cs="Arial"/>
-        </w:rPr>
-      </w:pPr>
-    </w:p>
-    <w:p>
-      <w:pPr>
-        <w:jc w:val="center"/>
-        <w:rPr>
-          <w:rFonts w:ascii="Arial" w:hAnsi="Arial" w:cs="Arial"/>
-          <w:b/>
-          <w:bCs/>
-        </w:rPr>
-      </w:pPr>
-      <w:r>
-        <w:rPr>
-          <w:rFonts w:ascii="Arial" w:hAnsi="Arial" w:cs="Arial"/>
-          <w:b/>
-          <w:bCs/>
-        </w:rPr>
-        <w:t>DECLARATION</w:t>
-      </w:r>
-    </w:p>
-    <w:p>
-      <w:pPr>
-        <w:jc w:val="center"/>
-        <w:rPr>
-          <w:rFonts w:ascii="Arial" w:hAnsi="Arial" w:cs="Arial"/>
-          <w:b/>
-          <w:bCs/>
-        </w:rPr>
-      </w:pPr>
-    </w:p>
-    <w:p>
-      <w:pPr>
-        <w:spacing w:line="480" w:lineRule="auto"/>
+        <w:jc w:val="both"/>
+        <w:rPr>
+          <w:rFonts w:ascii="Arial" w:hAnsi="Arial" w:cs="Arial"/>
+        </w:rPr>
+      </w:pPr>
+    </w:p>
+    <w:p>
+      <w:pPr>
         <w:ind w:left="720"/>
         <w:jc w:val="both"/>
         <w:rPr>
           <w:rFonts w:ascii="Arial" w:hAnsi="Arial" w:cs="Arial"/>
         </w:rPr>
       </w:pPr>
-      <w:r>
-        <w:rPr>
-          <w:rFonts w:ascii="Arial" w:hAnsi="Arial" w:cs="Arial"/>
-        </w:rPr>
-        <w:t>I __________________________ hereby declare that the Project Report entitled “__________________________________________________</w:t>
-      </w:r>
-    </w:p>
-    <w:p>
-      <w:pPr>
-        <w:spacing w:line="480" w:lineRule="auto"/>
+    </w:p>
+    <w:p>
+      <w:pPr>
         <w:ind w:left="720"/>
         <w:jc w:val="both"/>
         <w:rPr>
           <w:rFonts w:ascii="Arial" w:hAnsi="Arial" w:cs="Arial"/>
         </w:rPr>
       </w:pPr>
-      <w:r>
-        <w:rPr>
-          <w:rFonts w:ascii="Arial" w:hAnsi="Arial" w:cs="Arial"/>
-        </w:rPr>
-        <w:t>______________” is done by me under the guidance of Dr./Prof./Mr./</w:t>
-      </w:r>
-      <w:r>
-        <w:rPr>
-          <w:rFonts w:ascii="Arial" w:hAnsi="Arial" w:cs="Arial"/>
-        </w:rPr>
-        <w:t>Ms.</w:t>
-      </w:r>
-      <w:r>
-        <w:rPr>
-          <w:rFonts w:ascii="Arial" w:hAnsi="Arial" w:cs="Arial"/>
-        </w:rPr>
-        <w:t xml:space="preserve"> __________________________(Internal) is submitted in partial fulfillment of the requirements for the award of the degree in BACHELOR OF COMPUTER APPLICATIONS.</w:t>
-      </w:r>
-    </w:p>
-    <w:p>
-      <w:pPr>
+    </w:p>
+    <w:p>
+      <w:pPr>
+        <w:ind w:left="720"/>
+        <w:jc w:val="both"/>
+        <w:rPr>
+          <w:rFonts w:ascii="Arial" w:hAnsi="Arial" w:cs="Arial"/>
+        </w:rPr>
+      </w:pPr>
+    </w:p>
+    <w:p>
+      <w:pPr>
+        <w:ind w:left="720"/>
+        <w:jc w:val="both"/>
+        <w:rPr>
+          <w:rFonts w:ascii="Arial" w:hAnsi="Arial" w:cs="Arial"/>
+        </w:rPr>
+      </w:pPr>
+    </w:p>
+    <w:p>
+      <w:pPr>
+        <w:ind w:left="720"/>
+        <w:jc w:val="both"/>
+        <w:rPr>
+          <w:rFonts w:ascii="Arial" w:hAnsi="Arial" w:cs="Arial"/>
+        </w:rPr>
+      </w:pPr>
+    </w:p>
+    <w:p>
+      <w:pPr>
+        <w:ind w:left="720"/>
+        <w:jc w:val="both"/>
+        <w:rPr>
+          <w:rFonts w:ascii="Arial" w:hAnsi="Arial" w:cs="Arial"/>
+        </w:rPr>
+      </w:pPr>
+    </w:p>
+    <w:p>
+      <w:pPr>
+        <w:ind w:left="720"/>
+        <w:jc w:val="both"/>
+        <w:rPr>
+          <w:rFonts w:ascii="Arial" w:hAnsi="Arial" w:cs="Arial"/>
+        </w:rPr>
+      </w:pPr>
+    </w:p>
+    <w:p>
+      <w:pPr>
+        <w:ind w:left="720"/>
+        <w:jc w:val="both"/>
+        <w:rPr>
+          <w:rFonts w:ascii="Arial" w:hAnsi="Arial" w:cs="Arial"/>
+        </w:rPr>
+      </w:pPr>
+    </w:p>
+    <w:p>
+      <w:pPr>
+        <w:ind w:left="720"/>
+        <w:jc w:val="both"/>
+        <w:rPr>
+          <w:rFonts w:ascii="Arial" w:hAnsi="Arial" w:cs="Arial"/>
+        </w:rPr>
+      </w:pPr>
+    </w:p>
+    <w:p>
+      <w:pPr>
+        <w:ind w:left="720"/>
+        <w:jc w:val="both"/>
+        <w:rPr>
+          <w:rFonts w:ascii="Arial" w:hAnsi="Arial" w:cs="Arial"/>
+        </w:rPr>
+      </w:pPr>
+    </w:p>
+    <w:p>
+      <w:pPr>
+        <w:ind w:left="720"/>
         <w:jc w:val="both"/>
         <w:rPr>
           <w:rFonts w:ascii="Arial" w:hAnsi="Arial" w:cs="Arial"/>
@@ -1068,7 +1130,7 @@
                     </pic:cNvPicPr>
                   </pic:nvPicPr>
                   <pic:blipFill>
-                    <a:blip r:embed="rId9" cstate="print">
+                    <a:blip r:embed="rId8" cstate="print">
                       <a:extLst>
                         <a:ext uri="{28A0092B-C50C-407E-A947-70E740481C1C}">
                           <a14:useLocalDpi xmlns:a14="http://schemas.microsoft.com/office/drawing/2010/main" val="0"/>
@@ -1136,63 +1198,88 @@
     <w:p>
       <w:pPr>
         <w:spacing w:line="360" w:lineRule="auto"/>
+        <w:rPr>
+          <w:rFonts w:ascii="Arial" w:hAnsi="Arial" w:cs="Arial"/>
+          <w:b/>
+          <w:bCs/>
+        </w:rPr>
+      </w:pPr>
+    </w:p>
+    <w:p>
+      <w:pPr>
+        <w:spacing w:line="360" w:lineRule="auto"/>
+        <w:jc w:val="center"/>
+        <w:rPr>
+          <w:rFonts w:ascii="Arial" w:hAnsi="Arial" w:cs="Arial"/>
+          <w:b/>
+          <w:bCs/>
+          <w:u w:val="single"/>
+        </w:rPr>
+      </w:pPr>
+      <w:r>
+        <w:rPr>
+          <w:rFonts w:ascii="Arial" w:hAnsi="Arial" w:cs="Arial"/>
+          <w:b/>
+          <w:bCs/>
+          <w:u w:val="single"/>
+        </w:rPr>
+        <w:t>BONAFIDE CERTIFICATE</w:t>
+      </w:r>
+    </w:p>
+    <w:p>
+      <w:pPr>
+        <w:spacing w:line="360" w:lineRule="auto"/>
         <w:ind w:left="720"/>
         <w:jc w:val="both"/>
         <w:rPr>
           <w:rFonts w:ascii="Arial" w:hAnsi="Arial" w:cs="Arial"/>
           <w:b/>
           <w:bCs/>
-        </w:rPr>
-      </w:pPr>
-    </w:p>
-    <w:p>
-      <w:pPr>
-        <w:spacing w:line="360" w:lineRule="auto"/>
-        <w:ind w:left="720"/>
-        <w:jc w:val="center"/>
-        <w:rPr>
-          <w:rFonts w:ascii="Arial" w:hAnsi="Arial" w:cs="Arial"/>
-          <w:b/>
-          <w:bCs/>
           <w:u w:val="single"/>
         </w:rPr>
       </w:pPr>
-      <w:r>
-        <w:rPr>
-          <w:rFonts w:ascii="Arial" w:hAnsi="Arial" w:cs="Arial"/>
-          <w:b/>
-          <w:bCs/>
-          <w:u w:val="single"/>
-        </w:rPr>
-        <w:t>BONAFIDE CERTIFICATE</w:t>
-      </w:r>
-    </w:p>
-    <w:p>
-      <w:pPr>
-        <w:spacing w:line="360" w:lineRule="auto"/>
-        <w:ind w:left="720"/>
-        <w:jc w:val="center"/>
-        <w:rPr>
-          <w:rFonts w:ascii="Arial" w:hAnsi="Arial" w:cs="Arial"/>
-          <w:b/>
-          <w:bCs/>
-          <w:u w:val="single"/>
-        </w:rPr>
-      </w:pPr>
-    </w:p>
-    <w:p>
-      <w:pPr>
-        <w:spacing w:line="360" w:lineRule="auto"/>
-        <w:ind w:left="720"/>
-        <w:rPr>
-          <w:rFonts w:ascii="Arial" w:hAnsi="Arial" w:cs="Arial"/>
-        </w:rPr>
-      </w:pPr>
-      <w:r>
-        <w:rPr>
-          <w:rFonts w:ascii="Arial" w:hAnsi="Arial" w:cs="Arial"/>
-          <w:b/>
-          <w:bCs/>
+    </w:p>
+    <w:p>
+      <w:pPr>
+        <w:spacing w:line="360" w:lineRule="auto"/>
+        <w:jc w:val="both"/>
+        <w:rPr>
+          <w:rFonts w:ascii="Arial" w:hAnsi="Arial" w:cs="Arial"/>
+        </w:rPr>
+      </w:pPr>
+      <w:r>
+        <w:rPr>
+          <w:rFonts w:ascii="Arial" w:hAnsi="Arial" w:cs="Arial"/>
+        </w:rPr>
+        <w:t xml:space="preserve">This is to certify that this Project Report is the </w:t>
+      </w:r>
+      <w:r>
+        <w:rPr>
+          <w:rFonts w:ascii="Arial" w:hAnsi="Arial" w:cs="Arial"/>
+        </w:rPr>
+        <w:t>Bonafide</w:t>
+      </w:r>
+      <w:r>
+        <w:rPr>
+          <w:rFonts w:ascii="Arial" w:hAnsi="Arial" w:cs="Arial"/>
+        </w:rPr>
+        <w:t xml:space="preserve"> work of Mr./Ms._________________________________</w:t>
+      </w:r>
+      <w:r>
+        <w:rPr>
+          <w:rFonts w:ascii="Arial" w:hAnsi="Arial" w:cs="Arial"/>
+        </w:rPr>
+        <w:t>______________________</w:t>
+      </w:r>
+      <w:r>
+        <w:rPr>
+          <w:rFonts w:ascii="Arial" w:hAnsi="Arial" w:cs="Arial"/>
+        </w:rPr>
+        <w:t xml:space="preserve"> Reg. No_________________________________</w:t>
+      </w:r>
+      <w:r>
+        <w:rPr>
+          <w:rFonts w:ascii="Arial" w:hAnsi="Arial" w:cs="Arial"/>
         </w:rPr>
         <w:t xml:space="preserve"> </w:t>
       </w:r>
@@ -1200,20 +1287,233 @@
         <w:rPr>
           <w:rFonts w:ascii="Arial" w:hAnsi="Arial" w:cs="Arial"/>
         </w:rPr>
-        <w:t xml:space="preserve">This is to certify that this Project Report is the </w:t>
-      </w:r>
-      <w:r>
-        <w:rPr>
-          <w:rFonts w:ascii="Arial" w:hAnsi="Arial" w:cs="Arial"/>
-        </w:rPr>
-        <w:t>Bonafide</w:t>
-      </w:r>
-      <w:r>
-        <w:rPr>
-          <w:rFonts w:ascii="Arial" w:hAnsi="Arial" w:cs="Arial"/>
-        </w:rPr>
-        <w:t xml:space="preserve"> work of Mr./Ms._________________________________ Reg. No_________________________________</w:t>
-      </w:r>
+        <w:t>who carried out the project entitled “_______________________________________________________________________________” under our supervision from December 2025 to March 2026.</w:t>
+      </w:r>
+    </w:p>
+    <w:p>
+      <w:pPr>
+        <w:spacing w:line="360" w:lineRule="auto"/>
+        <w:jc w:val="both"/>
+        <w:rPr>
+          <w:rFonts w:ascii="Arial" w:hAnsi="Arial" w:cs="Arial"/>
+        </w:rPr>
+      </w:pPr>
+    </w:p>
+    <w:p>
+      <w:pPr>
+        <w:spacing w:line="360" w:lineRule="auto"/>
+        <w:jc w:val="both"/>
+        <w:rPr>
+          <w:rFonts w:ascii="Arial" w:hAnsi="Arial" w:cs="Arial"/>
+        </w:rPr>
+      </w:pPr>
+    </w:p>
+    <w:p>
+      <w:pPr>
+        <w:spacing w:line="360" w:lineRule="auto"/>
+        <w:jc w:val="both"/>
+        <w:rPr>
+          <w:rFonts w:ascii="Arial" w:hAnsi="Arial" w:cs="Arial"/>
+        </w:rPr>
+      </w:pPr>
+    </w:p>
+    <w:p>
+      <w:pPr>
+        <w:spacing w:line="360" w:lineRule="auto"/>
+        <w:jc w:val="both"/>
+        <w:rPr>
+          <w:rFonts w:ascii="Arial" w:hAnsi="Arial" w:cs="Arial"/>
+        </w:rPr>
+      </w:pPr>
+    </w:p>
+    <w:p>
+      <w:pPr>
+        <w:spacing w:line="360" w:lineRule="auto"/>
+        <w:jc w:val="both"/>
+        <w:rPr>
+          <w:rFonts w:ascii="Arial" w:hAnsi="Arial" w:cs="Arial"/>
+        </w:rPr>
+      </w:pPr>
+    </w:p>
+    <w:p>
+      <w:pPr>
+        <w:spacing w:line="360" w:lineRule="auto"/>
+        <w:jc w:val="both"/>
+        <w:rPr>
+          <w:rFonts w:ascii="Arial" w:hAnsi="Arial" w:cs="Arial"/>
+        </w:rPr>
+      </w:pPr>
+    </w:p>
+    <w:p>
+      <w:pPr>
+        <w:spacing w:line="360" w:lineRule="auto"/>
+        <w:rPr>
+          <w:rFonts w:ascii="Arial" w:hAnsi="Arial" w:cs="Arial"/>
+        </w:rPr>
+      </w:pPr>
+    </w:p>
+    <w:p>
+      <w:pPr>
+        <w:spacing w:line="360" w:lineRule="auto"/>
+        <w:rPr>
+          <w:rFonts w:ascii="Arial" w:hAnsi="Arial" w:cs="Arial"/>
+        </w:rPr>
+      </w:pPr>
+    </w:p>
+    <w:p>
+      <w:pPr>
+        <w:spacing w:line="360" w:lineRule="auto"/>
+        <w:jc w:val="both"/>
+        <w:rPr>
+          <w:rFonts w:ascii="Arial" w:hAnsi="Arial" w:cs="Arial"/>
+          <w:b/>
+          <w:bCs/>
+        </w:rPr>
+      </w:pPr>
+      <w:r>
+        <w:rPr>
+          <w:rFonts w:ascii="Arial" w:hAnsi="Arial" w:cs="Arial"/>
+          <w:b/>
+          <w:bCs/>
+        </w:rPr>
+        <w:t>Internal Guide</w:t>
+      </w:r>
+      <w:r>
+        <w:rPr>
+          <w:rFonts w:ascii="Arial" w:hAnsi="Arial" w:cs="Arial"/>
+          <w:b/>
+          <w:bCs/>
+        </w:rPr>
+        <w:tab/>
+      </w:r>
+      <w:r>
+        <w:rPr>
+          <w:rFonts w:ascii="Arial" w:hAnsi="Arial" w:cs="Arial"/>
+          <w:b/>
+          <w:bCs/>
+        </w:rPr>
+        <w:t xml:space="preserve">                                                          </w:t>
+      </w:r>
+      <w:r>
+        <w:rPr>
+          <w:rFonts w:ascii="Arial" w:hAnsi="Arial" w:cs="Arial"/>
+          <w:b/>
+          <w:bCs/>
+        </w:rPr>
+        <w:t>Head of the Department</w:t>
+      </w:r>
+    </w:p>
+    <w:p>
+      <w:pPr>
+        <w:spacing w:line="360" w:lineRule="auto"/>
+        <w:ind w:left="6840" w:hanging="6120"/>
+        <w:rPr>
+          <w:rFonts w:ascii="Arial" w:hAnsi="Arial" w:cs="Arial"/>
+        </w:rPr>
+      </w:pPr>
+      <w:r>
+        <w:rPr>
+          <w:rFonts w:ascii="Arial" w:hAnsi="Arial" w:cs="Arial"/>
+        </w:rPr>
+        <w:tab/>
+      </w:r>
+    </w:p>
+    <w:p>
+      <w:pPr>
+        <w:spacing w:line="360" w:lineRule="auto"/>
+        <w:ind w:left="6840" w:hanging="6120"/>
+        <w:rPr>
+          <w:rFonts w:ascii="Arial" w:hAnsi="Arial" w:cs="Arial"/>
+        </w:rPr>
+      </w:pPr>
+    </w:p>
+    <w:p>
+      <w:pPr>
+        <w:spacing w:line="360" w:lineRule="auto"/>
+        <w:rPr>
+          <w:rFonts w:ascii="Arial" w:hAnsi="Arial" w:cs="Arial"/>
+        </w:rPr>
+      </w:pPr>
+    </w:p>
+    <w:p>
+      <w:pPr>
+        <w:spacing w:line="360" w:lineRule="auto"/>
+        <w:rPr>
+          <w:rFonts w:ascii="Arial" w:hAnsi="Arial" w:cs="Arial"/>
+        </w:rPr>
+      </w:pPr>
+    </w:p>
+    <w:p>
+      <w:pPr>
+        <w:spacing w:line="360" w:lineRule="auto"/>
+        <w:rPr>
+          <w:rFonts w:ascii="Arial" w:hAnsi="Arial" w:cs="Arial"/>
+          <w:b/>
+          <w:bCs/>
+        </w:rPr>
+      </w:pPr>
+      <w:r>
+        <w:rPr>
+          <w:rFonts w:ascii="Arial" w:hAnsi="Arial" w:cs="Arial"/>
+          <w:b/>
+          <w:bCs/>
+        </w:rPr>
+        <w:t>Submitted for Viva Voce Examination held on_________________</w:t>
+      </w:r>
+    </w:p>
+    <w:p>
+      <w:pPr>
+        <w:rPr>
+          <w:rFonts w:ascii="Arial" w:hAnsi="Arial" w:cs="Arial"/>
+          <w:b/>
+          <w:bCs/>
+        </w:rPr>
+      </w:pPr>
+    </w:p>
+    <w:p>
+      <w:pPr>
+        <w:rPr>
+          <w:rFonts w:ascii="Arial" w:hAnsi="Arial" w:cs="Arial"/>
+          <w:b/>
+          <w:bCs/>
+        </w:rPr>
+      </w:pPr>
+    </w:p>
+    <w:p>
+      <w:pPr>
+        <w:rPr>
+          <w:rFonts w:ascii="Arial" w:hAnsi="Arial" w:cs="Arial"/>
+          <w:b/>
+          <w:bCs/>
+        </w:rPr>
+      </w:pPr>
+    </w:p>
+    <w:p>
+      <w:pPr>
+        <w:rPr>
+          <w:rFonts w:ascii="Arial" w:hAnsi="Arial" w:cs="Arial"/>
+          <w:b/>
+          <w:bCs/>
+        </w:rPr>
+      </w:pPr>
+    </w:p>
+    <w:p>
+      <w:pPr>
+        <w:rPr>
+          <w:rFonts w:ascii="Arial" w:hAnsi="Arial" w:cs="Arial"/>
+          <w:b/>
+          <w:bCs/>
+        </w:rPr>
+      </w:pPr>
+    </w:p>
+    <w:p>
+      <w:pPr>
+        <w:rPr>
+          <w:rFonts w:ascii="Arial" w:hAnsi="Arial" w:cs="Arial"/>
+          <w:b/>
+          <w:bCs/>
+        </w:rPr>
+      </w:pPr>
       <w:r>
         <w:rPr>
           <w:rFonts w:ascii="Arial" w:hAnsi="Arial" w:cs="Arial"/>
@@ -1223,46 +1523,36 @@
       <w:r>
         <w:rPr>
           <w:rFonts w:ascii="Arial" w:hAnsi="Arial" w:cs="Arial"/>
-        </w:rPr>
-        <w:t>who carried out the project entitled “___________________________________________</w:t>
-      </w:r>
-    </w:p>
-    <w:p>
-      <w:pPr>
-        <w:spacing w:line="360" w:lineRule="auto"/>
-        <w:ind w:left="720"/>
-        <w:rPr>
-          <w:rFonts w:ascii="Arial" w:hAnsi="Arial" w:cs="Arial"/>
-        </w:rPr>
-      </w:pPr>
-      <w:r>
-        <w:rPr>
-          <w:rFonts w:ascii="Arial" w:hAnsi="Arial" w:cs="Arial"/>
-        </w:rPr>
-        <w:t>____________________________________” under our supervision from December 2025 to March 2026.</w:t>
-      </w:r>
-    </w:p>
-    <w:p>
-      <w:pPr>
-        <w:spacing w:line="360" w:lineRule="auto"/>
-        <w:rPr>
-          <w:rFonts w:ascii="Arial" w:hAnsi="Arial" w:cs="Arial"/>
-        </w:rPr>
-      </w:pPr>
-    </w:p>
-    <w:p>
-      <w:pPr>
-        <w:spacing w:line="360" w:lineRule="auto"/>
-        <w:rPr>
-          <w:rFonts w:ascii="Arial" w:hAnsi="Arial" w:cs="Arial"/>
-        </w:rPr>
-      </w:pPr>
-    </w:p>
-    <w:p>
-      <w:pPr>
-        <w:spacing w:line="360" w:lineRule="auto"/>
-        <w:rPr>
-          <w:rFonts w:ascii="Arial" w:hAnsi="Arial" w:cs="Arial"/>
+          <w:b/>
+          <w:bCs/>
+        </w:rPr>
+        <w:t xml:space="preserve">Internal Examiner                                                         </w:t>
+      </w:r>
+      <w:r>
+        <w:rPr>
+          <w:rFonts w:ascii="Arial" w:hAnsi="Arial" w:cs="Arial"/>
+          <w:b/>
+          <w:bCs/>
+        </w:rPr>
+        <w:t xml:space="preserve">     </w:t>
+      </w:r>
+      <w:r>
+        <w:rPr>
+          <w:rFonts w:ascii="Arial" w:hAnsi="Arial" w:cs="Arial"/>
+          <w:b/>
+          <w:bCs/>
+        </w:rPr>
+        <w:t xml:space="preserve">  External Examiner</w:t>
+      </w:r>
+    </w:p>
+    <w:p>
+      <w:pPr>
+        <w:spacing w:line="360" w:lineRule="auto"/>
+        <w:ind w:left="6840" w:hanging="6120"/>
+        <w:rPr>
+          <w:rFonts w:ascii="Arial" w:hAnsi="Arial" w:cs="Arial"/>
+          <w:b/>
+          <w:bCs/>
         </w:rPr>
       </w:pPr>
     </w:p>
@@ -1277,188 +1567,14 @@
           <w:bCs/>
         </w:rPr>
       </w:pPr>
-      <w:r>
-        <w:rPr>
-          <w:rFonts w:ascii="Arial" w:hAnsi="Arial" w:cs="Arial"/>
-          <w:b/>
-          <w:bCs/>
-        </w:rPr>
-        <w:t>Internal Guide</w:t>
-      </w:r>
-      <w:r>
-        <w:rPr>
-          <w:rFonts w:ascii="Arial" w:hAnsi="Arial" w:cs="Arial"/>
-          <w:b/>
-          <w:bCs/>
-        </w:rPr>
-        <w:tab/>
-        <w:t>Head of the Department</w:t>
-      </w:r>
-    </w:p>
-    <w:p>
-      <w:pPr>
-        <w:spacing w:line="360" w:lineRule="auto"/>
-        <w:ind w:left="6840" w:hanging="6120"/>
-        <w:rPr>
-          <w:rFonts w:ascii="Arial" w:hAnsi="Arial" w:cs="Arial"/>
-        </w:rPr>
-      </w:pPr>
-      <w:r>
-        <w:rPr>
-          <w:rFonts w:ascii="Arial" w:hAnsi="Arial" w:cs="Arial"/>
-        </w:rPr>
-        <w:tab/>
-      </w:r>
-    </w:p>
-    <w:p>
-      <w:pPr>
-        <w:spacing w:line="360" w:lineRule="auto"/>
-        <w:ind w:left="6840" w:hanging="6120"/>
-        <w:rPr>
-          <w:rFonts w:ascii="Arial" w:hAnsi="Arial" w:cs="Arial"/>
-        </w:rPr>
-      </w:pPr>
-    </w:p>
-    <w:p>
-      <w:pPr>
-        <w:spacing w:line="360" w:lineRule="auto"/>
-        <w:rPr>
-          <w:rFonts w:ascii="Arial" w:hAnsi="Arial" w:cs="Arial"/>
-        </w:rPr>
-      </w:pPr>
-    </w:p>
-    <w:p>
-      <w:pPr>
-        <w:spacing w:line="360" w:lineRule="auto"/>
-        <w:ind w:left="6840" w:hanging="6120"/>
-        <w:rPr>
-          <w:rFonts w:ascii="Arial" w:hAnsi="Arial" w:cs="Arial"/>
-          <w:b/>
-          <w:bCs/>
-        </w:rPr>
-      </w:pPr>
-      <w:r>
-        <w:rPr>
-          <w:rFonts w:ascii="Arial" w:hAnsi="Arial" w:cs="Arial"/>
-          <w:b/>
-          <w:bCs/>
-        </w:rPr>
-        <w:t>Submitted for Viva Voce Examination held on_________________</w:t>
-      </w:r>
-    </w:p>
-    <w:p>
-      <w:pPr>
-        <w:spacing w:line="360" w:lineRule="auto"/>
-        <w:ind w:left="6840" w:hanging="6120"/>
-        <w:rPr>
-          <w:rFonts w:ascii="Arial" w:hAnsi="Arial" w:cs="Arial"/>
-          <w:b/>
-          <w:bCs/>
-        </w:rPr>
-      </w:pPr>
-    </w:p>
-    <w:p>
-      <w:pPr>
-        <w:spacing w:line="360" w:lineRule="auto"/>
-        <w:rPr>
-          <w:rFonts w:ascii="Arial" w:hAnsi="Arial" w:cs="Arial"/>
-        </w:rPr>
-      </w:pPr>
-    </w:p>
-    <w:p>
-      <w:pPr>
-        <w:spacing w:line="360" w:lineRule="auto"/>
-        <w:rPr>
-          <w:rFonts w:ascii="Arial" w:hAnsi="Arial" w:cs="Arial"/>
-        </w:rPr>
-      </w:pPr>
-    </w:p>
-    <w:p>
-      <w:pPr>
-        <w:spacing w:line="360" w:lineRule="auto"/>
-        <w:ind w:left="6840" w:hanging="6120"/>
-        <w:rPr>
-          <w:rFonts w:ascii="Arial" w:hAnsi="Arial" w:cs="Arial"/>
-        </w:rPr>
-      </w:pPr>
-    </w:p>
-    <w:p>
-      <w:pPr>
-        <w:ind w:left="6840" w:hanging="6120"/>
-        <w:rPr>
-          <w:rFonts w:ascii="Arial" w:hAnsi="Arial" w:cs="Arial"/>
-          <w:b/>
-          <w:bCs/>
-        </w:rPr>
-      </w:pPr>
-      <w:r>
-        <w:rPr>
-          <w:rFonts w:ascii="Arial" w:hAnsi="Arial" w:cs="Arial"/>
-          <w:b/>
-          <w:bCs/>
-        </w:rPr>
-        <w:t>Internal Examiner                                                           External Examiner</w:t>
-      </w:r>
-    </w:p>
-    <w:p>
-      <w:pPr>
-        <w:spacing w:line="360" w:lineRule="auto"/>
-        <w:ind w:left="6840" w:hanging="6120"/>
-        <w:rPr>
-          <w:rFonts w:ascii="Arial" w:hAnsi="Arial" w:cs="Arial"/>
-          <w:b/>
-          <w:bCs/>
-        </w:rPr>
-      </w:pPr>
-    </w:p>
-    <w:p>
-      <w:pPr>
-        <w:spacing w:line="360" w:lineRule="auto"/>
-        <w:ind w:left="6840" w:hanging="6120"/>
-        <w:jc w:val="center"/>
-        <w:rPr>
-          <w:rFonts w:ascii="Arial" w:hAnsi="Arial" w:cs="Arial"/>
-          <w:b/>
-          <w:bCs/>
-        </w:rPr>
-      </w:pPr>
-    </w:p>
-    <w:p>
-      <w:pPr>
-        <w:spacing w:line="360" w:lineRule="auto"/>
-        <w:rPr>
-          <w:rFonts w:ascii="Arial" w:hAnsi="Arial" w:cs="Arial"/>
-          <w:b/>
-          <w:bCs/>
-        </w:rPr>
-      </w:pPr>
-    </w:p>
-    <w:p>
-      <w:pPr>
-        <w:spacing w:line="360" w:lineRule="auto"/>
-        <w:ind w:left="6840" w:hanging="6120"/>
-        <w:jc w:val="center"/>
-        <w:rPr>
-          <w:rFonts w:ascii="Arial" w:hAnsi="Arial" w:cs="Arial"/>
-          <w:b/>
-          <w:bCs/>
-        </w:rPr>
-      </w:pPr>
-    </w:p>
-    <w:p>
-      <w:pPr>
-        <w:rPr>
-          <w:rFonts w:ascii="Arial" w:hAnsi="Arial" w:cs="Arial"/>
-          <w:b/>
-          <w:bCs/>
-        </w:rPr>
-      </w:pPr>
-    </w:p>
-    <w:p>
-      <w:pPr>
-        <w:spacing w:line="360" w:lineRule="auto"/>
-        <w:rPr>
-          <w:rFonts w:ascii="Arial" w:hAnsi="Arial" w:cs="Arial"/>
+    </w:p>
+    <w:p>
+      <w:pPr>
+        <w:spacing w:line="360" w:lineRule="auto"/>
+        <w:rPr>
+          <w:rFonts w:ascii="Arial" w:hAnsi="Arial" w:cs="Arial"/>
+          <w:b/>
+          <w:bCs/>
         </w:rPr>
       </w:pPr>
     </w:p>
@@ -1471,6 +1587,8 @@
         <w:outlineLvl w:val="0"/>
         <w:rPr>
           <w:rFonts w:ascii="Arial" w:hAnsi="Arial" w:cs="Arial"/>
+          <w:b/>
+          <w:bCs/>
           <w:color w:val="000000"/>
           <w:kern w:val="2"/>
           <w:sz w:val="22"/>
@@ -1481,12 +1599,15 @@
       <w:r>
         <w:rPr>
           <w:rFonts w:ascii="Arial" w:hAnsi="Arial" w:cs="Arial"/>
+          <w:b/>
+          <w:bCs/>
           <w:color w:val="000000"/>
           <w:kern w:val="2"/>
           <w:sz w:val="28"/>
           <w:lang w:val="en-IN" w:eastAsia="en-IN" w:bidi="ar-SA"/>
           <w14:ligatures w14:val="standardContextual"/>
         </w:rPr>
+        <w:lastRenderedPageBreak/>
         <w:t>ACKNOWLEDGEMENT</w:t>
       </w:r>
     </w:p>
@@ -1505,6 +1626,7 @@
           <w:tab w:val="right" w:pos="9178"/>
         </w:tabs>
         <w:spacing w:after="153" w:line="256" w:lineRule="auto"/>
+        <w:jc w:val="both"/>
         <w:rPr>
           <w:rFonts w:ascii="Arial" w:hAnsi="Arial" w:cs="Arial"/>
           <w:color w:val="000000"/>
@@ -1515,17 +1637,6 @@
       </w:pPr>
       <w:r>
         <w:rPr>
-          <w:rFonts w:ascii="Arial" w:eastAsia="Calibri" w:hAnsi="Arial" w:cs="Arial"/>
-          <w:color w:val="000000"/>
-          <w:kern w:val="2"/>
-          <w:sz w:val="22"/>
-          <w:lang w:val="en-IN" w:eastAsia="en-IN" w:bidi="ar-SA"/>
-          <w14:ligatures w14:val="standardContextual"/>
-        </w:rPr>
-        <w:tab/>
-      </w:r>
-      <w:r>
-        <w:rPr>
           <w:rFonts w:ascii="Arial" w:hAnsi="Arial" w:cs="Arial"/>
           <w:color w:val="000000"/>
           <w:kern w:val="2"/>
@@ -1637,7 +1748,7 @@
     <w:p>
       <w:pPr>
         <w:spacing w:after="433" w:line="364" w:lineRule="auto"/>
-        <w:ind w:left="715" w:right="43" w:hanging="10"/>
+        <w:ind w:right="43"/>
         <w:jc w:val="both"/>
         <w:rPr>
           <w:rFonts w:ascii="Arial" w:hAnsi="Arial" w:cs="Arial"/>
@@ -1716,6 +1827,7 @@
           <w:tab w:val="right" w:pos="9178"/>
         </w:tabs>
         <w:spacing w:after="153" w:line="256" w:lineRule="auto"/>
+        <w:jc w:val="both"/>
         <w:rPr>
           <w:rFonts w:ascii="Arial" w:hAnsi="Arial" w:cs="Arial"/>
           <w:color w:val="000000"/>
@@ -1726,17 +1838,6 @@
       </w:pPr>
       <w:r>
         <w:rPr>
-          <w:rFonts w:ascii="Arial" w:eastAsia="Calibri" w:hAnsi="Arial" w:cs="Arial"/>
-          <w:color w:val="000000"/>
-          <w:kern w:val="2"/>
-          <w:sz w:val="22"/>
-          <w:lang w:val="en-IN" w:eastAsia="en-IN" w:bidi="ar-SA"/>
-          <w14:ligatures w14:val="standardContextual"/>
-        </w:rPr>
-        <w:tab/>
-      </w:r>
-      <w:r>
-        <w:rPr>
           <w:rFonts w:ascii="Arial" w:hAnsi="Arial" w:cs="Arial"/>
           <w:color w:val="000000"/>
           <w:kern w:val="2"/>
@@ -1837,7 +1938,7 @@
     <w:p>
       <w:pPr>
         <w:spacing w:after="119" w:line="256" w:lineRule="auto"/>
-        <w:ind w:left="715" w:right="43" w:hanging="10"/>
+        <w:ind w:right="43"/>
         <w:jc w:val="both"/>
         <w:rPr>
           <w:rFonts w:ascii="Arial" w:hAnsi="Arial" w:cs="Arial"/>
@@ -1883,7 +1984,7 @@
     <w:p>
       <w:pPr>
         <w:spacing w:after="433" w:line="364" w:lineRule="auto"/>
-        <w:ind w:left="715" w:right="43" w:hanging="10"/>
+        <w:ind w:right="43"/>
         <w:jc w:val="both"/>
         <w:rPr>
           <w:rFonts w:ascii="Arial" w:hAnsi="Arial" w:cs="Arial"/>
@@ -1907,7 +2008,7 @@
     <w:p>
       <w:pPr>
         <w:spacing w:after="433" w:line="364" w:lineRule="auto"/>
-        <w:ind w:left="705" w:right="43" w:firstLine="720"/>
+        <w:ind w:right="43"/>
         <w:jc w:val="both"/>
         <w:rPr>
           <w:rFonts w:ascii="Arial" w:hAnsi="Arial" w:cs="Arial"/>
@@ -1953,7 +2054,7 @@
     <w:p>
       <w:pPr>
         <w:spacing w:after="433" w:line="364" w:lineRule="auto"/>
-        <w:ind w:left="705" w:right="43" w:firstLine="720"/>
+        <w:ind w:right="43"/>
         <w:jc w:val="both"/>
         <w:rPr>
           <w:rFonts w:ascii="Arial" w:hAnsi="Arial" w:cs="Arial"/>
@@ -2039,7 +2140,7 @@
     <w:p>
       <w:pPr>
         <w:spacing w:after="402" w:line="364" w:lineRule="auto"/>
-        <w:ind w:left="705" w:right="43" w:firstLine="720"/>
+        <w:ind w:right="43"/>
         <w:jc w:val="both"/>
         <w:rPr>
           <w:rFonts w:ascii="Arial" w:hAnsi="Arial" w:cs="Arial"/>
@@ -2163,7 +2264,7 @@
     <w:p>
       <w:pPr>
         <w:spacing w:after="433" w:line="364" w:lineRule="auto"/>
-        <w:ind w:left="705" w:right="43" w:firstLine="720"/>
+        <w:ind w:right="43"/>
         <w:jc w:val="both"/>
         <w:rPr>
           <w:rFonts w:ascii="Arial" w:hAnsi="Arial" w:cs="Arial"/>
@@ -2221,9 +2322,9 @@
         <w:tblLook w:val="04A0" w:firstRow="1" w:lastRow="0" w:firstColumn="1" w:lastColumn="0" w:noHBand="0" w:noVBand="1"/>
       </w:tblPr>
       <w:tblGrid>
-        <w:gridCol w:w="988"/>
-        <w:gridCol w:w="6945"/>
-        <w:gridCol w:w="1083"/>
+        <w:gridCol w:w="982"/>
+        <w:gridCol w:w="6721"/>
+        <w:gridCol w:w="1074"/>
       </w:tblGrid>
       <w:tr>
         <w:tc>
@@ -4852,6 +4953,532 @@
       <w:pPr>
         <w:pStyle w:val="Fuck"/>
       </w:pPr>
+    </w:p>
+    <w:p>
+      <w:pPr>
+        <w:pStyle w:val="Fuck"/>
+      </w:pPr>
+    </w:p>
+    <w:p>
+      <w:pPr>
+        <w:spacing w:after="160" w:line="278" w:lineRule="auto"/>
+        <w:jc w:val="center"/>
+        <w:rPr>
+          <w:rFonts w:ascii="Arial" w:hAnsi="Arial" w:cs="Arial"/>
+          <w:b/>
+          <w:bCs/>
+          <w:sz w:val="28"/>
+          <w:szCs w:val="28"/>
+        </w:rPr>
+      </w:pPr>
+      <w:r>
+        <w:rPr>
+          <w:rFonts w:ascii="Arial" w:hAnsi="Arial" w:cs="Arial"/>
+        </w:rPr>
+        <w:br w:type="page"/>
+      </w:r>
+      <w:r>
+        <w:rPr>
+          <w:rFonts w:ascii="Arial" w:hAnsi="Arial" w:cs="Arial"/>
+          <w:b/>
+          <w:bCs/>
+          <w:sz w:val="28"/>
+          <w:szCs w:val="28"/>
+        </w:rPr>
+        <w:lastRenderedPageBreak/>
+        <w:t>L</w:t>
+      </w:r>
+      <w:r>
+        <w:rPr>
+          <w:rFonts w:ascii="Arial" w:hAnsi="Arial" w:cs="Arial"/>
+          <w:b/>
+          <w:bCs/>
+          <w:sz w:val="28"/>
+          <w:szCs w:val="28"/>
+        </w:rPr>
+        <w:t>ist of Tables</w:t>
+      </w:r>
+    </w:p>
+    <w:p>
+      <w:pPr>
+        <w:spacing w:after="160" w:line="278" w:lineRule="auto"/>
+        <w:jc w:val="center"/>
+        <w:rPr>
+          <w:rFonts w:ascii="Arial" w:hAnsi="Arial" w:cs="Arial"/>
+          <w:b/>
+          <w:bCs/>
+          <w:sz w:val="28"/>
+          <w:szCs w:val="28"/>
+        </w:rPr>
+      </w:pPr>
+    </w:p>
+    <w:p>
+      <w:pPr>
+        <w:pStyle w:val="TableofFigures"/>
+        <w:tabs>
+          <w:tab w:val="right" w:leader="dot" w:pos="8777"/>
+        </w:tabs>
+        <w:rPr>
+          <w:rFonts w:ascii="Arial" w:hAnsi="Arial" w:cs="Arial"/>
+          <w:noProof/>
+        </w:rPr>
+      </w:pPr>
+      <w:r>
+        <w:rPr>
+          <w:rFonts w:ascii="Arial" w:hAnsi="Arial" w:cs="Arial"/>
+        </w:rPr>
+        <w:fldChar w:fldCharType="begin"/>
+      </w:r>
+      <w:r>
+        <w:rPr>
+          <w:rFonts w:ascii="Arial" w:hAnsi="Arial" w:cs="Arial"/>
+        </w:rPr>
+        <w:instrText xml:space="preserve"> TOC \h \z \c "Table" </w:instrText>
+      </w:r>
+      <w:r>
+        <w:rPr>
+          <w:rFonts w:ascii="Arial" w:hAnsi="Arial" w:cs="Arial"/>
+        </w:rPr>
+        <w:fldChar w:fldCharType="separate"/>
+      </w:r>
+      <w:hyperlink w:anchor="_Toc225601484" w:history="1">
+        <w:r>
+          <w:rPr>
+            <w:rStyle w:val="Hyperlink"/>
+            <w:rFonts w:ascii="Arial" w:eastAsiaTheme="majorEastAsia" w:hAnsi="Arial" w:cs="Arial"/>
+            <w:noProof/>
+          </w:rPr>
+          <w:t>Table 1: Hardware Requirements and Specification</w:t>
+        </w:r>
+        <w:r>
+          <w:rPr>
+            <w:rFonts w:ascii="Arial" w:hAnsi="Arial" w:cs="Arial"/>
+            <w:noProof/>
+            <w:webHidden/>
+          </w:rPr>
+          <w:tab/>
+        </w:r>
+        <w:r>
+          <w:rPr>
+            <w:rFonts w:ascii="Arial" w:hAnsi="Arial" w:cs="Arial"/>
+            <w:noProof/>
+            <w:webHidden/>
+          </w:rPr>
+          <w:fldChar w:fldCharType="begin"/>
+        </w:r>
+        <w:r>
+          <w:rPr>
+            <w:rFonts w:ascii="Arial" w:hAnsi="Arial" w:cs="Arial"/>
+            <w:noProof/>
+            <w:webHidden/>
+          </w:rPr>
+          <w:instrText xml:space="preserve"> PAGEREF _Toc225601484 \h </w:instrText>
+        </w:r>
+        <w:r>
+          <w:rPr>
+            <w:rFonts w:ascii="Arial" w:hAnsi="Arial" w:cs="Arial"/>
+            <w:noProof/>
+            <w:webHidden/>
+          </w:rPr>
+        </w:r>
+        <w:r>
+          <w:rPr>
+            <w:rFonts w:ascii="Arial" w:hAnsi="Arial" w:cs="Arial"/>
+            <w:noProof/>
+            <w:webHidden/>
+          </w:rPr>
+          <w:fldChar w:fldCharType="separate"/>
+        </w:r>
+        <w:r>
+          <w:rPr>
+            <w:rFonts w:ascii="Arial" w:hAnsi="Arial" w:cs="Arial"/>
+            <w:noProof/>
+            <w:webHidden/>
+          </w:rPr>
+          <w:t>8</w:t>
+        </w:r>
+        <w:r>
+          <w:rPr>
+            <w:rFonts w:ascii="Arial" w:hAnsi="Arial" w:cs="Arial"/>
+            <w:noProof/>
+            <w:webHidden/>
+          </w:rPr>
+          <w:fldChar w:fldCharType="end"/>
+        </w:r>
+      </w:hyperlink>
+    </w:p>
+    <w:p>
+      <w:pPr>
+        <w:pStyle w:val="TableofFigures"/>
+        <w:tabs>
+          <w:tab w:val="right" w:leader="dot" w:pos="8777"/>
+        </w:tabs>
+        <w:rPr>
+          <w:rFonts w:ascii="Arial" w:hAnsi="Arial" w:cs="Arial"/>
+          <w:noProof/>
+        </w:rPr>
+      </w:pPr>
+      <w:hyperlink w:anchor="_Toc225601485" w:history="1">
+        <w:r>
+          <w:rPr>
+            <w:rStyle w:val="Hyperlink"/>
+            <w:rFonts w:ascii="Arial" w:eastAsiaTheme="majorEastAsia" w:hAnsi="Arial" w:cs="Arial"/>
+            <w:noProof/>
+          </w:rPr>
+          <w:t>Table 2: Module Testing Result</w:t>
+        </w:r>
+        <w:r>
+          <w:rPr>
+            <w:rFonts w:ascii="Arial" w:hAnsi="Arial" w:cs="Arial"/>
+            <w:noProof/>
+            <w:webHidden/>
+          </w:rPr>
+          <w:tab/>
+        </w:r>
+        <w:r>
+          <w:rPr>
+            <w:rFonts w:ascii="Arial" w:hAnsi="Arial" w:cs="Arial"/>
+            <w:noProof/>
+            <w:webHidden/>
+          </w:rPr>
+          <w:fldChar w:fldCharType="begin"/>
+        </w:r>
+        <w:r>
+          <w:rPr>
+            <w:rFonts w:ascii="Arial" w:hAnsi="Arial" w:cs="Arial"/>
+            <w:noProof/>
+            <w:webHidden/>
+          </w:rPr>
+          <w:instrText xml:space="preserve"> PAGEREF _Toc225601485 \h </w:instrText>
+        </w:r>
+        <w:r>
+          <w:rPr>
+            <w:rFonts w:ascii="Arial" w:hAnsi="Arial" w:cs="Arial"/>
+            <w:noProof/>
+            <w:webHidden/>
+          </w:rPr>
+        </w:r>
+        <w:r>
+          <w:rPr>
+            <w:rFonts w:ascii="Arial" w:hAnsi="Arial" w:cs="Arial"/>
+            <w:noProof/>
+            <w:webHidden/>
+          </w:rPr>
+          <w:fldChar w:fldCharType="separate"/>
+        </w:r>
+        <w:r>
+          <w:rPr>
+            <w:rFonts w:ascii="Arial" w:hAnsi="Arial" w:cs="Arial"/>
+            <w:noProof/>
+            <w:webHidden/>
+          </w:rPr>
+          <w:t>16</w:t>
+        </w:r>
+        <w:r>
+          <w:rPr>
+            <w:rFonts w:ascii="Arial" w:hAnsi="Arial" w:cs="Arial"/>
+            <w:noProof/>
+            <w:webHidden/>
+          </w:rPr>
+          <w:fldChar w:fldCharType="end"/>
+        </w:r>
+      </w:hyperlink>
+    </w:p>
+    <w:p>
+      <w:pPr>
+        <w:pStyle w:val="TableofFigures"/>
+        <w:tabs>
+          <w:tab w:val="right" w:leader="dot" w:pos="8777"/>
+        </w:tabs>
+        <w:rPr>
+          <w:rFonts w:ascii="Arial" w:hAnsi="Arial" w:cs="Arial"/>
+          <w:noProof/>
+        </w:rPr>
+      </w:pPr>
+      <w:hyperlink w:anchor="_Toc225601486" w:history="1">
+        <w:r>
+          <w:rPr>
+            <w:rStyle w:val="Hyperlink"/>
+            <w:rFonts w:ascii="Arial" w:eastAsiaTheme="majorEastAsia" w:hAnsi="Arial" w:cs="Arial"/>
+            <w:noProof/>
+          </w:rPr>
+          <w:t>Table 3: Comparison Features</w:t>
+        </w:r>
+        <w:r>
+          <w:rPr>
+            <w:rFonts w:ascii="Arial" w:hAnsi="Arial" w:cs="Arial"/>
+            <w:noProof/>
+            <w:webHidden/>
+          </w:rPr>
+          <w:tab/>
+        </w:r>
+        <w:r>
+          <w:rPr>
+            <w:rFonts w:ascii="Arial" w:hAnsi="Arial" w:cs="Arial"/>
+            <w:noProof/>
+            <w:webHidden/>
+          </w:rPr>
+          <w:fldChar w:fldCharType="begin"/>
+        </w:r>
+        <w:r>
+          <w:rPr>
+            <w:rFonts w:ascii="Arial" w:hAnsi="Arial" w:cs="Arial"/>
+            <w:noProof/>
+            <w:webHidden/>
+          </w:rPr>
+          <w:instrText xml:space="preserve"> PAGEREF _Toc225601486 \h </w:instrText>
+        </w:r>
+        <w:r>
+          <w:rPr>
+            <w:rFonts w:ascii="Arial" w:hAnsi="Arial" w:cs="Arial"/>
+            <w:noProof/>
+            <w:webHidden/>
+          </w:rPr>
+        </w:r>
+        <w:r>
+          <w:rPr>
+            <w:rFonts w:ascii="Arial" w:hAnsi="Arial" w:cs="Arial"/>
+            <w:noProof/>
+            <w:webHidden/>
+          </w:rPr>
+          <w:fldChar w:fldCharType="separate"/>
+        </w:r>
+        <w:r>
+          <w:rPr>
+            <w:rFonts w:ascii="Arial" w:hAnsi="Arial" w:cs="Arial"/>
+            <w:noProof/>
+            <w:webHidden/>
+          </w:rPr>
+          <w:t>17</w:t>
+        </w:r>
+        <w:r>
+          <w:rPr>
+            <w:rFonts w:ascii="Arial" w:hAnsi="Arial" w:cs="Arial"/>
+            <w:noProof/>
+            <w:webHidden/>
+          </w:rPr>
+          <w:fldChar w:fldCharType="end"/>
+        </w:r>
+      </w:hyperlink>
+    </w:p>
+    <w:p>
+      <w:pPr>
+        <w:spacing w:after="160" w:line="278" w:lineRule="auto"/>
+        <w:rPr>
+          <w:rFonts w:ascii="Arial" w:hAnsi="Arial" w:cs="Arial"/>
+        </w:rPr>
+      </w:pPr>
+      <w:r>
+        <w:rPr>
+          <w:rFonts w:ascii="Arial" w:hAnsi="Arial" w:cs="Arial"/>
+        </w:rPr>
+        <w:fldChar w:fldCharType="end"/>
+      </w:r>
+    </w:p>
+    <w:p>
+      <w:pPr>
+        <w:spacing w:after="160" w:line="278" w:lineRule="auto"/>
+        <w:rPr>
+          <w:rFonts w:ascii="Arial" w:hAnsi="Arial" w:cs="Arial"/>
+          <w:b/>
+          <w:bCs/>
+        </w:rPr>
+      </w:pPr>
+    </w:p>
+    <w:p>
+      <w:pPr>
+        <w:spacing w:after="160" w:line="278" w:lineRule="auto"/>
+        <w:rPr>
+          <w:rFonts w:ascii="Arial" w:hAnsi="Arial" w:cs="Arial"/>
+        </w:rPr>
+      </w:pPr>
+    </w:p>
+    <w:p>
+      <w:pPr>
+        <w:spacing w:after="160" w:line="278" w:lineRule="auto"/>
+        <w:rPr>
+          <w:rFonts w:ascii="Arial" w:hAnsi="Arial" w:cs="Arial"/>
+        </w:rPr>
+      </w:pPr>
+    </w:p>
+    <w:p>
+      <w:pPr>
+        <w:spacing w:after="160" w:line="278" w:lineRule="auto"/>
+        <w:rPr>
+          <w:rFonts w:ascii="Arial" w:hAnsi="Arial" w:cs="Arial"/>
+        </w:rPr>
+      </w:pPr>
+    </w:p>
+    <w:p>
+      <w:pPr>
+        <w:spacing w:after="160" w:line="278" w:lineRule="auto"/>
+        <w:rPr>
+          <w:rFonts w:ascii="Arial" w:hAnsi="Arial" w:cs="Arial"/>
+        </w:rPr>
+      </w:pPr>
+    </w:p>
+    <w:p>
+      <w:pPr>
+        <w:spacing w:after="160" w:line="278" w:lineRule="auto"/>
+        <w:rPr>
+          <w:rFonts w:ascii="Arial" w:hAnsi="Arial" w:cs="Arial"/>
+        </w:rPr>
+      </w:pPr>
+    </w:p>
+    <w:p>
+      <w:pPr>
+        <w:spacing w:after="160" w:line="278" w:lineRule="auto"/>
+        <w:rPr>
+          <w:rFonts w:ascii="Arial" w:hAnsi="Arial" w:cs="Arial"/>
+        </w:rPr>
+      </w:pPr>
+    </w:p>
+    <w:p>
+      <w:pPr>
+        <w:spacing w:after="160" w:line="278" w:lineRule="auto"/>
+        <w:rPr>
+          <w:rFonts w:ascii="Arial" w:hAnsi="Arial" w:cs="Arial"/>
+        </w:rPr>
+      </w:pPr>
+    </w:p>
+    <w:p>
+      <w:pPr>
+        <w:spacing w:after="160" w:line="278" w:lineRule="auto"/>
+        <w:rPr>
+          <w:rFonts w:ascii="Arial" w:hAnsi="Arial" w:cs="Arial"/>
+        </w:rPr>
+      </w:pPr>
+    </w:p>
+    <w:p>
+      <w:pPr>
+        <w:spacing w:after="160" w:line="278" w:lineRule="auto"/>
+        <w:rPr>
+          <w:rFonts w:ascii="Arial" w:hAnsi="Arial" w:cs="Arial"/>
+        </w:rPr>
+      </w:pPr>
+    </w:p>
+    <w:p>
+      <w:pPr>
+        <w:spacing w:after="160" w:line="278" w:lineRule="auto"/>
+        <w:rPr>
+          <w:rFonts w:ascii="Arial" w:hAnsi="Arial" w:cs="Arial"/>
+        </w:rPr>
+      </w:pPr>
+    </w:p>
+    <w:p>
+      <w:pPr>
+        <w:spacing w:after="160" w:line="278" w:lineRule="auto"/>
+        <w:rPr>
+          <w:rFonts w:ascii="Arial" w:hAnsi="Arial" w:cs="Arial"/>
+        </w:rPr>
+      </w:pPr>
+    </w:p>
+    <w:p>
+      <w:pPr>
+        <w:spacing w:after="160" w:line="278" w:lineRule="auto"/>
+        <w:rPr>
+          <w:rFonts w:ascii="Arial" w:hAnsi="Arial" w:cs="Arial"/>
+        </w:rPr>
+      </w:pPr>
+    </w:p>
+    <w:p>
+      <w:pPr>
+        <w:spacing w:after="160" w:line="278" w:lineRule="auto"/>
+        <w:rPr>
+          <w:rFonts w:ascii="Arial" w:hAnsi="Arial" w:cs="Arial"/>
+        </w:rPr>
+      </w:pPr>
+    </w:p>
+    <w:p>
+      <w:pPr>
+        <w:spacing w:after="160" w:line="278" w:lineRule="auto"/>
+        <w:rPr>
+          <w:rFonts w:ascii="Arial" w:hAnsi="Arial" w:cs="Arial"/>
+        </w:rPr>
+      </w:pPr>
+    </w:p>
+    <w:p>
+      <w:pPr>
+        <w:spacing w:after="160" w:line="278" w:lineRule="auto"/>
+        <w:rPr>
+          <w:rFonts w:ascii="Arial" w:hAnsi="Arial" w:cs="Arial"/>
+        </w:rPr>
+      </w:pPr>
+    </w:p>
+    <w:p>
+      <w:pPr>
+        <w:spacing w:after="160" w:line="278" w:lineRule="auto"/>
+        <w:rPr>
+          <w:rFonts w:ascii="Arial" w:hAnsi="Arial" w:cs="Arial"/>
+        </w:rPr>
+      </w:pPr>
+    </w:p>
+    <w:p>
+      <w:pPr>
+        <w:spacing w:after="160" w:line="278" w:lineRule="auto"/>
+        <w:rPr>
+          <w:rFonts w:ascii="Arial" w:hAnsi="Arial" w:cs="Arial"/>
+        </w:rPr>
+      </w:pPr>
+    </w:p>
+    <w:p>
+      <w:pPr>
+        <w:spacing w:after="160" w:line="278" w:lineRule="auto"/>
+        <w:rPr>
+          <w:rFonts w:ascii="Arial" w:hAnsi="Arial" w:cs="Arial"/>
+        </w:rPr>
+      </w:pPr>
+    </w:p>
+    <w:p>
+      <w:pPr>
+        <w:spacing w:after="160" w:line="278" w:lineRule="auto"/>
+        <w:rPr>
+          <w:rFonts w:ascii="Arial" w:hAnsi="Arial" w:cs="Arial"/>
+        </w:rPr>
+      </w:pPr>
+    </w:p>
+    <w:p>
+      <w:pPr>
+        <w:spacing w:after="160" w:line="278" w:lineRule="auto"/>
+        <w:rPr>
+          <w:rFonts w:ascii="Arial" w:hAnsi="Arial" w:cs="Arial"/>
+        </w:rPr>
+      </w:pPr>
+    </w:p>
+    <w:p>
+      <w:pPr>
+        <w:spacing w:after="160" w:line="278" w:lineRule="auto"/>
+        <w:rPr>
+          <w:rFonts w:ascii="Arial" w:hAnsi="Arial" w:cs="Arial"/>
+        </w:rPr>
+      </w:pPr>
+    </w:p>
+    <w:p>
+      <w:pPr>
+        <w:spacing w:after="160" w:line="278" w:lineRule="auto"/>
+        <w:rPr>
+          <w:rFonts w:ascii="Arial" w:hAnsi="Arial" w:cs="Arial"/>
+        </w:rPr>
+      </w:pPr>
+    </w:p>
+    <w:p>
+      <w:pPr>
+        <w:spacing w:after="160" w:line="278" w:lineRule="auto"/>
+        <w:rPr>
+          <w:rFonts w:ascii="Arial" w:hAnsi="Arial" w:cs="Arial"/>
+        </w:rPr>
+      </w:pPr>
+    </w:p>
+    <w:p>
+      <w:pPr>
+        <w:pStyle w:val="Fuck"/>
+        <w:jc w:val="left"/>
+      </w:pPr>
+    </w:p>
+    <w:p>
+      <w:pPr>
+        <w:pStyle w:val="Fuck"/>
+      </w:pPr>
       <w:r>
         <w:lastRenderedPageBreak/>
         <w:t>ABSTRACT</w:t>
@@ -4869,7 +5496,82 @@
         <w:rPr>
           <w:rFonts w:ascii="Arial" w:hAnsi="Arial" w:cs="Arial"/>
         </w:rPr>
-        <w:t>Accessing timely healthcare services is often challenging due to lack of medical awareness, difficulty in finding suitable doctors, long waiting times, and scattered healthcare resources. BAYMAX is an intelligent, user-centric system designed to simplify healthcare access by integrating doctor recommendation, appointment booking, pharmacy assistance, navigation, health guidance, and emergency support into a single platform. The system allows users to enter their illness, based on which it recommends nearby specialized doctors and displays the number of patients currently waiting. Users can select a doctor and book appointments online, reducing waiting time and manual effort. The system also identifies nearby pharmacies where prescribed medicines are available and displays their prices, eliminating the need to search multiple medical stores. Integrated map services provide navigation routes to hospitals and pharmacies. A medicine library is included to offer information on medicine usage and requirements. Premium features such as video consultation enable remote interaction with preferred doctors, while prescription-based medicine reminders ensure timely medication intake. Additional intelligent modules include illness suggestion through user prompts and a personal health trainer that provides basic fitness and diet guidance using a conversational bot. An SOS mode supports emergency situations by displaying emergency contact numbers and alerting nearby emergency services. A personalized health dashboard can be included to present an overview of appointments, reminders, and health activities. By combining intelligent recommendations, healthcare navigation, medical knowledge, fitness support, and emergency assistance, the Healthcare Assistant aims to enhance healthcare accessibility, improve patient convenience, and support efficient medical service delivery.</w:t>
+        <w:t>Accessing timely healthcare services is often challenging due to lack of medical awareness, difficulty in finding suitable doctors, long waiting times, and scattered healthcare resources. BAYMAX is an intelligent, user-centric system designed to simplify healthcare access by integrating doctor recommendation, appointment booking, pharmacy assistance, navigation, health guidance, and emergency support into a single platform.</w:t>
+      </w:r>
+    </w:p>
+    <w:p>
+      <w:pPr>
+        <w:spacing w:line="360" w:lineRule="auto"/>
+        <w:jc w:val="both"/>
+        <w:rPr>
+          <w:rFonts w:ascii="Arial" w:hAnsi="Arial" w:cs="Arial"/>
+        </w:rPr>
+      </w:pPr>
+      <w:r>
+        <w:rPr>
+          <w:rFonts w:ascii="Arial" w:hAnsi="Arial" w:cs="Arial"/>
+        </w:rPr>
+        <w:t xml:space="preserve"> The system allows users to enter their illness, based on which it recommends nearby specialized doctors and displays the number of patients currently waiting. Users can select a doctor and book appointments online, reducing waiting time and manual effort. </w:t>
+      </w:r>
+    </w:p>
+    <w:p>
+      <w:pPr>
+        <w:spacing w:line="360" w:lineRule="auto"/>
+        <w:jc w:val="both"/>
+        <w:rPr>
+          <w:rFonts w:ascii="Arial" w:hAnsi="Arial" w:cs="Arial"/>
+        </w:rPr>
+      </w:pPr>
+      <w:r>
+        <w:rPr>
+          <w:rFonts w:ascii="Arial" w:hAnsi="Arial" w:cs="Arial"/>
+        </w:rPr>
+        <w:t xml:space="preserve">The system also identifies nearby pharmacies where prescribed medicines are available and displays their prices, eliminating the need to search multiple medical stores. Integrated map services provide navigation routes to hospitals and pharmacies. </w:t>
+      </w:r>
+    </w:p>
+    <w:p>
+      <w:pPr>
+        <w:spacing w:line="360" w:lineRule="auto"/>
+        <w:jc w:val="both"/>
+        <w:rPr>
+          <w:rFonts w:ascii="Arial" w:hAnsi="Arial" w:cs="Arial"/>
+        </w:rPr>
+      </w:pPr>
+      <w:r>
+        <w:rPr>
+          <w:rFonts w:ascii="Arial" w:hAnsi="Arial" w:cs="Arial"/>
+        </w:rPr>
+        <w:t xml:space="preserve">A medicine library is included to offer information on medicine usage and requirements. Premium features such as video consultation enable remote interaction with preferred doctors, while prescription-based medicine reminders ensure timely medication intake. </w:t>
+      </w:r>
+    </w:p>
+    <w:p>
+      <w:pPr>
+        <w:spacing w:line="360" w:lineRule="auto"/>
+        <w:jc w:val="both"/>
+        <w:rPr>
+          <w:rFonts w:ascii="Arial" w:hAnsi="Arial" w:cs="Arial"/>
+        </w:rPr>
+      </w:pPr>
+      <w:r>
+        <w:rPr>
+          <w:rFonts w:ascii="Arial" w:hAnsi="Arial" w:cs="Arial"/>
+        </w:rPr>
+        <w:t xml:space="preserve">Additional intelligent modules include illness suggestion through user prompts and a personal health trainer that provides basic fitness and diet guidance using a conversational bot. An SOS mode supports emergency situations by displaying emergency contact numbers and alerting nearby emergency services. </w:t>
+      </w:r>
+    </w:p>
+    <w:p>
+      <w:pPr>
+        <w:spacing w:line="360" w:lineRule="auto"/>
+        <w:jc w:val="both"/>
+        <w:rPr>
+          <w:rFonts w:ascii="Arial" w:hAnsi="Arial" w:cs="Arial"/>
+        </w:rPr>
+      </w:pPr>
+      <w:r>
+        <w:rPr>
+          <w:rFonts w:ascii="Arial" w:hAnsi="Arial" w:cs="Arial"/>
+        </w:rPr>
+        <w:t>A personalized health dashboard can be included to present an overview of appointments, reminders, and health activities. By combining intelligent recommendations, healthcare navigation, medical knowledge, fitness support, and emergency assistance, the Healthcare Assistant aims to enhance healthcare accessibility, improve patient convenience, and support efficient medical service delivery.</w:t>
       </w:r>
     </w:p>
     <w:p>
@@ -5098,10 +5800,10 @@
           <w:szCs w:val="28"/>
         </w:rPr>
         <w:sectPr>
-          <w:footerReference w:type="default" r:id="rId10"/>
-          <w:footerReference w:type="first" r:id="rId11"/>
+          <w:footerReference w:type="default" r:id="rId9"/>
+          <w:footerReference w:type="first" r:id="rId10"/>
           <w:pgSz w:w="11906" w:h="16838" w:code="9"/>
-          <w:pgMar w:top="1440" w:right="1440" w:bottom="1440" w:left="1440" w:header="709" w:footer="709" w:gutter="0"/>
+          <w:pgMar w:top="1134" w:right="1418" w:bottom="964" w:left="1701" w:header="709" w:footer="709" w:gutter="0"/>
           <w:pgBorders w:offsetFrom="page">
             <w:top w:val="single" w:sz="4" w:space="24" w:color="auto"/>
             <w:left w:val="single" w:sz="4" w:space="24" w:color="auto"/>
@@ -5238,6 +5940,11 @@
     <w:p>
       <w:pPr>
         <w:pStyle w:val="Fuck"/>
+      </w:pPr>
+    </w:p>
+    <w:p>
+      <w:pPr>
+        <w:pStyle w:val="Fuck"/>
         <w:rPr>
           <w:lang w:val="en-IN"/>
         </w:rPr>
@@ -5388,7 +6095,7 @@
           <w:rFonts w:ascii="Arial" w:hAnsi="Arial" w:cs="Arial"/>
           <w:lang w:val="en-IN"/>
         </w:rPr>
-        <w:t xml:space="preserve"> symptoms, suggest possible medical conditions, and assist users in identifying appropriate medical professionals. These systems help improve efficiency and provide quick preliminary guidance to users seeking medical </w:t>
+        <w:t xml:space="preserve"> symptoms, suggest possible medical conditions, and assist users in identifying appropriate medical professionals. These systems help improve efficiency and provide quick preliminary guidance to users seeking medical assistance. AI-powered technologies can also provide chatbot-based health guidance, </w:t>
       </w:r>
       <w:r>
         <w:rPr>
@@ -5396,7 +6103,7 @@
           <w:lang w:val="en-IN"/>
         </w:rPr>
         <w:lastRenderedPageBreak/>
-        <w:t xml:space="preserve">assistance. AI-powered technologies can also provide chatbot-based health guidance, medication reminders, and personalized healthcare recommendations. By </w:t>
+        <w:t xml:space="preserve">medication reminders, and personalized healthcare recommendations. By </w:t>
       </w:r>
       <w:r>
         <w:rPr>
@@ -5524,6 +6231,16 @@
         </w:rPr>
         <w:t xml:space="preserve"> aims to address these limitations by combining AI-based healthcare guidance with essential medical services such as doctor recommendation, appointment booking, pharmacy support, and emergency assistance. The proposed system focuses on providing a smart healthcare environment that improves accessibility, reduces waiting time, and helps users make informed healthcare decisions.</w:t>
       </w:r>
+    </w:p>
+    <w:p>
+      <w:pPr>
+        <w:pStyle w:val="H2"/>
+      </w:pPr>
+    </w:p>
+    <w:p>
+      <w:pPr>
+        <w:pStyle w:val="H2"/>
+      </w:pPr>
     </w:p>
     <w:p>
       <w:pPr>
@@ -5538,6 +6255,11 @@
         <w:lastRenderedPageBreak/>
         <w:t>2.6 Summary of Literature Survey</w:t>
       </w:r>
+    </w:p>
+    <w:p>
+      <w:pPr>
+        <w:pStyle w:val="H2"/>
+      </w:pPr>
     </w:p>
     <w:p>
       <w:pPr>
@@ -5902,6 +6624,11 @@
       <w:pPr>
         <w:pStyle w:val="H3"/>
       </w:pPr>
+    </w:p>
+    <w:p>
+      <w:pPr>
+        <w:pStyle w:val="H3"/>
+      </w:pPr>
       <w:r>
         <w:lastRenderedPageBreak/>
         <w:t xml:space="preserve">3.3.2 </w:t>
@@ -6343,7 +7070,7 @@
           <w:rFonts w:ascii="Arial" w:hAnsi="Arial" w:cs="Arial"/>
           <w:lang w:val="en-IN"/>
         </w:rPr>
-        <w:t xml:space="preserve">, but it cannot replace professional medical diagnosis or treatment. Users must consult qualified healthcare professionals for accurate medical advice. Additionally, the </w:t>
+        <w:t xml:space="preserve">, but it cannot replace professional medical diagnosis or treatment. Users must consult qualified healthcare professionals for accurate medical advice. Additionally, the system depends on internet connectivity for accessing healthcare services. Real-time </w:t>
       </w:r>
       <w:r>
         <w:rPr>
@@ -6351,7 +7078,7 @@
           <w:lang w:val="en-IN"/>
         </w:rPr>
         <w:lastRenderedPageBreak/>
-        <w:t>system depends on internet connectivity for accessing healthcare services. Real-time integration with hospital databases and medical institutions may also be limited in the current version.</w:t>
+        <w:t>integration with hospital databases and medical institutions may also be limited in the current version.</w:t>
       </w:r>
     </w:p>
     <w:p>
@@ -6759,6 +7486,117 @@
         </w:rPr>
         <w:t>The system requires standard computing hardware to develop and run the application.</w:t>
       </w:r>
+    </w:p>
+    <w:p>
+      <w:pPr>
+        <w:pStyle w:val="Caption"/>
+        <w:keepNext/>
+        <w:jc w:val="center"/>
+        <w:rPr>
+          <w:rFonts w:ascii="Arial" w:hAnsi="Arial" w:cs="Arial"/>
+          <w:b/>
+          <w:bCs/>
+          <w:i w:val="0"/>
+          <w:iCs w:val="0"/>
+          <w:color w:val="auto"/>
+          <w:sz w:val="24"/>
+          <w:szCs w:val="24"/>
+        </w:rPr>
+      </w:pPr>
+      <w:bookmarkStart w:id="2" w:name="_Toc225601484"/>
+      <w:r>
+        <w:rPr>
+          <w:rFonts w:ascii="Arial" w:hAnsi="Arial" w:cs="Arial"/>
+          <w:b/>
+          <w:bCs/>
+          <w:i w:val="0"/>
+          <w:iCs w:val="0"/>
+          <w:color w:val="auto"/>
+          <w:sz w:val="24"/>
+          <w:szCs w:val="24"/>
+        </w:rPr>
+        <w:t xml:space="preserve">Table </w:t>
+      </w:r>
+      <w:r>
+        <w:rPr>
+          <w:rFonts w:ascii="Arial" w:hAnsi="Arial" w:cs="Arial"/>
+          <w:b/>
+          <w:bCs/>
+          <w:i w:val="0"/>
+          <w:iCs w:val="0"/>
+          <w:color w:val="auto"/>
+          <w:sz w:val="24"/>
+          <w:szCs w:val="24"/>
+        </w:rPr>
+        <w:fldChar w:fldCharType="begin"/>
+      </w:r>
+      <w:r>
+        <w:rPr>
+          <w:rFonts w:ascii="Arial" w:hAnsi="Arial" w:cs="Arial"/>
+          <w:b/>
+          <w:bCs/>
+          <w:i w:val="0"/>
+          <w:iCs w:val="0"/>
+          <w:color w:val="auto"/>
+          <w:sz w:val="24"/>
+          <w:szCs w:val="24"/>
+        </w:rPr>
+        <w:instrText xml:space="preserve"> SEQ Table \* ARABIC </w:instrText>
+      </w:r>
+      <w:r>
+        <w:rPr>
+          <w:rFonts w:ascii="Arial" w:hAnsi="Arial" w:cs="Arial"/>
+          <w:b/>
+          <w:bCs/>
+          <w:i w:val="0"/>
+          <w:iCs w:val="0"/>
+          <w:color w:val="auto"/>
+          <w:sz w:val="24"/>
+          <w:szCs w:val="24"/>
+        </w:rPr>
+        <w:fldChar w:fldCharType="separate"/>
+      </w:r>
+      <w:r>
+        <w:rPr>
+          <w:rFonts w:ascii="Arial" w:hAnsi="Arial" w:cs="Arial"/>
+          <w:b/>
+          <w:bCs/>
+          <w:i w:val="0"/>
+          <w:iCs w:val="0"/>
+          <w:noProof/>
+          <w:color w:val="auto"/>
+          <w:sz w:val="24"/>
+          <w:szCs w:val="24"/>
+        </w:rPr>
+        <w:t>1</w:t>
+      </w:r>
+      <w:r>
+        <w:rPr>
+          <w:rFonts w:ascii="Arial" w:hAnsi="Arial" w:cs="Arial"/>
+          <w:b/>
+          <w:bCs/>
+          <w:i w:val="0"/>
+          <w:iCs w:val="0"/>
+          <w:color w:val="auto"/>
+          <w:sz w:val="24"/>
+          <w:szCs w:val="24"/>
+        </w:rPr>
+        <w:fldChar w:fldCharType="end"/>
+      </w:r>
+      <w:r>
+        <w:rPr>
+          <w:rFonts w:ascii="Arial" w:hAnsi="Arial" w:cs="Arial"/>
+          <w:b/>
+          <w:bCs/>
+          <w:i w:val="0"/>
+          <w:iCs w:val="0"/>
+          <w:color w:val="auto"/>
+          <w:sz w:val="24"/>
+          <w:szCs w:val="24"/>
+        </w:rPr>
+        <w:t>: Hardware Requirements and Specification</w:t>
+      </w:r>
+      <w:bookmarkEnd w:id="2"/>
     </w:p>
     <w:tbl>
       <w:tblPr>
@@ -7571,21 +8409,19 @@
     </w:p>
     <w:p>
       <w:pPr>
-        <w:spacing w:line="360" w:lineRule="auto"/>
-        <w:jc w:val="both"/>
-        <w:rPr>
-          <w:rFonts w:ascii="Arial" w:hAnsi="Arial" w:cs="Arial"/>
-          <w:lang w:val="en-IN"/>
-        </w:rPr>
-      </w:pPr>
-    </w:p>
-    <w:p>
-      <w:pPr>
         <w:pStyle w:val="H3"/>
         <w:rPr>
           <w:lang w:val="en-IN"/>
         </w:rPr>
       </w:pPr>
+    </w:p>
+    <w:p>
+      <w:pPr>
+        <w:pStyle w:val="H3"/>
+        <w:rPr>
+          <w:lang w:val="en-IN"/>
+        </w:rPr>
+      </w:pPr>
       <w:r>
         <w:rPr>
           <w:lang w:val="en-IN"/>
@@ -7612,21 +8448,19 @@
     </w:p>
     <w:p>
       <w:pPr>
-        <w:spacing w:line="360" w:lineRule="auto"/>
-        <w:jc w:val="both"/>
-        <w:rPr>
-          <w:rFonts w:ascii="Arial" w:hAnsi="Arial" w:cs="Arial"/>
-          <w:lang w:val="en-IN"/>
-        </w:rPr>
-      </w:pPr>
-    </w:p>
-    <w:p>
-      <w:pPr>
         <w:pStyle w:val="H3"/>
         <w:rPr>
           <w:lang w:val="en-IN"/>
         </w:rPr>
       </w:pPr>
+    </w:p>
+    <w:p>
+      <w:pPr>
+        <w:pStyle w:val="H3"/>
+        <w:rPr>
+          <w:lang w:val="en-IN"/>
+        </w:rPr>
+      </w:pPr>
       <w:r>
         <w:rPr>
           <w:lang w:val="en-IN"/>
@@ -7657,6 +8491,14 @@
         </w:rPr>
         <w:t>.</w:t>
       </w:r>
+    </w:p>
+    <w:p>
+      <w:pPr>
+        <w:pStyle w:val="H3"/>
+        <w:rPr>
+          <w:lang w:val="en-IN"/>
+        </w:rPr>
+      </w:pPr>
     </w:p>
     <w:p>
       <w:pPr>
@@ -7815,7 +8657,7 @@
                     </pic:cNvPicPr>
                   </pic:nvPicPr>
                   <pic:blipFill>
-                    <a:blip r:embed="rId12" cstate="print">
+                    <a:blip r:embed="rId11" cstate="print">
                       <a:extLst>
                         <a:ext uri="{28A0092B-C50C-407E-A947-70E740481C1C}">
                           <a14:useLocalDpi xmlns:a14="http://schemas.microsoft.com/office/drawing/2010/main" val="0"/>
@@ -7850,6 +8692,34 @@
     <w:p>
       <w:pPr>
         <w:pStyle w:val="2H"/>
+        <w:jc w:val="center"/>
+        <w:rPr>
+          <w:i/>
+          <w:iCs/>
+          <w:sz w:val="24"/>
+          <w:szCs w:val="24"/>
+        </w:rPr>
+      </w:pPr>
+      <w:r>
+        <w:rPr>
+          <w:i/>
+          <w:iCs/>
+          <w:sz w:val="24"/>
+          <w:szCs w:val="24"/>
+        </w:rPr>
+        <w:t>Architecture Diagram</w:t>
+      </w:r>
+    </w:p>
+    <w:p>
+      <w:pPr>
+        <w:pStyle w:val="2H"/>
+        <w:jc w:val="center"/>
+        <w:rPr>
+          <w:i/>
+          <w:iCs/>
+          <w:sz w:val="24"/>
+          <w:szCs w:val="24"/>
+        </w:rPr>
       </w:pPr>
     </w:p>
     <w:p>
@@ -8476,24 +9346,24 @@
         <w:pStyle w:val="H3"/>
       </w:pPr>
       <w:r>
+        <w:t>4.5.6 Emergency Assistance Module</w:t>
+      </w:r>
+    </w:p>
+    <w:p>
+      <w:pPr>
+        <w:spacing w:line="360" w:lineRule="auto"/>
+        <w:jc w:val="both"/>
+        <w:rPr>
+          <w:rFonts w:ascii="Arial" w:hAnsi="Arial" w:cs="Arial"/>
+          <w:lang w:val="en-IN"/>
+        </w:rPr>
+      </w:pPr>
+      <w:r>
+        <w:rPr>
+          <w:rFonts w:ascii="Arial" w:hAnsi="Arial" w:cs="Arial"/>
+          <w:lang w:val="en-IN"/>
+        </w:rPr>
         <w:lastRenderedPageBreak/>
-        <w:t>4.5.6 Emergency Assistance Module</w:t>
-      </w:r>
-    </w:p>
-    <w:p>
-      <w:pPr>
-        <w:spacing w:line="360" w:lineRule="auto"/>
-        <w:jc w:val="both"/>
-        <w:rPr>
-          <w:rFonts w:ascii="Arial" w:hAnsi="Arial" w:cs="Arial"/>
-          <w:lang w:val="en-IN"/>
-        </w:rPr>
-      </w:pPr>
-      <w:r>
-        <w:rPr>
-          <w:rFonts w:ascii="Arial" w:hAnsi="Arial" w:cs="Arial"/>
-          <w:lang w:val="en-IN"/>
-        </w:rPr>
         <w:t>This module provides emergency contact numbers and quick access to nearby healthcare services.</w:t>
       </w:r>
     </w:p>
@@ -8549,7 +9419,7 @@
                     </pic:cNvPicPr>
                   </pic:nvPicPr>
                   <pic:blipFill>
-                    <a:blip r:embed="rId13" cstate="print">
+                    <a:blip r:embed="rId12" cstate="print">
                       <a:extLst>
                         <a:ext uri="{28A0092B-C50C-407E-A947-70E740481C1C}">
                           <a14:useLocalDpi xmlns:a14="http://schemas.microsoft.com/office/drawing/2010/main" val="0"/>
@@ -8584,6 +9454,28 @@
     <w:p>
       <w:pPr>
         <w:pStyle w:val="H2"/>
+        <w:jc w:val="center"/>
+        <w:rPr>
+          <w:i/>
+          <w:iCs/>
+        </w:rPr>
+      </w:pPr>
+      <w:r>
+        <w:rPr>
+          <w:i/>
+          <w:iCs/>
+        </w:rPr>
+        <w:t>Data Flow Diagram</w:t>
+      </w:r>
+    </w:p>
+    <w:p>
+      <w:pPr>
+        <w:pStyle w:val="H2"/>
+      </w:pPr>
+    </w:p>
+    <w:p>
+      <w:pPr>
+        <w:pStyle w:val="H2"/>
       </w:pPr>
       <w:r>
         <w:t>4.6 ALGORITHM USED</w:t>
@@ -9188,7 +10080,7 @@
           <w:noProof/>
         </w:rPr>
         <w:drawing>
-          <wp:inline distT="0" distB="0" distL="0" distR="0" wp14:anchorId="0F03E5EE" wp14:editId="3FB6F280">
+          <wp:inline distT="0" distB="0" distL="0" distR="0" wp14:anchorId="0F03E5EE" wp14:editId="465C0497">
             <wp:extent cx="5723890" cy="3218180"/>
             <wp:effectExtent l="0" t="0" r="0" b="1270"/>
             <wp:docPr id="1245409552" name="Picture 3"/>
@@ -9205,7 +10097,7 @@
                     </pic:cNvPicPr>
                   </pic:nvPicPr>
                   <pic:blipFill>
-                    <a:blip r:embed="rId14" cstate="print">
+                    <a:blip r:embed="rId13" cstate="print">
                       <a:extLst>
                         <a:ext uri="{28A0092B-C50C-407E-A947-70E740481C1C}">
                           <a14:useLocalDpi xmlns:a14="http://schemas.microsoft.com/office/drawing/2010/main" val="0"/>
@@ -9240,6 +10132,29 @@
     <w:p>
       <w:pPr>
         <w:spacing w:line="360" w:lineRule="auto"/>
+        <w:jc w:val="center"/>
+        <w:rPr>
+          <w:rFonts w:ascii="Arial" w:hAnsi="Arial" w:cs="Arial"/>
+          <w:b/>
+          <w:bCs/>
+          <w:i/>
+          <w:iCs/>
+        </w:rPr>
+      </w:pPr>
+      <w:r>
+        <w:rPr>
+          <w:rFonts w:ascii="Arial" w:hAnsi="Arial" w:cs="Arial"/>
+          <w:b/>
+          <w:bCs/>
+          <w:i/>
+          <w:iCs/>
+        </w:rPr>
+        <w:t>UML Diagram: Use Case</w:t>
+      </w:r>
+    </w:p>
+    <w:p>
+      <w:pPr>
+        <w:spacing w:line="360" w:lineRule="auto"/>
         <w:jc w:val="both"/>
         <w:rPr>
           <w:rFonts w:ascii="Arial" w:hAnsi="Arial" w:cs="Arial"/>
@@ -9547,12 +10462,33 @@
     </w:p>
     <w:p>
       <w:pPr>
+        <w:spacing w:line="360" w:lineRule="auto"/>
+        <w:jc w:val="both"/>
+        <w:rPr>
+          <w:rFonts w:ascii="Arial" w:hAnsi="Arial" w:cs="Arial"/>
+          <w:lang w:val="en-IN"/>
+        </w:rPr>
+      </w:pPr>
+    </w:p>
+    <w:p>
+      <w:pPr>
+        <w:spacing w:line="360" w:lineRule="auto"/>
+        <w:jc w:val="both"/>
+        <w:rPr>
+          <w:rFonts w:ascii="Arial" w:hAnsi="Arial" w:cs="Arial"/>
+          <w:lang w:val="en-IN"/>
+        </w:rPr>
+      </w:pPr>
+    </w:p>
+    <w:p>
+      <w:pPr>
         <w:pStyle w:val="H3"/>
         <w:rPr>
           <w:lang w:val="en-IN"/>
         </w:rPr>
       </w:pPr>
       <w:r>
+        <w:lastRenderedPageBreak/>
         <w:t>5.2.3 Pharmacy Module</w:t>
       </w:r>
     </w:p>
@@ -9570,7 +10506,6 @@
           <w:rFonts w:ascii="Arial" w:hAnsi="Arial" w:cs="Arial"/>
           <w:lang w:val="en-IN"/>
         </w:rPr>
-        <w:lastRenderedPageBreak/>
         <w:t>The pharmacy module allows users to search for medicines and view information about available medicines. The system successfully displays medicine details and provides pharmacy-related information.</w:t>
       </w:r>
     </w:p>
@@ -9736,15 +10671,6 @@
     </w:p>
     <w:p>
       <w:pPr>
-        <w:spacing w:line="360" w:lineRule="auto"/>
-        <w:jc w:val="both"/>
-        <w:rPr>
-          <w:rFonts w:ascii="Arial" w:hAnsi="Arial" w:cs="Arial"/>
-        </w:rPr>
-      </w:pPr>
-    </w:p>
-    <w:p>
-      <w:pPr>
         <w:pStyle w:val="H3"/>
       </w:pPr>
       <w:r>
@@ -9796,50 +10722,9 @@
     </w:p>
     <w:p>
       <w:pPr>
-        <w:pStyle w:val="2H"/>
-      </w:pPr>
-    </w:p>
-    <w:p>
-      <w:pPr>
-        <w:pStyle w:val="2H"/>
-      </w:pPr>
-    </w:p>
-    <w:p>
-      <w:pPr>
-        <w:pStyle w:val="2H"/>
-      </w:pPr>
-    </w:p>
-    <w:p>
-      <w:pPr>
-        <w:pStyle w:val="2H"/>
-      </w:pPr>
-    </w:p>
-    <w:p>
-      <w:pPr>
-        <w:pStyle w:val="2H"/>
-      </w:pPr>
-    </w:p>
-    <w:p>
-      <w:pPr>
-        <w:pStyle w:val="2H"/>
-      </w:pPr>
-    </w:p>
-    <w:p>
-      <w:pPr>
-        <w:pStyle w:val="2H"/>
-      </w:pPr>
-    </w:p>
-    <w:p>
-      <w:pPr>
-        <w:pStyle w:val="2H"/>
-      </w:pPr>
-    </w:p>
-    <w:p>
-      <w:pPr>
         <w:pStyle w:val="H2"/>
       </w:pPr>
       <w:r>
-        <w:lastRenderedPageBreak/>
         <w:t>5.3 System Testing Results</w:t>
       </w:r>
     </w:p>
@@ -9869,38 +10754,149 @@
           <w:lang w:val="en-IN"/>
         </w:rPr>
       </w:pPr>
+    </w:p>
+    <w:p>
+      <w:pPr>
+        <w:pStyle w:val="Caption"/>
+        <w:rPr>
+          <w:rFonts w:ascii="Arial" w:hAnsi="Arial" w:cs="Arial"/>
+          <w:b/>
+          <w:bCs/>
+          <w:i w:val="0"/>
+          <w:iCs w:val="0"/>
+          <w:color w:val="auto"/>
+          <w:sz w:val="24"/>
+          <w:szCs w:val="24"/>
+          <w:lang w:val="en-IN"/>
+        </w:rPr>
+      </w:pPr>
+      <w:r>
+        <w:rPr>
+          <w:rFonts w:ascii="Arial" w:hAnsi="Arial" w:cs="Arial"/>
+          <w:b/>
+          <w:bCs/>
+          <w:i w:val="0"/>
+          <w:iCs w:val="0"/>
+          <w:color w:val="auto"/>
+          <w:sz w:val="24"/>
+          <w:szCs w:val="24"/>
+        </w:rPr>
+        <w:t xml:space="preserve">                       </w:t>
+      </w:r>
+      <w:bookmarkStart w:id="3" w:name="_Toc225601485"/>
+      <w:r>
+        <w:rPr>
+          <w:rFonts w:ascii="Arial" w:hAnsi="Arial" w:cs="Arial"/>
+          <w:b/>
+          <w:bCs/>
+          <w:i w:val="0"/>
+          <w:iCs w:val="0"/>
+          <w:color w:val="auto"/>
+          <w:sz w:val="24"/>
+          <w:szCs w:val="24"/>
+        </w:rPr>
+        <w:t xml:space="preserve">Table </w:t>
+      </w:r>
+      <w:r>
+        <w:rPr>
+          <w:rFonts w:ascii="Arial" w:hAnsi="Arial" w:cs="Arial"/>
+          <w:b/>
+          <w:bCs/>
+          <w:i w:val="0"/>
+          <w:iCs w:val="0"/>
+          <w:color w:val="auto"/>
+          <w:sz w:val="24"/>
+          <w:szCs w:val="24"/>
+        </w:rPr>
+        <w:fldChar w:fldCharType="begin"/>
+      </w:r>
+      <w:r>
+        <w:rPr>
+          <w:rFonts w:ascii="Arial" w:hAnsi="Arial" w:cs="Arial"/>
+          <w:b/>
+          <w:bCs/>
+          <w:i w:val="0"/>
+          <w:iCs w:val="0"/>
+          <w:color w:val="auto"/>
+          <w:sz w:val="24"/>
+          <w:szCs w:val="24"/>
+        </w:rPr>
+        <w:instrText xml:space="preserve"> SEQ Table \* ARABIC </w:instrText>
+      </w:r>
+      <w:r>
+        <w:rPr>
+          <w:rFonts w:ascii="Arial" w:hAnsi="Arial" w:cs="Arial"/>
+          <w:b/>
+          <w:bCs/>
+          <w:i w:val="0"/>
+          <w:iCs w:val="0"/>
+          <w:color w:val="auto"/>
+          <w:sz w:val="24"/>
+          <w:szCs w:val="24"/>
+        </w:rPr>
+        <w:fldChar w:fldCharType="separate"/>
+      </w:r>
+      <w:r>
+        <w:rPr>
+          <w:rFonts w:ascii="Arial" w:hAnsi="Arial" w:cs="Arial"/>
+          <w:b/>
+          <w:bCs/>
+          <w:i w:val="0"/>
+          <w:iCs w:val="0"/>
+          <w:noProof/>
+          <w:color w:val="auto"/>
+          <w:sz w:val="24"/>
+          <w:szCs w:val="24"/>
+        </w:rPr>
+        <w:t>2</w:t>
+      </w:r>
+      <w:r>
+        <w:rPr>
+          <w:rFonts w:ascii="Arial" w:hAnsi="Arial" w:cs="Arial"/>
+          <w:b/>
+          <w:bCs/>
+          <w:i w:val="0"/>
+          <w:iCs w:val="0"/>
+          <w:color w:val="auto"/>
+          <w:sz w:val="24"/>
+          <w:szCs w:val="24"/>
+        </w:rPr>
+        <w:fldChar w:fldCharType="end"/>
+      </w:r>
+      <w:r>
+        <w:rPr>
+          <w:rFonts w:ascii="Arial" w:hAnsi="Arial" w:cs="Arial"/>
+          <w:b/>
+          <w:bCs/>
+          <w:i w:val="0"/>
+          <w:iCs w:val="0"/>
+          <w:color w:val="auto"/>
+          <w:sz w:val="24"/>
+          <w:szCs w:val="24"/>
+        </w:rPr>
+        <w:t>: Module Testing Result</w:t>
+      </w:r>
+      <w:bookmarkEnd w:id="3"/>
     </w:p>
     <w:tbl>
       <w:tblPr>
+        <w:tblStyle w:val="TableGrid"/>
         <w:tblW w:w="0" w:type="auto"/>
-        <w:tblCellSpacing w:w="15" w:type="dxa"/>
-        <w:tblCellMar>
-          <w:top w:w="15" w:type="dxa"/>
-          <w:left w:w="15" w:type="dxa"/>
-          <w:bottom w:w="15" w:type="dxa"/>
-          <w:right w:w="15" w:type="dxa"/>
-        </w:tblCellMar>
         <w:tblLook w:val="04A0" w:firstRow="1" w:lastRow="0" w:firstColumn="1" w:lastColumn="0" w:noHBand="0" w:noVBand="1"/>
       </w:tblPr>
       <w:tblGrid>
-        <w:gridCol w:w="2517"/>
-        <w:gridCol w:w="876"/>
+        <w:gridCol w:w="3402"/>
+        <w:gridCol w:w="2976"/>
       </w:tblGrid>
       <w:tr>
-        <w:trPr>
-          <w:tblHeader/>
-          <w:tblCellSpacing w:w="15" w:type="dxa"/>
-        </w:trPr>
-        <w:tc>
-          <w:tcPr>
-            <w:tcW w:w="0" w:type="auto"/>
-            <w:vAlign w:val="center"/>
-            <w:hideMark/>
+        <w:tc>
+          <w:tcPr>
+            <w:tcW w:w="3402" w:type="dxa"/>
           </w:tcPr>
           <w:p>
             <w:pPr>
               <w:spacing w:line="360" w:lineRule="auto"/>
-              <w:jc w:val="both"/>
+              <w:jc w:val="center"/>
               <w:rPr>
                 <w:rFonts w:ascii="Arial" w:hAnsi="Arial" w:cs="Arial"/>
                 <w:b/>
@@ -9908,60 +10904,65 @@
                 <w:lang w:val="en-IN"/>
               </w:rPr>
             </w:pPr>
-            <w:r>
+          </w:p>
+          <w:p>
+            <w:pPr>
+              <w:spacing w:line="360" w:lineRule="auto"/>
+              <w:jc w:val="center"/>
               <w:rPr>
                 <w:rFonts w:ascii="Arial" w:hAnsi="Arial" w:cs="Arial"/>
                 <w:b/>
                 <w:bCs/>
                 <w:lang w:val="en-IN"/>
               </w:rPr>
-              <w:t>Module</w:t>
-            </w:r>
-          </w:p>
-        </w:tc>
-        <w:tc>
-          <w:tcPr>
-            <w:tcW w:w="0" w:type="auto"/>
-            <w:vAlign w:val="center"/>
-            <w:hideMark/>
-          </w:tcPr>
-          <w:p>
-            <w:pPr>
-              <w:spacing w:line="360" w:lineRule="auto"/>
-              <w:jc w:val="both"/>
+            </w:pPr>
+            <w:r>
               <w:rPr>
                 <w:rFonts w:ascii="Arial" w:hAnsi="Arial" w:cs="Arial"/>
                 <w:b/>
                 <w:bCs/>
                 <w:lang w:val="en-IN"/>
               </w:rPr>
-            </w:pPr>
-            <w:r>
+              <w:t>Module</w:t>
+            </w:r>
+          </w:p>
+        </w:tc>
+        <w:tc>
+          <w:tcPr>
+            <w:tcW w:w="2976" w:type="dxa"/>
+          </w:tcPr>
+          <w:p>
+            <w:pPr>
+              <w:spacing w:line="360" w:lineRule="auto"/>
+              <w:jc w:val="center"/>
               <w:rPr>
                 <w:rFonts w:ascii="Arial" w:hAnsi="Arial" w:cs="Arial"/>
                 <w:b/>
                 <w:bCs/>
                 <w:lang w:val="en-IN"/>
               </w:rPr>
+            </w:pPr>
+            <w:r>
+              <w:rPr>
+                <w:rFonts w:ascii="Arial" w:hAnsi="Arial" w:cs="Arial"/>
+                <w:b/>
+                <w:bCs/>
+                <w:lang w:val="en-IN"/>
+              </w:rPr>
               <w:t>Status</w:t>
             </w:r>
           </w:p>
         </w:tc>
       </w:tr>
       <w:tr>
-        <w:trPr>
-          <w:tblCellSpacing w:w="15" w:type="dxa"/>
-        </w:trPr>
-        <w:tc>
-          <w:tcPr>
-            <w:tcW w:w="0" w:type="auto"/>
-            <w:vAlign w:val="center"/>
-            <w:hideMark/>
+        <w:tc>
+          <w:tcPr>
+            <w:tcW w:w="3402" w:type="dxa"/>
           </w:tcPr>
           <w:p>
             <w:pPr>
               <w:spacing w:line="360" w:lineRule="auto"/>
-              <w:jc w:val="both"/>
+              <w:jc w:val="center"/>
               <w:rPr>
                 <w:rFonts w:ascii="Arial" w:hAnsi="Arial" w:cs="Arial"/>
                 <w:lang w:val="en-IN"/>
@@ -9978,14 +10979,12 @@
         </w:tc>
         <w:tc>
           <w:tcPr>
-            <w:tcW w:w="0" w:type="auto"/>
-            <w:vAlign w:val="center"/>
-            <w:hideMark/>
+            <w:tcW w:w="2976" w:type="dxa"/>
           </w:tcPr>
           <w:p>
             <w:pPr>
               <w:spacing w:line="360" w:lineRule="auto"/>
-              <w:jc w:val="both"/>
+              <w:jc w:val="center"/>
               <w:rPr>
                 <w:rFonts w:ascii="Arial" w:hAnsi="Arial" w:cs="Arial"/>
                 <w:lang w:val="en-IN"/>
@@ -10002,19 +11001,14 @@
         </w:tc>
       </w:tr>
       <w:tr>
-        <w:trPr>
-          <w:tblCellSpacing w:w="15" w:type="dxa"/>
-        </w:trPr>
-        <w:tc>
-          <w:tcPr>
-            <w:tcW w:w="0" w:type="auto"/>
-            <w:vAlign w:val="center"/>
-            <w:hideMark/>
+        <w:tc>
+          <w:tcPr>
+            <w:tcW w:w="3402" w:type="dxa"/>
           </w:tcPr>
           <w:p>
             <w:pPr>
               <w:spacing w:line="360" w:lineRule="auto"/>
-              <w:jc w:val="both"/>
+              <w:jc w:val="center"/>
               <w:rPr>
                 <w:rFonts w:ascii="Arial" w:hAnsi="Arial" w:cs="Arial"/>
                 <w:lang w:val="en-IN"/>
@@ -10031,14 +11025,12 @@
         </w:tc>
         <w:tc>
           <w:tcPr>
-            <w:tcW w:w="0" w:type="auto"/>
-            <w:vAlign w:val="center"/>
-            <w:hideMark/>
+            <w:tcW w:w="2976" w:type="dxa"/>
           </w:tcPr>
           <w:p>
             <w:pPr>
               <w:spacing w:line="360" w:lineRule="auto"/>
-              <w:jc w:val="both"/>
+              <w:jc w:val="center"/>
               <w:rPr>
                 <w:rFonts w:ascii="Arial" w:hAnsi="Arial" w:cs="Arial"/>
                 <w:lang w:val="en-IN"/>
@@ -10055,19 +11047,14 @@
         </w:tc>
       </w:tr>
       <w:tr>
-        <w:trPr>
-          <w:tblCellSpacing w:w="15" w:type="dxa"/>
-        </w:trPr>
-        <w:tc>
-          <w:tcPr>
-            <w:tcW w:w="0" w:type="auto"/>
-            <w:vAlign w:val="center"/>
-            <w:hideMark/>
+        <w:tc>
+          <w:tcPr>
+            <w:tcW w:w="3402" w:type="dxa"/>
           </w:tcPr>
           <w:p>
             <w:pPr>
               <w:spacing w:line="360" w:lineRule="auto"/>
-              <w:jc w:val="both"/>
+              <w:jc w:val="center"/>
               <w:rPr>
                 <w:rFonts w:ascii="Arial" w:hAnsi="Arial" w:cs="Arial"/>
                 <w:lang w:val="en-IN"/>
@@ -10084,14 +11071,12 @@
         </w:tc>
         <w:tc>
           <w:tcPr>
-            <w:tcW w:w="0" w:type="auto"/>
-            <w:vAlign w:val="center"/>
-            <w:hideMark/>
+            <w:tcW w:w="2976" w:type="dxa"/>
           </w:tcPr>
           <w:p>
             <w:pPr>
               <w:spacing w:line="360" w:lineRule="auto"/>
-              <w:jc w:val="both"/>
+              <w:jc w:val="center"/>
               <w:rPr>
                 <w:rFonts w:ascii="Arial" w:hAnsi="Arial" w:cs="Arial"/>
                 <w:lang w:val="en-IN"/>
@@ -10108,19 +11093,14 @@
         </w:tc>
       </w:tr>
       <w:tr>
-        <w:trPr>
-          <w:tblCellSpacing w:w="15" w:type="dxa"/>
-        </w:trPr>
-        <w:tc>
-          <w:tcPr>
-            <w:tcW w:w="0" w:type="auto"/>
-            <w:vAlign w:val="center"/>
-            <w:hideMark/>
+        <w:tc>
+          <w:tcPr>
+            <w:tcW w:w="3402" w:type="dxa"/>
           </w:tcPr>
           <w:p>
             <w:pPr>
               <w:spacing w:line="360" w:lineRule="auto"/>
-              <w:jc w:val="both"/>
+              <w:jc w:val="center"/>
               <w:rPr>
                 <w:rFonts w:ascii="Arial" w:hAnsi="Arial" w:cs="Arial"/>
                 <w:lang w:val="en-IN"/>
@@ -10137,14 +11117,12 @@
         </w:tc>
         <w:tc>
           <w:tcPr>
-            <w:tcW w:w="0" w:type="auto"/>
-            <w:vAlign w:val="center"/>
-            <w:hideMark/>
+            <w:tcW w:w="2976" w:type="dxa"/>
           </w:tcPr>
           <w:p>
             <w:pPr>
               <w:spacing w:line="360" w:lineRule="auto"/>
-              <w:jc w:val="both"/>
+              <w:jc w:val="center"/>
               <w:rPr>
                 <w:rFonts w:ascii="Arial" w:hAnsi="Arial" w:cs="Arial"/>
                 <w:lang w:val="en-IN"/>
@@ -10161,19 +11139,14 @@
         </w:tc>
       </w:tr>
       <w:tr>
-        <w:trPr>
-          <w:tblCellSpacing w:w="15" w:type="dxa"/>
-        </w:trPr>
-        <w:tc>
-          <w:tcPr>
-            <w:tcW w:w="0" w:type="auto"/>
-            <w:vAlign w:val="center"/>
-            <w:hideMark/>
+        <w:tc>
+          <w:tcPr>
+            <w:tcW w:w="3402" w:type="dxa"/>
           </w:tcPr>
           <w:p>
             <w:pPr>
               <w:spacing w:line="360" w:lineRule="auto"/>
-              <w:jc w:val="both"/>
+              <w:jc w:val="center"/>
               <w:rPr>
                 <w:rFonts w:ascii="Arial" w:hAnsi="Arial" w:cs="Arial"/>
                 <w:lang w:val="en-IN"/>
@@ -10190,14 +11163,12 @@
         </w:tc>
         <w:tc>
           <w:tcPr>
-            <w:tcW w:w="0" w:type="auto"/>
-            <w:vAlign w:val="center"/>
-            <w:hideMark/>
+            <w:tcW w:w="2976" w:type="dxa"/>
           </w:tcPr>
           <w:p>
             <w:pPr>
               <w:spacing w:line="360" w:lineRule="auto"/>
-              <w:jc w:val="both"/>
+              <w:jc w:val="center"/>
               <w:rPr>
                 <w:rFonts w:ascii="Arial" w:hAnsi="Arial" w:cs="Arial"/>
                 <w:lang w:val="en-IN"/>
@@ -10214,19 +11185,14 @@
         </w:tc>
       </w:tr>
       <w:tr>
-        <w:trPr>
-          <w:tblCellSpacing w:w="15" w:type="dxa"/>
-        </w:trPr>
-        <w:tc>
-          <w:tcPr>
-            <w:tcW w:w="0" w:type="auto"/>
-            <w:vAlign w:val="center"/>
-            <w:hideMark/>
+        <w:tc>
+          <w:tcPr>
+            <w:tcW w:w="3402" w:type="dxa"/>
           </w:tcPr>
           <w:p>
             <w:pPr>
               <w:spacing w:line="360" w:lineRule="auto"/>
-              <w:jc w:val="both"/>
+              <w:jc w:val="center"/>
               <w:rPr>
                 <w:rFonts w:ascii="Arial" w:hAnsi="Arial" w:cs="Arial"/>
                 <w:lang w:val="en-IN"/>
@@ -10243,14 +11209,12 @@
         </w:tc>
         <w:tc>
           <w:tcPr>
-            <w:tcW w:w="0" w:type="auto"/>
-            <w:vAlign w:val="center"/>
-            <w:hideMark/>
+            <w:tcW w:w="2976" w:type="dxa"/>
           </w:tcPr>
           <w:p>
             <w:pPr>
               <w:spacing w:line="360" w:lineRule="auto"/>
-              <w:jc w:val="both"/>
+              <w:jc w:val="center"/>
               <w:rPr>
                 <w:rFonts w:ascii="Arial" w:hAnsi="Arial" w:cs="Arial"/>
                 <w:lang w:val="en-IN"/>
@@ -10263,43 +11227,6 @@
               </w:rPr>
               <w:t>Passed</w:t>
             </w:r>
-          </w:p>
-        </w:tc>
-      </w:tr>
-      <w:tr>
-        <w:trPr>
-          <w:tblCellSpacing w:w="15" w:type="dxa"/>
-        </w:trPr>
-        <w:tc>
-          <w:tcPr>
-            <w:tcW w:w="0" w:type="auto"/>
-            <w:vAlign w:val="center"/>
-          </w:tcPr>
-          <w:p>
-            <w:pPr>
-              <w:spacing w:line="360" w:lineRule="auto"/>
-              <w:jc w:val="both"/>
-              <w:rPr>
-                <w:rFonts w:ascii="Arial" w:hAnsi="Arial" w:cs="Arial"/>
-                <w:lang w:val="en-IN"/>
-              </w:rPr>
-            </w:pPr>
-          </w:p>
-        </w:tc>
-        <w:tc>
-          <w:tcPr>
-            <w:tcW w:w="0" w:type="auto"/>
-            <w:vAlign w:val="center"/>
-          </w:tcPr>
-          <w:p>
-            <w:pPr>
-              <w:spacing w:line="360" w:lineRule="auto"/>
-              <w:jc w:val="both"/>
-              <w:rPr>
-                <w:rFonts w:ascii="Arial" w:hAnsi="Arial" w:cs="Arial"/>
-                <w:lang w:val="en-IN"/>
-              </w:rPr>
-            </w:pPr>
           </w:p>
         </w:tc>
       </w:tr>
@@ -10318,6 +11245,7 @@
           <w:rFonts w:ascii="Arial" w:hAnsi="Arial" w:cs="Arial"/>
           <w:lang w:val="en-IN"/>
         </w:rPr>
+        <w:lastRenderedPageBreak/>
         <w:t>The testing results show that all modules function correctly and meet the system requirements.</w:t>
       </w:r>
     </w:p>
@@ -10507,9 +11435,119 @@
         <w:pStyle w:val="H2"/>
       </w:pPr>
       <w:r>
-        <w:lastRenderedPageBreak/>
         <w:t>5.5 Comparison with Existing Systems</w:t>
       </w:r>
+    </w:p>
+    <w:p>
+      <w:pPr>
+        <w:pStyle w:val="Caption"/>
+        <w:keepNext/>
+        <w:jc w:val="center"/>
+        <w:rPr>
+          <w:rFonts w:ascii="Arial" w:hAnsi="Arial" w:cs="Arial"/>
+          <w:b/>
+          <w:bCs/>
+          <w:i w:val="0"/>
+          <w:iCs w:val="0"/>
+          <w:color w:val="auto"/>
+          <w:sz w:val="24"/>
+          <w:szCs w:val="24"/>
+        </w:rPr>
+      </w:pPr>
+      <w:bookmarkStart w:id="4" w:name="_Toc225601486"/>
+      <w:r>
+        <w:rPr>
+          <w:rFonts w:ascii="Arial" w:hAnsi="Arial" w:cs="Arial"/>
+          <w:b/>
+          <w:bCs/>
+          <w:i w:val="0"/>
+          <w:iCs w:val="0"/>
+          <w:color w:val="auto"/>
+          <w:sz w:val="24"/>
+          <w:szCs w:val="24"/>
+        </w:rPr>
+        <w:t xml:space="preserve">Table </w:t>
+      </w:r>
+      <w:r>
+        <w:rPr>
+          <w:rFonts w:ascii="Arial" w:hAnsi="Arial" w:cs="Arial"/>
+          <w:b/>
+          <w:bCs/>
+          <w:i w:val="0"/>
+          <w:iCs w:val="0"/>
+          <w:color w:val="auto"/>
+          <w:sz w:val="24"/>
+          <w:szCs w:val="24"/>
+        </w:rPr>
+        <w:fldChar w:fldCharType="begin"/>
+      </w:r>
+      <w:r>
+        <w:rPr>
+          <w:rFonts w:ascii="Arial" w:hAnsi="Arial" w:cs="Arial"/>
+          <w:b/>
+          <w:bCs/>
+          <w:i w:val="0"/>
+          <w:iCs w:val="0"/>
+          <w:color w:val="auto"/>
+          <w:sz w:val="24"/>
+          <w:szCs w:val="24"/>
+        </w:rPr>
+        <w:instrText xml:space="preserve"> SEQ Table \* ARABIC </w:instrText>
+      </w:r>
+      <w:r>
+        <w:rPr>
+          <w:rFonts w:ascii="Arial" w:hAnsi="Arial" w:cs="Arial"/>
+          <w:b/>
+          <w:bCs/>
+          <w:i w:val="0"/>
+          <w:iCs w:val="0"/>
+          <w:color w:val="auto"/>
+          <w:sz w:val="24"/>
+          <w:szCs w:val="24"/>
+        </w:rPr>
+        <w:fldChar w:fldCharType="separate"/>
+      </w:r>
+      <w:r>
+        <w:rPr>
+          <w:rFonts w:ascii="Arial" w:hAnsi="Arial" w:cs="Arial"/>
+          <w:b/>
+          <w:bCs/>
+          <w:i w:val="0"/>
+          <w:iCs w:val="0"/>
+          <w:noProof/>
+          <w:color w:val="auto"/>
+          <w:sz w:val="24"/>
+          <w:szCs w:val="24"/>
+        </w:rPr>
+        <w:t>3</w:t>
+      </w:r>
+      <w:r>
+        <w:rPr>
+          <w:rFonts w:ascii="Arial" w:hAnsi="Arial" w:cs="Arial"/>
+          <w:b/>
+          <w:bCs/>
+          <w:i w:val="0"/>
+          <w:iCs w:val="0"/>
+          <w:color w:val="auto"/>
+          <w:sz w:val="24"/>
+          <w:szCs w:val="24"/>
+        </w:rPr>
+        <w:fldChar w:fldCharType="end"/>
+      </w:r>
+      <w:r>
+        <w:rPr>
+          <w:rFonts w:ascii="Arial" w:hAnsi="Arial" w:cs="Arial"/>
+          <w:b/>
+          <w:bCs/>
+          <w:i w:val="0"/>
+          <w:iCs w:val="0"/>
+          <w:color w:val="auto"/>
+          <w:sz w:val="24"/>
+          <w:szCs w:val="24"/>
+        </w:rPr>
+        <w:t>: Comparison Features</w:t>
+      </w:r>
+      <w:bookmarkEnd w:id="4"/>
     </w:p>
     <w:tbl>
       <w:tblPr>
@@ -10538,8 +11576,6 @@
                 <w:rFonts w:ascii="Arial" w:hAnsi="Arial" w:cs="Arial"/>
                 <w:b/>
                 <w:bCs/>
-                <w:sz w:val="28"/>
-                <w:szCs w:val="28"/>
                 <w:lang w:val="en-IN"/>
               </w:rPr>
             </w:pPr>
@@ -10548,8 +11584,6 @@
                 <w:rFonts w:ascii="Arial" w:hAnsi="Arial" w:cs="Arial"/>
                 <w:b/>
                 <w:bCs/>
-                <w:sz w:val="28"/>
-                <w:szCs w:val="28"/>
               </w:rPr>
               <w:t>Feature</w:t>
             </w:r>
@@ -10567,8 +11601,6 @@
                 <w:rFonts w:ascii="Arial" w:hAnsi="Arial" w:cs="Arial"/>
                 <w:b/>
                 <w:bCs/>
-                <w:sz w:val="28"/>
-                <w:szCs w:val="28"/>
                 <w:lang w:val="en-IN"/>
               </w:rPr>
             </w:pPr>
@@ -10577,8 +11609,6 @@
                 <w:rFonts w:ascii="Arial" w:hAnsi="Arial" w:cs="Arial"/>
                 <w:b/>
                 <w:bCs/>
-                <w:sz w:val="28"/>
-                <w:szCs w:val="28"/>
               </w:rPr>
               <w:t>Existing Systems</w:t>
             </w:r>
@@ -10596,8 +11626,6 @@
                 <w:rFonts w:ascii="Arial" w:hAnsi="Arial" w:cs="Arial"/>
                 <w:b/>
                 <w:bCs/>
-                <w:sz w:val="28"/>
-                <w:szCs w:val="28"/>
                 <w:lang w:val="en-IN"/>
               </w:rPr>
             </w:pPr>
@@ -10606,8 +11634,6 @@
                 <w:rFonts w:ascii="Arial" w:hAnsi="Arial" w:cs="Arial"/>
                 <w:b/>
                 <w:bCs/>
-                <w:sz w:val="28"/>
-                <w:szCs w:val="28"/>
               </w:rPr>
               <w:t>Proposed System (BAYMAX)</w:t>
             </w:r>
@@ -10976,35 +12002,10 @@
     </w:p>
     <w:p>
       <w:pPr>
-        <w:spacing w:line="360" w:lineRule="auto"/>
-        <w:jc w:val="both"/>
-        <w:rPr>
-          <w:rFonts w:ascii="Arial" w:hAnsi="Arial" w:cs="Arial"/>
-          <w:lang w:val="en-IN"/>
-        </w:rPr>
-      </w:pPr>
-      <w:r>
-        <w:rPr>
-          <w:rFonts w:ascii="Arial" w:hAnsi="Arial" w:cs="Arial"/>
-        </w:rPr>
-        <w:tab/>
-      </w:r>
-    </w:p>
-    <w:p>
-      <w:pPr>
-        <w:tabs>
-          <w:tab w:val="left" w:pos="5624"/>
-        </w:tabs>
-        <w:rPr>
-          <w:rFonts w:ascii="Arial" w:hAnsi="Arial" w:cs="Arial"/>
-        </w:rPr>
-      </w:pPr>
-    </w:p>
-    <w:p>
-      <w:pPr>
         <w:pStyle w:val="H2"/>
       </w:pPr>
       <w:r>
+        <w:lastRenderedPageBreak/>
         <w:t>5.6 Discussion</w:t>
       </w:r>
     </w:p>
@@ -11234,6 +12235,16 @@
     <w:p>
       <w:pPr>
         <w:pStyle w:val="2H"/>
+      </w:pPr>
+    </w:p>
+    <w:p>
+      <w:pPr>
+        <w:pStyle w:val="H2"/>
+      </w:pPr>
+    </w:p>
+    <w:p>
+      <w:pPr>
+        <w:pStyle w:val="H2"/>
       </w:pPr>
     </w:p>
     <w:p>
@@ -11593,7 +12604,7 @@
         </w:rPr>
         <w:br/>
       </w:r>
-      <w:hyperlink r:id="rId15" w:tgtFrame="_new" w:history="1">
+      <w:hyperlink r:id="rId14" w:tgtFrame="_new" w:history="1">
         <w:r>
           <w:rPr>
             <w:rStyle w:val="Hyperlink"/>
@@ -11633,7 +12644,7 @@
         </w:rPr>
         <w:br/>
       </w:r>
-      <w:hyperlink r:id="rId16" w:tgtFrame="_new" w:history="1">
+      <w:hyperlink r:id="rId15" w:tgtFrame="_new" w:history="1">
         <w:r>
           <w:rPr>
             <w:rStyle w:val="Hyperlink"/>
@@ -11673,7 +12684,7 @@
         </w:rPr>
         <w:br/>
       </w:r>
-      <w:hyperlink r:id="rId17" w:tgtFrame="_new" w:history="1">
+      <w:hyperlink r:id="rId16" w:tgtFrame="_new" w:history="1">
         <w:r>
           <w:rPr>
             <w:rStyle w:val="Hyperlink"/>
@@ -11713,7 +12724,7 @@
         </w:rPr>
         <w:br/>
       </w:r>
-      <w:hyperlink r:id="rId18" w:tgtFrame="_new" w:history="1">
+      <w:hyperlink r:id="rId17" w:tgtFrame="_new" w:history="1">
         <w:r>
           <w:rPr>
             <w:rStyle w:val="Hyperlink"/>
@@ -11753,7 +12764,7 @@
         </w:rPr>
         <w:br/>
       </w:r>
-      <w:hyperlink r:id="rId19" w:tgtFrame="_new" w:history="1">
+      <w:hyperlink r:id="rId18" w:tgtFrame="_new" w:history="1">
         <w:r>
           <w:rPr>
             <w:rStyle w:val="Hyperlink"/>
@@ -11811,6 +12822,16 @@
     </w:p>
     <w:p>
       <w:pPr>
+        <w:pStyle w:val="Heading616"/>
+        <w:rPr>
+          <w:sz w:val="36"/>
+          <w:szCs w:val="36"/>
+          <w:lang w:val="en-IN"/>
+        </w:rPr>
+      </w:pPr>
+    </w:p>
+    <w:p>
+      <w:pPr>
         <w:pStyle w:val="Fuck"/>
         <w:rPr>
           <w:lang w:val="en-IN"/>
@@ -11823,6 +12844,14 @@
         <w:lastRenderedPageBreak/>
         <w:t>APPENDIX</w:t>
       </w:r>
+    </w:p>
+    <w:p>
+      <w:pPr>
+        <w:pStyle w:val="Fuck"/>
+        <w:rPr>
+          <w:lang w:val="en-IN"/>
+        </w:rPr>
+      </w:pPr>
     </w:p>
     <w:p>
       <w:pPr>
@@ -11944,6 +12973,170 @@
                 <pic:pic xmlns:pic="http://schemas.openxmlformats.org/drawingml/2006/picture">
                   <pic:nvPicPr>
                     <pic:cNvPr id="0" name="Picture 5"/>
+                    <pic:cNvPicPr>
+                      <a:picLocks noChangeAspect="1" noChangeArrowheads="1"/>
+                    </pic:cNvPicPr>
+                  </pic:nvPicPr>
+                  <pic:blipFill>
+                    <a:blip r:embed="rId19" cstate="print">
+                      <a:extLst>
+                        <a:ext uri="{28A0092B-C50C-407E-A947-70E740481C1C}">
+                          <a14:useLocalDpi xmlns:a14="http://schemas.microsoft.com/office/drawing/2010/main" val="0"/>
+                        </a:ext>
+                      </a:extLst>
+                    </a:blip>
+                    <a:srcRect/>
+                    <a:stretch>
+                      <a:fillRect/>
+                    </a:stretch>
+                  </pic:blipFill>
+                  <pic:spPr bwMode="auto">
+                    <a:xfrm>
+                      <a:off x="0" y="0"/>
+                      <a:ext cx="5720080" cy="3221355"/>
+                    </a:xfrm>
+                    <a:prstGeom prst="rect">
+                      <a:avLst/>
+                    </a:prstGeom>
+                    <a:noFill/>
+                    <a:ln>
+                      <a:noFill/>
+                    </a:ln>
+                  </pic:spPr>
+                </pic:pic>
+              </a:graphicData>
+            </a:graphic>
+          </wp:inline>
+        </w:drawing>
+      </w:r>
+    </w:p>
+    <w:p>
+      <w:pPr>
+        <w:spacing w:after="160" w:line="360" w:lineRule="auto"/>
+        <w:ind w:left="720"/>
+        <w:jc w:val="both"/>
+        <w:rPr>
+          <w:rFonts w:ascii="Arial" w:hAnsi="Arial" w:cs="Arial"/>
+          <w:lang w:val="en-IN"/>
+        </w:rPr>
+      </w:pPr>
+    </w:p>
+    <w:p>
+      <w:pPr>
+        <w:spacing w:after="160" w:line="360" w:lineRule="auto"/>
+        <w:ind w:left="720"/>
+        <w:jc w:val="both"/>
+        <w:rPr>
+          <w:rFonts w:ascii="Arial" w:hAnsi="Arial" w:cs="Arial"/>
+          <w:lang w:val="en-IN"/>
+        </w:rPr>
+      </w:pPr>
+    </w:p>
+    <w:p>
+      <w:pPr>
+        <w:spacing w:after="160" w:line="360" w:lineRule="auto"/>
+        <w:ind w:left="360"/>
+        <w:jc w:val="both"/>
+        <w:rPr>
+          <w:rFonts w:ascii="Arial" w:hAnsi="Arial" w:cs="Arial"/>
+          <w:lang w:val="en-IN"/>
+        </w:rPr>
+      </w:pPr>
+    </w:p>
+    <w:p>
+      <w:pPr>
+        <w:spacing w:after="160" w:line="360" w:lineRule="auto"/>
+        <w:jc w:val="both"/>
+        <w:rPr>
+          <w:rFonts w:ascii="Arial" w:hAnsi="Arial" w:cs="Arial"/>
+          <w:lang w:val="en-IN"/>
+        </w:rPr>
+      </w:pPr>
+    </w:p>
+    <w:p>
+      <w:pPr>
+        <w:spacing w:after="160" w:line="360" w:lineRule="auto"/>
+        <w:jc w:val="both"/>
+        <w:rPr>
+          <w:rFonts w:ascii="Arial" w:hAnsi="Arial" w:cs="Arial"/>
+          <w:lang w:val="en-IN"/>
+        </w:rPr>
+      </w:pPr>
+    </w:p>
+    <w:p>
+      <w:pPr>
+        <w:spacing w:after="160" w:line="360" w:lineRule="auto"/>
+        <w:ind w:left="360"/>
+        <w:jc w:val="both"/>
+        <w:rPr>
+          <w:rFonts w:ascii="Arial" w:hAnsi="Arial" w:cs="Arial"/>
+          <w:lang w:val="en-IN"/>
+        </w:rPr>
+      </w:pPr>
+    </w:p>
+    <w:p>
+      <w:pPr>
+        <w:numPr>
+          <w:ilvl w:val="0"/>
+          <w:numId w:val="20"/>
+        </w:numPr>
+        <w:spacing w:after="160" w:line="360" w:lineRule="auto"/>
+        <w:jc w:val="both"/>
+        <w:rPr>
+          <w:rFonts w:ascii="Arial" w:hAnsi="Arial" w:cs="Arial"/>
+          <w:lang w:val="en-IN"/>
+        </w:rPr>
+      </w:pPr>
+      <w:r>
+        <w:rPr>
+          <w:rFonts w:ascii="Arial" w:hAnsi="Arial" w:cs="Arial"/>
+          <w:b/>
+          <w:bCs/>
+          <w:lang w:val="en-IN"/>
+        </w:rPr>
+        <w:t>User Registration Page</w:t>
+      </w:r>
+      <w:r>
+        <w:rPr>
+          <w:rFonts w:ascii="Arial" w:hAnsi="Arial" w:cs="Arial"/>
+          <w:lang w:val="en-IN"/>
+        </w:rPr>
+        <w:t xml:space="preserve"> – Allows new users to create an account in the system.</w:t>
+      </w:r>
+    </w:p>
+    <w:p>
+      <w:pPr>
+        <w:spacing w:after="160" w:line="360" w:lineRule="auto"/>
+        <w:jc w:val="both"/>
+        <w:rPr>
+          <w:rFonts w:ascii="Arial" w:hAnsi="Arial" w:cs="Arial"/>
+          <w:b/>
+          <w:bCs/>
+          <w:lang w:val="en-IN"/>
+        </w:rPr>
+      </w:pPr>
+      <w:r>
+        <w:rPr>
+          <w:rFonts w:ascii="Arial" w:hAnsi="Arial" w:cs="Arial"/>
+          <w:b/>
+          <w:bCs/>
+          <w:noProof/>
+          <w:lang w:val="en-IN"/>
+        </w:rPr>
+        <w:lastRenderedPageBreak/>
+        <w:drawing>
+          <wp:inline distT="0" distB="0" distL="0" distR="0" wp14:anchorId="25D98BFB" wp14:editId="0BB5926E">
+            <wp:extent cx="5720080" cy="3221355"/>
+            <wp:effectExtent l="0" t="0" r="0" b="0"/>
+            <wp:docPr id="154681608" name="Picture 6"/>
+            <wp:cNvGraphicFramePr>
+              <a:graphicFrameLocks xmlns:a="http://schemas.openxmlformats.org/drawingml/2006/main" noChangeAspect="1"/>
+            </wp:cNvGraphicFramePr>
+            <a:graphic xmlns:a="http://schemas.openxmlformats.org/drawingml/2006/main">
+              <a:graphicData uri="http://schemas.openxmlformats.org/drawingml/2006/picture">
+                <pic:pic xmlns:pic="http://schemas.openxmlformats.org/drawingml/2006/picture">
+                  <pic:nvPicPr>
+                    <pic:cNvPr id="0" name="Picture 6"/>
                     <pic:cNvPicPr>
                       <a:picLocks noChangeAspect="1" noChangeArrowheads="1"/>
                     </pic:cNvPicPr>
@@ -11994,59 +13187,6 @@
     </w:p>
     <w:p>
       <w:pPr>
-        <w:spacing w:after="160" w:line="360" w:lineRule="auto"/>
-        <w:ind w:left="720"/>
-        <w:jc w:val="both"/>
-        <w:rPr>
-          <w:rFonts w:ascii="Arial" w:hAnsi="Arial" w:cs="Arial"/>
-          <w:lang w:val="en-IN"/>
-        </w:rPr>
-      </w:pPr>
-    </w:p>
-    <w:p>
-      <w:pPr>
-        <w:spacing w:after="160" w:line="360" w:lineRule="auto"/>
-        <w:ind w:left="360"/>
-        <w:jc w:val="both"/>
-        <w:rPr>
-          <w:rFonts w:ascii="Arial" w:hAnsi="Arial" w:cs="Arial"/>
-          <w:lang w:val="en-IN"/>
-        </w:rPr>
-      </w:pPr>
-    </w:p>
-    <w:p>
-      <w:pPr>
-        <w:spacing w:after="160" w:line="360" w:lineRule="auto"/>
-        <w:jc w:val="both"/>
-        <w:rPr>
-          <w:rFonts w:ascii="Arial" w:hAnsi="Arial" w:cs="Arial"/>
-          <w:lang w:val="en-IN"/>
-        </w:rPr>
-      </w:pPr>
-    </w:p>
-    <w:p>
-      <w:pPr>
-        <w:spacing w:after="160" w:line="360" w:lineRule="auto"/>
-        <w:jc w:val="both"/>
-        <w:rPr>
-          <w:rFonts w:ascii="Arial" w:hAnsi="Arial" w:cs="Arial"/>
-          <w:lang w:val="en-IN"/>
-        </w:rPr>
-      </w:pPr>
-    </w:p>
-    <w:p>
-      <w:pPr>
-        <w:spacing w:after="160" w:line="360" w:lineRule="auto"/>
-        <w:ind w:left="360"/>
-        <w:jc w:val="both"/>
-        <w:rPr>
-          <w:rFonts w:ascii="Arial" w:hAnsi="Arial" w:cs="Arial"/>
-          <w:lang w:val="en-IN"/>
-        </w:rPr>
-      </w:pPr>
-    </w:p>
-    <w:p>
-      <w:pPr>
         <w:numPr>
           <w:ilvl w:val="0"/>
           <w:numId w:val="20"/>
@@ -12065,14 +13205,14 @@
           <w:bCs/>
           <w:lang w:val="en-IN"/>
         </w:rPr>
-        <w:t>User Registration Page</w:t>
-      </w:r>
-      <w:r>
-        <w:rPr>
-          <w:rFonts w:ascii="Arial" w:hAnsi="Arial" w:cs="Arial"/>
-          <w:lang w:val="en-IN"/>
-        </w:rPr>
-        <w:t xml:space="preserve"> – Allows new users to create an account in the system.</w:t>
+        <w:t>User Login Page</w:t>
+      </w:r>
+      <w:r>
+        <w:rPr>
+          <w:rFonts w:ascii="Arial" w:hAnsi="Arial" w:cs="Arial"/>
+          <w:lang w:val="en-IN"/>
+        </w:rPr>
+        <w:t xml:space="preserve"> – Enables registered users to log into the system securely.</w:t>
       </w:r>
     </w:p>
     <w:p>
@@ -12081,8 +13221,6 @@
         <w:jc w:val="both"/>
         <w:rPr>
           <w:rFonts w:ascii="Arial" w:hAnsi="Arial" w:cs="Arial"/>
-          <w:b/>
-          <w:bCs/>
           <w:lang w:val="en-IN"/>
         </w:rPr>
       </w:pPr>
@@ -12094,12 +13232,11 @@
           <w:noProof/>
           <w:lang w:val="en-IN"/>
         </w:rPr>
-        <w:lastRenderedPageBreak/>
         <w:drawing>
-          <wp:inline distT="0" distB="0" distL="0" distR="0" wp14:anchorId="25D98BFB" wp14:editId="0BB5926E">
+          <wp:inline distT="0" distB="0" distL="0" distR="0" wp14:anchorId="1679399F" wp14:editId="29BB2635">
             <wp:extent cx="5720080" cy="3221355"/>
             <wp:effectExtent l="0" t="0" r="0" b="0"/>
-            <wp:docPr id="154681608" name="Picture 6"/>
+            <wp:docPr id="2016449566" name="Picture 7"/>
             <wp:cNvGraphicFramePr>
               <a:graphicFrameLocks xmlns:a="http://schemas.openxmlformats.org/drawingml/2006/main" noChangeAspect="1"/>
             </wp:cNvGraphicFramePr>
@@ -12107,7 +13244,7 @@
               <a:graphicData uri="http://schemas.openxmlformats.org/drawingml/2006/picture">
                 <pic:pic xmlns:pic="http://schemas.openxmlformats.org/drawingml/2006/picture">
                   <pic:nvPicPr>
-                    <pic:cNvPr id="0" name="Picture 6"/>
+                    <pic:cNvPr id="0" name="Picture 7"/>
                     <pic:cNvPicPr>
                       <a:picLocks noChangeAspect="1" noChangeArrowheads="1"/>
                     </pic:cNvPicPr>
@@ -12147,17 +13284,6 @@
     </w:p>
     <w:p>
       <w:pPr>
-        <w:spacing w:after="160" w:line="360" w:lineRule="auto"/>
-        <w:ind w:left="720"/>
-        <w:jc w:val="both"/>
-        <w:rPr>
-          <w:rFonts w:ascii="Arial" w:hAnsi="Arial" w:cs="Arial"/>
-          <w:lang w:val="en-IN"/>
-        </w:rPr>
-      </w:pPr>
-    </w:p>
-    <w:p>
-      <w:pPr>
         <w:numPr>
           <w:ilvl w:val="0"/>
           <w:numId w:val="20"/>
@@ -12176,14 +13302,14 @@
           <w:bCs/>
           <w:lang w:val="en-IN"/>
         </w:rPr>
-        <w:t>User Login Page</w:t>
-      </w:r>
-      <w:r>
-        <w:rPr>
-          <w:rFonts w:ascii="Arial" w:hAnsi="Arial" w:cs="Arial"/>
-          <w:lang w:val="en-IN"/>
-        </w:rPr>
-        <w:t xml:space="preserve"> – Enables registered users to log into the system securely.</w:t>
+        <w:t>Patient Dashboard</w:t>
+      </w:r>
+      <w:r>
+        <w:rPr>
+          <w:rFonts w:ascii="Arial" w:hAnsi="Arial" w:cs="Arial"/>
+          <w:lang w:val="en-IN"/>
+        </w:rPr>
+        <w:t xml:space="preserve"> – Shows the main dashboard where users can access healthcare services such as doctor consultation, medicine purchase, and health records.</w:t>
       </w:r>
     </w:p>
     <w:p>
@@ -12203,11 +13329,12 @@
           <w:noProof/>
           <w:lang w:val="en-IN"/>
         </w:rPr>
+        <w:lastRenderedPageBreak/>
         <w:drawing>
-          <wp:inline distT="0" distB="0" distL="0" distR="0" wp14:anchorId="1679399F" wp14:editId="29BB2635">
+          <wp:inline distT="0" distB="0" distL="0" distR="0" wp14:anchorId="65615D5F" wp14:editId="5CA10EA1">
             <wp:extent cx="5720080" cy="3221355"/>
             <wp:effectExtent l="0" t="0" r="0" b="0"/>
-            <wp:docPr id="2016449566" name="Picture 7"/>
+            <wp:docPr id="653497566" name="Picture 8"/>
             <wp:cNvGraphicFramePr>
               <a:graphicFrameLocks xmlns:a="http://schemas.openxmlformats.org/drawingml/2006/main" noChangeAspect="1"/>
             </wp:cNvGraphicFramePr>
@@ -12215,7 +13342,113 @@
               <a:graphicData uri="http://schemas.openxmlformats.org/drawingml/2006/picture">
                 <pic:pic xmlns:pic="http://schemas.openxmlformats.org/drawingml/2006/picture">
                   <pic:nvPicPr>
-                    <pic:cNvPr id="0" name="Picture 7"/>
+                    <pic:cNvPr id="0" name="Picture 8"/>
+                    <pic:cNvPicPr>
+                      <a:picLocks noChangeAspect="1" noChangeArrowheads="1"/>
+                    </pic:cNvPicPr>
+                  </pic:nvPicPr>
+                  <pic:blipFill>
+                    <a:blip r:embed="rId19" cstate="print">
+                      <a:extLst>
+                        <a:ext uri="{28A0092B-C50C-407E-A947-70E740481C1C}">
+                          <a14:useLocalDpi xmlns:a14="http://schemas.microsoft.com/office/drawing/2010/main" val="0"/>
+                        </a:ext>
+                      </a:extLst>
+                    </a:blip>
+                    <a:srcRect/>
+                    <a:stretch>
+                      <a:fillRect/>
+                    </a:stretch>
+                  </pic:blipFill>
+                  <pic:spPr bwMode="auto">
+                    <a:xfrm>
+                      <a:off x="0" y="0"/>
+                      <a:ext cx="5720080" cy="3221355"/>
+                    </a:xfrm>
+                    <a:prstGeom prst="rect">
+                      <a:avLst/>
+                    </a:prstGeom>
+                    <a:noFill/>
+                    <a:ln>
+                      <a:noFill/>
+                    </a:ln>
+                  </pic:spPr>
+                </pic:pic>
+              </a:graphicData>
+            </a:graphic>
+          </wp:inline>
+        </w:drawing>
+      </w:r>
+    </w:p>
+    <w:p>
+      <w:pPr>
+        <w:spacing w:after="160" w:line="360" w:lineRule="auto"/>
+        <w:ind w:left="720"/>
+        <w:jc w:val="both"/>
+        <w:rPr>
+          <w:rFonts w:ascii="Arial" w:hAnsi="Arial" w:cs="Arial"/>
+          <w:lang w:val="en-IN"/>
+        </w:rPr>
+      </w:pPr>
+    </w:p>
+    <w:p>
+      <w:pPr>
+        <w:numPr>
+          <w:ilvl w:val="0"/>
+          <w:numId w:val="20"/>
+        </w:numPr>
+        <w:spacing w:after="160" w:line="360" w:lineRule="auto"/>
+        <w:jc w:val="both"/>
+        <w:rPr>
+          <w:rFonts w:ascii="Arial" w:hAnsi="Arial" w:cs="Arial"/>
+          <w:lang w:val="en-IN"/>
+        </w:rPr>
+      </w:pPr>
+      <w:r>
+        <w:rPr>
+          <w:rFonts w:ascii="Arial" w:hAnsi="Arial" w:cs="Arial"/>
+          <w:b/>
+          <w:bCs/>
+          <w:lang w:val="en-IN"/>
+        </w:rPr>
+        <w:t>Doctor Appointment Page</w:t>
+      </w:r>
+      <w:r>
+        <w:rPr>
+          <w:rFonts w:ascii="Arial" w:hAnsi="Arial" w:cs="Arial"/>
+          <w:lang w:val="en-IN"/>
+        </w:rPr>
+        <w:t xml:space="preserve"> – Displays the list of available doctors and allows users to book appointments.</w:t>
+      </w:r>
+    </w:p>
+    <w:p>
+      <w:pPr>
+        <w:spacing w:after="160" w:line="360" w:lineRule="auto"/>
+        <w:jc w:val="both"/>
+        <w:rPr>
+          <w:rFonts w:ascii="Arial" w:hAnsi="Arial" w:cs="Arial"/>
+          <w:lang w:val="en-IN"/>
+        </w:rPr>
+      </w:pPr>
+      <w:r>
+        <w:rPr>
+          <w:rFonts w:ascii="Arial" w:hAnsi="Arial" w:cs="Arial"/>
+          <w:noProof/>
+          <w:lang w:val="en-IN"/>
+        </w:rPr>
+        <w:drawing>
+          <wp:inline distT="0" distB="0" distL="0" distR="0" wp14:anchorId="13CD8C08" wp14:editId="2CA54DA9">
+            <wp:extent cx="5720080" cy="3221355"/>
+            <wp:effectExtent l="0" t="0" r="0" b="0"/>
+            <wp:docPr id="802263501" name="Picture 10"/>
+            <wp:cNvGraphicFramePr>
+              <a:graphicFrameLocks xmlns:a="http://schemas.openxmlformats.org/drawingml/2006/main" noChangeAspect="1"/>
+            </wp:cNvGraphicFramePr>
+            <a:graphic xmlns:a="http://schemas.openxmlformats.org/drawingml/2006/main">
+              <a:graphicData uri="http://schemas.openxmlformats.org/drawingml/2006/picture">
+                <pic:pic xmlns:pic="http://schemas.openxmlformats.org/drawingml/2006/picture">
+                  <pic:nvPicPr>
+                    <pic:cNvPr id="0" name="Picture 10"/>
                     <pic:cNvPicPr>
                       <a:picLocks noChangeAspect="1" noChangeArrowheads="1"/>
                     </pic:cNvPicPr>
@@ -12255,6 +13488,17 @@
     </w:p>
     <w:p>
       <w:pPr>
+        <w:spacing w:after="160" w:line="360" w:lineRule="auto"/>
+        <w:ind w:left="720"/>
+        <w:jc w:val="both"/>
+        <w:rPr>
+          <w:rFonts w:ascii="Arial" w:hAnsi="Arial" w:cs="Arial"/>
+          <w:lang w:val="en-IN"/>
+        </w:rPr>
+      </w:pPr>
+    </w:p>
+    <w:p>
+      <w:pPr>
         <w:numPr>
           <w:ilvl w:val="0"/>
           <w:numId w:val="20"/>
@@ -12273,14 +13517,14 @@
           <w:bCs/>
           <w:lang w:val="en-IN"/>
         </w:rPr>
-        <w:t>Patient Dashboard</w:t>
-      </w:r>
-      <w:r>
-        <w:rPr>
-          <w:rFonts w:ascii="Arial" w:hAnsi="Arial" w:cs="Arial"/>
-          <w:lang w:val="en-IN"/>
-        </w:rPr>
-        <w:t xml:space="preserve"> – Shows the main dashboard where users can access healthcare services such as doctor consultation, medicine purchase, and health records.</w:t>
+        <w:t>Buy Medicines Page</w:t>
+      </w:r>
+      <w:r>
+        <w:rPr>
+          <w:rFonts w:ascii="Arial" w:hAnsi="Arial" w:cs="Arial"/>
+          <w:lang w:val="en-IN"/>
+        </w:rPr>
+        <w:t xml:space="preserve"> – Shows medicine details and pharmacy information.</w:t>
       </w:r>
     </w:p>
     <w:p>
@@ -12295,17 +13539,15 @@
       <w:r>
         <w:rPr>
           <w:rFonts w:ascii="Arial" w:hAnsi="Arial" w:cs="Arial"/>
-          <w:b/>
-          <w:bCs/>
           <w:noProof/>
           <w:lang w:val="en-IN"/>
         </w:rPr>
         <w:lastRenderedPageBreak/>
         <w:drawing>
-          <wp:inline distT="0" distB="0" distL="0" distR="0" wp14:anchorId="65615D5F" wp14:editId="5CA10EA1">
+          <wp:inline distT="0" distB="0" distL="0" distR="0" wp14:anchorId="3721DD44" wp14:editId="47A2A9E1">
             <wp:extent cx="5720080" cy="3221355"/>
             <wp:effectExtent l="0" t="0" r="0" b="0"/>
-            <wp:docPr id="653497566" name="Picture 8"/>
+            <wp:docPr id="737715345" name="Picture 11"/>
             <wp:cNvGraphicFramePr>
               <a:graphicFrameLocks xmlns:a="http://schemas.openxmlformats.org/drawingml/2006/main" noChangeAspect="1"/>
             </wp:cNvGraphicFramePr>
@@ -12313,113 +13555,7 @@
               <a:graphicData uri="http://schemas.openxmlformats.org/drawingml/2006/picture">
                 <pic:pic xmlns:pic="http://schemas.openxmlformats.org/drawingml/2006/picture">
                   <pic:nvPicPr>
-                    <pic:cNvPr id="0" name="Picture 8"/>
-                    <pic:cNvPicPr>
-                      <a:picLocks noChangeAspect="1" noChangeArrowheads="1"/>
-                    </pic:cNvPicPr>
-                  </pic:nvPicPr>
-                  <pic:blipFill>
-                    <a:blip r:embed="rId20" cstate="print">
-                      <a:extLst>
-                        <a:ext uri="{28A0092B-C50C-407E-A947-70E740481C1C}">
-                          <a14:useLocalDpi xmlns:a14="http://schemas.microsoft.com/office/drawing/2010/main" val="0"/>
-                        </a:ext>
-                      </a:extLst>
-                    </a:blip>
-                    <a:srcRect/>
-                    <a:stretch>
-                      <a:fillRect/>
-                    </a:stretch>
-                  </pic:blipFill>
-                  <pic:spPr bwMode="auto">
-                    <a:xfrm>
-                      <a:off x="0" y="0"/>
-                      <a:ext cx="5720080" cy="3221355"/>
-                    </a:xfrm>
-                    <a:prstGeom prst="rect">
-                      <a:avLst/>
-                    </a:prstGeom>
-                    <a:noFill/>
-                    <a:ln>
-                      <a:noFill/>
-                    </a:ln>
-                  </pic:spPr>
-                </pic:pic>
-              </a:graphicData>
-            </a:graphic>
-          </wp:inline>
-        </w:drawing>
-      </w:r>
-    </w:p>
-    <w:p>
-      <w:pPr>
-        <w:spacing w:after="160" w:line="360" w:lineRule="auto"/>
-        <w:ind w:left="720"/>
-        <w:jc w:val="both"/>
-        <w:rPr>
-          <w:rFonts w:ascii="Arial" w:hAnsi="Arial" w:cs="Arial"/>
-          <w:lang w:val="en-IN"/>
-        </w:rPr>
-      </w:pPr>
-    </w:p>
-    <w:p>
-      <w:pPr>
-        <w:numPr>
-          <w:ilvl w:val="0"/>
-          <w:numId w:val="20"/>
-        </w:numPr>
-        <w:spacing w:after="160" w:line="360" w:lineRule="auto"/>
-        <w:jc w:val="both"/>
-        <w:rPr>
-          <w:rFonts w:ascii="Arial" w:hAnsi="Arial" w:cs="Arial"/>
-          <w:lang w:val="en-IN"/>
-        </w:rPr>
-      </w:pPr>
-      <w:r>
-        <w:rPr>
-          <w:rFonts w:ascii="Arial" w:hAnsi="Arial" w:cs="Arial"/>
-          <w:b/>
-          <w:bCs/>
-          <w:lang w:val="en-IN"/>
-        </w:rPr>
-        <w:t>Doctor Appointment Page</w:t>
-      </w:r>
-      <w:r>
-        <w:rPr>
-          <w:rFonts w:ascii="Arial" w:hAnsi="Arial" w:cs="Arial"/>
-          <w:lang w:val="en-IN"/>
-        </w:rPr>
-        <w:t xml:space="preserve"> – Displays the list of available doctors and allows users to book appointments.</w:t>
-      </w:r>
-    </w:p>
-    <w:p>
-      <w:pPr>
-        <w:spacing w:after="160" w:line="360" w:lineRule="auto"/>
-        <w:jc w:val="both"/>
-        <w:rPr>
-          <w:rFonts w:ascii="Arial" w:hAnsi="Arial" w:cs="Arial"/>
-          <w:lang w:val="en-IN"/>
-        </w:rPr>
-      </w:pPr>
-      <w:r>
-        <w:rPr>
-          <w:rFonts w:ascii="Arial" w:hAnsi="Arial" w:cs="Arial"/>
-          <w:noProof/>
-          <w:lang w:val="en-IN"/>
-        </w:rPr>
-        <w:drawing>
-          <wp:inline distT="0" distB="0" distL="0" distR="0" wp14:anchorId="13CD8C08" wp14:editId="2CA54DA9">
-            <wp:extent cx="5720080" cy="3221355"/>
-            <wp:effectExtent l="0" t="0" r="0" b="0"/>
-            <wp:docPr id="802263501" name="Picture 10"/>
-            <wp:cNvGraphicFramePr>
-              <a:graphicFrameLocks xmlns:a="http://schemas.openxmlformats.org/drawingml/2006/main" noChangeAspect="1"/>
-            </wp:cNvGraphicFramePr>
-            <a:graphic xmlns:a="http://schemas.openxmlformats.org/drawingml/2006/main">
-              <a:graphicData uri="http://schemas.openxmlformats.org/drawingml/2006/picture">
-                <pic:pic xmlns:pic="http://schemas.openxmlformats.org/drawingml/2006/picture">
-                  <pic:nvPicPr>
-                    <pic:cNvPr id="0" name="Picture 10"/>
+                    <pic:cNvPr id="0" name="Picture 11"/>
                     <pic:cNvPicPr>
                       <a:picLocks noChangeAspect="1" noChangeArrowheads="1"/>
                     </pic:cNvPicPr>
@@ -12488,14 +13624,14 @@
           <w:bCs/>
           <w:lang w:val="en-IN"/>
         </w:rPr>
-        <w:t>Buy Medicines Page</w:t>
-      </w:r>
-      <w:r>
-        <w:rPr>
-          <w:rFonts w:ascii="Arial" w:hAnsi="Arial" w:cs="Arial"/>
-          <w:lang w:val="en-IN"/>
-        </w:rPr>
-        <w:t xml:space="preserve"> – Shows medicine details and pharmacy information.</w:t>
+        <w:t>Health Records Page</w:t>
+      </w:r>
+      <w:r>
+        <w:rPr>
+          <w:rFonts w:ascii="Arial" w:hAnsi="Arial" w:cs="Arial"/>
+          <w:lang w:val="en-IN"/>
+        </w:rPr>
+        <w:t xml:space="preserve"> – Displays user medical records and prescriptions.</w:t>
       </w:r>
     </w:p>
     <w:p>
@@ -12504,21 +13640,24 @@
         <w:jc w:val="both"/>
         <w:rPr>
           <w:rFonts w:ascii="Arial" w:hAnsi="Arial" w:cs="Arial"/>
-          <w:lang w:val="en-IN"/>
-        </w:rPr>
-      </w:pPr>
-      <w:r>
-        <w:rPr>
-          <w:rFonts w:ascii="Arial" w:hAnsi="Arial" w:cs="Arial"/>
+          <w:b/>
+          <w:bCs/>
+          <w:lang w:val="en-IN"/>
+        </w:rPr>
+      </w:pPr>
+      <w:r>
+        <w:rPr>
+          <w:rFonts w:ascii="Arial" w:hAnsi="Arial" w:cs="Arial"/>
+          <w:b/>
+          <w:bCs/>
           <w:noProof/>
           <w:lang w:val="en-IN"/>
         </w:rPr>
-        <w:lastRenderedPageBreak/>
         <w:drawing>
-          <wp:inline distT="0" distB="0" distL="0" distR="0" wp14:anchorId="3721DD44" wp14:editId="3173BA18">
+          <wp:inline distT="0" distB="0" distL="0" distR="0" wp14:anchorId="11163D97" wp14:editId="6C6C102B">
             <wp:extent cx="5720080" cy="3221355"/>
             <wp:effectExtent l="0" t="0" r="0" b="0"/>
-            <wp:docPr id="737715345" name="Picture 11"/>
+            <wp:docPr id="996532178" name="Picture 12"/>
             <wp:cNvGraphicFramePr>
               <a:graphicFrameLocks xmlns:a="http://schemas.openxmlformats.org/drawingml/2006/main" noChangeAspect="1"/>
             </wp:cNvGraphicFramePr>
@@ -12526,7 +13665,7 @@
               <a:graphicData uri="http://schemas.openxmlformats.org/drawingml/2006/picture">
                 <pic:pic xmlns:pic="http://schemas.openxmlformats.org/drawingml/2006/picture">
                   <pic:nvPicPr>
-                    <pic:cNvPr id="0" name="Picture 11"/>
+                    <pic:cNvPr id="0" name="Picture 12"/>
                     <pic:cNvPicPr>
                       <a:picLocks noChangeAspect="1" noChangeArrowheads="1"/>
                     </pic:cNvPicPr>
@@ -12595,14 +13734,14 @@
           <w:bCs/>
           <w:lang w:val="en-IN"/>
         </w:rPr>
-        <w:t>Health Records Page</w:t>
-      </w:r>
-      <w:r>
-        <w:rPr>
-          <w:rFonts w:ascii="Arial" w:hAnsi="Arial" w:cs="Arial"/>
-          <w:lang w:val="en-IN"/>
-        </w:rPr>
-        <w:t xml:space="preserve"> – Displays user medical records and prescriptions.</w:t>
+        <w:t>AI Health Assistant Interface</w:t>
+      </w:r>
+      <w:r>
+        <w:rPr>
+          <w:rFonts w:ascii="Arial" w:hAnsi="Arial" w:cs="Arial"/>
+          <w:lang w:val="en-IN"/>
+        </w:rPr>
+        <w:t xml:space="preserve"> – Shows the chatbot or AI interface that provides basic healthcare guidance.</w:t>
       </w:r>
     </w:p>
     <w:p>
@@ -12611,8 +13750,6 @@
         <w:jc w:val="both"/>
         <w:rPr>
           <w:rFonts w:ascii="Arial" w:hAnsi="Arial" w:cs="Arial"/>
-          <w:b/>
-          <w:bCs/>
           <w:lang w:val="en-IN"/>
         </w:rPr>
       </w:pPr>
@@ -12624,11 +13761,12 @@
           <w:noProof/>
           <w:lang w:val="en-IN"/>
         </w:rPr>
+        <w:lastRenderedPageBreak/>
         <w:drawing>
-          <wp:inline distT="0" distB="0" distL="0" distR="0" wp14:anchorId="11163D97" wp14:editId="6C6C102B">
+          <wp:inline distT="0" distB="0" distL="0" distR="0" wp14:anchorId="140EFF94" wp14:editId="7119234C">
             <wp:extent cx="5720080" cy="3221355"/>
             <wp:effectExtent l="0" t="0" r="0" b="0"/>
-            <wp:docPr id="996532178" name="Picture 12"/>
+            <wp:docPr id="1772538861" name="Picture 13"/>
             <wp:cNvGraphicFramePr>
               <a:graphicFrameLocks xmlns:a="http://schemas.openxmlformats.org/drawingml/2006/main" noChangeAspect="1"/>
             </wp:cNvGraphicFramePr>
@@ -12636,7 +13774,7 @@
               <a:graphicData uri="http://schemas.openxmlformats.org/drawingml/2006/picture">
                 <pic:pic xmlns:pic="http://schemas.openxmlformats.org/drawingml/2006/picture">
                   <pic:nvPicPr>
-                    <pic:cNvPr id="0" name="Picture 12"/>
+                    <pic:cNvPr id="0" name="Picture 13"/>
                     <pic:cNvPicPr>
                       <a:picLocks noChangeAspect="1" noChangeArrowheads="1"/>
                     </pic:cNvPicPr>
@@ -12705,14 +13843,14 @@
           <w:bCs/>
           <w:lang w:val="en-IN"/>
         </w:rPr>
-        <w:t>AI Health Assistant Interface</w:t>
-      </w:r>
-      <w:r>
-        <w:rPr>
-          <w:rFonts w:ascii="Arial" w:hAnsi="Arial" w:cs="Arial"/>
-          <w:lang w:val="en-IN"/>
-        </w:rPr>
-        <w:t xml:space="preserve"> – Shows the chatbot or AI interface that provides basic healthcare guidance.</w:t>
+        <w:t>Emergency Assistance Page</w:t>
+      </w:r>
+      <w:r>
+        <w:rPr>
+          <w:rFonts w:ascii="Arial" w:hAnsi="Arial" w:cs="Arial"/>
+          <w:lang w:val="en-IN"/>
+        </w:rPr>
+        <w:t xml:space="preserve"> – Displays emergency contact numbers and healthcare support services.</w:t>
       </w:r>
     </w:p>
     <w:p>
@@ -12732,12 +13870,11 @@
           <w:noProof/>
           <w:lang w:val="en-IN"/>
         </w:rPr>
-        <w:lastRenderedPageBreak/>
         <w:drawing>
-          <wp:inline distT="0" distB="0" distL="0" distR="0" wp14:anchorId="140EFF94" wp14:editId="7119234C">
+          <wp:inline distT="0" distB="0" distL="0" distR="0" wp14:anchorId="58E137E4" wp14:editId="493A1593">
             <wp:extent cx="5720080" cy="3221355"/>
             <wp:effectExtent l="0" t="0" r="0" b="0"/>
-            <wp:docPr id="1772538861" name="Picture 13"/>
+            <wp:docPr id="347153273" name="Picture 14"/>
             <wp:cNvGraphicFramePr>
               <a:graphicFrameLocks xmlns:a="http://schemas.openxmlformats.org/drawingml/2006/main" noChangeAspect="1"/>
             </wp:cNvGraphicFramePr>
@@ -12745,7 +13882,7 @@
               <a:graphicData uri="http://schemas.openxmlformats.org/drawingml/2006/picture">
                 <pic:pic xmlns:pic="http://schemas.openxmlformats.org/drawingml/2006/picture">
                   <pic:nvPicPr>
-                    <pic:cNvPr id="0" name="Picture 13"/>
+                    <pic:cNvPr id="0" name="Picture 14"/>
                     <pic:cNvPicPr>
                       <a:picLocks noChangeAspect="1" noChangeArrowheads="1"/>
                     </pic:cNvPicPr>
@@ -12785,115 +13922,17 @@
     </w:p>
     <w:p>
       <w:pPr>
-        <w:spacing w:after="160" w:line="360" w:lineRule="auto"/>
-        <w:ind w:left="720"/>
-        <w:jc w:val="both"/>
-        <w:rPr>
-          <w:rFonts w:ascii="Arial" w:hAnsi="Arial" w:cs="Arial"/>
-          <w:lang w:val="en-IN"/>
-        </w:rPr>
-      </w:pPr>
-    </w:p>
-    <w:p>
-      <w:pPr>
-        <w:numPr>
-          <w:ilvl w:val="0"/>
-          <w:numId w:val="20"/>
-        </w:numPr>
-        <w:spacing w:after="160" w:line="360" w:lineRule="auto"/>
-        <w:jc w:val="both"/>
-        <w:rPr>
-          <w:rFonts w:ascii="Arial" w:hAnsi="Arial" w:cs="Arial"/>
-          <w:lang w:val="en-IN"/>
-        </w:rPr>
-      </w:pPr>
-      <w:r>
-        <w:rPr>
-          <w:rFonts w:ascii="Arial" w:hAnsi="Arial" w:cs="Arial"/>
-          <w:b/>
-          <w:bCs/>
-          <w:lang w:val="en-IN"/>
-        </w:rPr>
-        <w:t>Emergency Assistance Page</w:t>
-      </w:r>
-      <w:r>
-        <w:rPr>
-          <w:rFonts w:ascii="Arial" w:hAnsi="Arial" w:cs="Arial"/>
-          <w:lang w:val="en-IN"/>
-        </w:rPr>
-        <w:t xml:space="preserve"> – Displays emergency contact numbers and healthcare support services.</w:t>
-      </w:r>
-    </w:p>
-    <w:p>
-      <w:pPr>
-        <w:spacing w:after="160" w:line="360" w:lineRule="auto"/>
-        <w:jc w:val="both"/>
-        <w:rPr>
-          <w:rFonts w:ascii="Arial" w:hAnsi="Arial" w:cs="Arial"/>
-          <w:lang w:val="en-IN"/>
-        </w:rPr>
-      </w:pPr>
-      <w:r>
-        <w:rPr>
-          <w:rFonts w:ascii="Arial" w:hAnsi="Arial" w:cs="Arial"/>
-          <w:b/>
-          <w:bCs/>
-          <w:noProof/>
-          <w:lang w:val="en-IN"/>
-        </w:rPr>
-        <w:drawing>
-          <wp:inline distT="0" distB="0" distL="0" distR="0" wp14:anchorId="58E137E4" wp14:editId="493A1593">
-            <wp:extent cx="5720080" cy="3221355"/>
-            <wp:effectExtent l="0" t="0" r="0" b="0"/>
-            <wp:docPr id="347153273" name="Picture 14"/>
-            <wp:cNvGraphicFramePr>
-              <a:graphicFrameLocks xmlns:a="http://schemas.openxmlformats.org/drawingml/2006/main" noChangeAspect="1"/>
-            </wp:cNvGraphicFramePr>
-            <a:graphic xmlns:a="http://schemas.openxmlformats.org/drawingml/2006/main">
-              <a:graphicData uri="http://schemas.openxmlformats.org/drawingml/2006/picture">
-                <pic:pic xmlns:pic="http://schemas.openxmlformats.org/drawingml/2006/picture">
-                  <pic:nvPicPr>
-                    <pic:cNvPr id="0" name="Picture 14"/>
-                    <pic:cNvPicPr>
-                      <a:picLocks noChangeAspect="1" noChangeArrowheads="1"/>
-                    </pic:cNvPicPr>
-                  </pic:nvPicPr>
-                  <pic:blipFill>
-                    <a:blip r:embed="rId27" cstate="print">
-                      <a:extLst>
-                        <a:ext uri="{28A0092B-C50C-407E-A947-70E740481C1C}">
-                          <a14:useLocalDpi xmlns:a14="http://schemas.microsoft.com/office/drawing/2010/main" val="0"/>
-                        </a:ext>
-                      </a:extLst>
-                    </a:blip>
-                    <a:srcRect/>
-                    <a:stretch>
-                      <a:fillRect/>
-                    </a:stretch>
-                  </pic:blipFill>
-                  <pic:spPr bwMode="auto">
-                    <a:xfrm>
-                      <a:off x="0" y="0"/>
-                      <a:ext cx="5720080" cy="3221355"/>
-                    </a:xfrm>
-                    <a:prstGeom prst="rect">
-                      <a:avLst/>
-                    </a:prstGeom>
-                    <a:noFill/>
-                    <a:ln>
-                      <a:noFill/>
-                    </a:ln>
-                  </pic:spPr>
-                </pic:pic>
-              </a:graphicData>
-            </a:graphic>
-          </wp:inline>
-        </w:drawing>
-      </w:r>
-    </w:p>
-    <w:p>
-      <w:pPr>
         <w:pStyle w:val="2H"/>
+      </w:pPr>
+    </w:p>
+    <w:p>
+      <w:pPr>
+        <w:pStyle w:val="H2"/>
+      </w:pPr>
+    </w:p>
+    <w:p>
+      <w:pPr>
+        <w:pStyle w:val="H2"/>
       </w:pPr>
     </w:p>
     <w:p>
@@ -12934,16 +13973,35 @@
     <w:p>
       <w:pPr>
         <w:spacing w:after="160" w:line="278" w:lineRule="auto"/>
-        <w:rPr>
-          <w:rFonts w:ascii="Arial" w:hAnsi="Arial" w:cs="Arial"/>
-          <w:lang w:val="en-IN"/>
-        </w:rPr>
-      </w:pPr>
+        <w:jc w:val="center"/>
+        <w:rPr>
+          <w:rFonts w:ascii="Arial" w:hAnsi="Arial" w:cs="Arial"/>
+          <w:b/>
+          <w:bCs/>
+          <w:lang w:val="en-IN"/>
+        </w:rPr>
+      </w:pPr>
+      <w:r>
+        <w:rPr>
+          <w:rFonts w:ascii="Arial" w:hAnsi="Arial" w:cs="Arial"/>
+          <w:b/>
+          <w:bCs/>
+          <w:lang w:val="en-IN"/>
+        </w:rPr>
+        <w:t>Table4: Test Case</w:t>
+      </w:r>
     </w:p>
     <w:tbl>
       <w:tblPr>
         <w:tblW w:w="0" w:type="auto"/>
-        <w:tblCellSpacing w:w="15" w:type="dxa"/>
+        <w:tblBorders>
+          <w:top w:val="single" w:sz="8" w:space="0" w:color="auto"/>
+          <w:left w:val="single" w:sz="8" w:space="0" w:color="auto"/>
+          <w:bottom w:val="single" w:sz="8" w:space="0" w:color="auto"/>
+          <w:right w:val="single" w:sz="8" w:space="0" w:color="auto"/>
+          <w:insideH w:val="single" w:sz="8" w:space="0" w:color="auto"/>
+          <w:insideV w:val="single" w:sz="8" w:space="0" w:color="auto"/>
+        </w:tblBorders>
         <w:tblCellMar>
           <w:top w:w="15" w:type="dxa"/>
           <w:left w:w="15" w:type="dxa"/>
@@ -12953,26 +14011,19 @@
         <w:tblLook w:val="04A0" w:firstRow="1" w:lastRow="0" w:firstColumn="1" w:lastColumn="0" w:noHBand="0" w:noVBand="1"/>
       </w:tblPr>
       <w:tblGrid>
-        <w:gridCol w:w="1036"/>
-        <w:gridCol w:w="1870"/>
-        <w:gridCol w:w="2814"/>
-        <w:gridCol w:w="2410"/>
-        <w:gridCol w:w="886"/>
+        <w:gridCol w:w="999"/>
+        <w:gridCol w:w="1867"/>
+        <w:gridCol w:w="2891"/>
+        <w:gridCol w:w="2440"/>
+        <w:gridCol w:w="831"/>
       </w:tblGrid>
       <w:tr>
         <w:trPr>
           <w:tblHeader/>
-          <w:tblCellSpacing w:w="15" w:type="dxa"/>
         </w:trPr>
         <w:tc>
           <w:tcPr>
             <w:tcW w:w="0" w:type="auto"/>
-            <w:tcBorders>
-              <w:top w:val="single" w:sz="4" w:space="0" w:color="auto"/>
-              <w:left w:val="single" w:sz="4" w:space="0" w:color="auto"/>
-              <w:bottom w:val="single" w:sz="4" w:space="0" w:color="auto"/>
-              <w:right w:val="single" w:sz="4" w:space="0" w:color="auto"/>
-            </w:tcBorders>
             <w:vAlign w:val="center"/>
             <w:hideMark/>
           </w:tcPr>
@@ -13000,11 +14051,6 @@
         <w:tc>
           <w:tcPr>
             <w:tcW w:w="0" w:type="auto"/>
-            <w:tcBorders>
-              <w:top w:val="single" w:sz="4" w:space="0" w:color="auto"/>
-              <w:bottom w:val="single" w:sz="4" w:space="0" w:color="auto"/>
-              <w:right w:val="single" w:sz="4" w:space="0" w:color="auto"/>
-            </w:tcBorders>
             <w:vAlign w:val="center"/>
             <w:hideMark/>
           </w:tcPr>
@@ -13032,10 +14078,6 @@
         <w:tc>
           <w:tcPr>
             <w:tcW w:w="0" w:type="auto"/>
-            <w:tcBorders>
-              <w:top w:val="single" w:sz="4" w:space="0" w:color="auto"/>
-              <w:bottom w:val="single" w:sz="4" w:space="0" w:color="auto"/>
-            </w:tcBorders>
             <w:vAlign w:val="center"/>
             <w:hideMark/>
           </w:tcPr>
@@ -13063,12 +14105,6 @@
         <w:tc>
           <w:tcPr>
             <w:tcW w:w="0" w:type="auto"/>
-            <w:tcBorders>
-              <w:top w:val="single" w:sz="4" w:space="0" w:color="auto"/>
-              <w:left w:val="single" w:sz="4" w:space="0" w:color="auto"/>
-              <w:bottom w:val="single" w:sz="4" w:space="0" w:color="auto"/>
-              <w:right w:val="single" w:sz="4" w:space="0" w:color="auto"/>
-            </w:tcBorders>
             <w:vAlign w:val="center"/>
             <w:hideMark/>
           </w:tcPr>
@@ -13096,11 +14132,6 @@
         <w:tc>
           <w:tcPr>
             <w:tcW w:w="0" w:type="auto"/>
-            <w:tcBorders>
-              <w:top w:val="single" w:sz="4" w:space="0" w:color="auto"/>
-              <w:bottom w:val="single" w:sz="4" w:space="0" w:color="auto"/>
-              <w:right w:val="single" w:sz="4" w:space="0" w:color="auto"/>
-            </w:tcBorders>
             <w:vAlign w:val="center"/>
             <w:hideMark/>
           </w:tcPr>
@@ -13127,17 +14158,9 @@
         </w:tc>
       </w:tr>
       <w:tr>
-        <w:trPr>
-          <w:tblCellSpacing w:w="15" w:type="dxa"/>
-        </w:trPr>
         <w:tc>
           <w:tcPr>
             <w:tcW w:w="0" w:type="auto"/>
-            <w:tcBorders>
-              <w:left w:val="single" w:sz="4" w:space="0" w:color="auto"/>
-              <w:bottom w:val="single" w:sz="4" w:space="0" w:color="auto"/>
-              <w:right w:val="single" w:sz="4" w:space="0" w:color="auto"/>
-            </w:tcBorders>
             <w:vAlign w:val="center"/>
             <w:hideMark/>
           </w:tcPr>
@@ -13161,10 +14184,6 @@
         <w:tc>
           <w:tcPr>
             <w:tcW w:w="0" w:type="auto"/>
-            <w:tcBorders>
-              <w:bottom w:val="single" w:sz="4" w:space="0" w:color="auto"/>
-              <w:right w:val="single" w:sz="4" w:space="0" w:color="auto"/>
-            </w:tcBorders>
             <w:vAlign w:val="center"/>
             <w:hideMark/>
           </w:tcPr>
@@ -13188,9 +14207,6 @@
         <w:tc>
           <w:tcPr>
             <w:tcW w:w="0" w:type="auto"/>
-            <w:tcBorders>
-              <w:bottom w:val="single" w:sz="4" w:space="0" w:color="auto"/>
-            </w:tcBorders>
             <w:vAlign w:val="center"/>
             <w:hideMark/>
           </w:tcPr>
@@ -13214,11 +14230,6 @@
         <w:tc>
           <w:tcPr>
             <w:tcW w:w="0" w:type="auto"/>
-            <w:tcBorders>
-              <w:left w:val="single" w:sz="4" w:space="0" w:color="auto"/>
-              <w:bottom w:val="single" w:sz="4" w:space="0" w:color="auto"/>
-              <w:right w:val="single" w:sz="4" w:space="0" w:color="auto"/>
-            </w:tcBorders>
             <w:vAlign w:val="center"/>
             <w:hideMark/>
           </w:tcPr>
@@ -13242,10 +14253,6 @@
         <w:tc>
           <w:tcPr>
             <w:tcW w:w="0" w:type="auto"/>
-            <w:tcBorders>
-              <w:bottom w:val="single" w:sz="4" w:space="0" w:color="auto"/>
-              <w:right w:val="single" w:sz="4" w:space="0" w:color="auto"/>
-            </w:tcBorders>
             <w:vAlign w:val="center"/>
             <w:hideMark/>
           </w:tcPr>
@@ -13268,17 +14275,9 @@
         </w:tc>
       </w:tr>
       <w:tr>
-        <w:trPr>
-          <w:tblCellSpacing w:w="15" w:type="dxa"/>
-        </w:trPr>
         <w:tc>
           <w:tcPr>
             <w:tcW w:w="0" w:type="auto"/>
-            <w:tcBorders>
-              <w:left w:val="single" w:sz="4" w:space="0" w:color="auto"/>
-              <w:bottom w:val="single" w:sz="4" w:space="0" w:color="auto"/>
-              <w:right w:val="single" w:sz="4" w:space="0" w:color="auto"/>
-            </w:tcBorders>
             <w:vAlign w:val="center"/>
             <w:hideMark/>
           </w:tcPr>
@@ -13302,10 +14301,6 @@
         <w:tc>
           <w:tcPr>
             <w:tcW w:w="0" w:type="auto"/>
-            <w:tcBorders>
-              <w:bottom w:val="single" w:sz="4" w:space="0" w:color="auto"/>
-              <w:right w:val="single" w:sz="4" w:space="0" w:color="auto"/>
-            </w:tcBorders>
             <w:vAlign w:val="center"/>
             <w:hideMark/>
           </w:tcPr>
@@ -13329,9 +14324,6 @@
         <w:tc>
           <w:tcPr>
             <w:tcW w:w="0" w:type="auto"/>
-            <w:tcBorders>
-              <w:bottom w:val="single" w:sz="4" w:space="0" w:color="auto"/>
-            </w:tcBorders>
             <w:vAlign w:val="center"/>
             <w:hideMark/>
           </w:tcPr>
@@ -13355,11 +14347,6 @@
         <w:tc>
           <w:tcPr>
             <w:tcW w:w="0" w:type="auto"/>
-            <w:tcBorders>
-              <w:left w:val="single" w:sz="4" w:space="0" w:color="auto"/>
-              <w:bottom w:val="single" w:sz="4" w:space="0" w:color="auto"/>
-              <w:right w:val="single" w:sz="4" w:space="0" w:color="auto"/>
-            </w:tcBorders>
             <w:vAlign w:val="center"/>
             <w:hideMark/>
           </w:tcPr>
@@ -13383,10 +14370,6 @@
         <w:tc>
           <w:tcPr>
             <w:tcW w:w="0" w:type="auto"/>
-            <w:tcBorders>
-              <w:bottom w:val="single" w:sz="4" w:space="0" w:color="auto"/>
-              <w:right w:val="single" w:sz="4" w:space="0" w:color="auto"/>
-            </w:tcBorders>
             <w:vAlign w:val="center"/>
             <w:hideMark/>
           </w:tcPr>
@@ -13409,17 +14392,9 @@
         </w:tc>
       </w:tr>
       <w:tr>
-        <w:trPr>
-          <w:tblCellSpacing w:w="15" w:type="dxa"/>
-        </w:trPr>
         <w:tc>
           <w:tcPr>
             <w:tcW w:w="0" w:type="auto"/>
-            <w:tcBorders>
-              <w:left w:val="single" w:sz="4" w:space="0" w:color="auto"/>
-              <w:bottom w:val="single" w:sz="4" w:space="0" w:color="auto"/>
-              <w:right w:val="single" w:sz="4" w:space="0" w:color="auto"/>
-            </w:tcBorders>
             <w:vAlign w:val="center"/>
             <w:hideMark/>
           </w:tcPr>
@@ -13443,10 +14418,6 @@
         <w:tc>
           <w:tcPr>
             <w:tcW w:w="0" w:type="auto"/>
-            <w:tcBorders>
-              <w:bottom w:val="single" w:sz="4" w:space="0" w:color="auto"/>
-              <w:right w:val="single" w:sz="4" w:space="0" w:color="auto"/>
-            </w:tcBorders>
             <w:vAlign w:val="center"/>
             <w:hideMark/>
           </w:tcPr>
@@ -13470,9 +14441,6 @@
         <w:tc>
           <w:tcPr>
             <w:tcW w:w="0" w:type="auto"/>
-            <w:tcBorders>
-              <w:bottom w:val="single" w:sz="4" w:space="0" w:color="auto"/>
-            </w:tcBorders>
             <w:vAlign w:val="center"/>
             <w:hideMark/>
           </w:tcPr>
@@ -13496,11 +14464,6 @@
         <w:tc>
           <w:tcPr>
             <w:tcW w:w="0" w:type="auto"/>
-            <w:tcBorders>
-              <w:left w:val="single" w:sz="4" w:space="0" w:color="auto"/>
-              <w:bottom w:val="single" w:sz="4" w:space="0" w:color="auto"/>
-              <w:right w:val="single" w:sz="4" w:space="0" w:color="auto"/>
-            </w:tcBorders>
             <w:vAlign w:val="center"/>
             <w:hideMark/>
           </w:tcPr>
@@ -13524,10 +14487,6 @@
         <w:tc>
           <w:tcPr>
             <w:tcW w:w="0" w:type="auto"/>
-            <w:tcBorders>
-              <w:bottom w:val="single" w:sz="4" w:space="0" w:color="auto"/>
-              <w:right w:val="single" w:sz="4" w:space="0" w:color="auto"/>
-            </w:tcBorders>
             <w:vAlign w:val="center"/>
             <w:hideMark/>
           </w:tcPr>
@@ -13550,17 +14509,9 @@
         </w:tc>
       </w:tr>
       <w:tr>
-        <w:trPr>
-          <w:tblCellSpacing w:w="15" w:type="dxa"/>
-        </w:trPr>
         <w:tc>
           <w:tcPr>
             <w:tcW w:w="0" w:type="auto"/>
-            <w:tcBorders>
-              <w:left w:val="single" w:sz="4" w:space="0" w:color="auto"/>
-              <w:bottom w:val="single" w:sz="4" w:space="0" w:color="auto"/>
-              <w:right w:val="single" w:sz="4" w:space="0" w:color="auto"/>
-            </w:tcBorders>
             <w:vAlign w:val="center"/>
             <w:hideMark/>
           </w:tcPr>
@@ -13584,10 +14535,6 @@
         <w:tc>
           <w:tcPr>
             <w:tcW w:w="0" w:type="auto"/>
-            <w:tcBorders>
-              <w:bottom w:val="single" w:sz="4" w:space="0" w:color="auto"/>
-              <w:right w:val="single" w:sz="4" w:space="0" w:color="auto"/>
-            </w:tcBorders>
             <w:vAlign w:val="center"/>
             <w:hideMark/>
           </w:tcPr>
@@ -13611,9 +14558,6 @@
         <w:tc>
           <w:tcPr>
             <w:tcW w:w="0" w:type="auto"/>
-            <w:tcBorders>
-              <w:bottom w:val="single" w:sz="4" w:space="0" w:color="auto"/>
-            </w:tcBorders>
             <w:vAlign w:val="center"/>
             <w:hideMark/>
           </w:tcPr>
@@ -13637,11 +14581,6 @@
         <w:tc>
           <w:tcPr>
             <w:tcW w:w="0" w:type="auto"/>
-            <w:tcBorders>
-              <w:left w:val="single" w:sz="4" w:space="0" w:color="auto"/>
-              <w:bottom w:val="single" w:sz="4" w:space="0" w:color="auto"/>
-              <w:right w:val="single" w:sz="4" w:space="0" w:color="auto"/>
-            </w:tcBorders>
             <w:vAlign w:val="center"/>
             <w:hideMark/>
           </w:tcPr>
@@ -13665,10 +14604,6 @@
         <w:tc>
           <w:tcPr>
             <w:tcW w:w="0" w:type="auto"/>
-            <w:tcBorders>
-              <w:bottom w:val="single" w:sz="4" w:space="0" w:color="auto"/>
-              <w:right w:val="single" w:sz="4" w:space="0" w:color="auto"/>
-            </w:tcBorders>
             <w:vAlign w:val="center"/>
             <w:hideMark/>
           </w:tcPr>
@@ -13691,17 +14626,9 @@
         </w:tc>
       </w:tr>
       <w:tr>
-        <w:trPr>
-          <w:tblCellSpacing w:w="15" w:type="dxa"/>
-        </w:trPr>
         <w:tc>
           <w:tcPr>
             <w:tcW w:w="0" w:type="auto"/>
-            <w:tcBorders>
-              <w:left w:val="single" w:sz="4" w:space="0" w:color="auto"/>
-              <w:bottom w:val="single" w:sz="4" w:space="0" w:color="auto"/>
-              <w:right w:val="single" w:sz="4" w:space="0" w:color="auto"/>
-            </w:tcBorders>
             <w:vAlign w:val="center"/>
             <w:hideMark/>
           </w:tcPr>
@@ -13725,10 +14652,6 @@
         <w:tc>
           <w:tcPr>
             <w:tcW w:w="0" w:type="auto"/>
-            <w:tcBorders>
-              <w:bottom w:val="single" w:sz="4" w:space="0" w:color="auto"/>
-              <w:right w:val="single" w:sz="4" w:space="0" w:color="auto"/>
-            </w:tcBorders>
             <w:vAlign w:val="center"/>
             <w:hideMark/>
           </w:tcPr>
@@ -13752,9 +14675,6 @@
         <w:tc>
           <w:tcPr>
             <w:tcW w:w="0" w:type="auto"/>
-            <w:tcBorders>
-              <w:bottom w:val="single" w:sz="4" w:space="0" w:color="auto"/>
-            </w:tcBorders>
             <w:vAlign w:val="center"/>
             <w:hideMark/>
           </w:tcPr>
@@ -13778,11 +14698,6 @@
         <w:tc>
           <w:tcPr>
             <w:tcW w:w="0" w:type="auto"/>
-            <w:tcBorders>
-              <w:left w:val="single" w:sz="4" w:space="0" w:color="auto"/>
-              <w:bottom w:val="single" w:sz="4" w:space="0" w:color="auto"/>
-              <w:right w:val="single" w:sz="4" w:space="0" w:color="auto"/>
-            </w:tcBorders>
             <w:vAlign w:val="center"/>
             <w:hideMark/>
           </w:tcPr>
@@ -13806,10 +14721,6 @@
         <w:tc>
           <w:tcPr>
             <w:tcW w:w="0" w:type="auto"/>
-            <w:tcBorders>
-              <w:bottom w:val="single" w:sz="4" w:space="0" w:color="auto"/>
-              <w:right w:val="single" w:sz="4" w:space="0" w:color="auto"/>
-            </w:tcBorders>
             <w:vAlign w:val="center"/>
             <w:hideMark/>
           </w:tcPr>
@@ -13832,17 +14743,9 @@
         </w:tc>
       </w:tr>
       <w:tr>
-        <w:trPr>
-          <w:tblCellSpacing w:w="15" w:type="dxa"/>
-        </w:trPr>
         <w:tc>
           <w:tcPr>
             <w:tcW w:w="0" w:type="auto"/>
-            <w:tcBorders>
-              <w:left w:val="single" w:sz="4" w:space="0" w:color="auto"/>
-              <w:bottom w:val="single" w:sz="4" w:space="0" w:color="auto"/>
-              <w:right w:val="single" w:sz="4" w:space="0" w:color="auto"/>
-            </w:tcBorders>
             <w:vAlign w:val="center"/>
             <w:hideMark/>
           </w:tcPr>
@@ -13866,10 +14769,6 @@
         <w:tc>
           <w:tcPr>
             <w:tcW w:w="0" w:type="auto"/>
-            <w:tcBorders>
-              <w:bottom w:val="single" w:sz="4" w:space="0" w:color="auto"/>
-              <w:right w:val="single" w:sz="4" w:space="0" w:color="auto"/>
-            </w:tcBorders>
             <w:vAlign w:val="center"/>
             <w:hideMark/>
           </w:tcPr>
@@ -13893,9 +14792,6 @@
         <w:tc>
           <w:tcPr>
             <w:tcW w:w="0" w:type="auto"/>
-            <w:tcBorders>
-              <w:bottom w:val="single" w:sz="4" w:space="0" w:color="auto"/>
-            </w:tcBorders>
             <w:vAlign w:val="center"/>
             <w:hideMark/>
           </w:tcPr>
@@ -13919,11 +14815,6 @@
         <w:tc>
           <w:tcPr>
             <w:tcW w:w="0" w:type="auto"/>
-            <w:tcBorders>
-              <w:left w:val="single" w:sz="4" w:space="0" w:color="auto"/>
-              <w:bottom w:val="single" w:sz="4" w:space="0" w:color="auto"/>
-              <w:right w:val="single" w:sz="4" w:space="0" w:color="auto"/>
-            </w:tcBorders>
             <w:vAlign w:val="center"/>
             <w:hideMark/>
           </w:tcPr>
@@ -13947,10 +14838,6 @@
         <w:tc>
           <w:tcPr>
             <w:tcW w:w="0" w:type="auto"/>
-            <w:tcBorders>
-              <w:bottom w:val="single" w:sz="4" w:space="0" w:color="auto"/>
-              <w:right w:val="single" w:sz="4" w:space="0" w:color="auto"/>
-            </w:tcBorders>
             <w:vAlign w:val="center"/>
             <w:hideMark/>
           </w:tcPr>
@@ -13973,17 +14860,9 @@
         </w:tc>
       </w:tr>
       <w:tr>
-        <w:trPr>
-          <w:tblCellSpacing w:w="15" w:type="dxa"/>
-        </w:trPr>
         <w:tc>
           <w:tcPr>
             <w:tcW w:w="0" w:type="auto"/>
-            <w:tcBorders>
-              <w:left w:val="single" w:sz="4" w:space="0" w:color="auto"/>
-              <w:bottom w:val="single" w:sz="4" w:space="0" w:color="auto"/>
-              <w:right w:val="single" w:sz="4" w:space="0" w:color="auto"/>
-            </w:tcBorders>
             <w:vAlign w:val="center"/>
             <w:hideMark/>
           </w:tcPr>
@@ -14007,10 +14886,6 @@
         <w:tc>
           <w:tcPr>
             <w:tcW w:w="0" w:type="auto"/>
-            <w:tcBorders>
-              <w:bottom w:val="single" w:sz="4" w:space="0" w:color="auto"/>
-              <w:right w:val="single" w:sz="4" w:space="0" w:color="auto"/>
-            </w:tcBorders>
             <w:vAlign w:val="center"/>
             <w:hideMark/>
           </w:tcPr>
@@ -14034,9 +14909,6 @@
         <w:tc>
           <w:tcPr>
             <w:tcW w:w="0" w:type="auto"/>
-            <w:tcBorders>
-              <w:bottom w:val="single" w:sz="4" w:space="0" w:color="auto"/>
-            </w:tcBorders>
             <w:vAlign w:val="center"/>
             <w:hideMark/>
           </w:tcPr>
@@ -14060,11 +14932,6 @@
         <w:tc>
           <w:tcPr>
             <w:tcW w:w="0" w:type="auto"/>
-            <w:tcBorders>
-              <w:left w:val="single" w:sz="4" w:space="0" w:color="auto"/>
-              <w:bottom w:val="single" w:sz="4" w:space="0" w:color="auto"/>
-              <w:right w:val="single" w:sz="4" w:space="0" w:color="auto"/>
-            </w:tcBorders>
             <w:vAlign w:val="center"/>
             <w:hideMark/>
           </w:tcPr>
@@ -14088,10 +14955,6 @@
         <w:tc>
           <w:tcPr>
             <w:tcW w:w="0" w:type="auto"/>
-            <w:tcBorders>
-              <w:bottom w:val="single" w:sz="4" w:space="0" w:color="auto"/>
-              <w:right w:val="single" w:sz="4" w:space="0" w:color="auto"/>
-            </w:tcBorders>
             <w:vAlign w:val="center"/>
             <w:hideMark/>
           </w:tcPr>
@@ -14114,17 +14977,9 @@
         </w:tc>
       </w:tr>
       <w:tr>
-        <w:trPr>
-          <w:tblCellSpacing w:w="15" w:type="dxa"/>
-        </w:trPr>
         <w:tc>
           <w:tcPr>
             <w:tcW w:w="0" w:type="auto"/>
-            <w:tcBorders>
-              <w:left w:val="single" w:sz="4" w:space="0" w:color="auto"/>
-              <w:bottom w:val="single" w:sz="4" w:space="0" w:color="auto"/>
-              <w:right w:val="single" w:sz="4" w:space="0" w:color="auto"/>
-            </w:tcBorders>
             <w:vAlign w:val="center"/>
             <w:hideMark/>
           </w:tcPr>
@@ -14148,10 +15003,6 @@
         <w:tc>
           <w:tcPr>
             <w:tcW w:w="0" w:type="auto"/>
-            <w:tcBorders>
-              <w:bottom w:val="single" w:sz="4" w:space="0" w:color="auto"/>
-              <w:right w:val="single" w:sz="4" w:space="0" w:color="auto"/>
-            </w:tcBorders>
             <w:vAlign w:val="center"/>
             <w:hideMark/>
           </w:tcPr>
@@ -14175,9 +15026,6 @@
         <w:tc>
           <w:tcPr>
             <w:tcW w:w="0" w:type="auto"/>
-            <w:tcBorders>
-              <w:bottom w:val="single" w:sz="4" w:space="0" w:color="auto"/>
-            </w:tcBorders>
             <w:vAlign w:val="center"/>
             <w:hideMark/>
           </w:tcPr>
@@ -14201,11 +15049,6 @@
         <w:tc>
           <w:tcPr>
             <w:tcW w:w="0" w:type="auto"/>
-            <w:tcBorders>
-              <w:left w:val="single" w:sz="4" w:space="0" w:color="auto"/>
-              <w:bottom w:val="single" w:sz="4" w:space="0" w:color="auto"/>
-              <w:right w:val="single" w:sz="4" w:space="0" w:color="auto"/>
-            </w:tcBorders>
             <w:vAlign w:val="center"/>
             <w:hideMark/>
           </w:tcPr>
@@ -14229,10 +15072,6 @@
         <w:tc>
           <w:tcPr>
             <w:tcW w:w="0" w:type="auto"/>
-            <w:tcBorders>
-              <w:bottom w:val="single" w:sz="4" w:space="0" w:color="auto"/>
-              <w:right w:val="single" w:sz="4" w:space="0" w:color="auto"/>
-            </w:tcBorders>
             <w:vAlign w:val="center"/>
             <w:hideMark/>
           </w:tcPr>
@@ -14290,9 +15129,9 @@
       </w:pPr>
     </w:p>
     <w:sectPr>
-      <w:headerReference w:type="default" r:id="rId28"/>
+      <w:headerReference w:type="default" r:id="rId27"/>
       <w:pgSz w:w="11906" w:h="16838" w:code="9"/>
-      <w:pgMar w:top="1440" w:right="1440" w:bottom="1440" w:left="1440" w:header="709" w:footer="709" w:gutter="0"/>
+      <w:pgMar w:top="1134" w:right="1418" w:bottom="964" w:left="1440" w:header="709" w:footer="709" w:gutter="0"/>
       <w:pgBorders w:offsetFrom="page">
         <w:top w:val="single" w:sz="4" w:space="24" w:color="auto"/>
         <w:left w:val="single" w:sz="4" w:space="24" w:color="auto"/>
@@ -18691,22 +19530,23 @@
     <w:basedOn w:val="H2"/>
     <w:link w:val="H3Char"/>
     <w:qFormat/>
-    <w:rsid w:val="001D28A5"/>
+    <w:rsid w:val="00503254"/>
     <w:rPr>
       <w:i/>
+      <w:caps w:val="0"/>
     </w:rPr>
   </w:style>
   <w:style w:type="character" w:customStyle="1" w:styleId="H3Char">
     <w:name w:val="H3 Char"/>
     <w:basedOn w:val="H2Char"/>
     <w:link w:val="H3"/>
-    <w:rsid w:val="001D28A5"/>
+    <w:rsid w:val="00503254"/>
     <w:rPr>
       <w:rFonts w:ascii="Arial" w:eastAsia="Times New Roman" w:hAnsi="Arial" w:cs="Arial"/>
       <w:b/>
       <w:bCs/>
       <w:i/>
-      <w:caps/>
+      <w:caps w:val="0"/>
       <w:kern w:val="0"/>
       <w:szCs w:val="28"/>
       <w:lang w:val="en-US" w:bidi="hi-IN"/>
@@ -18733,11 +19573,41 @@
       <w:b w:val="0"/>
       <w:bCs/>
       <w:i/>
-      <w:caps/>
+      <w:caps w:val="0"/>
       <w:kern w:val="0"/>
       <w:szCs w:val="28"/>
       <w:lang w:val="en-US" w:bidi="hi-IN"/>
       <w14:ligatures w14:val="none"/>
+    </w:rPr>
+  </w:style>
+  <w:style w:type="paragraph" w:styleId="Caption">
+    <w:name w:val="caption"/>
+    <w:basedOn w:val="Normal"/>
+    <w:next w:val="Normal"/>
+    <w:uiPriority w:val="35"/>
+    <w:unhideWhenUsed/>
+    <w:qFormat/>
+    <w:rsid w:val="0032511B"/>
+    <w:pPr>
+      <w:spacing w:after="200"/>
+    </w:pPr>
+    <w:rPr>
+      <w:i/>
+      <w:iCs/>
+      <w:color w:val="0E2841" w:themeColor="text2"/>
+      <w:sz w:val="18"/>
+      <w:szCs w:val="16"/>
+    </w:rPr>
+  </w:style>
+  <w:style w:type="paragraph" w:styleId="TableofFigures">
+    <w:name w:val="table of figures"/>
+    <w:basedOn w:val="Normal"/>
+    <w:next w:val="Normal"/>
+    <w:uiPriority w:val="99"/>
+    <w:unhideWhenUsed/>
+    <w:rsid w:val="0032511B"/>
+    <w:rPr>
+      <w:szCs w:val="21"/>
     </w:rPr>
   </w:style>
 </w:styles>

--- a/Documentation/DOCX Docs/BAYMAX - Report.docx
+++ b/Documentation/DOCX Docs/BAYMAX - Report.docx
@@ -2084,9 +2084,8 @@
           <w:lang w:val="en-IN" w:eastAsia="en-IN" w:bidi="ar-SA"/>
           <w14:ligatures w14:val="standardContextual"/>
         </w:rPr>
-        <w:t xml:space="preserve">Head of the Department, </w:t>
-      </w:r>
-      <w:proofErr w:type="spellStart"/>
+        <w:t>Head of the Department, Dr.</w:t>
+      </w:r>
       <w:r>
         <w:rPr>
           <w:rFonts w:ascii="Arial" w:hAnsi="Arial" w:cs="Arial"/>
@@ -2097,9 +2096,8 @@
           <w:lang w:val="en-IN" w:eastAsia="en-IN" w:bidi="ar-SA"/>
           <w14:ligatures w14:val="standardContextual"/>
         </w:rPr>
-        <w:t>Dr.</w:t>
-      </w:r>
-      <w:proofErr w:type="gramStart"/>
+        <w:t>VIJI VINOD</w:t>
+      </w:r>
       <w:r>
         <w:rPr>
           <w:rFonts w:ascii="Arial" w:hAnsi="Arial" w:cs="Arial"/>
@@ -2110,23 +2108,24 @@
           <w:lang w:val="en-IN" w:eastAsia="en-IN" w:bidi="ar-SA"/>
           <w14:ligatures w14:val="standardContextual"/>
         </w:rPr>
-        <w:t>T.KIRUBA</w:t>
-      </w:r>
-      <w:proofErr w:type="spellEnd"/>
-      <w:proofErr w:type="gramEnd"/>
-      <w:r>
-        <w:rPr>
-          <w:rFonts w:ascii="Arial" w:hAnsi="Arial" w:cs="Arial"/>
-          <w:b/>
-          <w:bCs/>
+        <w:t>,</w:t>
+      </w:r>
+      <w:r>
+        <w:rPr>
+          <w:rFonts w:ascii="Arial" w:hAnsi="Arial" w:cs="Arial"/>
           <w:color w:val="000000"/>
           <w:kern w:val="2"/>
           <w:lang w:val="en-IN" w:eastAsia="en-IN" w:bidi="ar-SA"/>
           <w14:ligatures w14:val="standardContextual"/>
         </w:rPr>
-        <w:t xml:space="preserve"> DEVI,</w:t>
-      </w:r>
-      <w:r>
+        <w:t xml:space="preserve"> who has been actively involved and very influential from the start till the completion of our project.</w:t>
+      </w:r>
+    </w:p>
+    <w:p>
+      <w:pPr>
+        <w:spacing w:after="402" w:line="364" w:lineRule="auto"/>
+        <w:ind w:right="43"/>
+        <w:jc w:val="both"/>
         <w:rPr>
           <w:rFonts w:ascii="Arial" w:hAnsi="Arial" w:cs="Arial"/>
           <w:color w:val="000000"/>
@@ -2134,14 +2133,8 @@
           <w:lang w:val="en-IN" w:eastAsia="en-IN" w:bidi="ar-SA"/>
           <w14:ligatures w14:val="standardContextual"/>
         </w:rPr>
-        <w:t xml:space="preserve"> who has been actively involved and very influential from the start till the completion of our project.</w:t>
-      </w:r>
-    </w:p>
-    <w:p>
-      <w:pPr>
-        <w:spacing w:after="402" w:line="364" w:lineRule="auto"/>
-        <w:ind w:right="43"/>
-        <w:jc w:val="both"/>
+      </w:pPr>
+      <w:r>
         <w:rPr>
           <w:rFonts w:ascii="Arial" w:hAnsi="Arial" w:cs="Arial"/>
           <w:color w:val="000000"/>
@@ -2149,30 +2142,30 @@
           <w:lang w:val="en-IN" w:eastAsia="en-IN" w:bidi="ar-SA"/>
           <w14:ligatures w14:val="standardContextual"/>
         </w:rPr>
-      </w:pPr>
-      <w:r>
-        <w:rPr>
-          <w:rFonts w:ascii="Arial" w:hAnsi="Arial" w:cs="Arial"/>
+        <w:t xml:space="preserve">Our sincere thanks to our Project Coordinator </w:t>
+      </w:r>
+      <w:r>
+        <w:rPr>
+          <w:rFonts w:ascii="Arial" w:hAnsi="Arial" w:cs="Arial"/>
+          <w:b/>
+          <w:bCs/>
           <w:color w:val="000000"/>
           <w:kern w:val="2"/>
           <w:lang w:val="en-IN" w:eastAsia="en-IN" w:bidi="ar-SA"/>
           <w14:ligatures w14:val="standardContextual"/>
         </w:rPr>
-        <w:t xml:space="preserve">Our sincere thanks to our Project Coordinator </w:t>
-      </w:r>
-      <w:r>
-        <w:rPr>
-          <w:rFonts w:ascii="Arial" w:hAnsi="Arial" w:cs="Arial"/>
-          <w:b/>
-          <w:bCs/>
+        <w:t>MR.SURYA</w:t>
+      </w:r>
+      <w:r>
+        <w:rPr>
+          <w:rFonts w:ascii="Arial" w:hAnsi="Arial" w:cs="Arial"/>
           <w:color w:val="000000"/>
           <w:kern w:val="2"/>
           <w:lang w:val="en-IN" w:eastAsia="en-IN" w:bidi="ar-SA"/>
           <w14:ligatures w14:val="standardContextual"/>
         </w:rPr>
-        <w:t>DR.</w:t>
-      </w:r>
-      <w:proofErr w:type="gramStart"/>
+        <w:t xml:space="preserve"> and Project guide </w:t>
+      </w:r>
       <w:r>
         <w:rPr>
           <w:rFonts w:ascii="Arial" w:hAnsi="Arial" w:cs="Arial"/>
@@ -2183,73 +2176,8 @@
           <w:lang w:val="en-IN" w:eastAsia="en-IN" w:bidi="ar-SA"/>
           <w14:ligatures w14:val="standardContextual"/>
         </w:rPr>
-        <w:t>T.KIRUBA</w:t>
-      </w:r>
-      <w:proofErr w:type="gramEnd"/>
-      <w:r>
-        <w:rPr>
-          <w:rFonts w:ascii="Arial" w:hAnsi="Arial" w:cs="Arial"/>
-          <w:b/>
-          <w:bCs/>
-          <w:color w:val="000000"/>
-          <w:kern w:val="2"/>
-          <w:lang w:val="en-IN" w:eastAsia="en-IN" w:bidi="ar-SA"/>
-          <w14:ligatures w14:val="standardContextual"/>
-        </w:rPr>
-        <w:t xml:space="preserve"> DEVI &amp; </w:t>
-      </w:r>
-      <w:proofErr w:type="gramStart"/>
-      <w:r>
-        <w:rPr>
-          <w:rFonts w:ascii="Arial" w:hAnsi="Arial" w:cs="Arial"/>
-          <w:b/>
-          <w:bCs/>
-          <w:color w:val="000000"/>
-          <w:kern w:val="2"/>
-          <w:lang w:val="en-IN" w:eastAsia="en-IN" w:bidi="ar-SA"/>
-          <w14:ligatures w14:val="standardContextual"/>
-        </w:rPr>
-        <w:t>MR.SURYA</w:t>
-      </w:r>
-      <w:proofErr w:type="gramEnd"/>
-      <w:r>
-        <w:rPr>
-          <w:rFonts w:ascii="Arial" w:hAnsi="Arial" w:cs="Arial"/>
-          <w:color w:val="000000"/>
-          <w:kern w:val="2"/>
-          <w:lang w:val="en-IN" w:eastAsia="en-IN" w:bidi="ar-SA"/>
-          <w14:ligatures w14:val="standardContextual"/>
-        </w:rPr>
-        <w:t xml:space="preserve"> and Project guide </w:t>
-      </w:r>
-      <w:proofErr w:type="spellStart"/>
-      <w:r>
-        <w:rPr>
-          <w:rFonts w:ascii="Arial" w:hAnsi="Arial" w:cs="Arial"/>
-          <w:b/>
-          <w:bCs/>
-          <w:color w:val="000000"/>
-          <w:kern w:val="2"/>
-          <w:lang w:val="en-IN" w:eastAsia="en-IN" w:bidi="ar-SA"/>
-          <w14:ligatures w14:val="standardContextual"/>
-        </w:rPr>
-        <w:t>Mr.</w:t>
-      </w:r>
-      <w:proofErr w:type="gramStart"/>
-      <w:r>
-        <w:rPr>
-          <w:rFonts w:ascii="Arial" w:hAnsi="Arial" w:cs="Arial"/>
-          <w:b/>
-          <w:bCs/>
-          <w:color w:val="000000"/>
-          <w:kern w:val="2"/>
-          <w:lang w:val="en-IN" w:eastAsia="en-IN" w:bidi="ar-SA"/>
-          <w14:ligatures w14:val="standardContextual"/>
-        </w:rPr>
-        <w:t>P.Sudarsan</w:t>
-      </w:r>
-      <w:proofErr w:type="spellEnd"/>
-      <w:proofErr w:type="gramEnd"/>
+        <w:t>Mr.P.Sudarsan</w:t>
+      </w:r>
       <w:r>
         <w:rPr>
           <w:rFonts w:ascii="Arial" w:hAnsi="Arial" w:cs="Arial"/>
@@ -2342,8 +2270,6 @@
                 <w:szCs w:val="28"/>
               </w:rPr>
             </w:pPr>
-            <w:proofErr w:type="spellStart"/>
-            <w:proofErr w:type="gramStart"/>
             <w:r>
               <w:rPr>
                 <w:rFonts w:ascii="Arial" w:hAnsi="Arial" w:cs="Arial"/>
@@ -2354,8 +2280,6 @@
               </w:rPr>
               <w:t>S.No</w:t>
             </w:r>
-            <w:proofErr w:type="spellEnd"/>
-            <w:proofErr w:type="gramEnd"/>
           </w:p>
         </w:tc>
         <w:tc>
@@ -2477,16 +2401,8 @@
               <w:rPr>
                 <w:rFonts w:ascii="Arial" w:hAnsi="Arial" w:cs="Arial"/>
               </w:rPr>
-              <w:t xml:space="preserve"> – </w:t>
-            </w:r>
-            <w:proofErr w:type="gramStart"/>
-            <w:r>
-              <w:rPr>
-                <w:rFonts w:ascii="Arial" w:hAnsi="Arial" w:cs="Arial"/>
-              </w:rPr>
-              <w:t>1 :</w:t>
-            </w:r>
-            <w:proofErr w:type="gramEnd"/>
+              <w:t xml:space="preserve"> – 1 :</w:t>
+            </w:r>
             <w:r>
               <w:rPr>
                 <w:rFonts w:ascii="Arial" w:hAnsi="Arial" w:cs="Arial"/>
@@ -2554,14 +2470,12 @@
               </w:rPr>
               <w:t xml:space="preserve">CHAPTER – </w:t>
             </w:r>
-            <w:proofErr w:type="gramStart"/>
             <w:r>
               <w:rPr>
                 <w:rFonts w:ascii="Arial" w:hAnsi="Arial" w:cs="Arial"/>
               </w:rPr>
               <w:t>2 :</w:t>
             </w:r>
-            <w:proofErr w:type="gramEnd"/>
             <w:r>
               <w:rPr>
                 <w:rFonts w:ascii="Arial" w:hAnsi="Arial" w:cs="Arial"/>
@@ -2957,21 +2871,7 @@
               <w:rPr>
                 <w:rFonts w:ascii="Arial" w:hAnsi="Arial" w:cs="Arial"/>
               </w:rPr>
-              <w:t xml:space="preserve">CHAPTER – </w:t>
-            </w:r>
-            <w:proofErr w:type="gramStart"/>
-            <w:r>
-              <w:rPr>
-                <w:rFonts w:ascii="Arial" w:hAnsi="Arial" w:cs="Arial"/>
-              </w:rPr>
-              <w:t>3 :</w:t>
-            </w:r>
-            <w:proofErr w:type="gramEnd"/>
-            <w:r>
-              <w:rPr>
-                <w:rFonts w:ascii="Arial" w:hAnsi="Arial" w:cs="Arial"/>
-              </w:rPr>
-              <w:t xml:space="preserve"> AIM AND SCOPE OF PRESENT INVESTIGATION</w:t>
+              <w:t>CHAPTER – 3 : AIM AND SCOPE OF PRESENT INVESTIGATION</w:t>
             </w:r>
           </w:p>
         </w:tc>
@@ -3419,14 +3319,12 @@
               </w:rPr>
               <w:t xml:space="preserve">CHAPTER – </w:t>
             </w:r>
-            <w:proofErr w:type="gramStart"/>
             <w:r>
               <w:rPr>
                 <w:rFonts w:ascii="Arial" w:hAnsi="Arial" w:cs="Arial"/>
               </w:rPr>
               <w:t>4 :</w:t>
             </w:r>
-            <w:proofErr w:type="gramEnd"/>
             <w:r>
               <w:rPr>
                 <w:rFonts w:ascii="Arial" w:hAnsi="Arial" w:cs="Arial"/>
@@ -4096,21 +3994,7 @@
               <w:rPr>
                 <w:rFonts w:ascii="Arial" w:hAnsi="Arial" w:cs="Arial"/>
               </w:rPr>
-              <w:t xml:space="preserve">CHAPTER – </w:t>
-            </w:r>
-            <w:proofErr w:type="gramStart"/>
-            <w:r>
-              <w:rPr>
-                <w:rFonts w:ascii="Arial" w:hAnsi="Arial" w:cs="Arial"/>
-              </w:rPr>
-              <w:t>5 :</w:t>
-            </w:r>
-            <w:proofErr w:type="gramEnd"/>
-            <w:r>
-              <w:rPr>
-                <w:rFonts w:ascii="Arial" w:hAnsi="Arial" w:cs="Arial"/>
-              </w:rPr>
-              <w:t xml:space="preserve"> RESULTS AND DISCUSSION / PERFORMANCE ANALYSIS</w:t>
+              <w:t>CHAPTER – 5 : RESULTS AND DISCUSSION / PERFORMANCE ANALYSIS</w:t>
             </w:r>
           </w:p>
         </w:tc>
@@ -4531,21 +4415,7 @@
               <w:rPr>
                 <w:rFonts w:ascii="Arial" w:hAnsi="Arial" w:cs="Arial"/>
               </w:rPr>
-              <w:t xml:space="preserve">CHAPTER – </w:t>
-            </w:r>
-            <w:proofErr w:type="gramStart"/>
-            <w:r>
-              <w:rPr>
-                <w:rFonts w:ascii="Arial" w:hAnsi="Arial" w:cs="Arial"/>
-              </w:rPr>
-              <w:t>6 :</w:t>
-            </w:r>
-            <w:proofErr w:type="gramEnd"/>
-            <w:r>
-              <w:rPr>
-                <w:rFonts w:ascii="Arial" w:hAnsi="Arial" w:cs="Arial"/>
-              </w:rPr>
-              <w:t xml:space="preserve"> SUMMARY AND CONCLUSION</w:t>
+              <w:t>CHAPTER – 6 : SUMMARY AND CONCLUSION</w:t>
             </w:r>
           </w:p>
         </w:tc>
@@ -5723,15 +5593,7 @@
         <w:pStyle w:val="H2"/>
       </w:pPr>
       <w:r>
-        <w:t xml:space="preserve">Year of </w:t>
-      </w:r>
-      <w:proofErr w:type="gramStart"/>
-      <w:r>
-        <w:t>Publishing :</w:t>
-      </w:r>
-      <w:proofErr w:type="gramEnd"/>
-      <w:r>
-        <w:t xml:space="preserve"> </w:t>
+        <w:t xml:space="preserve">Year of Publishing : </w:t>
       </w:r>
       <w:r>
         <w:rPr>
@@ -5750,15 +5612,7 @@
         </w:rPr>
       </w:pPr>
       <w:r>
-        <w:t xml:space="preserve">Authors </w:t>
-      </w:r>
-      <w:proofErr w:type="gramStart"/>
-      <w:r>
-        <w:t>Name :</w:t>
-      </w:r>
-      <w:proofErr w:type="gramEnd"/>
-      <w:r>
-        <w:t xml:space="preserve"> </w:t>
+        <w:t xml:space="preserve">Authors Name : </w:t>
       </w:r>
       <w:r>
         <w:rPr>
@@ -5772,13 +5626,8 @@
       <w:pPr>
         <w:pStyle w:val="H2"/>
       </w:pPr>
-      <w:proofErr w:type="gramStart"/>
-      <w:r>
-        <w:t>Title :</w:t>
-      </w:r>
-      <w:proofErr w:type="gramEnd"/>
-      <w:r>
-        <w:t xml:space="preserve"> </w:t>
+      <w:r>
+        <w:t xml:space="preserve">Title : </w:t>
       </w:r>
       <w:r>
         <w:rPr>
@@ -6275,23 +6124,7 @@
           <w:rFonts w:ascii="Arial" w:hAnsi="Arial" w:cs="Arial"/>
           <w:lang w:val="en-IN"/>
         </w:rPr>
-        <w:t xml:space="preserve">This chapter presented a review of existing healthcare platforms, technologies, and research related to digital healthcare systems. The study </w:t>
-      </w:r>
-      <w:proofErr w:type="spellStart"/>
-      <w:r>
-        <w:rPr>
-          <w:rFonts w:ascii="Arial" w:hAnsi="Arial" w:cs="Arial"/>
-          <w:lang w:val="en-IN"/>
-        </w:rPr>
-        <w:t>analyzed</w:t>
-      </w:r>
-      <w:proofErr w:type="spellEnd"/>
-      <w:r>
-        <w:rPr>
-          <w:rFonts w:ascii="Arial" w:hAnsi="Arial" w:cs="Arial"/>
-          <w:lang w:val="en-IN"/>
-        </w:rPr>
-        <w:t xml:space="preserve"> current healthcare platforms such as Apollo 24|7 and discussed how digital systems help users access medical services like doctor consultation, appointment booking, pharmacy services, and digital health records. The literature survey also examined the role of Artificial Intelligence in healthcare, highlighting how AI can assist in symptom analysis, health guidance, and intelligent medical recommendations. At the same time, it emphasized that AI should be considered a supportive tool rather than a complete replacement for professional medical diagnosis. The analysis of existing systems revealed several limitations, including the lack of intelligent healthcare assistance, limited integration of services, and difficulty in quickly identifying appropriate medical support. These gaps highlight the need for a more advanced and integrated healthcare solution. Therefore, the proposed system </w:t>
+        <w:t xml:space="preserve">This chapter presented a review of existing healthcare platforms, technologies, and research related to digital healthcare systems. The study analyzed current healthcare platforms such as Apollo 24|7 and discussed how digital systems help users access medical services like doctor consultation, appointment booking, pharmacy services, and digital health records. The literature survey also examined the role of Artificial Intelligence in healthcare, highlighting how AI can assist in symptom analysis, health guidance, and intelligent medical recommendations. At the same time, it emphasized that AI should be considered a supportive tool rather than a complete replacement for professional medical diagnosis. The analysis of existing systems revealed several limitations, including the lack of intelligent healthcare assistance, limited integration of services, and difficulty in quickly identifying appropriate medical support. These gaps highlight the need for a more advanced and integrated healthcare solution. Therefore, the proposed system </w:t>
       </w:r>
       <w:r>
         <w:rPr>
@@ -9322,23 +9155,7 @@
           <w:rFonts w:ascii="Arial" w:hAnsi="Arial" w:cs="Arial"/>
           <w:lang w:val="en-IN"/>
         </w:rPr>
-        <w:t xml:space="preserve">This module provides basic health guidance by </w:t>
-      </w:r>
-      <w:proofErr w:type="spellStart"/>
-      <w:r>
-        <w:rPr>
-          <w:rFonts w:ascii="Arial" w:hAnsi="Arial" w:cs="Arial"/>
-          <w:lang w:val="en-IN"/>
-        </w:rPr>
-        <w:t>analyzing</w:t>
-      </w:r>
-      <w:proofErr w:type="spellEnd"/>
-      <w:r>
-        <w:rPr>
-          <w:rFonts w:ascii="Arial" w:hAnsi="Arial" w:cs="Arial"/>
-          <w:lang w:val="en-IN"/>
-        </w:rPr>
-        <w:t xml:space="preserve"> user inputs and offering preliminary healthcare suggestions.</w:t>
+        <w:t>This module provides basic health guidance by analyzing user inputs and offering preliminary healthcare suggestions.</w:t>
       </w:r>
     </w:p>
     <w:p>
@@ -10080,7 +9897,7 @@
           <w:noProof/>
         </w:rPr>
         <w:drawing>
-          <wp:inline distT="0" distB="0" distL="0" distR="0" wp14:anchorId="0F03E5EE" wp14:editId="465C0497">
+          <wp:inline distT="0" distB="0" distL="0" distR="0" wp14:anchorId="0F03E5EE" wp14:editId="5FFAB054">
             <wp:extent cx="5723890" cy="3218180"/>
             <wp:effectExtent l="0" t="0" r="0" b="1270"/>
             <wp:docPr id="1245409552" name="Picture 3"/>
@@ -13544,7 +13361,7 @@
         </w:rPr>
         <w:lastRenderedPageBreak/>
         <w:drawing>
-          <wp:inline distT="0" distB="0" distL="0" distR="0" wp14:anchorId="3721DD44" wp14:editId="47A2A9E1">
+          <wp:inline distT="0" distB="0" distL="0" distR="0" wp14:anchorId="3721DD44" wp14:editId="2E391C2D">
             <wp:extent cx="5720080" cy="3221355"/>
             <wp:effectExtent l="0" t="0" r="0" b="0"/>
             <wp:docPr id="737715345" name="Picture 11"/>

--- a/Documentation/DOCX Docs/BAYMAX - Report.docx
+++ b/Documentation/DOCX Docs/BAYMAX - Report.docx
@@ -764,36 +764,27 @@
       <w:pPr>
         <w:spacing w:line="360" w:lineRule="auto"/>
         <w:ind w:left="720"/>
-        <w:jc w:val="both"/>
+        <w:jc w:val="right"/>
         <w:rPr>
           <w:rFonts w:ascii="Arial" w:hAnsi="Arial" w:cs="Arial"/>
           <w:b/>
           <w:bCs/>
         </w:rPr>
       </w:pPr>
-    </w:p>
-    <w:p>
-      <w:pPr>
-        <w:spacing w:line="360" w:lineRule="auto"/>
-        <w:jc w:val="both"/>
-        <w:rPr>
-          <w:rFonts w:ascii="Arial" w:hAnsi="Arial" w:cs="Arial"/>
-        </w:rPr>
-      </w:pPr>
       <w:r>
         <w:rPr>
           <w:rFonts w:ascii="Arial" w:hAnsi="Arial" w:cs="Arial"/>
           <w:b/>
           <w:bCs/>
         </w:rPr>
-        <w:t>DATE:</w:t>
+        <w:t>SIGNATURE OF THE CANDIDATE</w:t>
       </w:r>
     </w:p>
     <w:p>
       <w:pPr>
         <w:spacing w:line="360" w:lineRule="auto"/>
         <w:ind w:left="720"/>
-        <w:jc w:val="both"/>
+        <w:jc w:val="right"/>
         <w:rPr>
           <w:rFonts w:ascii="Arial" w:hAnsi="Arial" w:cs="Arial"/>
           <w:b/>
@@ -804,7 +795,8 @@
     <w:p>
       <w:pPr>
         <w:spacing w:line="360" w:lineRule="auto"/>
-        <w:jc w:val="both"/>
+        <w:ind w:left="720"/>
+        <w:jc w:val="center"/>
         <w:rPr>
           <w:rFonts w:ascii="Arial" w:hAnsi="Arial" w:cs="Arial"/>
           <w:b/>
@@ -817,47 +809,266 @@
           <w:b/>
           <w:bCs/>
         </w:rPr>
-        <w:t>PLACE:</w:t>
-      </w:r>
-      <w:r>
+        <w:t>1.</w:t>
+      </w:r>
+    </w:p>
+    <w:p>
+      <w:pPr>
+        <w:spacing w:line="360" w:lineRule="auto"/>
+        <w:ind w:left="720"/>
+        <w:jc w:val="center"/>
         <w:rPr>
           <w:rFonts w:ascii="Arial" w:hAnsi="Arial" w:cs="Arial"/>
           <w:b/>
           <w:bCs/>
         </w:rPr>
-        <w:tab/>
-      </w:r>
+      </w:pPr>
       <w:r>
         <w:rPr>
           <w:rFonts w:ascii="Arial" w:hAnsi="Arial" w:cs="Arial"/>
           <w:b/>
           <w:bCs/>
         </w:rPr>
-        <w:tab/>
-      </w:r>
-      <w:r>
+        <w:t>2.</w:t>
+      </w:r>
+    </w:p>
+    <w:p>
+      <w:pPr>
+        <w:spacing w:line="360" w:lineRule="auto"/>
+        <w:ind w:left="720"/>
+        <w:jc w:val="center"/>
         <w:rPr>
           <w:rFonts w:ascii="Arial" w:hAnsi="Arial" w:cs="Arial"/>
           <w:b/>
           <w:bCs/>
         </w:rPr>
-        <w:tab/>
-      </w:r>
+      </w:pPr>
       <w:r>
         <w:rPr>
           <w:rFonts w:ascii="Arial" w:hAnsi="Arial" w:cs="Arial"/>
           <w:b/>
           <w:bCs/>
         </w:rPr>
-        <w:t xml:space="preserve">                             </w:t>
-      </w:r>
-      <w:r>
+        <w:t>3.</w:t>
+      </w:r>
+    </w:p>
+    <w:p>
+      <w:pPr>
+        <w:spacing w:line="360" w:lineRule="auto"/>
+        <w:ind w:left="720"/>
+        <w:jc w:val="center"/>
         <w:rPr>
           <w:rFonts w:ascii="Arial" w:hAnsi="Arial" w:cs="Arial"/>
           <w:b/>
           <w:bCs/>
         </w:rPr>
-        <w:t>SIGNATURE OF THE CANDIDATE</w:t>
+      </w:pPr>
+      <w:r>
+        <w:rPr>
+          <w:rFonts w:ascii="Arial" w:hAnsi="Arial" w:cs="Arial"/>
+          <w:b/>
+          <w:bCs/>
+        </w:rPr>
+        <w:t>4.</w:t>
+      </w:r>
+    </w:p>
+    <w:p>
+      <w:pPr>
+        <w:spacing w:line="360" w:lineRule="auto"/>
+        <w:ind w:left="720"/>
+        <w:jc w:val="center"/>
+        <w:rPr>
+          <w:rFonts w:ascii="Arial" w:hAnsi="Arial" w:cs="Arial"/>
+          <w:b/>
+          <w:bCs/>
+        </w:rPr>
+      </w:pPr>
+      <w:r>
+        <w:rPr>
+          <w:rFonts w:ascii="Arial" w:hAnsi="Arial" w:cs="Arial"/>
+          <w:b/>
+          <w:bCs/>
+        </w:rPr>
+        <w:t>5.</w:t>
+      </w:r>
+    </w:p>
+    <w:p>
+      <w:pPr>
+        <w:spacing w:line="360" w:lineRule="auto"/>
+        <w:jc w:val="both"/>
+        <w:rPr>
+          <w:rFonts w:ascii="Arial" w:hAnsi="Arial" w:cs="Arial"/>
+          <w:b/>
+          <w:bCs/>
+        </w:rPr>
+      </w:pPr>
+    </w:p>
+    <w:p>
+      <w:pPr>
+        <w:spacing w:line="360" w:lineRule="auto"/>
+        <w:jc w:val="both"/>
+        <w:rPr>
+          <w:rFonts w:ascii="Arial" w:hAnsi="Arial" w:cs="Arial"/>
+          <w:b/>
+          <w:bCs/>
+        </w:rPr>
+      </w:pPr>
+    </w:p>
+    <w:p>
+      <w:pPr>
+        <w:spacing w:line="360" w:lineRule="auto"/>
+        <w:jc w:val="both"/>
+        <w:rPr>
+          <w:rFonts w:ascii="Arial" w:hAnsi="Arial" w:cs="Arial"/>
+          <w:b/>
+          <w:bCs/>
+        </w:rPr>
+      </w:pPr>
+    </w:p>
+    <w:p>
+      <w:pPr>
+        <w:spacing w:line="360" w:lineRule="auto"/>
+        <w:jc w:val="both"/>
+        <w:rPr>
+          <w:rFonts w:ascii="Arial" w:hAnsi="Arial" w:cs="Arial"/>
+          <w:b/>
+          <w:bCs/>
+        </w:rPr>
+      </w:pPr>
+    </w:p>
+    <w:p>
+      <w:pPr>
+        <w:spacing w:line="360" w:lineRule="auto"/>
+        <w:jc w:val="both"/>
+        <w:rPr>
+          <w:rFonts w:ascii="Arial" w:hAnsi="Arial" w:cs="Arial"/>
+          <w:b/>
+          <w:bCs/>
+        </w:rPr>
+      </w:pPr>
+    </w:p>
+    <w:p>
+      <w:pPr>
+        <w:spacing w:line="360" w:lineRule="auto"/>
+        <w:jc w:val="both"/>
+        <w:rPr>
+          <w:rFonts w:ascii="Arial" w:hAnsi="Arial" w:cs="Arial"/>
+          <w:b/>
+          <w:bCs/>
+        </w:rPr>
+      </w:pPr>
+    </w:p>
+    <w:p>
+      <w:pPr>
+        <w:spacing w:line="360" w:lineRule="auto"/>
+        <w:jc w:val="both"/>
+        <w:rPr>
+          <w:rFonts w:ascii="Arial" w:hAnsi="Arial" w:cs="Arial"/>
+          <w:b/>
+          <w:bCs/>
+        </w:rPr>
+      </w:pPr>
+    </w:p>
+    <w:p>
+      <w:pPr>
+        <w:spacing w:line="360" w:lineRule="auto"/>
+        <w:jc w:val="both"/>
+        <w:rPr>
+          <w:rFonts w:ascii="Arial" w:hAnsi="Arial" w:cs="Arial"/>
+          <w:b/>
+          <w:bCs/>
+        </w:rPr>
+      </w:pPr>
+    </w:p>
+    <w:p>
+      <w:pPr>
+        <w:spacing w:line="360" w:lineRule="auto"/>
+        <w:jc w:val="both"/>
+        <w:rPr>
+          <w:rFonts w:ascii="Arial" w:hAnsi="Arial" w:cs="Arial"/>
+          <w:b/>
+          <w:bCs/>
+        </w:rPr>
+      </w:pPr>
+    </w:p>
+    <w:p>
+      <w:pPr>
+        <w:spacing w:line="360" w:lineRule="auto"/>
+        <w:jc w:val="both"/>
+        <w:rPr>
+          <w:rFonts w:ascii="Arial" w:hAnsi="Arial" w:cs="Arial"/>
+        </w:rPr>
+      </w:pPr>
+      <w:r>
+        <w:rPr>
+          <w:rFonts w:ascii="Arial" w:hAnsi="Arial" w:cs="Arial"/>
+          <w:b/>
+          <w:bCs/>
+        </w:rPr>
+        <w:t>DATE:</w:t>
+      </w:r>
+    </w:p>
+    <w:p>
+      <w:pPr>
+        <w:spacing w:line="360" w:lineRule="auto"/>
+        <w:ind w:left="720"/>
+        <w:jc w:val="both"/>
+        <w:rPr>
+          <w:rFonts w:ascii="Arial" w:hAnsi="Arial" w:cs="Arial"/>
+          <w:b/>
+          <w:bCs/>
+        </w:rPr>
+      </w:pPr>
+    </w:p>
+    <w:p>
+      <w:pPr>
+        <w:spacing w:line="360" w:lineRule="auto"/>
+        <w:jc w:val="both"/>
+        <w:rPr>
+          <w:rFonts w:ascii="Arial" w:hAnsi="Arial" w:cs="Arial"/>
+          <w:b/>
+          <w:bCs/>
+        </w:rPr>
+      </w:pPr>
+      <w:r>
+        <w:rPr>
+          <w:rFonts w:ascii="Arial" w:hAnsi="Arial" w:cs="Arial"/>
+          <w:b/>
+          <w:bCs/>
+        </w:rPr>
+        <w:t>PLACE:</w:t>
+      </w:r>
+      <w:r>
+        <w:rPr>
+          <w:rFonts w:ascii="Arial" w:hAnsi="Arial" w:cs="Arial"/>
+          <w:b/>
+          <w:bCs/>
+        </w:rPr>
+        <w:tab/>
+      </w:r>
+      <w:r>
+        <w:rPr>
+          <w:rFonts w:ascii="Arial" w:hAnsi="Arial" w:cs="Arial"/>
+          <w:b/>
+          <w:bCs/>
+        </w:rPr>
+        <w:tab/>
+      </w:r>
+      <w:r>
+        <w:rPr>
+          <w:rFonts w:ascii="Arial" w:hAnsi="Arial" w:cs="Arial"/>
+          <w:b/>
+          <w:bCs/>
+        </w:rPr>
+        <w:tab/>
+      </w:r>
+      <w:r>
+        <w:rPr>
+          <w:rFonts w:ascii="Arial" w:hAnsi="Arial" w:cs="Arial"/>
+          <w:b/>
+          <w:bCs/>
+        </w:rPr>
+        <w:t xml:space="preserve">                             </w:t>
       </w:r>
     </w:p>
     <w:p>
@@ -2080,7 +2291,7 @@
       <w:tr>
         <w:tc>
           <w:tcPr>
-            <w:tcW w:w="988" w:type="dxa"/>
+            <w:tcW w:w="971" w:type="dxa"/>
           </w:tcPr>
           <w:p>
             <w:pPr>
@@ -2128,7 +2339,7 @@
         </w:tc>
         <w:tc>
           <w:tcPr>
-            <w:tcW w:w="6945" w:type="dxa"/>
+            <w:tcW w:w="6732" w:type="dxa"/>
           </w:tcPr>
           <w:p>
             <w:pPr>
@@ -2156,7 +2367,7 @@
         </w:tc>
         <w:tc>
           <w:tcPr>
-            <w:tcW w:w="1083" w:type="dxa"/>
+            <w:tcW w:w="1074" w:type="dxa"/>
           </w:tcPr>
           <w:p>
             <w:pPr>
@@ -2209,7 +2420,7 @@
       <w:tr>
         <w:tc>
           <w:tcPr>
-            <w:tcW w:w="988" w:type="dxa"/>
+            <w:tcW w:w="971" w:type="dxa"/>
           </w:tcPr>
           <w:p>
             <w:pPr>
@@ -2229,7 +2440,7 @@
         </w:tc>
         <w:tc>
           <w:tcPr>
-            <w:tcW w:w="6945" w:type="dxa"/>
+            <w:tcW w:w="6732" w:type="dxa"/>
           </w:tcPr>
           <w:p>
             <w:pPr>
@@ -2267,7 +2478,7 @@
         </w:tc>
         <w:tc>
           <w:tcPr>
-            <w:tcW w:w="1083" w:type="dxa"/>
+            <w:tcW w:w="1074" w:type="dxa"/>
           </w:tcPr>
           <w:p>
             <w:pPr>
@@ -2289,7 +2500,7 @@
       <w:tr>
         <w:tc>
           <w:tcPr>
-            <w:tcW w:w="988" w:type="dxa"/>
+            <w:tcW w:w="971" w:type="dxa"/>
           </w:tcPr>
           <w:p>
             <w:pPr>
@@ -2299,17 +2510,11 @@
                 <w:rFonts w:ascii="Arial" w:hAnsi="Arial" w:cs="Arial"/>
               </w:rPr>
             </w:pPr>
-            <w:r>
-              <w:rPr>
-                <w:rFonts w:ascii="Arial" w:hAnsi="Arial" w:cs="Arial"/>
-              </w:rPr>
-              <w:t>2</w:t>
-            </w:r>
-          </w:p>
-        </w:tc>
-        <w:tc>
-          <w:tcPr>
-            <w:tcW w:w="6945" w:type="dxa"/>
+          </w:p>
+        </w:tc>
+        <w:tc>
+          <w:tcPr>
+            <w:tcW w:w="6732" w:type="dxa"/>
           </w:tcPr>
           <w:p>
             <w:pPr>
@@ -2323,25 +2528,13 @@
               <w:rPr>
                 <w:rFonts w:ascii="Arial" w:hAnsi="Arial" w:cs="Arial"/>
               </w:rPr>
-              <w:t xml:space="preserve">CHAPTER – </w:t>
-            </w:r>
-            <w:r>
-              <w:rPr>
-                <w:rFonts w:ascii="Arial" w:hAnsi="Arial" w:cs="Arial"/>
-              </w:rPr>
-              <w:t>2:</w:t>
-            </w:r>
-            <w:r>
-              <w:rPr>
-                <w:rFonts w:ascii="Arial" w:hAnsi="Arial" w:cs="Arial"/>
-              </w:rPr>
-              <w:t xml:space="preserve"> LITERATURE SURVEY</w:t>
-            </w:r>
-          </w:p>
-        </w:tc>
-        <w:tc>
-          <w:tcPr>
-            <w:tcW w:w="1083" w:type="dxa"/>
+              <w:t>1.1 Introduction</w:t>
+            </w:r>
+          </w:p>
+        </w:tc>
+        <w:tc>
+          <w:tcPr>
+            <w:tcW w:w="1074" w:type="dxa"/>
           </w:tcPr>
           <w:p>
             <w:pPr>
@@ -2355,7 +2548,7 @@
               <w:rPr>
                 <w:rFonts w:ascii="Arial" w:hAnsi="Arial" w:cs="Arial"/>
               </w:rPr>
-              <w:t>2</w:t>
+              <w:t>1</w:t>
             </w:r>
           </w:p>
         </w:tc>
@@ -2363,7 +2556,7 @@
       <w:tr>
         <w:tc>
           <w:tcPr>
-            <w:tcW w:w="988" w:type="dxa"/>
+            <w:tcW w:w="971" w:type="dxa"/>
           </w:tcPr>
           <w:p>
             <w:pPr>
@@ -2377,7 +2570,7 @@
         </w:tc>
         <w:tc>
           <w:tcPr>
-            <w:tcW w:w="6945" w:type="dxa"/>
+            <w:tcW w:w="6732" w:type="dxa"/>
           </w:tcPr>
           <w:p>
             <w:pPr>
@@ -2391,13 +2584,13 @@
               <w:rPr>
                 <w:rFonts w:ascii="Arial" w:hAnsi="Arial" w:cs="Arial"/>
               </w:rPr>
-              <w:t>2.1 Introduction</w:t>
-            </w:r>
-          </w:p>
-        </w:tc>
-        <w:tc>
-          <w:tcPr>
-            <w:tcW w:w="1083" w:type="dxa"/>
+              <w:t>1.2 Problem Statement</w:t>
+            </w:r>
+          </w:p>
+        </w:tc>
+        <w:tc>
+          <w:tcPr>
+            <w:tcW w:w="1074" w:type="dxa"/>
           </w:tcPr>
           <w:p>
             <w:pPr>
@@ -2419,7 +2612,7 @@
       <w:tr>
         <w:tc>
           <w:tcPr>
-            <w:tcW w:w="988" w:type="dxa"/>
+            <w:tcW w:w="971" w:type="dxa"/>
           </w:tcPr>
           <w:p>
             <w:pPr>
@@ -2429,11 +2622,17 @@
                 <w:rFonts w:ascii="Arial" w:hAnsi="Arial" w:cs="Arial"/>
               </w:rPr>
             </w:pPr>
-          </w:p>
-        </w:tc>
-        <w:tc>
-          <w:tcPr>
-            <w:tcW w:w="6945" w:type="dxa"/>
+            <w:r>
+              <w:rPr>
+                <w:rFonts w:ascii="Arial" w:hAnsi="Arial" w:cs="Arial"/>
+              </w:rPr>
+              <w:t>2</w:t>
+            </w:r>
+          </w:p>
+        </w:tc>
+        <w:tc>
+          <w:tcPr>
+            <w:tcW w:w="6732" w:type="dxa"/>
           </w:tcPr>
           <w:p>
             <w:pPr>
@@ -2447,13 +2646,25 @@
               <w:rPr>
                 <w:rFonts w:ascii="Arial" w:hAnsi="Arial" w:cs="Arial"/>
               </w:rPr>
-              <w:t>2.2 Existing Digital Healthcare Platforms</w:t>
-            </w:r>
-          </w:p>
-        </w:tc>
-        <w:tc>
-          <w:tcPr>
-            <w:tcW w:w="1083" w:type="dxa"/>
+              <w:t xml:space="preserve">CHAPTER – </w:t>
+            </w:r>
+            <w:r>
+              <w:rPr>
+                <w:rFonts w:ascii="Arial" w:hAnsi="Arial" w:cs="Arial"/>
+              </w:rPr>
+              <w:t>2:</w:t>
+            </w:r>
+            <w:r>
+              <w:rPr>
+                <w:rFonts w:ascii="Arial" w:hAnsi="Arial" w:cs="Arial"/>
+              </w:rPr>
+              <w:t xml:space="preserve"> LITERATURE SURVEY</w:t>
+            </w:r>
+          </w:p>
+        </w:tc>
+        <w:tc>
+          <w:tcPr>
+            <w:tcW w:w="1074" w:type="dxa"/>
           </w:tcPr>
           <w:p>
             <w:pPr>
@@ -2467,7 +2678,7 @@
               <w:rPr>
                 <w:rFonts w:ascii="Arial" w:hAnsi="Arial" w:cs="Arial"/>
               </w:rPr>
-              <w:t>2</w:t>
+              <w:t>3</w:t>
             </w:r>
           </w:p>
         </w:tc>
@@ -2475,7 +2686,7 @@
       <w:tr>
         <w:tc>
           <w:tcPr>
-            <w:tcW w:w="988" w:type="dxa"/>
+            <w:tcW w:w="971" w:type="dxa"/>
           </w:tcPr>
           <w:p>
             <w:pPr>
@@ -2489,7 +2700,7 @@
         </w:tc>
         <w:tc>
           <w:tcPr>
-            <w:tcW w:w="6945" w:type="dxa"/>
+            <w:tcW w:w="6732" w:type="dxa"/>
           </w:tcPr>
           <w:p>
             <w:pPr>
@@ -2503,13 +2714,13 @@
               <w:rPr>
                 <w:rFonts w:ascii="Arial" w:hAnsi="Arial" w:cs="Arial"/>
               </w:rPr>
-              <w:t>2.3 Role of Artificial Intelligence in Healthcare</w:t>
-            </w:r>
-          </w:p>
-        </w:tc>
-        <w:tc>
-          <w:tcPr>
-            <w:tcW w:w="1083" w:type="dxa"/>
+              <w:t>2.1 Introduction</w:t>
+            </w:r>
+          </w:p>
+        </w:tc>
+        <w:tc>
+          <w:tcPr>
+            <w:tcW w:w="1074" w:type="dxa"/>
           </w:tcPr>
           <w:p>
             <w:pPr>
@@ -2523,7 +2734,7 @@
               <w:rPr>
                 <w:rFonts w:ascii="Arial" w:hAnsi="Arial" w:cs="Arial"/>
               </w:rPr>
-              <w:t>2</w:t>
+              <w:t>3</w:t>
             </w:r>
           </w:p>
         </w:tc>
@@ -2531,7 +2742,7 @@
       <w:tr>
         <w:tc>
           <w:tcPr>
-            <w:tcW w:w="988" w:type="dxa"/>
+            <w:tcW w:w="971" w:type="dxa"/>
           </w:tcPr>
           <w:p>
             <w:pPr>
@@ -2545,7 +2756,7 @@
         </w:tc>
         <w:tc>
           <w:tcPr>
-            <w:tcW w:w="6945" w:type="dxa"/>
+            <w:tcW w:w="6732" w:type="dxa"/>
           </w:tcPr>
           <w:p>
             <w:pPr>
@@ -2559,13 +2770,13 @@
               <w:rPr>
                 <w:rFonts w:ascii="Arial" w:hAnsi="Arial" w:cs="Arial"/>
               </w:rPr>
-              <w:t>2.4 Limitations of Existing Systems</w:t>
-            </w:r>
-          </w:p>
-        </w:tc>
-        <w:tc>
-          <w:tcPr>
-            <w:tcW w:w="1083" w:type="dxa"/>
+              <w:t>2.2 Existing Digital Healthcare Platforms</w:t>
+            </w:r>
+          </w:p>
+        </w:tc>
+        <w:tc>
+          <w:tcPr>
+            <w:tcW w:w="1074" w:type="dxa"/>
           </w:tcPr>
           <w:p>
             <w:pPr>
@@ -2587,7 +2798,7 @@
       <w:tr>
         <w:tc>
           <w:tcPr>
-            <w:tcW w:w="988" w:type="dxa"/>
+            <w:tcW w:w="971" w:type="dxa"/>
           </w:tcPr>
           <w:p>
             <w:pPr>
@@ -2601,7 +2812,7 @@
         </w:tc>
         <w:tc>
           <w:tcPr>
-            <w:tcW w:w="6945" w:type="dxa"/>
+            <w:tcW w:w="6732" w:type="dxa"/>
           </w:tcPr>
           <w:p>
             <w:pPr>
@@ -2615,13 +2826,13 @@
               <w:rPr>
                 <w:rFonts w:ascii="Arial" w:hAnsi="Arial" w:cs="Arial"/>
               </w:rPr>
-              <w:t>2.5 Need for the Proposed System</w:t>
-            </w:r>
-          </w:p>
-        </w:tc>
-        <w:tc>
-          <w:tcPr>
-            <w:tcW w:w="1083" w:type="dxa"/>
+              <w:t>2.3 Role of Artificial Intelligence in Healthcare</w:t>
+            </w:r>
+          </w:p>
+        </w:tc>
+        <w:tc>
+          <w:tcPr>
+            <w:tcW w:w="1074" w:type="dxa"/>
           </w:tcPr>
           <w:p>
             <w:pPr>
@@ -2643,7 +2854,7 @@
       <w:tr>
         <w:tc>
           <w:tcPr>
-            <w:tcW w:w="988" w:type="dxa"/>
+            <w:tcW w:w="971" w:type="dxa"/>
           </w:tcPr>
           <w:p>
             <w:pPr>
@@ -2657,7 +2868,7 @@
         </w:tc>
         <w:tc>
           <w:tcPr>
-            <w:tcW w:w="6945" w:type="dxa"/>
+            <w:tcW w:w="6732" w:type="dxa"/>
           </w:tcPr>
           <w:p>
             <w:pPr>
@@ -2671,13 +2882,13 @@
               <w:rPr>
                 <w:rFonts w:ascii="Arial" w:hAnsi="Arial" w:cs="Arial"/>
               </w:rPr>
-              <w:t>2.6 Summary of Literature Survey</w:t>
-            </w:r>
-          </w:p>
-        </w:tc>
-        <w:tc>
-          <w:tcPr>
-            <w:tcW w:w="1083" w:type="dxa"/>
+              <w:t>2.4 Limitations of Existing Systems</w:t>
+            </w:r>
+          </w:p>
+        </w:tc>
+        <w:tc>
+          <w:tcPr>
+            <w:tcW w:w="1074" w:type="dxa"/>
           </w:tcPr>
           <w:p>
             <w:pPr>
@@ -2699,7 +2910,7 @@
       <w:tr>
         <w:tc>
           <w:tcPr>
-            <w:tcW w:w="988" w:type="dxa"/>
+            <w:tcW w:w="971" w:type="dxa"/>
           </w:tcPr>
           <w:p>
             <w:pPr>
@@ -2709,48 +2920,11 @@
                 <w:rFonts w:ascii="Arial" w:hAnsi="Arial" w:cs="Arial"/>
               </w:rPr>
             </w:pPr>
-            <w:r>
-              <w:rPr>
-                <w:rFonts w:ascii="Arial" w:hAnsi="Arial" w:cs="Arial"/>
-              </w:rPr>
-              <w:t>3</w:t>
-            </w:r>
-          </w:p>
-        </w:tc>
-        <w:tc>
-          <w:tcPr>
-            <w:tcW w:w="6945" w:type="dxa"/>
-          </w:tcPr>
-          <w:p>
-            <w:pPr>
-              <w:spacing w:after="160" w:line="360" w:lineRule="auto"/>
-              <w:rPr>
-                <w:rFonts w:ascii="Arial" w:hAnsi="Arial" w:cs="Arial"/>
-              </w:rPr>
-            </w:pPr>
-            <w:r>
-              <w:rPr>
-                <w:rFonts w:ascii="Arial" w:hAnsi="Arial" w:cs="Arial"/>
-              </w:rPr>
-              <w:t xml:space="preserve">CHAPTER – </w:t>
-            </w:r>
-            <w:r>
-              <w:rPr>
-                <w:rFonts w:ascii="Arial" w:hAnsi="Arial" w:cs="Arial"/>
-              </w:rPr>
-              <w:t>3:</w:t>
-            </w:r>
-            <w:r>
-              <w:rPr>
-                <w:rFonts w:ascii="Arial" w:hAnsi="Arial" w:cs="Arial"/>
-              </w:rPr>
-              <w:t xml:space="preserve"> AIM AND SCOPE OF PRESENT INVESTIGATION</w:t>
-            </w:r>
-          </w:p>
-        </w:tc>
-        <w:tc>
-          <w:tcPr>
-            <w:tcW w:w="1083" w:type="dxa"/>
+          </w:p>
+        </w:tc>
+        <w:tc>
+          <w:tcPr>
+            <w:tcW w:w="6732" w:type="dxa"/>
           </w:tcPr>
           <w:p>
             <w:pPr>
@@ -2764,7 +2938,27 @@
               <w:rPr>
                 <w:rFonts w:ascii="Arial" w:hAnsi="Arial" w:cs="Arial"/>
               </w:rPr>
-              <w:t>5</w:t>
+              <w:t>2.5 Need for the Proposed System</w:t>
+            </w:r>
+          </w:p>
+        </w:tc>
+        <w:tc>
+          <w:tcPr>
+            <w:tcW w:w="1074" w:type="dxa"/>
+          </w:tcPr>
+          <w:p>
+            <w:pPr>
+              <w:spacing w:after="160" w:line="360" w:lineRule="auto"/>
+              <w:jc w:val="both"/>
+              <w:rPr>
+                <w:rFonts w:ascii="Arial" w:hAnsi="Arial" w:cs="Arial"/>
+              </w:rPr>
+            </w:pPr>
+            <w:r>
+              <w:rPr>
+                <w:rFonts w:ascii="Arial" w:hAnsi="Arial" w:cs="Arial"/>
+              </w:rPr>
+              <w:t>4</w:t>
             </w:r>
           </w:p>
         </w:tc>
@@ -2772,7 +2966,7 @@
       <w:tr>
         <w:tc>
           <w:tcPr>
-            <w:tcW w:w="988" w:type="dxa"/>
+            <w:tcW w:w="971" w:type="dxa"/>
           </w:tcPr>
           <w:p>
             <w:pPr>
@@ -2786,7 +2980,7 @@
         </w:tc>
         <w:tc>
           <w:tcPr>
-            <w:tcW w:w="6945" w:type="dxa"/>
+            <w:tcW w:w="6732" w:type="dxa"/>
           </w:tcPr>
           <w:p>
             <w:pPr>
@@ -2800,13 +2994,13 @@
               <w:rPr>
                 <w:rFonts w:ascii="Arial" w:hAnsi="Arial" w:cs="Arial"/>
               </w:rPr>
-              <w:t>3.1 Introduction</w:t>
-            </w:r>
-          </w:p>
-        </w:tc>
-        <w:tc>
-          <w:tcPr>
-            <w:tcW w:w="1083" w:type="dxa"/>
+              <w:t>2.6 Summary of Literature Survey</w:t>
+            </w:r>
+          </w:p>
+        </w:tc>
+        <w:tc>
+          <w:tcPr>
+            <w:tcW w:w="1074" w:type="dxa"/>
           </w:tcPr>
           <w:p>
             <w:pPr>
@@ -2828,7 +3022,7 @@
       <w:tr>
         <w:tc>
           <w:tcPr>
-            <w:tcW w:w="988" w:type="dxa"/>
+            <w:tcW w:w="971" w:type="dxa"/>
           </w:tcPr>
           <w:p>
             <w:pPr>
@@ -2838,11 +3032,48 @@
                 <w:rFonts w:ascii="Arial" w:hAnsi="Arial" w:cs="Arial"/>
               </w:rPr>
             </w:pPr>
-          </w:p>
-        </w:tc>
-        <w:tc>
-          <w:tcPr>
-            <w:tcW w:w="6945" w:type="dxa"/>
+            <w:r>
+              <w:rPr>
+                <w:rFonts w:ascii="Arial" w:hAnsi="Arial" w:cs="Arial"/>
+              </w:rPr>
+              <w:t>3</w:t>
+            </w:r>
+          </w:p>
+        </w:tc>
+        <w:tc>
+          <w:tcPr>
+            <w:tcW w:w="6732" w:type="dxa"/>
+          </w:tcPr>
+          <w:p>
+            <w:pPr>
+              <w:spacing w:after="160" w:line="360" w:lineRule="auto"/>
+              <w:rPr>
+                <w:rFonts w:ascii="Arial" w:hAnsi="Arial" w:cs="Arial"/>
+              </w:rPr>
+            </w:pPr>
+            <w:r>
+              <w:rPr>
+                <w:rFonts w:ascii="Arial" w:hAnsi="Arial" w:cs="Arial"/>
+              </w:rPr>
+              <w:t xml:space="preserve">CHAPTER – </w:t>
+            </w:r>
+            <w:r>
+              <w:rPr>
+                <w:rFonts w:ascii="Arial" w:hAnsi="Arial" w:cs="Arial"/>
+              </w:rPr>
+              <w:t>3:</w:t>
+            </w:r>
+            <w:r>
+              <w:rPr>
+                <w:rFonts w:ascii="Arial" w:hAnsi="Arial" w:cs="Arial"/>
+              </w:rPr>
+              <w:t xml:space="preserve"> AIM AND SCOPE OF PRESENT INVESTIGATION</w:t>
+            </w:r>
+          </w:p>
+        </w:tc>
+        <w:tc>
+          <w:tcPr>
+            <w:tcW w:w="1074" w:type="dxa"/>
           </w:tcPr>
           <w:p>
             <w:pPr>
@@ -2856,13 +3087,15 @@
               <w:rPr>
                 <w:rFonts w:ascii="Arial" w:hAnsi="Arial" w:cs="Arial"/>
               </w:rPr>
-              <w:t>3.2 Aim of the Project</w:t>
-            </w:r>
-          </w:p>
-        </w:tc>
-        <w:tc>
-          <w:tcPr>
-            <w:tcW w:w="1083" w:type="dxa"/>
+              <w:t>6</w:t>
+            </w:r>
+          </w:p>
+        </w:tc>
+      </w:tr>
+      <w:tr>
+        <w:tc>
+          <w:tcPr>
+            <w:tcW w:w="971" w:type="dxa"/>
           </w:tcPr>
           <w:p>
             <w:pPr>
@@ -2872,11 +3105,45 @@
                 <w:rFonts w:ascii="Arial" w:hAnsi="Arial" w:cs="Arial"/>
               </w:rPr>
             </w:pPr>
-            <w:r>
-              <w:rPr>
-                <w:rFonts w:ascii="Arial" w:hAnsi="Arial" w:cs="Arial"/>
-              </w:rPr>
-              <w:t>5</w:t>
+          </w:p>
+        </w:tc>
+        <w:tc>
+          <w:tcPr>
+            <w:tcW w:w="6732" w:type="dxa"/>
+          </w:tcPr>
+          <w:p>
+            <w:pPr>
+              <w:spacing w:after="160" w:line="360" w:lineRule="auto"/>
+              <w:jc w:val="both"/>
+              <w:rPr>
+                <w:rFonts w:ascii="Arial" w:hAnsi="Arial" w:cs="Arial"/>
+              </w:rPr>
+            </w:pPr>
+            <w:r>
+              <w:rPr>
+                <w:rFonts w:ascii="Arial" w:hAnsi="Arial" w:cs="Arial"/>
+              </w:rPr>
+              <w:t>3.1 Introduction</w:t>
+            </w:r>
+          </w:p>
+        </w:tc>
+        <w:tc>
+          <w:tcPr>
+            <w:tcW w:w="1074" w:type="dxa"/>
+          </w:tcPr>
+          <w:p>
+            <w:pPr>
+              <w:spacing w:after="160" w:line="360" w:lineRule="auto"/>
+              <w:jc w:val="both"/>
+              <w:rPr>
+                <w:rFonts w:ascii="Arial" w:hAnsi="Arial" w:cs="Arial"/>
+              </w:rPr>
+            </w:pPr>
+            <w:r>
+              <w:rPr>
+                <w:rFonts w:ascii="Arial" w:hAnsi="Arial" w:cs="Arial"/>
+              </w:rPr>
+              <w:t>6</w:t>
             </w:r>
           </w:p>
         </w:tc>
@@ -2884,7 +3151,7 @@
       <w:tr>
         <w:tc>
           <w:tcPr>
-            <w:tcW w:w="988" w:type="dxa"/>
+            <w:tcW w:w="971" w:type="dxa"/>
           </w:tcPr>
           <w:p>
             <w:pPr>
@@ -2898,7 +3165,7 @@
         </w:tc>
         <w:tc>
           <w:tcPr>
-            <w:tcW w:w="6945" w:type="dxa"/>
+            <w:tcW w:w="6732" w:type="dxa"/>
           </w:tcPr>
           <w:p>
             <w:pPr>
@@ -2912,13 +3179,13 @@
               <w:rPr>
                 <w:rFonts w:ascii="Arial" w:hAnsi="Arial" w:cs="Arial"/>
               </w:rPr>
-              <w:t>3.3 Objectives of the Investigation</w:t>
-            </w:r>
-          </w:p>
-        </w:tc>
-        <w:tc>
-          <w:tcPr>
-            <w:tcW w:w="1083" w:type="dxa"/>
+              <w:t>3.2 Aim of the Project</w:t>
+            </w:r>
+          </w:p>
+        </w:tc>
+        <w:tc>
+          <w:tcPr>
+            <w:tcW w:w="1074" w:type="dxa"/>
           </w:tcPr>
           <w:p>
             <w:pPr>
@@ -2932,7 +3199,7 @@
               <w:rPr>
                 <w:rFonts w:ascii="Arial" w:hAnsi="Arial" w:cs="Arial"/>
               </w:rPr>
-              <w:t>5</w:t>
+              <w:t>6</w:t>
             </w:r>
           </w:p>
         </w:tc>
@@ -2940,7 +3207,7 @@
       <w:tr>
         <w:tc>
           <w:tcPr>
-            <w:tcW w:w="988" w:type="dxa"/>
+            <w:tcW w:w="971" w:type="dxa"/>
           </w:tcPr>
           <w:p>
             <w:pPr>
@@ -2954,7 +3221,7 @@
         </w:tc>
         <w:tc>
           <w:tcPr>
-            <w:tcW w:w="6945" w:type="dxa"/>
+            <w:tcW w:w="6732" w:type="dxa"/>
           </w:tcPr>
           <w:p>
             <w:pPr>
@@ -2968,13 +3235,13 @@
               <w:rPr>
                 <w:rFonts w:ascii="Arial" w:hAnsi="Arial" w:cs="Arial"/>
               </w:rPr>
-              <w:t>3.4 Scope of the Present Investigation</w:t>
-            </w:r>
-          </w:p>
-        </w:tc>
-        <w:tc>
-          <w:tcPr>
-            <w:tcW w:w="1083" w:type="dxa"/>
+              <w:t>3.3 Objectives of the Investigation</w:t>
+            </w:r>
+          </w:p>
+        </w:tc>
+        <w:tc>
+          <w:tcPr>
+            <w:tcW w:w="1074" w:type="dxa"/>
           </w:tcPr>
           <w:p>
             <w:pPr>
@@ -2996,7 +3263,7 @@
       <w:tr>
         <w:tc>
           <w:tcPr>
-            <w:tcW w:w="988" w:type="dxa"/>
+            <w:tcW w:w="971" w:type="dxa"/>
           </w:tcPr>
           <w:p>
             <w:pPr>
@@ -3010,7 +3277,7 @@
         </w:tc>
         <w:tc>
           <w:tcPr>
-            <w:tcW w:w="6945" w:type="dxa"/>
+            <w:tcW w:w="6732" w:type="dxa"/>
           </w:tcPr>
           <w:p>
             <w:pPr>
@@ -3024,13 +3291,13 @@
               <w:rPr>
                 <w:rFonts w:ascii="Arial" w:hAnsi="Arial" w:cs="Arial"/>
               </w:rPr>
-              <w:t>3.5 Limitations</w:t>
-            </w:r>
-          </w:p>
-        </w:tc>
-        <w:tc>
-          <w:tcPr>
-            <w:tcW w:w="1083" w:type="dxa"/>
+              <w:t>3.4 System Features</w:t>
+            </w:r>
+          </w:p>
+        </w:tc>
+        <w:tc>
+          <w:tcPr>
+            <w:tcW w:w="1074" w:type="dxa"/>
           </w:tcPr>
           <w:p>
             <w:pPr>
@@ -3052,7 +3319,7 @@
       <w:tr>
         <w:tc>
           <w:tcPr>
-            <w:tcW w:w="988" w:type="dxa"/>
+            <w:tcW w:w="971" w:type="dxa"/>
           </w:tcPr>
           <w:p>
             <w:pPr>
@@ -3066,7 +3333,7 @@
         </w:tc>
         <w:tc>
           <w:tcPr>
-            <w:tcW w:w="6945" w:type="dxa"/>
+            <w:tcW w:w="6732" w:type="dxa"/>
           </w:tcPr>
           <w:p>
             <w:pPr>
@@ -3080,13 +3347,25 @@
               <w:rPr>
                 <w:rFonts w:ascii="Arial" w:hAnsi="Arial" w:cs="Arial"/>
               </w:rPr>
-              <w:t>3.6 Future Scope</w:t>
-            </w:r>
-          </w:p>
-        </w:tc>
-        <w:tc>
-          <w:tcPr>
-            <w:tcW w:w="1083" w:type="dxa"/>
+              <w:t>3.</w:t>
+            </w:r>
+            <w:r>
+              <w:rPr>
+                <w:rFonts w:ascii="Arial" w:hAnsi="Arial" w:cs="Arial"/>
+              </w:rPr>
+              <w:t>5</w:t>
+            </w:r>
+            <w:r>
+              <w:rPr>
+                <w:rFonts w:ascii="Arial" w:hAnsi="Arial" w:cs="Arial"/>
+              </w:rPr>
+              <w:t xml:space="preserve"> Scope of the Present Investigation</w:t>
+            </w:r>
+          </w:p>
+        </w:tc>
+        <w:tc>
+          <w:tcPr>
+            <w:tcW w:w="1074" w:type="dxa"/>
           </w:tcPr>
           <w:p>
             <w:pPr>
@@ -3100,7 +3379,7 @@
               <w:rPr>
                 <w:rFonts w:ascii="Arial" w:hAnsi="Arial" w:cs="Arial"/>
               </w:rPr>
-              <w:t>7</w:t>
+              <w:t>8</w:t>
             </w:r>
           </w:p>
         </w:tc>
@@ -3108,7 +3387,7 @@
       <w:tr>
         <w:tc>
           <w:tcPr>
-            <w:tcW w:w="988" w:type="dxa"/>
+            <w:tcW w:w="971" w:type="dxa"/>
           </w:tcPr>
           <w:p>
             <w:pPr>
@@ -3122,7 +3401,7 @@
         </w:tc>
         <w:tc>
           <w:tcPr>
-            <w:tcW w:w="6945" w:type="dxa"/>
+            <w:tcW w:w="6732" w:type="dxa"/>
           </w:tcPr>
           <w:p>
             <w:pPr>
@@ -3136,13 +3415,25 @@
               <w:rPr>
                 <w:rFonts w:ascii="Arial" w:hAnsi="Arial" w:cs="Arial"/>
               </w:rPr>
-              <w:t>3.7 Summary</w:t>
-            </w:r>
-          </w:p>
-        </w:tc>
-        <w:tc>
-          <w:tcPr>
-            <w:tcW w:w="1083" w:type="dxa"/>
+              <w:t>3.</w:t>
+            </w:r>
+            <w:r>
+              <w:rPr>
+                <w:rFonts w:ascii="Arial" w:hAnsi="Arial" w:cs="Arial"/>
+              </w:rPr>
+              <w:t>6</w:t>
+            </w:r>
+            <w:r>
+              <w:rPr>
+                <w:rFonts w:ascii="Arial" w:hAnsi="Arial" w:cs="Arial"/>
+              </w:rPr>
+              <w:t xml:space="preserve"> Limitations</w:t>
+            </w:r>
+          </w:p>
+        </w:tc>
+        <w:tc>
+          <w:tcPr>
+            <w:tcW w:w="1074" w:type="dxa"/>
           </w:tcPr>
           <w:p>
             <w:pPr>
@@ -3156,7 +3447,7 @@
               <w:rPr>
                 <w:rFonts w:ascii="Arial" w:hAnsi="Arial" w:cs="Arial"/>
               </w:rPr>
-              <w:t>7</w:t>
+              <w:t>8</w:t>
             </w:r>
           </w:p>
         </w:tc>
@@ -3164,7 +3455,7 @@
       <w:tr>
         <w:tc>
           <w:tcPr>
-            <w:tcW w:w="988" w:type="dxa"/>
+            <w:tcW w:w="971" w:type="dxa"/>
           </w:tcPr>
           <w:p>
             <w:pPr>
@@ -3174,17 +3465,11 @@
                 <w:rFonts w:ascii="Arial" w:hAnsi="Arial" w:cs="Arial"/>
               </w:rPr>
             </w:pPr>
-            <w:r>
-              <w:rPr>
-                <w:rFonts w:ascii="Arial" w:hAnsi="Arial" w:cs="Arial"/>
-              </w:rPr>
-              <w:t>4</w:t>
-            </w:r>
-          </w:p>
-        </w:tc>
-        <w:tc>
-          <w:tcPr>
-            <w:tcW w:w="6945" w:type="dxa"/>
+          </w:p>
+        </w:tc>
+        <w:tc>
+          <w:tcPr>
+            <w:tcW w:w="6732" w:type="dxa"/>
           </w:tcPr>
           <w:p>
             <w:pPr>
@@ -3198,37 +3483,25 @@
               <w:rPr>
                 <w:rFonts w:ascii="Arial" w:hAnsi="Arial" w:cs="Arial"/>
               </w:rPr>
-              <w:t xml:space="preserve">CHAPTER – </w:t>
-            </w:r>
-            <w:r>
-              <w:rPr>
-                <w:rFonts w:ascii="Arial" w:hAnsi="Arial" w:cs="Arial"/>
-              </w:rPr>
-              <w:t>4:</w:t>
-            </w:r>
-            <w:r>
-              <w:rPr>
-                <w:rFonts w:ascii="Arial" w:hAnsi="Arial" w:cs="Arial"/>
-              </w:rPr>
-              <w:t xml:space="preserve"> EXPERIMENTAL / MATERIALS </w:t>
-            </w:r>
-            <w:r>
-              <w:rPr>
-                <w:rFonts w:ascii="Arial" w:hAnsi="Arial" w:cs="Arial"/>
-              </w:rPr>
-              <w:t>METHODS</w:t>
-            </w:r>
-            <w:r>
-              <w:rPr>
-                <w:rFonts w:ascii="Arial" w:hAnsi="Arial" w:cs="Arial"/>
-              </w:rPr>
-              <w:t xml:space="preserve"> ALGORITHM USED</w:t>
-            </w:r>
-          </w:p>
-        </w:tc>
-        <w:tc>
-          <w:tcPr>
-            <w:tcW w:w="1083" w:type="dxa"/>
+              <w:t>3.</w:t>
+            </w:r>
+            <w:r>
+              <w:rPr>
+                <w:rFonts w:ascii="Arial" w:hAnsi="Arial" w:cs="Arial"/>
+              </w:rPr>
+              <w:t>7</w:t>
+            </w:r>
+            <w:r>
+              <w:rPr>
+                <w:rFonts w:ascii="Arial" w:hAnsi="Arial" w:cs="Arial"/>
+              </w:rPr>
+              <w:t xml:space="preserve"> Future Scope</w:t>
+            </w:r>
+          </w:p>
+        </w:tc>
+        <w:tc>
+          <w:tcPr>
+            <w:tcW w:w="1074" w:type="dxa"/>
           </w:tcPr>
           <w:p>
             <w:pPr>
@@ -3250,7 +3523,7 @@
       <w:tr>
         <w:tc>
           <w:tcPr>
-            <w:tcW w:w="988" w:type="dxa"/>
+            <w:tcW w:w="971" w:type="dxa"/>
           </w:tcPr>
           <w:p>
             <w:pPr>
@@ -3264,7 +3537,7 @@
         </w:tc>
         <w:tc>
           <w:tcPr>
-            <w:tcW w:w="6945" w:type="dxa"/>
+            <w:tcW w:w="6732" w:type="dxa"/>
           </w:tcPr>
           <w:p>
             <w:pPr>
@@ -3278,13 +3551,25 @@
               <w:rPr>
                 <w:rFonts w:ascii="Arial" w:hAnsi="Arial" w:cs="Arial"/>
               </w:rPr>
-              <w:t>4.1 Introduction</w:t>
-            </w:r>
-          </w:p>
-        </w:tc>
-        <w:tc>
-          <w:tcPr>
-            <w:tcW w:w="1083" w:type="dxa"/>
+              <w:t>3.</w:t>
+            </w:r>
+            <w:r>
+              <w:rPr>
+                <w:rFonts w:ascii="Arial" w:hAnsi="Arial" w:cs="Arial"/>
+              </w:rPr>
+              <w:t>8</w:t>
+            </w:r>
+            <w:r>
+              <w:rPr>
+                <w:rFonts w:ascii="Arial" w:hAnsi="Arial" w:cs="Arial"/>
+              </w:rPr>
+              <w:t xml:space="preserve"> Summary</w:t>
+            </w:r>
+          </w:p>
+        </w:tc>
+        <w:tc>
+          <w:tcPr>
+            <w:tcW w:w="1074" w:type="dxa"/>
           </w:tcPr>
           <w:p>
             <w:pPr>
@@ -3298,7 +3583,7 @@
               <w:rPr>
                 <w:rFonts w:ascii="Arial" w:hAnsi="Arial" w:cs="Arial"/>
               </w:rPr>
-              <w:t>8</w:t>
+              <w:t>9</w:t>
             </w:r>
           </w:p>
         </w:tc>
@@ -3306,7 +3591,7 @@
       <w:tr>
         <w:tc>
           <w:tcPr>
-            <w:tcW w:w="988" w:type="dxa"/>
+            <w:tcW w:w="971" w:type="dxa"/>
           </w:tcPr>
           <w:p>
             <w:pPr>
@@ -3316,11 +3601,18 @@
                 <w:rFonts w:ascii="Arial" w:hAnsi="Arial" w:cs="Arial"/>
               </w:rPr>
             </w:pPr>
-          </w:p>
-        </w:tc>
-        <w:tc>
-          <w:tcPr>
-            <w:tcW w:w="6945" w:type="dxa"/>
+            <w:r>
+              <w:rPr>
+                <w:rFonts w:ascii="Arial" w:hAnsi="Arial" w:cs="Arial"/>
+              </w:rPr>
+              <w:lastRenderedPageBreak/>
+              <w:t>4</w:t>
+            </w:r>
+          </w:p>
+        </w:tc>
+        <w:tc>
+          <w:tcPr>
+            <w:tcW w:w="6732" w:type="dxa"/>
           </w:tcPr>
           <w:p>
             <w:pPr>
@@ -3334,13 +3626,37 @@
               <w:rPr>
                 <w:rFonts w:ascii="Arial" w:hAnsi="Arial" w:cs="Arial"/>
               </w:rPr>
-              <w:t>4.2 Materials Used</w:t>
-            </w:r>
-          </w:p>
-        </w:tc>
-        <w:tc>
-          <w:tcPr>
-            <w:tcW w:w="1083" w:type="dxa"/>
+              <w:t xml:space="preserve">CHAPTER – </w:t>
+            </w:r>
+            <w:r>
+              <w:rPr>
+                <w:rFonts w:ascii="Arial" w:hAnsi="Arial" w:cs="Arial"/>
+              </w:rPr>
+              <w:t>4:</w:t>
+            </w:r>
+            <w:r>
+              <w:rPr>
+                <w:rFonts w:ascii="Arial" w:hAnsi="Arial" w:cs="Arial"/>
+              </w:rPr>
+              <w:t xml:space="preserve"> EXPERIMENTAL / MATERIALS </w:t>
+            </w:r>
+            <w:r>
+              <w:rPr>
+                <w:rFonts w:ascii="Arial" w:hAnsi="Arial" w:cs="Arial"/>
+              </w:rPr>
+              <w:t>METHODS</w:t>
+            </w:r>
+            <w:r>
+              <w:rPr>
+                <w:rFonts w:ascii="Arial" w:hAnsi="Arial" w:cs="Arial"/>
+              </w:rPr>
+              <w:t xml:space="preserve"> ALGORITHM USED</w:t>
+            </w:r>
+          </w:p>
+        </w:tc>
+        <w:tc>
+          <w:tcPr>
+            <w:tcW w:w="1074" w:type="dxa"/>
           </w:tcPr>
           <w:p>
             <w:pPr>
@@ -3354,7 +3670,7 @@
               <w:rPr>
                 <w:rFonts w:ascii="Arial" w:hAnsi="Arial" w:cs="Arial"/>
               </w:rPr>
-              <w:t>8</w:t>
+              <w:t>10</w:t>
             </w:r>
           </w:p>
         </w:tc>
@@ -3362,7 +3678,7 @@
       <w:tr>
         <w:tc>
           <w:tcPr>
-            <w:tcW w:w="988" w:type="dxa"/>
+            <w:tcW w:w="971" w:type="dxa"/>
           </w:tcPr>
           <w:p>
             <w:pPr>
@@ -3376,7 +3692,7 @@
         </w:tc>
         <w:tc>
           <w:tcPr>
-            <w:tcW w:w="6945" w:type="dxa"/>
+            <w:tcW w:w="6732" w:type="dxa"/>
           </w:tcPr>
           <w:p>
             <w:pPr>
@@ -3390,13 +3706,13 @@
               <w:rPr>
                 <w:rFonts w:ascii="Arial" w:hAnsi="Arial" w:cs="Arial"/>
               </w:rPr>
-              <w:t>4.3 System Architecture</w:t>
-            </w:r>
-          </w:p>
-        </w:tc>
-        <w:tc>
-          <w:tcPr>
-            <w:tcW w:w="1083" w:type="dxa"/>
+              <w:t>4.1 Introduction</w:t>
+            </w:r>
+          </w:p>
+        </w:tc>
+        <w:tc>
+          <w:tcPr>
+            <w:tcW w:w="1074" w:type="dxa"/>
           </w:tcPr>
           <w:p>
             <w:pPr>
@@ -3410,7 +3726,7 @@
               <w:rPr>
                 <w:rFonts w:ascii="Arial" w:hAnsi="Arial" w:cs="Arial"/>
               </w:rPr>
-              <w:t>9</w:t>
+              <w:t>10</w:t>
             </w:r>
           </w:p>
         </w:tc>
@@ -3418,7 +3734,7 @@
       <w:tr>
         <w:tc>
           <w:tcPr>
-            <w:tcW w:w="988" w:type="dxa"/>
+            <w:tcW w:w="971" w:type="dxa"/>
           </w:tcPr>
           <w:p>
             <w:pPr>
@@ -3432,7 +3748,7 @@
         </w:tc>
         <w:tc>
           <w:tcPr>
-            <w:tcW w:w="6945" w:type="dxa"/>
+            <w:tcW w:w="6732" w:type="dxa"/>
           </w:tcPr>
           <w:p>
             <w:pPr>
@@ -3446,13 +3762,13 @@
               <w:rPr>
                 <w:rFonts w:ascii="Arial" w:hAnsi="Arial" w:cs="Arial"/>
               </w:rPr>
-              <w:t>4.4 Experimental Methodology</w:t>
-            </w:r>
-          </w:p>
-        </w:tc>
-        <w:tc>
-          <w:tcPr>
-            <w:tcW w:w="1083" w:type="dxa"/>
+              <w:t>4.2 Materials Used</w:t>
+            </w:r>
+          </w:p>
+        </w:tc>
+        <w:tc>
+          <w:tcPr>
+            <w:tcW w:w="1074" w:type="dxa"/>
           </w:tcPr>
           <w:p>
             <w:pPr>
@@ -3466,13 +3782,7 @@
               <w:rPr>
                 <w:rFonts w:ascii="Arial" w:hAnsi="Arial" w:cs="Arial"/>
               </w:rPr>
-              <w:t>1</w:t>
-            </w:r>
-            <w:r>
-              <w:rPr>
-                <w:rFonts w:ascii="Arial" w:hAnsi="Arial" w:cs="Arial"/>
-              </w:rPr>
-              <w:t>0</w:t>
+              <w:t>10</w:t>
             </w:r>
           </w:p>
         </w:tc>
@@ -3480,7 +3790,7 @@
       <w:tr>
         <w:tc>
           <w:tcPr>
-            <w:tcW w:w="988" w:type="dxa"/>
+            <w:tcW w:w="971" w:type="dxa"/>
           </w:tcPr>
           <w:p>
             <w:pPr>
@@ -3494,7 +3804,7 @@
         </w:tc>
         <w:tc>
           <w:tcPr>
-            <w:tcW w:w="6945" w:type="dxa"/>
+            <w:tcW w:w="6732" w:type="dxa"/>
           </w:tcPr>
           <w:p>
             <w:pPr>
@@ -3508,13 +3818,13 @@
               <w:rPr>
                 <w:rFonts w:ascii="Arial" w:hAnsi="Arial" w:cs="Arial"/>
               </w:rPr>
-              <w:t>4.5 Modules Implementation</w:t>
-            </w:r>
-          </w:p>
-        </w:tc>
-        <w:tc>
-          <w:tcPr>
-            <w:tcW w:w="1083" w:type="dxa"/>
+              <w:t>4.3 System Architecture</w:t>
+            </w:r>
+          </w:p>
+        </w:tc>
+        <w:tc>
+          <w:tcPr>
+            <w:tcW w:w="1074" w:type="dxa"/>
           </w:tcPr>
           <w:p>
             <w:pPr>
@@ -3528,13 +3838,7 @@
               <w:rPr>
                 <w:rFonts w:ascii="Arial" w:hAnsi="Arial" w:cs="Arial"/>
               </w:rPr>
-              <w:t>1</w:t>
-            </w:r>
-            <w:r>
-              <w:rPr>
-                <w:rFonts w:ascii="Arial" w:hAnsi="Arial" w:cs="Arial"/>
-              </w:rPr>
-              <w:t>1</w:t>
+              <w:t>11</w:t>
             </w:r>
           </w:p>
         </w:tc>
@@ -3542,7 +3846,7 @@
       <w:tr>
         <w:tc>
           <w:tcPr>
-            <w:tcW w:w="988" w:type="dxa"/>
+            <w:tcW w:w="971" w:type="dxa"/>
           </w:tcPr>
           <w:p>
             <w:pPr>
@@ -3556,7 +3860,7 @@
         </w:tc>
         <w:tc>
           <w:tcPr>
-            <w:tcW w:w="6945" w:type="dxa"/>
+            <w:tcW w:w="6732" w:type="dxa"/>
           </w:tcPr>
           <w:p>
             <w:pPr>
@@ -3570,13 +3874,13 @@
               <w:rPr>
                 <w:rFonts w:ascii="Arial" w:hAnsi="Arial" w:cs="Arial"/>
               </w:rPr>
-              <w:t>4.6 Algorithm Used</w:t>
-            </w:r>
-          </w:p>
-        </w:tc>
-        <w:tc>
-          <w:tcPr>
-            <w:tcW w:w="1083" w:type="dxa"/>
+              <w:t>4.4 Experimental Methodology</w:t>
+            </w:r>
+          </w:p>
+        </w:tc>
+        <w:tc>
+          <w:tcPr>
+            <w:tcW w:w="1074" w:type="dxa"/>
           </w:tcPr>
           <w:p>
             <w:pPr>
@@ -3596,7 +3900,7 @@
               <w:rPr>
                 <w:rFonts w:ascii="Arial" w:hAnsi="Arial" w:cs="Arial"/>
               </w:rPr>
-              <w:t>2</w:t>
+              <w:t>3</w:t>
             </w:r>
           </w:p>
         </w:tc>
@@ -3604,7 +3908,7 @@
       <w:tr>
         <w:tc>
           <w:tcPr>
-            <w:tcW w:w="988" w:type="dxa"/>
+            <w:tcW w:w="971" w:type="dxa"/>
           </w:tcPr>
           <w:p>
             <w:pPr>
@@ -3618,7 +3922,7 @@
         </w:tc>
         <w:tc>
           <w:tcPr>
-            <w:tcW w:w="6945" w:type="dxa"/>
+            <w:tcW w:w="6732" w:type="dxa"/>
           </w:tcPr>
           <w:p>
             <w:pPr>
@@ -3632,13 +3936,13 @@
               <w:rPr>
                 <w:rFonts w:ascii="Arial" w:hAnsi="Arial" w:cs="Arial"/>
               </w:rPr>
-              <w:t>4.7 Security Mechanisms Used</w:t>
-            </w:r>
-          </w:p>
-        </w:tc>
-        <w:tc>
-          <w:tcPr>
-            <w:tcW w:w="1083" w:type="dxa"/>
+              <w:t>4.5 Modules Implementation</w:t>
+            </w:r>
+          </w:p>
+        </w:tc>
+        <w:tc>
+          <w:tcPr>
+            <w:tcW w:w="1074" w:type="dxa"/>
           </w:tcPr>
           <w:p>
             <w:pPr>
@@ -3658,7 +3962,7 @@
               <w:rPr>
                 <w:rFonts w:ascii="Arial" w:hAnsi="Arial" w:cs="Arial"/>
               </w:rPr>
-              <w:t>3</w:t>
+              <w:t>4</w:t>
             </w:r>
           </w:p>
         </w:tc>
@@ -3666,7 +3970,7 @@
       <w:tr>
         <w:tc>
           <w:tcPr>
-            <w:tcW w:w="988" w:type="dxa"/>
+            <w:tcW w:w="971" w:type="dxa"/>
           </w:tcPr>
           <w:p>
             <w:pPr>
@@ -3680,7 +3984,7 @@
         </w:tc>
         <w:tc>
           <w:tcPr>
-            <w:tcW w:w="6945" w:type="dxa"/>
+            <w:tcW w:w="6732" w:type="dxa"/>
           </w:tcPr>
           <w:p>
             <w:pPr>
@@ -3694,13 +3998,13 @@
               <w:rPr>
                 <w:rFonts w:ascii="Arial" w:hAnsi="Arial" w:cs="Arial"/>
               </w:rPr>
-              <w:t>4.8 Testing Methods</w:t>
-            </w:r>
-          </w:p>
-        </w:tc>
-        <w:tc>
-          <w:tcPr>
-            <w:tcW w:w="1083" w:type="dxa"/>
+              <w:t>4.6 Algorithm Used</w:t>
+            </w:r>
+          </w:p>
+        </w:tc>
+        <w:tc>
+          <w:tcPr>
+            <w:tcW w:w="1074" w:type="dxa"/>
           </w:tcPr>
           <w:p>
             <w:pPr>
@@ -3720,7 +4024,7 @@
               <w:rPr>
                 <w:rFonts w:ascii="Arial" w:hAnsi="Arial" w:cs="Arial"/>
               </w:rPr>
-              <w:t>3</w:t>
+              <w:t>6</w:t>
             </w:r>
           </w:p>
         </w:tc>
@@ -3728,7 +4032,7 @@
       <w:tr>
         <w:tc>
           <w:tcPr>
-            <w:tcW w:w="988" w:type="dxa"/>
+            <w:tcW w:w="971" w:type="dxa"/>
           </w:tcPr>
           <w:p>
             <w:pPr>
@@ -3742,7 +4046,7 @@
         </w:tc>
         <w:tc>
           <w:tcPr>
-            <w:tcW w:w="6945" w:type="dxa"/>
+            <w:tcW w:w="6732" w:type="dxa"/>
           </w:tcPr>
           <w:p>
             <w:pPr>
@@ -3756,13 +4060,13 @@
               <w:rPr>
                 <w:rFonts w:ascii="Arial" w:hAnsi="Arial" w:cs="Arial"/>
               </w:rPr>
-              <w:t>4.9 Use Case Diagram</w:t>
-            </w:r>
-          </w:p>
-        </w:tc>
-        <w:tc>
-          <w:tcPr>
-            <w:tcW w:w="1083" w:type="dxa"/>
+              <w:t>4.7 Security Mechanisms Used</w:t>
+            </w:r>
+          </w:p>
+        </w:tc>
+        <w:tc>
+          <w:tcPr>
+            <w:tcW w:w="1074" w:type="dxa"/>
           </w:tcPr>
           <w:p>
             <w:pPr>
@@ -3782,7 +4086,7 @@
               <w:rPr>
                 <w:rFonts w:ascii="Arial" w:hAnsi="Arial" w:cs="Arial"/>
               </w:rPr>
-              <w:t>3</w:t>
+              <w:t>6</w:t>
             </w:r>
           </w:p>
         </w:tc>
@@ -3790,7 +4094,7 @@
       <w:tr>
         <w:tc>
           <w:tcPr>
-            <w:tcW w:w="988" w:type="dxa"/>
+            <w:tcW w:w="971" w:type="dxa"/>
           </w:tcPr>
           <w:p>
             <w:pPr>
@@ -3804,7 +4108,7 @@
         </w:tc>
         <w:tc>
           <w:tcPr>
-            <w:tcW w:w="6945" w:type="dxa"/>
+            <w:tcW w:w="6732" w:type="dxa"/>
           </w:tcPr>
           <w:p>
             <w:pPr>
@@ -3818,13 +4122,13 @@
               <w:rPr>
                 <w:rFonts w:ascii="Arial" w:hAnsi="Arial" w:cs="Arial"/>
               </w:rPr>
-              <w:t>4.10 Summary</w:t>
-            </w:r>
-          </w:p>
-        </w:tc>
-        <w:tc>
-          <w:tcPr>
-            <w:tcW w:w="1083" w:type="dxa"/>
+              <w:t>4.8 Testing Methods</w:t>
+            </w:r>
+          </w:p>
+        </w:tc>
+        <w:tc>
+          <w:tcPr>
+            <w:tcW w:w="1074" w:type="dxa"/>
           </w:tcPr>
           <w:p>
             <w:pPr>
@@ -3844,7 +4148,7 @@
               <w:rPr>
                 <w:rFonts w:ascii="Arial" w:hAnsi="Arial" w:cs="Arial"/>
               </w:rPr>
-              <w:t>4</w:t>
+              <w:t>7</w:t>
             </w:r>
           </w:p>
         </w:tc>
@@ -3852,7 +4156,7 @@
       <w:tr>
         <w:tc>
           <w:tcPr>
-            <w:tcW w:w="988" w:type="dxa"/>
+            <w:tcW w:w="971" w:type="dxa"/>
           </w:tcPr>
           <w:p>
             <w:pPr>
@@ -3862,48 +4166,11 @@
                 <w:rFonts w:ascii="Arial" w:hAnsi="Arial" w:cs="Arial"/>
               </w:rPr>
             </w:pPr>
-            <w:r>
-              <w:rPr>
-                <w:rFonts w:ascii="Arial" w:hAnsi="Arial" w:cs="Arial"/>
-              </w:rPr>
-              <w:t>5</w:t>
-            </w:r>
-          </w:p>
-        </w:tc>
-        <w:tc>
-          <w:tcPr>
-            <w:tcW w:w="6945" w:type="dxa"/>
-          </w:tcPr>
-          <w:p>
-            <w:pPr>
-              <w:spacing w:after="160" w:line="360" w:lineRule="auto"/>
-              <w:rPr>
-                <w:rFonts w:ascii="Arial" w:hAnsi="Arial" w:cs="Arial"/>
-              </w:rPr>
-            </w:pPr>
-            <w:r>
-              <w:rPr>
-                <w:rFonts w:ascii="Arial" w:hAnsi="Arial" w:cs="Arial"/>
-              </w:rPr>
-              <w:t xml:space="preserve">CHAPTER – </w:t>
-            </w:r>
-            <w:r>
-              <w:rPr>
-                <w:rFonts w:ascii="Arial" w:hAnsi="Arial" w:cs="Arial"/>
-              </w:rPr>
-              <w:t>5:</w:t>
-            </w:r>
-            <w:r>
-              <w:rPr>
-                <w:rFonts w:ascii="Arial" w:hAnsi="Arial" w:cs="Arial"/>
-              </w:rPr>
-              <w:t xml:space="preserve"> RESULTS AND DISCUSSION / PERFORMANCE ANALYSIS</w:t>
-            </w:r>
-          </w:p>
-        </w:tc>
-        <w:tc>
-          <w:tcPr>
-            <w:tcW w:w="1083" w:type="dxa"/>
+          </w:p>
+        </w:tc>
+        <w:tc>
+          <w:tcPr>
+            <w:tcW w:w="6732" w:type="dxa"/>
           </w:tcPr>
           <w:p>
             <w:pPr>
@@ -3917,13 +4184,33 @@
               <w:rPr>
                 <w:rFonts w:ascii="Arial" w:hAnsi="Arial" w:cs="Arial"/>
               </w:rPr>
+              <w:t>4.9 Use Case Diagram</w:t>
+            </w:r>
+          </w:p>
+        </w:tc>
+        <w:tc>
+          <w:tcPr>
+            <w:tcW w:w="1074" w:type="dxa"/>
+          </w:tcPr>
+          <w:p>
+            <w:pPr>
+              <w:spacing w:after="160" w:line="360" w:lineRule="auto"/>
+              <w:jc w:val="both"/>
+              <w:rPr>
+                <w:rFonts w:ascii="Arial" w:hAnsi="Arial" w:cs="Arial"/>
+              </w:rPr>
+            </w:pPr>
+            <w:r>
+              <w:rPr>
+                <w:rFonts w:ascii="Arial" w:hAnsi="Arial" w:cs="Arial"/>
+              </w:rPr>
               <w:t>1</w:t>
             </w:r>
             <w:r>
               <w:rPr>
                 <w:rFonts w:ascii="Arial" w:hAnsi="Arial" w:cs="Arial"/>
               </w:rPr>
-              <w:t>5</w:t>
+              <w:t>8</w:t>
             </w:r>
           </w:p>
         </w:tc>
@@ -3931,7 +4218,7 @@
       <w:tr>
         <w:tc>
           <w:tcPr>
-            <w:tcW w:w="988" w:type="dxa"/>
+            <w:tcW w:w="971" w:type="dxa"/>
           </w:tcPr>
           <w:p>
             <w:pPr>
@@ -3945,7 +4232,7 @@
         </w:tc>
         <w:tc>
           <w:tcPr>
-            <w:tcW w:w="6945" w:type="dxa"/>
+            <w:tcW w:w="6732" w:type="dxa"/>
           </w:tcPr>
           <w:p>
             <w:pPr>
@@ -3959,13 +4246,13 @@
               <w:rPr>
                 <w:rFonts w:ascii="Arial" w:hAnsi="Arial" w:cs="Arial"/>
               </w:rPr>
-              <w:t>5.1 Introduction</w:t>
-            </w:r>
-          </w:p>
-        </w:tc>
-        <w:tc>
-          <w:tcPr>
-            <w:tcW w:w="1083" w:type="dxa"/>
+              <w:t>4.10 Database Design</w:t>
+            </w:r>
+          </w:p>
+        </w:tc>
+        <w:tc>
+          <w:tcPr>
+            <w:tcW w:w="1074" w:type="dxa"/>
           </w:tcPr>
           <w:p>
             <w:pPr>
@@ -3979,13 +4266,7 @@
               <w:rPr>
                 <w:rFonts w:ascii="Arial" w:hAnsi="Arial" w:cs="Arial"/>
               </w:rPr>
-              <w:t>1</w:t>
-            </w:r>
-            <w:r>
-              <w:rPr>
-                <w:rFonts w:ascii="Arial" w:hAnsi="Arial" w:cs="Arial"/>
-              </w:rPr>
-              <w:t>5</w:t>
+              <w:t>18</w:t>
             </w:r>
           </w:p>
         </w:tc>
@@ -3993,7 +4274,7 @@
       <w:tr>
         <w:tc>
           <w:tcPr>
-            <w:tcW w:w="988" w:type="dxa"/>
+            <w:tcW w:w="971" w:type="dxa"/>
           </w:tcPr>
           <w:p>
             <w:pPr>
@@ -4007,7 +4288,7 @@
         </w:tc>
         <w:tc>
           <w:tcPr>
-            <w:tcW w:w="6945" w:type="dxa"/>
+            <w:tcW w:w="6732" w:type="dxa"/>
           </w:tcPr>
           <w:p>
             <w:pPr>
@@ -4021,13 +4302,13 @@
               <w:rPr>
                 <w:rFonts w:ascii="Arial" w:hAnsi="Arial" w:cs="Arial"/>
               </w:rPr>
-              <w:t>5.2 Implementation Results</w:t>
-            </w:r>
-          </w:p>
-        </w:tc>
-        <w:tc>
-          <w:tcPr>
-            <w:tcW w:w="1083" w:type="dxa"/>
+              <w:t>4.11 Feasibility Study</w:t>
+            </w:r>
+          </w:p>
+        </w:tc>
+        <w:tc>
+          <w:tcPr>
+            <w:tcW w:w="1074" w:type="dxa"/>
           </w:tcPr>
           <w:p>
             <w:pPr>
@@ -4041,13 +4322,7 @@
               <w:rPr>
                 <w:rFonts w:ascii="Arial" w:hAnsi="Arial" w:cs="Arial"/>
               </w:rPr>
-              <w:t>1</w:t>
-            </w:r>
-            <w:r>
-              <w:rPr>
-                <w:rFonts w:ascii="Arial" w:hAnsi="Arial" w:cs="Arial"/>
-              </w:rPr>
-              <w:t>5</w:t>
+              <w:t>19</w:t>
             </w:r>
           </w:p>
         </w:tc>
@@ -4055,7 +4330,7 @@
       <w:tr>
         <w:tc>
           <w:tcPr>
-            <w:tcW w:w="988" w:type="dxa"/>
+            <w:tcW w:w="971" w:type="dxa"/>
           </w:tcPr>
           <w:p>
             <w:pPr>
@@ -4069,7 +4344,7 @@
         </w:tc>
         <w:tc>
           <w:tcPr>
-            <w:tcW w:w="6945" w:type="dxa"/>
+            <w:tcW w:w="6732" w:type="dxa"/>
           </w:tcPr>
           <w:p>
             <w:pPr>
@@ -4083,13 +4358,25 @@
               <w:rPr>
                 <w:rFonts w:ascii="Arial" w:hAnsi="Arial" w:cs="Arial"/>
               </w:rPr>
-              <w:t>5.3 System Testing Results</w:t>
-            </w:r>
-          </w:p>
-        </w:tc>
-        <w:tc>
-          <w:tcPr>
-            <w:tcW w:w="1083" w:type="dxa"/>
+              <w:t>4.1</w:t>
+            </w:r>
+            <w:r>
+              <w:rPr>
+                <w:rFonts w:ascii="Arial" w:hAnsi="Arial" w:cs="Arial"/>
+              </w:rPr>
+              <w:t>2</w:t>
+            </w:r>
+            <w:r>
+              <w:rPr>
+                <w:rFonts w:ascii="Arial" w:hAnsi="Arial" w:cs="Arial"/>
+              </w:rPr>
+              <w:t xml:space="preserve"> Summary</w:t>
+            </w:r>
+          </w:p>
+        </w:tc>
+        <w:tc>
+          <w:tcPr>
+            <w:tcW w:w="1074" w:type="dxa"/>
           </w:tcPr>
           <w:p>
             <w:pPr>
@@ -4103,13 +4390,7 @@
               <w:rPr>
                 <w:rFonts w:ascii="Arial" w:hAnsi="Arial" w:cs="Arial"/>
               </w:rPr>
-              <w:t>1</w:t>
-            </w:r>
-            <w:r>
-              <w:rPr>
-                <w:rFonts w:ascii="Arial" w:hAnsi="Arial" w:cs="Arial"/>
-              </w:rPr>
-              <w:t>7</w:t>
+              <w:t>19</w:t>
             </w:r>
           </w:p>
         </w:tc>
@@ -4117,7 +4398,7 @@
       <w:tr>
         <w:tc>
           <w:tcPr>
-            <w:tcW w:w="988" w:type="dxa"/>
+            <w:tcW w:w="971" w:type="dxa"/>
           </w:tcPr>
           <w:p>
             <w:pPr>
@@ -4127,11 +4408,48 @@
                 <w:rFonts w:ascii="Arial" w:hAnsi="Arial" w:cs="Arial"/>
               </w:rPr>
             </w:pPr>
-          </w:p>
-        </w:tc>
-        <w:tc>
-          <w:tcPr>
-            <w:tcW w:w="6945" w:type="dxa"/>
+            <w:r>
+              <w:rPr>
+                <w:rFonts w:ascii="Arial" w:hAnsi="Arial" w:cs="Arial"/>
+              </w:rPr>
+              <w:t>5</w:t>
+            </w:r>
+          </w:p>
+        </w:tc>
+        <w:tc>
+          <w:tcPr>
+            <w:tcW w:w="6732" w:type="dxa"/>
+          </w:tcPr>
+          <w:p>
+            <w:pPr>
+              <w:spacing w:after="160" w:line="360" w:lineRule="auto"/>
+              <w:rPr>
+                <w:rFonts w:ascii="Arial" w:hAnsi="Arial" w:cs="Arial"/>
+              </w:rPr>
+            </w:pPr>
+            <w:r>
+              <w:rPr>
+                <w:rFonts w:ascii="Arial" w:hAnsi="Arial" w:cs="Arial"/>
+              </w:rPr>
+              <w:t xml:space="preserve">CHAPTER – </w:t>
+            </w:r>
+            <w:r>
+              <w:rPr>
+                <w:rFonts w:ascii="Arial" w:hAnsi="Arial" w:cs="Arial"/>
+              </w:rPr>
+              <w:t>5:</w:t>
+            </w:r>
+            <w:r>
+              <w:rPr>
+                <w:rFonts w:ascii="Arial" w:hAnsi="Arial" w:cs="Arial"/>
+              </w:rPr>
+              <w:t xml:space="preserve"> RESULTS AND DISCUSSION / PERFORMANCE ANALYSIS</w:t>
+            </w:r>
+          </w:p>
+        </w:tc>
+        <w:tc>
+          <w:tcPr>
+            <w:tcW w:w="1074" w:type="dxa"/>
           </w:tcPr>
           <w:p>
             <w:pPr>
@@ -4145,13 +4463,15 @@
               <w:rPr>
                 <w:rFonts w:ascii="Arial" w:hAnsi="Arial" w:cs="Arial"/>
               </w:rPr>
-              <w:t>5.4 Performance Analysis</w:t>
-            </w:r>
-          </w:p>
-        </w:tc>
-        <w:tc>
-          <w:tcPr>
-            <w:tcW w:w="1083" w:type="dxa"/>
+              <w:t>20</w:t>
+            </w:r>
+          </w:p>
+        </w:tc>
+      </w:tr>
+      <w:tr>
+        <w:tc>
+          <w:tcPr>
+            <w:tcW w:w="971" w:type="dxa"/>
           </w:tcPr>
           <w:p>
             <w:pPr>
@@ -4161,17 +4481,45 @@
                 <w:rFonts w:ascii="Arial" w:hAnsi="Arial" w:cs="Arial"/>
               </w:rPr>
             </w:pPr>
-            <w:r>
-              <w:rPr>
-                <w:rFonts w:ascii="Arial" w:hAnsi="Arial" w:cs="Arial"/>
-              </w:rPr>
-              <w:t>1</w:t>
-            </w:r>
-            <w:r>
-              <w:rPr>
-                <w:rFonts w:ascii="Arial" w:hAnsi="Arial" w:cs="Arial"/>
-              </w:rPr>
-              <w:t>7</w:t>
+          </w:p>
+        </w:tc>
+        <w:tc>
+          <w:tcPr>
+            <w:tcW w:w="6732" w:type="dxa"/>
+          </w:tcPr>
+          <w:p>
+            <w:pPr>
+              <w:spacing w:after="160" w:line="360" w:lineRule="auto"/>
+              <w:jc w:val="both"/>
+              <w:rPr>
+                <w:rFonts w:ascii="Arial" w:hAnsi="Arial" w:cs="Arial"/>
+              </w:rPr>
+            </w:pPr>
+            <w:r>
+              <w:rPr>
+                <w:rFonts w:ascii="Arial" w:hAnsi="Arial" w:cs="Arial"/>
+              </w:rPr>
+              <w:t>5.1 Introduction</w:t>
+            </w:r>
+          </w:p>
+        </w:tc>
+        <w:tc>
+          <w:tcPr>
+            <w:tcW w:w="1074" w:type="dxa"/>
+          </w:tcPr>
+          <w:p>
+            <w:pPr>
+              <w:spacing w:after="160" w:line="360" w:lineRule="auto"/>
+              <w:jc w:val="both"/>
+              <w:rPr>
+                <w:rFonts w:ascii="Arial" w:hAnsi="Arial" w:cs="Arial"/>
+              </w:rPr>
+            </w:pPr>
+            <w:r>
+              <w:rPr>
+                <w:rFonts w:ascii="Arial" w:hAnsi="Arial" w:cs="Arial"/>
+              </w:rPr>
+              <w:t>20</w:t>
             </w:r>
           </w:p>
         </w:tc>
@@ -4179,7 +4527,7 @@
       <w:tr>
         <w:tc>
           <w:tcPr>
-            <w:tcW w:w="988" w:type="dxa"/>
+            <w:tcW w:w="971" w:type="dxa"/>
           </w:tcPr>
           <w:p>
             <w:pPr>
@@ -4193,7 +4541,7 @@
         </w:tc>
         <w:tc>
           <w:tcPr>
-            <w:tcW w:w="6945" w:type="dxa"/>
+            <w:tcW w:w="6732" w:type="dxa"/>
           </w:tcPr>
           <w:p>
             <w:pPr>
@@ -4207,13 +4555,13 @@
               <w:rPr>
                 <w:rFonts w:ascii="Arial" w:hAnsi="Arial" w:cs="Arial"/>
               </w:rPr>
-              <w:t>5.5 Comparison with Existing Systems</w:t>
-            </w:r>
-          </w:p>
-        </w:tc>
-        <w:tc>
-          <w:tcPr>
-            <w:tcW w:w="1083" w:type="dxa"/>
+              <w:t>5.2 Implementation Results</w:t>
+            </w:r>
+          </w:p>
+        </w:tc>
+        <w:tc>
+          <w:tcPr>
+            <w:tcW w:w="1074" w:type="dxa"/>
           </w:tcPr>
           <w:p>
             <w:pPr>
@@ -4227,7 +4575,7 @@
               <w:rPr>
                 <w:rFonts w:ascii="Arial" w:hAnsi="Arial" w:cs="Arial"/>
               </w:rPr>
-              <w:t>18</w:t>
+              <w:t>20</w:t>
             </w:r>
           </w:p>
         </w:tc>
@@ -4235,7 +4583,7 @@
       <w:tr>
         <w:tc>
           <w:tcPr>
-            <w:tcW w:w="988" w:type="dxa"/>
+            <w:tcW w:w="971" w:type="dxa"/>
           </w:tcPr>
           <w:p>
             <w:pPr>
@@ -4249,7 +4597,7 @@
         </w:tc>
         <w:tc>
           <w:tcPr>
-            <w:tcW w:w="6945" w:type="dxa"/>
+            <w:tcW w:w="6732" w:type="dxa"/>
           </w:tcPr>
           <w:p>
             <w:pPr>
@@ -4263,13 +4611,13 @@
               <w:rPr>
                 <w:rFonts w:ascii="Arial" w:hAnsi="Arial" w:cs="Arial"/>
               </w:rPr>
-              <w:t>5.6 Discussion</w:t>
-            </w:r>
-          </w:p>
-        </w:tc>
-        <w:tc>
-          <w:tcPr>
-            <w:tcW w:w="1083" w:type="dxa"/>
+              <w:t>5.3 System Testing Results</w:t>
+            </w:r>
+          </w:p>
+        </w:tc>
+        <w:tc>
+          <w:tcPr>
+            <w:tcW w:w="1074" w:type="dxa"/>
           </w:tcPr>
           <w:p>
             <w:pPr>
@@ -4283,7 +4631,7 @@
               <w:rPr>
                 <w:rFonts w:ascii="Arial" w:hAnsi="Arial" w:cs="Arial"/>
               </w:rPr>
-              <w:t>18</w:t>
+              <w:t>22</w:t>
             </w:r>
           </w:p>
         </w:tc>
@@ -4291,7 +4639,7 @@
       <w:tr>
         <w:tc>
           <w:tcPr>
-            <w:tcW w:w="988" w:type="dxa"/>
+            <w:tcW w:w="971" w:type="dxa"/>
           </w:tcPr>
           <w:p>
             <w:pPr>
@@ -4301,17 +4649,11 @@
                 <w:rFonts w:ascii="Arial" w:hAnsi="Arial" w:cs="Arial"/>
               </w:rPr>
             </w:pPr>
-            <w:r>
-              <w:rPr>
-                <w:rFonts w:ascii="Arial" w:hAnsi="Arial" w:cs="Arial"/>
-              </w:rPr>
-              <w:t>6</w:t>
-            </w:r>
-          </w:p>
-        </w:tc>
-        <w:tc>
-          <w:tcPr>
-            <w:tcW w:w="6945" w:type="dxa"/>
+          </w:p>
+        </w:tc>
+        <w:tc>
+          <w:tcPr>
+            <w:tcW w:w="6732" w:type="dxa"/>
           </w:tcPr>
           <w:p>
             <w:pPr>
@@ -4325,25 +4667,13 @@
               <w:rPr>
                 <w:rFonts w:ascii="Arial" w:hAnsi="Arial" w:cs="Arial"/>
               </w:rPr>
-              <w:t xml:space="preserve">CHAPTER – </w:t>
-            </w:r>
-            <w:r>
-              <w:rPr>
-                <w:rFonts w:ascii="Arial" w:hAnsi="Arial" w:cs="Arial"/>
-              </w:rPr>
-              <w:t>6:</w:t>
-            </w:r>
-            <w:r>
-              <w:rPr>
-                <w:rFonts w:ascii="Arial" w:hAnsi="Arial" w:cs="Arial"/>
-              </w:rPr>
-              <w:t xml:space="preserve"> SUMMARY AND CONCLUSION</w:t>
-            </w:r>
-          </w:p>
-        </w:tc>
-        <w:tc>
-          <w:tcPr>
-            <w:tcW w:w="1083" w:type="dxa"/>
+              <w:t>5.4 Performance Analysis</w:t>
+            </w:r>
+          </w:p>
+        </w:tc>
+        <w:tc>
+          <w:tcPr>
+            <w:tcW w:w="1074" w:type="dxa"/>
           </w:tcPr>
           <w:p>
             <w:pPr>
@@ -4357,7 +4687,7 @@
               <w:rPr>
                 <w:rFonts w:ascii="Arial" w:hAnsi="Arial" w:cs="Arial"/>
               </w:rPr>
-              <w:t>19</w:t>
+              <w:t>22</w:t>
             </w:r>
           </w:p>
         </w:tc>
@@ -4365,7 +4695,7 @@
       <w:tr>
         <w:tc>
           <w:tcPr>
-            <w:tcW w:w="988" w:type="dxa"/>
+            <w:tcW w:w="971" w:type="dxa"/>
           </w:tcPr>
           <w:p>
             <w:pPr>
@@ -4379,7 +4709,7 @@
         </w:tc>
         <w:tc>
           <w:tcPr>
-            <w:tcW w:w="6945" w:type="dxa"/>
+            <w:tcW w:w="6732" w:type="dxa"/>
           </w:tcPr>
           <w:p>
             <w:pPr>
@@ -4393,13 +4723,13 @@
               <w:rPr>
                 <w:rFonts w:ascii="Arial" w:hAnsi="Arial" w:cs="Arial"/>
               </w:rPr>
-              <w:t>6.1 Summary of the Work</w:t>
-            </w:r>
-          </w:p>
-        </w:tc>
-        <w:tc>
-          <w:tcPr>
-            <w:tcW w:w="1083" w:type="dxa"/>
+              <w:t>5.5 Comparison with Existing Systems</w:t>
+            </w:r>
+          </w:p>
+        </w:tc>
+        <w:tc>
+          <w:tcPr>
+            <w:tcW w:w="1074" w:type="dxa"/>
           </w:tcPr>
           <w:p>
             <w:pPr>
@@ -4413,7 +4743,7 @@
               <w:rPr>
                 <w:rFonts w:ascii="Arial" w:hAnsi="Arial" w:cs="Arial"/>
               </w:rPr>
-              <w:t>19</w:t>
+              <w:t>23</w:t>
             </w:r>
           </w:p>
         </w:tc>
@@ -4421,7 +4751,7 @@
       <w:tr>
         <w:tc>
           <w:tcPr>
-            <w:tcW w:w="988" w:type="dxa"/>
+            <w:tcW w:w="971" w:type="dxa"/>
           </w:tcPr>
           <w:p>
             <w:pPr>
@@ -4435,7 +4765,7 @@
         </w:tc>
         <w:tc>
           <w:tcPr>
-            <w:tcW w:w="6945" w:type="dxa"/>
+            <w:tcW w:w="6732" w:type="dxa"/>
           </w:tcPr>
           <w:p>
             <w:pPr>
@@ -4449,13 +4779,13 @@
               <w:rPr>
                 <w:rFonts w:ascii="Arial" w:hAnsi="Arial" w:cs="Arial"/>
               </w:rPr>
-              <w:t>6.2 Conclusion</w:t>
-            </w:r>
-          </w:p>
-        </w:tc>
-        <w:tc>
-          <w:tcPr>
-            <w:tcW w:w="1083" w:type="dxa"/>
+              <w:t>5.6 Advantages</w:t>
+            </w:r>
+          </w:p>
+        </w:tc>
+        <w:tc>
+          <w:tcPr>
+            <w:tcW w:w="1074" w:type="dxa"/>
           </w:tcPr>
           <w:p>
             <w:pPr>
@@ -4469,13 +4799,7 @@
               <w:rPr>
                 <w:rFonts w:ascii="Arial" w:hAnsi="Arial" w:cs="Arial"/>
               </w:rPr>
-              <w:t>2</w:t>
-            </w:r>
-            <w:r>
-              <w:rPr>
-                <w:rFonts w:ascii="Arial" w:hAnsi="Arial" w:cs="Arial"/>
-              </w:rPr>
-              <w:t>0</w:t>
+              <w:t>24</w:t>
             </w:r>
           </w:p>
         </w:tc>
@@ -4483,7 +4807,7 @@
       <w:tr>
         <w:tc>
           <w:tcPr>
-            <w:tcW w:w="988" w:type="dxa"/>
+            <w:tcW w:w="971" w:type="dxa"/>
           </w:tcPr>
           <w:p>
             <w:pPr>
@@ -4493,17 +4817,11 @@
                 <w:rFonts w:ascii="Arial" w:hAnsi="Arial" w:cs="Arial"/>
               </w:rPr>
             </w:pPr>
-            <w:r>
-              <w:rPr>
-                <w:rFonts w:ascii="Arial" w:hAnsi="Arial" w:cs="Arial"/>
-              </w:rPr>
-              <w:t>7</w:t>
-            </w:r>
-          </w:p>
-        </w:tc>
-        <w:tc>
-          <w:tcPr>
-            <w:tcW w:w="6945" w:type="dxa"/>
+          </w:p>
+        </w:tc>
+        <w:tc>
+          <w:tcPr>
+            <w:tcW w:w="6732" w:type="dxa"/>
           </w:tcPr>
           <w:p>
             <w:pPr>
@@ -4517,13 +4835,25 @@
               <w:rPr>
                 <w:rFonts w:ascii="Arial" w:hAnsi="Arial" w:cs="Arial"/>
               </w:rPr>
-              <w:t>BIBLIOGRAPHY / REFERENCES</w:t>
-            </w:r>
-          </w:p>
-        </w:tc>
-        <w:tc>
-          <w:tcPr>
-            <w:tcW w:w="1083" w:type="dxa"/>
+              <w:t>5.</w:t>
+            </w:r>
+            <w:r>
+              <w:rPr>
+                <w:rFonts w:ascii="Arial" w:hAnsi="Arial" w:cs="Arial"/>
+              </w:rPr>
+              <w:t>7</w:t>
+            </w:r>
+            <w:r>
+              <w:rPr>
+                <w:rFonts w:ascii="Arial" w:hAnsi="Arial" w:cs="Arial"/>
+              </w:rPr>
+              <w:t xml:space="preserve"> Discussion</w:t>
+            </w:r>
+          </w:p>
+        </w:tc>
+        <w:tc>
+          <w:tcPr>
+            <w:tcW w:w="1074" w:type="dxa"/>
           </w:tcPr>
           <w:p>
             <w:pPr>
@@ -4537,13 +4867,7 @@
               <w:rPr>
                 <w:rFonts w:ascii="Arial" w:hAnsi="Arial" w:cs="Arial"/>
               </w:rPr>
-              <w:t>2</w:t>
-            </w:r>
-            <w:r>
-              <w:rPr>
-                <w:rFonts w:ascii="Arial" w:hAnsi="Arial" w:cs="Arial"/>
-              </w:rPr>
-              <w:t>1</w:t>
+              <w:t>24</w:t>
             </w:r>
           </w:p>
         </w:tc>
@@ -4551,7 +4875,7 @@
       <w:tr>
         <w:tc>
           <w:tcPr>
-            <w:tcW w:w="988" w:type="dxa"/>
+            <w:tcW w:w="971" w:type="dxa"/>
           </w:tcPr>
           <w:p>
             <w:pPr>
@@ -4565,13 +4889,13 @@
               <w:rPr>
                 <w:rFonts w:ascii="Arial" w:hAnsi="Arial" w:cs="Arial"/>
               </w:rPr>
-              <w:t>8</w:t>
-            </w:r>
-          </w:p>
-        </w:tc>
-        <w:tc>
-          <w:tcPr>
-            <w:tcW w:w="6945" w:type="dxa"/>
+              <w:t>6</w:t>
+            </w:r>
+          </w:p>
+        </w:tc>
+        <w:tc>
+          <w:tcPr>
+            <w:tcW w:w="6732" w:type="dxa"/>
           </w:tcPr>
           <w:p>
             <w:pPr>
@@ -4585,13 +4909,25 @@
               <w:rPr>
                 <w:rFonts w:ascii="Arial" w:hAnsi="Arial" w:cs="Arial"/>
               </w:rPr>
-              <w:t>APPENDIX</w:t>
-            </w:r>
-          </w:p>
-        </w:tc>
-        <w:tc>
-          <w:tcPr>
-            <w:tcW w:w="1083" w:type="dxa"/>
+              <w:t xml:space="preserve">CHAPTER – </w:t>
+            </w:r>
+            <w:r>
+              <w:rPr>
+                <w:rFonts w:ascii="Arial" w:hAnsi="Arial" w:cs="Arial"/>
+              </w:rPr>
+              <w:t>6:</w:t>
+            </w:r>
+            <w:r>
+              <w:rPr>
+                <w:rFonts w:ascii="Arial" w:hAnsi="Arial" w:cs="Arial"/>
+              </w:rPr>
+              <w:t xml:space="preserve"> SUMMARY AND CONCLUSION</w:t>
+            </w:r>
+          </w:p>
+        </w:tc>
+        <w:tc>
+          <w:tcPr>
+            <w:tcW w:w="1074" w:type="dxa"/>
           </w:tcPr>
           <w:p>
             <w:pPr>
@@ -4605,13 +4941,7 @@
               <w:rPr>
                 <w:rFonts w:ascii="Arial" w:hAnsi="Arial" w:cs="Arial"/>
               </w:rPr>
-              <w:t>2</w:t>
-            </w:r>
-            <w:r>
-              <w:rPr>
-                <w:rFonts w:ascii="Arial" w:hAnsi="Arial" w:cs="Arial"/>
-              </w:rPr>
-              <w:t>2</w:t>
+              <w:t>25</w:t>
             </w:r>
           </w:p>
         </w:tc>
@@ -4619,7 +4949,7 @@
       <w:tr>
         <w:tc>
           <w:tcPr>
-            <w:tcW w:w="988" w:type="dxa"/>
+            <w:tcW w:w="971" w:type="dxa"/>
           </w:tcPr>
           <w:p>
             <w:pPr>
@@ -4633,7 +4963,7 @@
         </w:tc>
         <w:tc>
           <w:tcPr>
-            <w:tcW w:w="6945" w:type="dxa"/>
+            <w:tcW w:w="6732" w:type="dxa"/>
           </w:tcPr>
           <w:p>
             <w:pPr>
@@ -4647,13 +4977,13 @@
               <w:rPr>
                 <w:rFonts w:ascii="Arial" w:hAnsi="Arial" w:cs="Arial"/>
               </w:rPr>
-              <w:t>Appendix A – System Screenshots</w:t>
-            </w:r>
-          </w:p>
-        </w:tc>
-        <w:tc>
-          <w:tcPr>
-            <w:tcW w:w="1083" w:type="dxa"/>
+              <w:t>6.1 Summary of the Work</w:t>
+            </w:r>
+          </w:p>
+        </w:tc>
+        <w:tc>
+          <w:tcPr>
+            <w:tcW w:w="1074" w:type="dxa"/>
           </w:tcPr>
           <w:p>
             <w:pPr>
@@ -4667,13 +4997,7 @@
               <w:rPr>
                 <w:rFonts w:ascii="Arial" w:hAnsi="Arial" w:cs="Arial"/>
               </w:rPr>
-              <w:t>2</w:t>
-            </w:r>
-            <w:r>
-              <w:rPr>
-                <w:rFonts w:ascii="Arial" w:hAnsi="Arial" w:cs="Arial"/>
-              </w:rPr>
-              <w:t>2</w:t>
+              <w:t>25</w:t>
             </w:r>
           </w:p>
         </w:tc>
@@ -4681,7 +5005,7 @@
       <w:tr>
         <w:tc>
           <w:tcPr>
-            <w:tcW w:w="988" w:type="dxa"/>
+            <w:tcW w:w="971" w:type="dxa"/>
           </w:tcPr>
           <w:p>
             <w:pPr>
@@ -4695,7 +5019,7 @@
         </w:tc>
         <w:tc>
           <w:tcPr>
-            <w:tcW w:w="6945" w:type="dxa"/>
+            <w:tcW w:w="6732" w:type="dxa"/>
           </w:tcPr>
           <w:p>
             <w:pPr>
@@ -4709,13 +5033,13 @@
               <w:rPr>
                 <w:rFonts w:ascii="Arial" w:hAnsi="Arial" w:cs="Arial"/>
               </w:rPr>
-              <w:t>Appendix B – Sample Test Cases</w:t>
-            </w:r>
-          </w:p>
-        </w:tc>
-        <w:tc>
-          <w:tcPr>
-            <w:tcW w:w="1083" w:type="dxa"/>
+              <w:t>6.2 Conclusion</w:t>
+            </w:r>
+          </w:p>
+        </w:tc>
+        <w:tc>
+          <w:tcPr>
+            <w:tcW w:w="1074" w:type="dxa"/>
           </w:tcPr>
           <w:p>
             <w:pPr>
@@ -4735,7 +5059,261 @@
               <w:rPr>
                 <w:rFonts w:ascii="Arial" w:hAnsi="Arial" w:cs="Arial"/>
               </w:rPr>
+              <w:t>6</w:t>
+            </w:r>
+          </w:p>
+        </w:tc>
+      </w:tr>
+      <w:tr>
+        <w:tc>
+          <w:tcPr>
+            <w:tcW w:w="971" w:type="dxa"/>
+          </w:tcPr>
+          <w:p>
+            <w:pPr>
+              <w:spacing w:after="160" w:line="360" w:lineRule="auto"/>
+              <w:jc w:val="both"/>
+              <w:rPr>
+                <w:rFonts w:ascii="Arial" w:hAnsi="Arial" w:cs="Arial"/>
+              </w:rPr>
+            </w:pPr>
+            <w:r>
+              <w:rPr>
+                <w:rFonts w:ascii="Arial" w:hAnsi="Arial" w:cs="Arial"/>
+              </w:rPr>
               <w:t>7</w:t>
+            </w:r>
+          </w:p>
+        </w:tc>
+        <w:tc>
+          <w:tcPr>
+            <w:tcW w:w="6732" w:type="dxa"/>
+          </w:tcPr>
+          <w:p>
+            <w:pPr>
+              <w:spacing w:after="160" w:line="360" w:lineRule="auto"/>
+              <w:jc w:val="both"/>
+              <w:rPr>
+                <w:rFonts w:ascii="Arial" w:hAnsi="Arial" w:cs="Arial"/>
+              </w:rPr>
+            </w:pPr>
+            <w:r>
+              <w:rPr>
+                <w:rFonts w:ascii="Arial" w:hAnsi="Arial" w:cs="Arial"/>
+              </w:rPr>
+              <w:t>BIBLIOGRAPHY / REFERENCES</w:t>
+            </w:r>
+          </w:p>
+        </w:tc>
+        <w:tc>
+          <w:tcPr>
+            <w:tcW w:w="1074" w:type="dxa"/>
+          </w:tcPr>
+          <w:p>
+            <w:pPr>
+              <w:spacing w:after="160" w:line="360" w:lineRule="auto"/>
+              <w:jc w:val="both"/>
+              <w:rPr>
+                <w:rFonts w:ascii="Arial" w:hAnsi="Arial" w:cs="Arial"/>
+              </w:rPr>
+            </w:pPr>
+            <w:r>
+              <w:rPr>
+                <w:rFonts w:ascii="Arial" w:hAnsi="Arial" w:cs="Arial"/>
+              </w:rPr>
+              <w:t>2</w:t>
+            </w:r>
+            <w:r>
+              <w:rPr>
+                <w:rFonts w:ascii="Arial" w:hAnsi="Arial" w:cs="Arial"/>
+              </w:rPr>
+              <w:t>7</w:t>
+            </w:r>
+          </w:p>
+        </w:tc>
+      </w:tr>
+      <w:tr>
+        <w:tc>
+          <w:tcPr>
+            <w:tcW w:w="971" w:type="dxa"/>
+          </w:tcPr>
+          <w:p>
+            <w:pPr>
+              <w:spacing w:after="160" w:line="360" w:lineRule="auto"/>
+              <w:jc w:val="both"/>
+              <w:rPr>
+                <w:rFonts w:ascii="Arial" w:hAnsi="Arial" w:cs="Arial"/>
+              </w:rPr>
+            </w:pPr>
+            <w:r>
+              <w:rPr>
+                <w:rFonts w:ascii="Arial" w:hAnsi="Arial" w:cs="Arial"/>
+              </w:rPr>
+              <w:t>8</w:t>
+            </w:r>
+          </w:p>
+        </w:tc>
+        <w:tc>
+          <w:tcPr>
+            <w:tcW w:w="6732" w:type="dxa"/>
+          </w:tcPr>
+          <w:p>
+            <w:pPr>
+              <w:spacing w:after="160" w:line="360" w:lineRule="auto"/>
+              <w:jc w:val="both"/>
+              <w:rPr>
+                <w:rFonts w:ascii="Arial" w:hAnsi="Arial" w:cs="Arial"/>
+              </w:rPr>
+            </w:pPr>
+            <w:r>
+              <w:rPr>
+                <w:rFonts w:ascii="Arial" w:hAnsi="Arial" w:cs="Arial"/>
+              </w:rPr>
+              <w:t>APPENDIX</w:t>
+            </w:r>
+          </w:p>
+        </w:tc>
+        <w:tc>
+          <w:tcPr>
+            <w:tcW w:w="1074" w:type="dxa"/>
+          </w:tcPr>
+          <w:p>
+            <w:pPr>
+              <w:spacing w:after="160" w:line="360" w:lineRule="auto"/>
+              <w:jc w:val="both"/>
+              <w:rPr>
+                <w:rFonts w:ascii="Arial" w:hAnsi="Arial" w:cs="Arial"/>
+              </w:rPr>
+            </w:pPr>
+            <w:r>
+              <w:rPr>
+                <w:rFonts w:ascii="Arial" w:hAnsi="Arial" w:cs="Arial"/>
+              </w:rPr>
+              <w:t>2</w:t>
+            </w:r>
+            <w:r>
+              <w:rPr>
+                <w:rFonts w:ascii="Arial" w:hAnsi="Arial" w:cs="Arial"/>
+              </w:rPr>
+              <w:t>8</w:t>
+            </w:r>
+          </w:p>
+        </w:tc>
+      </w:tr>
+      <w:tr>
+        <w:tc>
+          <w:tcPr>
+            <w:tcW w:w="971" w:type="dxa"/>
+          </w:tcPr>
+          <w:p>
+            <w:pPr>
+              <w:spacing w:after="160" w:line="360" w:lineRule="auto"/>
+              <w:jc w:val="both"/>
+              <w:rPr>
+                <w:rFonts w:ascii="Arial" w:hAnsi="Arial" w:cs="Arial"/>
+              </w:rPr>
+            </w:pPr>
+          </w:p>
+        </w:tc>
+        <w:tc>
+          <w:tcPr>
+            <w:tcW w:w="6732" w:type="dxa"/>
+          </w:tcPr>
+          <w:p>
+            <w:pPr>
+              <w:spacing w:after="160" w:line="360" w:lineRule="auto"/>
+              <w:jc w:val="both"/>
+              <w:rPr>
+                <w:rFonts w:ascii="Arial" w:hAnsi="Arial" w:cs="Arial"/>
+              </w:rPr>
+            </w:pPr>
+            <w:r>
+              <w:rPr>
+                <w:rFonts w:ascii="Arial" w:hAnsi="Arial" w:cs="Arial"/>
+              </w:rPr>
+              <w:t>Appendix A – System Screenshots</w:t>
+            </w:r>
+          </w:p>
+        </w:tc>
+        <w:tc>
+          <w:tcPr>
+            <w:tcW w:w="1074" w:type="dxa"/>
+          </w:tcPr>
+          <w:p>
+            <w:pPr>
+              <w:spacing w:after="160" w:line="360" w:lineRule="auto"/>
+              <w:jc w:val="both"/>
+              <w:rPr>
+                <w:rFonts w:ascii="Arial" w:hAnsi="Arial" w:cs="Arial"/>
+              </w:rPr>
+            </w:pPr>
+            <w:r>
+              <w:rPr>
+                <w:rFonts w:ascii="Arial" w:hAnsi="Arial" w:cs="Arial"/>
+              </w:rPr>
+              <w:t>2</w:t>
+            </w:r>
+            <w:r>
+              <w:rPr>
+                <w:rFonts w:ascii="Arial" w:hAnsi="Arial" w:cs="Arial"/>
+              </w:rPr>
+              <w:t>8</w:t>
+            </w:r>
+          </w:p>
+        </w:tc>
+      </w:tr>
+      <w:tr>
+        <w:tc>
+          <w:tcPr>
+            <w:tcW w:w="971" w:type="dxa"/>
+          </w:tcPr>
+          <w:p>
+            <w:pPr>
+              <w:spacing w:after="160" w:line="360" w:lineRule="auto"/>
+              <w:jc w:val="both"/>
+              <w:rPr>
+                <w:rFonts w:ascii="Arial" w:hAnsi="Arial" w:cs="Arial"/>
+              </w:rPr>
+            </w:pPr>
+          </w:p>
+        </w:tc>
+        <w:tc>
+          <w:tcPr>
+            <w:tcW w:w="6732" w:type="dxa"/>
+          </w:tcPr>
+          <w:p>
+            <w:pPr>
+              <w:spacing w:after="160" w:line="360" w:lineRule="auto"/>
+              <w:jc w:val="both"/>
+              <w:rPr>
+                <w:rFonts w:ascii="Arial" w:hAnsi="Arial" w:cs="Arial"/>
+              </w:rPr>
+            </w:pPr>
+            <w:r>
+              <w:rPr>
+                <w:rFonts w:ascii="Arial" w:hAnsi="Arial" w:cs="Arial"/>
+              </w:rPr>
+              <w:t>Appendix B – Sample Test Cases</w:t>
+            </w:r>
+          </w:p>
+        </w:tc>
+        <w:tc>
+          <w:tcPr>
+            <w:tcW w:w="1074" w:type="dxa"/>
+          </w:tcPr>
+          <w:p>
+            <w:pPr>
+              <w:spacing w:after="160" w:line="360" w:lineRule="auto"/>
+              <w:jc w:val="both"/>
+              <w:rPr>
+                <w:rFonts w:ascii="Arial" w:hAnsi="Arial" w:cs="Arial"/>
+              </w:rPr>
+            </w:pPr>
+            <w:r>
+              <w:rPr>
+                <w:rFonts w:ascii="Arial" w:hAnsi="Arial" w:cs="Arial"/>
+              </w:rPr>
+              <w:t>33</w:t>
             </w:r>
           </w:p>
         </w:tc>
@@ -5108,6 +5686,80 @@
           </w:p>
         </w:tc>
       </w:tr>
+      <w:tr>
+        <w:tc>
+          <w:tcPr>
+            <w:tcW w:w="1129" w:type="dxa"/>
+          </w:tcPr>
+          <w:p>
+            <w:pPr>
+              <w:pStyle w:val="TableofFigures"/>
+              <w:tabs>
+                <w:tab w:val="right" w:leader="dot" w:pos="8777"/>
+              </w:tabs>
+              <w:spacing w:line="360" w:lineRule="auto"/>
+              <w:jc w:val="center"/>
+              <w:rPr>
+                <w:rFonts w:cs="Arial"/>
+              </w:rPr>
+            </w:pPr>
+            <w:r>
+              <w:rPr>
+                <w:rFonts w:cs="Arial"/>
+              </w:rPr>
+              <w:t>Table 4</w:t>
+            </w:r>
+          </w:p>
+        </w:tc>
+        <w:tc>
+          <w:tcPr>
+            <w:tcW w:w="7165" w:type="dxa"/>
+          </w:tcPr>
+          <w:p>
+            <w:pPr>
+              <w:pStyle w:val="TableofFigures"/>
+              <w:spacing w:line="360" w:lineRule="auto"/>
+              <w:jc w:val="both"/>
+              <w:rPr>
+                <w:rFonts w:cs="Arial"/>
+                <w:szCs w:val="24"/>
+              </w:rPr>
+            </w:pPr>
+            <w:r>
+              <w:rPr>
+                <w:rFonts w:cs="Arial"/>
+                <w:szCs w:val="24"/>
+              </w:rPr>
+              <w:t>Test Cases</w:t>
+            </w:r>
+          </w:p>
+        </w:tc>
+        <w:tc>
+          <w:tcPr>
+            <w:tcW w:w="483" w:type="dxa"/>
+          </w:tcPr>
+          <w:p>
+            <w:pPr>
+              <w:pStyle w:val="TableofFigures"/>
+              <w:spacing w:line="360" w:lineRule="auto"/>
+              <w:jc w:val="center"/>
+              <w:rPr>
+                <w:rFonts w:cs="Arial"/>
+                <w:noProof/>
+                <w:webHidden/>
+              </w:rPr>
+            </w:pPr>
+            <w:r>
+              <w:rPr>
+                <w:rFonts w:cs="Arial"/>
+                <w:noProof/>
+                <w:webHidden/>
+              </w:rPr>
+              <w:t>33</w:t>
+            </w:r>
+          </w:p>
+        </w:tc>
+      </w:tr>
     </w:tbl>
     <w:p>
       <w:pPr>
@@ -5432,23 +6084,7 @@
                   <w:rFonts w:eastAsiaTheme="majorEastAsia" w:cs="Arial"/>
                   <w:noProof/>
                 </w:rPr>
-                <w:t>Figur</w:t>
-              </w:r>
-              <w:r>
-                <w:rPr>
-                  <w:rStyle w:val="Hyperlink"/>
-                  <w:rFonts w:eastAsiaTheme="majorEastAsia" w:cs="Arial"/>
-                  <w:noProof/>
-                </w:rPr>
-                <w:t>e</w:t>
-              </w:r>
-              <w:r>
-                <w:rPr>
-                  <w:rStyle w:val="Hyperlink"/>
-                  <w:rFonts w:eastAsiaTheme="majorEastAsia" w:cs="Arial"/>
-                  <w:noProof/>
-                </w:rPr>
-                <w:t xml:space="preserve"> 2</w:t>
+                <w:t>Figure 2</w:t>
               </w:r>
             </w:hyperlink>
           </w:p>
@@ -5614,8 +6250,14 @@
             <w:pPr>
               <w:pStyle w:val="TableofFigures"/>
               <w:spacing w:line="360" w:lineRule="auto"/>
-            </w:pPr>
-            <w:r>
+              <w:rPr>
+                <w:rFonts w:cs="Arial"/>
+              </w:rPr>
+            </w:pPr>
+            <w:r>
+              <w:rPr>
+                <w:rFonts w:cs="Arial"/>
+              </w:rPr>
               <w:t>Figure 4</w:t>
             </w:r>
           </w:p>
@@ -5690,8 +6332,14 @@
             <w:pPr>
               <w:pStyle w:val="TableofFigures"/>
               <w:spacing w:line="360" w:lineRule="auto"/>
-            </w:pPr>
-            <w:r>
+              <w:rPr>
+                <w:rFonts w:cs="Arial"/>
+              </w:rPr>
+            </w:pPr>
+            <w:r>
+              <w:rPr>
+                <w:rFonts w:cs="Arial"/>
+              </w:rPr>
               <w:t>Figure 5</w:t>
             </w:r>
           </w:p>
@@ -5766,8 +6414,14 @@
             <w:pPr>
               <w:pStyle w:val="TableofFigures"/>
               <w:spacing w:line="360" w:lineRule="auto"/>
-            </w:pPr>
-            <w:r>
+              <w:rPr>
+                <w:rFonts w:cs="Arial"/>
+              </w:rPr>
+            </w:pPr>
+            <w:r>
+              <w:rPr>
+                <w:rFonts w:cs="Arial"/>
+              </w:rPr>
               <w:t>Figure 6</w:t>
             </w:r>
           </w:p>
@@ -5842,8 +6496,14 @@
             <w:pPr>
               <w:pStyle w:val="TableofFigures"/>
               <w:spacing w:line="360" w:lineRule="auto"/>
-            </w:pPr>
-            <w:r>
+              <w:rPr>
+                <w:rFonts w:cs="Arial"/>
+              </w:rPr>
+            </w:pPr>
+            <w:r>
+              <w:rPr>
+                <w:rFonts w:cs="Arial"/>
+              </w:rPr>
               <w:t>Figure 7</w:t>
             </w:r>
           </w:p>
@@ -5918,8 +6578,14 @@
             <w:pPr>
               <w:pStyle w:val="TableofFigures"/>
               <w:spacing w:line="360" w:lineRule="auto"/>
-            </w:pPr>
-            <w:r>
+              <w:rPr>
+                <w:rFonts w:cs="Arial"/>
+              </w:rPr>
+            </w:pPr>
+            <w:r>
+              <w:rPr>
+                <w:rFonts w:cs="Arial"/>
+              </w:rPr>
               <w:t>Figure 8</w:t>
             </w:r>
           </w:p>
@@ -5994,8 +6660,14 @@
             <w:pPr>
               <w:pStyle w:val="TableofFigures"/>
               <w:spacing w:line="360" w:lineRule="auto"/>
-            </w:pPr>
-            <w:r>
+              <w:rPr>
+                <w:rFonts w:cs="Arial"/>
+              </w:rPr>
+            </w:pPr>
+            <w:r>
+              <w:rPr>
+                <w:rFonts w:cs="Arial"/>
+              </w:rPr>
               <w:t>Figure 9</w:t>
             </w:r>
           </w:p>
@@ -6070,8 +6742,14 @@
             <w:pPr>
               <w:pStyle w:val="TableofFigures"/>
               <w:spacing w:line="360" w:lineRule="auto"/>
-            </w:pPr>
-            <w:r>
+              <w:rPr>
+                <w:rFonts w:cs="Arial"/>
+              </w:rPr>
+            </w:pPr>
+            <w:r>
+              <w:rPr>
+                <w:rFonts w:cs="Arial"/>
+              </w:rPr>
               <w:t>Figure 10</w:t>
             </w:r>
           </w:p>
@@ -6146,8 +6824,14 @@
             <w:pPr>
               <w:pStyle w:val="TableofFigures"/>
               <w:spacing w:line="360" w:lineRule="auto"/>
-            </w:pPr>
-            <w:r>
+              <w:rPr>
+                <w:rFonts w:cs="Arial"/>
+              </w:rPr>
+            </w:pPr>
+            <w:r>
+              <w:rPr>
+                <w:rFonts w:cs="Arial"/>
+              </w:rPr>
               <w:t>Figure 11</w:t>
             </w:r>
           </w:p>
@@ -6222,8 +6906,14 @@
             <w:pPr>
               <w:pStyle w:val="TableofFigures"/>
               <w:spacing w:line="360" w:lineRule="auto"/>
-            </w:pPr>
-            <w:r>
+              <w:rPr>
+                <w:rFonts w:cs="Arial"/>
+              </w:rPr>
+            </w:pPr>
+            <w:r>
+              <w:rPr>
+                <w:rFonts w:cs="Arial"/>
+              </w:rPr>
               <w:t>Figure 12</w:t>
             </w:r>
           </w:p>
@@ -6296,8 +6986,9 @@
         <w:tabs>
           <w:tab w:val="right" w:leader="dot" w:pos="8777"/>
         </w:tabs>
-        <w:rPr>
-          <w:rFonts w:asciiTheme="minorHAnsi" w:eastAsiaTheme="minorEastAsia" w:hAnsiTheme="minorHAnsi" w:cstheme="minorBidi"/>
+        <w:spacing w:line="360" w:lineRule="auto"/>
+        <w:rPr>
+          <w:rFonts w:eastAsiaTheme="minorEastAsia" w:cs="Arial"/>
           <w:noProof/>
           <w:kern w:val="2"/>
           <w:szCs w:val="24"/>
@@ -6314,7 +7005,7 @@
     </w:p>
     <w:p>
       <w:pPr>
-        <w:spacing w:after="160" w:line="278" w:lineRule="auto"/>
+        <w:spacing w:after="160" w:line="360" w:lineRule="auto"/>
         <w:rPr>
           <w:rFonts w:ascii="Arial" w:hAnsi="Arial" w:cs="Arial"/>
         </w:rPr>
@@ -6343,9 +7034,621 @@
           <w:szCs w:val="28"/>
         </w:rPr>
         <w:lastRenderedPageBreak/>
-        <w:t xml:space="preserve">List of </w:t>
-      </w:r>
-      <w:r>
+        <w:t>List of Abbreviations</w:t>
+      </w:r>
+    </w:p>
+    <w:p>
+      <w:pPr>
+        <w:spacing w:after="160" w:line="360" w:lineRule="auto"/>
+        <w:rPr>
+          <w:rFonts w:ascii="Arial" w:hAnsi="Arial" w:cs="Arial"/>
+          <w:lang w:val="en-IN"/>
+        </w:rPr>
+      </w:pPr>
+      <w:r>
+        <w:rPr>
+          <w:rFonts w:ascii="Arial" w:hAnsi="Arial" w:cs="Arial"/>
+          <w:lang w:val="en-IN"/>
+        </w:rPr>
+        <w:t>AI – Artificial Intelligence</w:t>
+      </w:r>
+    </w:p>
+    <w:p>
+      <w:pPr>
+        <w:spacing w:after="160" w:line="360" w:lineRule="auto"/>
+        <w:rPr>
+          <w:rFonts w:ascii="Arial" w:hAnsi="Arial" w:cs="Arial"/>
+          <w:lang w:val="en-IN"/>
+        </w:rPr>
+      </w:pPr>
+      <w:r>
+        <w:rPr>
+          <w:rFonts w:ascii="Arial" w:hAnsi="Arial" w:cs="Arial"/>
+          <w:lang w:val="en-IN"/>
+        </w:rPr>
+        <w:t>API – Application Programming Interface</w:t>
+      </w:r>
+    </w:p>
+    <w:p>
+      <w:pPr>
+        <w:spacing w:after="160" w:line="360" w:lineRule="auto"/>
+        <w:rPr>
+          <w:rFonts w:ascii="Arial" w:hAnsi="Arial" w:cs="Arial"/>
+          <w:lang w:val="en-IN"/>
+        </w:rPr>
+      </w:pPr>
+      <w:r>
+        <w:rPr>
+          <w:rFonts w:ascii="Arial" w:hAnsi="Arial" w:cs="Arial"/>
+          <w:lang w:val="en-IN"/>
+        </w:rPr>
+        <w:t>API Gateway – Application Programming Interface Gateway</w:t>
+      </w:r>
+    </w:p>
+    <w:p>
+      <w:pPr>
+        <w:spacing w:after="160" w:line="360" w:lineRule="auto"/>
+        <w:rPr>
+          <w:rFonts w:ascii="Arial" w:hAnsi="Arial" w:cs="Arial"/>
+          <w:lang w:val="en-IN"/>
+        </w:rPr>
+      </w:pPr>
+      <w:r>
+        <w:rPr>
+          <w:rFonts w:ascii="Arial" w:hAnsi="Arial" w:cs="Arial"/>
+          <w:lang w:val="en-IN"/>
+        </w:rPr>
+        <w:t>AWS – Amazon Web Services</w:t>
+      </w:r>
+    </w:p>
+    <w:p>
+      <w:pPr>
+        <w:spacing w:after="160" w:line="360" w:lineRule="auto"/>
+        <w:rPr>
+          <w:rFonts w:ascii="Arial" w:hAnsi="Arial" w:cs="Arial"/>
+          <w:lang w:val="en-IN"/>
+        </w:rPr>
+      </w:pPr>
+      <w:r>
+        <w:rPr>
+          <w:rFonts w:ascii="Arial" w:hAnsi="Arial" w:cs="Arial"/>
+          <w:lang w:val="en-IN"/>
+        </w:rPr>
+        <w:t>BCA – Bachelor of Computer Applications</w:t>
+      </w:r>
+    </w:p>
+    <w:p>
+      <w:pPr>
+        <w:spacing w:after="160" w:line="360" w:lineRule="auto"/>
+        <w:rPr>
+          <w:rFonts w:ascii="Arial" w:hAnsi="Arial" w:cs="Arial"/>
+          <w:lang w:val="en-IN"/>
+        </w:rPr>
+      </w:pPr>
+      <w:r>
+        <w:rPr>
+          <w:rFonts w:ascii="Arial" w:hAnsi="Arial" w:cs="Arial"/>
+          <w:lang w:val="en-IN"/>
+        </w:rPr>
+        <w:t>CPU – Central Processing Unit</w:t>
+      </w:r>
+    </w:p>
+    <w:p>
+      <w:pPr>
+        <w:spacing w:after="160" w:line="360" w:lineRule="auto"/>
+        <w:rPr>
+          <w:rFonts w:ascii="Arial" w:hAnsi="Arial" w:cs="Arial"/>
+          <w:lang w:val="en-IN"/>
+        </w:rPr>
+      </w:pPr>
+      <w:r>
+        <w:rPr>
+          <w:rFonts w:ascii="Arial" w:hAnsi="Arial" w:cs="Arial"/>
+          <w:lang w:val="en-IN"/>
+        </w:rPr>
+        <w:t>CRUD – Create, Read, Update, Delete</w:t>
+      </w:r>
+    </w:p>
+    <w:p>
+      <w:pPr>
+        <w:spacing w:after="160" w:line="360" w:lineRule="auto"/>
+        <w:rPr>
+          <w:rFonts w:ascii="Arial" w:hAnsi="Arial" w:cs="Arial"/>
+          <w:lang w:val="en-IN"/>
+        </w:rPr>
+      </w:pPr>
+      <w:r>
+        <w:rPr>
+          <w:rFonts w:ascii="Arial" w:hAnsi="Arial" w:cs="Arial"/>
+          <w:lang w:val="en-IN"/>
+        </w:rPr>
+        <w:t>CSS – Cascading Style Sheets</w:t>
+      </w:r>
+    </w:p>
+    <w:p>
+      <w:pPr>
+        <w:spacing w:after="160" w:line="360" w:lineRule="auto"/>
+        <w:rPr>
+          <w:rFonts w:ascii="Arial" w:hAnsi="Arial" w:cs="Arial"/>
+          <w:lang w:val="en-IN"/>
+        </w:rPr>
+      </w:pPr>
+      <w:r>
+        <w:rPr>
+          <w:rFonts w:ascii="Arial" w:hAnsi="Arial" w:cs="Arial"/>
+          <w:lang w:val="en-IN"/>
+        </w:rPr>
+        <w:t>DB – Database</w:t>
+      </w:r>
+    </w:p>
+    <w:p>
+      <w:pPr>
+        <w:spacing w:after="160" w:line="360" w:lineRule="auto"/>
+        <w:rPr>
+          <w:rFonts w:ascii="Arial" w:hAnsi="Arial" w:cs="Arial"/>
+          <w:lang w:val="en-IN"/>
+        </w:rPr>
+      </w:pPr>
+      <w:r>
+        <w:rPr>
+          <w:rFonts w:ascii="Arial" w:hAnsi="Arial" w:cs="Arial"/>
+          <w:lang w:val="en-IN"/>
+        </w:rPr>
+        <w:t>DFD – Data Flow Diagram</w:t>
+      </w:r>
+    </w:p>
+    <w:p>
+      <w:pPr>
+        <w:spacing w:after="160" w:line="360" w:lineRule="auto"/>
+        <w:rPr>
+          <w:rFonts w:ascii="Arial" w:hAnsi="Arial" w:cs="Arial"/>
+          <w:lang w:val="en-IN"/>
+        </w:rPr>
+      </w:pPr>
+      <w:r>
+        <w:rPr>
+          <w:rFonts w:ascii="Arial" w:hAnsi="Arial" w:cs="Arial"/>
+          <w:lang w:val="en-IN"/>
+        </w:rPr>
+        <w:t>ER – Entity Relationship</w:t>
+      </w:r>
+    </w:p>
+    <w:p>
+      <w:pPr>
+        <w:spacing w:after="160" w:line="360" w:lineRule="auto"/>
+        <w:rPr>
+          <w:rFonts w:ascii="Arial" w:hAnsi="Arial" w:cs="Arial"/>
+          <w:lang w:val="en-IN"/>
+        </w:rPr>
+      </w:pPr>
+      <w:r>
+        <w:rPr>
+          <w:rFonts w:ascii="Arial" w:hAnsi="Arial" w:cs="Arial"/>
+          <w:lang w:val="en-IN"/>
+        </w:rPr>
+        <w:t>Git – Global Information Tracker</w:t>
+      </w:r>
+    </w:p>
+    <w:p>
+      <w:pPr>
+        <w:spacing w:after="160" w:line="360" w:lineRule="auto"/>
+        <w:rPr>
+          <w:rFonts w:ascii="Arial" w:hAnsi="Arial" w:cs="Arial"/>
+          <w:lang w:val="en-IN"/>
+        </w:rPr>
+      </w:pPr>
+      <w:r>
+        <w:rPr>
+          <w:rFonts w:ascii="Arial" w:hAnsi="Arial" w:cs="Arial"/>
+          <w:lang w:val="en-IN"/>
+        </w:rPr>
+        <w:t>GPS – Global Positioning System</w:t>
+      </w:r>
+    </w:p>
+    <w:p>
+      <w:pPr>
+        <w:spacing w:after="160" w:line="360" w:lineRule="auto"/>
+        <w:rPr>
+          <w:rFonts w:ascii="Arial" w:hAnsi="Arial" w:cs="Arial"/>
+          <w:lang w:val="en-IN"/>
+        </w:rPr>
+      </w:pPr>
+      <w:r>
+        <w:rPr>
+          <w:rFonts w:ascii="Arial" w:hAnsi="Arial" w:cs="Arial"/>
+          <w:lang w:val="en-IN"/>
+        </w:rPr>
+        <w:t xml:space="preserve">HTML – </w:t>
+      </w:r>
+      <w:proofErr w:type="spellStart"/>
+      <w:r>
+        <w:rPr>
+          <w:rFonts w:ascii="Arial" w:hAnsi="Arial" w:cs="Arial"/>
+          <w:lang w:val="en-IN"/>
+        </w:rPr>
+        <w:t>HyperText</w:t>
+      </w:r>
+      <w:proofErr w:type="spellEnd"/>
+      <w:r>
+        <w:rPr>
+          <w:rFonts w:ascii="Arial" w:hAnsi="Arial" w:cs="Arial"/>
+          <w:lang w:val="en-IN"/>
+        </w:rPr>
+        <w:t xml:space="preserve"> Markup Language</w:t>
+      </w:r>
+    </w:p>
+    <w:p>
+      <w:pPr>
+        <w:spacing w:after="160" w:line="360" w:lineRule="auto"/>
+        <w:rPr>
+          <w:rFonts w:ascii="Arial" w:hAnsi="Arial" w:cs="Arial"/>
+          <w:lang w:val="en-IN"/>
+        </w:rPr>
+      </w:pPr>
+      <w:r>
+        <w:rPr>
+          <w:rFonts w:ascii="Arial" w:hAnsi="Arial" w:cs="Arial"/>
+          <w:lang w:val="en-IN"/>
+        </w:rPr>
+        <w:t xml:space="preserve">HTTP – </w:t>
+      </w:r>
+      <w:proofErr w:type="spellStart"/>
+      <w:r>
+        <w:rPr>
+          <w:rFonts w:ascii="Arial" w:hAnsi="Arial" w:cs="Arial"/>
+          <w:lang w:val="en-IN"/>
+        </w:rPr>
+        <w:t>HyperText</w:t>
+      </w:r>
+      <w:proofErr w:type="spellEnd"/>
+      <w:r>
+        <w:rPr>
+          <w:rFonts w:ascii="Arial" w:hAnsi="Arial" w:cs="Arial"/>
+          <w:lang w:val="en-IN"/>
+        </w:rPr>
+        <w:t xml:space="preserve"> Transfer Protocol</w:t>
+      </w:r>
+    </w:p>
+    <w:p>
+      <w:pPr>
+        <w:spacing w:after="160" w:line="360" w:lineRule="auto"/>
+        <w:rPr>
+          <w:rFonts w:ascii="Arial" w:hAnsi="Arial" w:cs="Arial"/>
+          <w:lang w:val="en-IN"/>
+        </w:rPr>
+      </w:pPr>
+      <w:r>
+        <w:rPr>
+          <w:rFonts w:ascii="Arial" w:hAnsi="Arial" w:cs="Arial"/>
+          <w:lang w:val="en-IN"/>
+        </w:rPr>
+        <w:t xml:space="preserve">HTTPS – </w:t>
+      </w:r>
+      <w:proofErr w:type="spellStart"/>
+      <w:r>
+        <w:rPr>
+          <w:rFonts w:ascii="Arial" w:hAnsi="Arial" w:cs="Arial"/>
+          <w:lang w:val="en-IN"/>
+        </w:rPr>
+        <w:t>HyperText</w:t>
+      </w:r>
+      <w:proofErr w:type="spellEnd"/>
+      <w:r>
+        <w:rPr>
+          <w:rFonts w:ascii="Arial" w:hAnsi="Arial" w:cs="Arial"/>
+          <w:lang w:val="en-IN"/>
+        </w:rPr>
+        <w:t xml:space="preserve"> Transfer Protocol Secure</w:t>
+      </w:r>
+    </w:p>
+    <w:p>
+      <w:pPr>
+        <w:spacing w:after="160" w:line="360" w:lineRule="auto"/>
+        <w:rPr>
+          <w:rFonts w:ascii="Arial" w:hAnsi="Arial" w:cs="Arial"/>
+          <w:lang w:val="en-IN"/>
+        </w:rPr>
+      </w:pPr>
+      <w:r>
+        <w:rPr>
+          <w:rFonts w:ascii="Arial" w:hAnsi="Arial" w:cs="Arial"/>
+          <w:lang w:val="en-IN"/>
+        </w:rPr>
+        <w:t>IDE – Integrated Development Environment</w:t>
+      </w:r>
+    </w:p>
+    <w:p>
+      <w:pPr>
+        <w:spacing w:after="160" w:line="360" w:lineRule="auto"/>
+        <w:rPr>
+          <w:rFonts w:ascii="Arial" w:hAnsi="Arial" w:cs="Arial"/>
+          <w:lang w:val="en-IN"/>
+        </w:rPr>
+      </w:pPr>
+      <w:r>
+        <w:rPr>
+          <w:rFonts w:ascii="Arial" w:hAnsi="Arial" w:cs="Arial"/>
+          <w:lang w:val="en-IN"/>
+        </w:rPr>
+        <w:t>JSON – JavaScript Object Notation</w:t>
+      </w:r>
+    </w:p>
+    <w:p>
+      <w:pPr>
+        <w:spacing w:after="160" w:line="360" w:lineRule="auto"/>
+        <w:rPr>
+          <w:rFonts w:ascii="Arial" w:hAnsi="Arial" w:cs="Arial"/>
+          <w:lang w:val="en-IN"/>
+        </w:rPr>
+      </w:pPr>
+      <w:r>
+        <w:rPr>
+          <w:rFonts w:ascii="Arial" w:hAnsi="Arial" w:cs="Arial"/>
+          <w:lang w:val="en-IN"/>
+        </w:rPr>
+        <w:t>JS – JavaScript</w:t>
+      </w:r>
+    </w:p>
+    <w:p>
+      <w:pPr>
+        <w:spacing w:after="160" w:line="360" w:lineRule="auto"/>
+        <w:rPr>
+          <w:rFonts w:ascii="Arial" w:hAnsi="Arial" w:cs="Arial"/>
+          <w:lang w:val="en-IN"/>
+        </w:rPr>
+      </w:pPr>
+      <w:r>
+        <w:rPr>
+          <w:rFonts w:ascii="Arial" w:hAnsi="Arial" w:cs="Arial"/>
+          <w:lang w:val="en-IN"/>
+        </w:rPr>
+        <w:t>JWT – JSON Web Token</w:t>
+      </w:r>
+    </w:p>
+    <w:p>
+      <w:pPr>
+        <w:spacing w:after="160" w:line="360" w:lineRule="auto"/>
+        <w:rPr>
+          <w:rFonts w:ascii="Arial" w:hAnsi="Arial" w:cs="Arial"/>
+          <w:lang w:val="en-IN"/>
+        </w:rPr>
+      </w:pPr>
+      <w:r>
+        <w:rPr>
+          <w:rFonts w:ascii="Arial" w:hAnsi="Arial" w:cs="Arial"/>
+          <w:lang w:val="en-IN"/>
+        </w:rPr>
+        <w:t>ML – Machine Learning</w:t>
+      </w:r>
+    </w:p>
+    <w:p>
+      <w:pPr>
+        <w:spacing w:after="160" w:line="360" w:lineRule="auto"/>
+        <w:rPr>
+          <w:rFonts w:ascii="Arial" w:hAnsi="Arial" w:cs="Arial"/>
+          <w:lang w:val="en-IN"/>
+        </w:rPr>
+      </w:pPr>
+      <w:r>
+        <w:rPr>
+          <w:rFonts w:ascii="Arial" w:hAnsi="Arial" w:cs="Arial"/>
+          <w:lang w:val="en-IN"/>
+        </w:rPr>
+        <w:t>MVC – Model View Controller</w:t>
+      </w:r>
+    </w:p>
+    <w:p>
+      <w:pPr>
+        <w:spacing w:after="160" w:line="360" w:lineRule="auto"/>
+        <w:rPr>
+          <w:rFonts w:ascii="Arial" w:hAnsi="Arial" w:cs="Arial"/>
+          <w:lang w:val="en-IN"/>
+        </w:rPr>
+      </w:pPr>
+      <w:r>
+        <w:rPr>
+          <w:rFonts w:ascii="Arial" w:hAnsi="Arial" w:cs="Arial"/>
+          <w:lang w:val="en-IN"/>
+        </w:rPr>
+        <w:t>NoSQL – Not Only Structured Query Language</w:t>
+      </w:r>
+    </w:p>
+    <w:p>
+      <w:pPr>
+        <w:spacing w:after="160" w:line="360" w:lineRule="auto"/>
+        <w:rPr>
+          <w:rFonts w:ascii="Arial" w:hAnsi="Arial" w:cs="Arial"/>
+          <w:lang w:val="en-IN"/>
+        </w:rPr>
+      </w:pPr>
+      <w:r>
+        <w:rPr>
+          <w:rFonts w:ascii="Arial" w:hAnsi="Arial" w:cs="Arial"/>
+          <w:lang w:val="en-IN"/>
+        </w:rPr>
+        <w:t>NPM – Node Package Manager</w:t>
+      </w:r>
+    </w:p>
+    <w:p>
+      <w:pPr>
+        <w:spacing w:after="160" w:line="360" w:lineRule="auto"/>
+        <w:rPr>
+          <w:rFonts w:ascii="Arial" w:hAnsi="Arial" w:cs="Arial"/>
+          <w:lang w:val="en-IN"/>
+        </w:rPr>
+      </w:pPr>
+      <w:r>
+        <w:rPr>
+          <w:rFonts w:ascii="Arial" w:hAnsi="Arial" w:cs="Arial"/>
+          <w:lang w:val="en-IN"/>
+        </w:rPr>
+        <w:lastRenderedPageBreak/>
+        <w:t>OS – Operating System</w:t>
+      </w:r>
+    </w:p>
+    <w:p>
+      <w:pPr>
+        <w:spacing w:after="160" w:line="360" w:lineRule="auto"/>
+        <w:rPr>
+          <w:rFonts w:ascii="Arial" w:hAnsi="Arial" w:cs="Arial"/>
+          <w:lang w:val="en-IN"/>
+        </w:rPr>
+      </w:pPr>
+      <w:r>
+        <w:rPr>
+          <w:rFonts w:ascii="Arial" w:hAnsi="Arial" w:cs="Arial"/>
+          <w:lang w:val="en-IN"/>
+        </w:rPr>
+        <w:t>RAM – Random Access Memory</w:t>
+      </w:r>
+    </w:p>
+    <w:p>
+      <w:pPr>
+        <w:spacing w:after="160" w:line="360" w:lineRule="auto"/>
+        <w:rPr>
+          <w:rFonts w:ascii="Arial" w:hAnsi="Arial" w:cs="Arial"/>
+          <w:lang w:val="en-IN"/>
+        </w:rPr>
+      </w:pPr>
+      <w:r>
+        <w:rPr>
+          <w:rFonts w:ascii="Arial" w:hAnsi="Arial" w:cs="Arial"/>
+          <w:lang w:val="en-IN"/>
+        </w:rPr>
+        <w:t>REST – Representational State Transfer</w:t>
+      </w:r>
+    </w:p>
+    <w:p>
+      <w:pPr>
+        <w:spacing w:after="160" w:line="360" w:lineRule="auto"/>
+        <w:rPr>
+          <w:rFonts w:ascii="Arial" w:hAnsi="Arial" w:cs="Arial"/>
+          <w:lang w:val="en-IN"/>
+        </w:rPr>
+      </w:pPr>
+      <w:r>
+        <w:rPr>
+          <w:rFonts w:ascii="Arial" w:hAnsi="Arial" w:cs="Arial"/>
+          <w:lang w:val="en-IN"/>
+        </w:rPr>
+        <w:t>SOS – Save Our Souls (Emergency Signal)</w:t>
+      </w:r>
+    </w:p>
+    <w:p>
+      <w:pPr>
+        <w:spacing w:after="160" w:line="360" w:lineRule="auto"/>
+        <w:rPr>
+          <w:rFonts w:ascii="Arial" w:hAnsi="Arial" w:cs="Arial"/>
+          <w:lang w:val="en-IN"/>
+        </w:rPr>
+      </w:pPr>
+      <w:r>
+        <w:rPr>
+          <w:rFonts w:ascii="Arial" w:hAnsi="Arial" w:cs="Arial"/>
+          <w:lang w:val="en-IN"/>
+        </w:rPr>
+        <w:t>SPA – Single Page Application</w:t>
+      </w:r>
+    </w:p>
+    <w:p>
+      <w:pPr>
+        <w:spacing w:after="160" w:line="360" w:lineRule="auto"/>
+        <w:rPr>
+          <w:rFonts w:ascii="Arial" w:hAnsi="Arial" w:cs="Arial"/>
+          <w:lang w:val="en-IN"/>
+        </w:rPr>
+      </w:pPr>
+      <w:r>
+        <w:rPr>
+          <w:rFonts w:ascii="Arial" w:hAnsi="Arial" w:cs="Arial"/>
+          <w:lang w:val="en-IN"/>
+        </w:rPr>
+        <w:t>UI – User Interface</w:t>
+      </w:r>
+    </w:p>
+    <w:p>
+      <w:pPr>
+        <w:spacing w:after="160" w:line="360" w:lineRule="auto"/>
+        <w:rPr>
+          <w:rFonts w:ascii="Arial" w:hAnsi="Arial" w:cs="Arial"/>
+          <w:lang w:val="en-IN"/>
+        </w:rPr>
+      </w:pPr>
+      <w:r>
+        <w:rPr>
+          <w:rFonts w:ascii="Arial" w:hAnsi="Arial" w:cs="Arial"/>
+          <w:lang w:val="en-IN"/>
+        </w:rPr>
+        <w:t xml:space="preserve">UML – Unified </w:t>
+      </w:r>
+      <w:proofErr w:type="spellStart"/>
+      <w:r>
+        <w:rPr>
+          <w:rFonts w:ascii="Arial" w:hAnsi="Arial" w:cs="Arial"/>
+          <w:lang w:val="en-IN"/>
+        </w:rPr>
+        <w:t>Modeling</w:t>
+      </w:r>
+      <w:proofErr w:type="spellEnd"/>
+      <w:r>
+        <w:rPr>
+          <w:rFonts w:ascii="Arial" w:hAnsi="Arial" w:cs="Arial"/>
+          <w:lang w:val="en-IN"/>
+        </w:rPr>
+        <w:t xml:space="preserve"> Language</w:t>
+      </w:r>
+    </w:p>
+    <w:p>
+      <w:pPr>
+        <w:spacing w:after="160" w:line="360" w:lineRule="auto"/>
+        <w:rPr>
+          <w:rFonts w:ascii="Arial" w:hAnsi="Arial" w:cs="Arial"/>
+          <w:lang w:val="en-IN"/>
+        </w:rPr>
+      </w:pPr>
+      <w:r>
+        <w:rPr>
+          <w:rFonts w:ascii="Arial" w:hAnsi="Arial" w:cs="Arial"/>
+          <w:lang w:val="en-IN"/>
+        </w:rPr>
+        <w:t>URL – Uniform Resource Locator</w:t>
+      </w:r>
+    </w:p>
+    <w:p>
+      <w:pPr>
+        <w:spacing w:after="160" w:line="360" w:lineRule="auto"/>
+        <w:rPr>
+          <w:rFonts w:ascii="Arial" w:hAnsi="Arial" w:cs="Arial"/>
+          <w:lang w:val="en-IN"/>
+        </w:rPr>
+      </w:pPr>
+      <w:r>
+        <w:rPr>
+          <w:rFonts w:ascii="Arial" w:hAnsi="Arial" w:cs="Arial"/>
+          <w:lang w:val="en-IN"/>
+        </w:rPr>
+        <w:t>UX – User Experience</w:t>
+      </w:r>
+    </w:p>
+    <w:p>
+      <w:pPr>
+        <w:spacing w:after="160" w:line="360" w:lineRule="auto"/>
+        <w:rPr>
+          <w:rFonts w:ascii="Arial" w:hAnsi="Arial" w:cs="Arial"/>
+          <w:lang w:val="en-IN"/>
+        </w:rPr>
+      </w:pPr>
+      <w:r>
+        <w:rPr>
+          <w:rFonts w:ascii="Arial" w:hAnsi="Arial" w:cs="Arial"/>
+          <w:lang w:val="en-IN"/>
+        </w:rPr>
+        <w:t>VS Code – Visual Studio Code</w:t>
+      </w:r>
+    </w:p>
+    <w:p>
+      <w:pPr>
+        <w:spacing w:after="160" w:line="278" w:lineRule="auto"/>
         <w:rPr>
           <w:rFonts w:ascii="Arial" w:hAnsi="Arial" w:cs="Arial"/>
           <w:b/>
@@ -6353,630 +7656,11 @@
           <w:sz w:val="28"/>
           <w:szCs w:val="28"/>
         </w:rPr>
-        <w:t>Abbreviations</w:t>
-      </w:r>
-    </w:p>
-    <w:p>
-      <w:pPr>
-        <w:spacing w:after="160" w:line="360" w:lineRule="auto"/>
-        <w:rPr>
-          <w:rFonts w:ascii="Arial" w:hAnsi="Arial" w:cs="Arial"/>
-          <w:lang w:val="en-IN"/>
-        </w:rPr>
-      </w:pPr>
-      <w:r>
-        <w:rPr>
-          <w:rFonts w:ascii="Arial" w:hAnsi="Arial" w:cs="Arial"/>
-          <w:lang w:val="en-IN"/>
-        </w:rPr>
-        <w:t>AI – Artificial Intelligence</w:t>
-      </w:r>
-    </w:p>
-    <w:p>
-      <w:pPr>
-        <w:spacing w:after="160" w:line="360" w:lineRule="auto"/>
-        <w:rPr>
-          <w:rFonts w:ascii="Arial" w:hAnsi="Arial" w:cs="Arial"/>
-          <w:lang w:val="en-IN"/>
-        </w:rPr>
-      </w:pPr>
-      <w:r>
-        <w:rPr>
-          <w:rFonts w:ascii="Arial" w:hAnsi="Arial" w:cs="Arial"/>
-          <w:lang w:val="en-IN"/>
-        </w:rPr>
-        <w:t>API – Application Programming Interface</w:t>
-      </w:r>
-    </w:p>
-    <w:p>
-      <w:pPr>
-        <w:spacing w:after="160" w:line="360" w:lineRule="auto"/>
-        <w:rPr>
-          <w:rFonts w:ascii="Arial" w:hAnsi="Arial" w:cs="Arial"/>
-          <w:lang w:val="en-IN"/>
-        </w:rPr>
-      </w:pPr>
-      <w:r>
-        <w:rPr>
-          <w:rFonts w:ascii="Arial" w:hAnsi="Arial" w:cs="Arial"/>
-          <w:lang w:val="en-IN"/>
-        </w:rPr>
-        <w:t>API Gateway – Application Programming Interface Gateway</w:t>
-      </w:r>
-    </w:p>
-    <w:p>
-      <w:pPr>
-        <w:spacing w:after="160" w:line="360" w:lineRule="auto"/>
-        <w:rPr>
-          <w:rFonts w:ascii="Arial" w:hAnsi="Arial" w:cs="Arial"/>
-          <w:lang w:val="en-IN"/>
-        </w:rPr>
-      </w:pPr>
-      <w:r>
-        <w:rPr>
-          <w:rFonts w:ascii="Arial" w:hAnsi="Arial" w:cs="Arial"/>
-          <w:lang w:val="en-IN"/>
-        </w:rPr>
-        <w:t>AWS – Amazon Web Services</w:t>
-      </w:r>
-    </w:p>
-    <w:p>
-      <w:pPr>
-        <w:spacing w:after="160" w:line="360" w:lineRule="auto"/>
-        <w:rPr>
-          <w:rFonts w:ascii="Arial" w:hAnsi="Arial" w:cs="Arial"/>
-          <w:lang w:val="en-IN"/>
-        </w:rPr>
-      </w:pPr>
-      <w:r>
-        <w:rPr>
-          <w:rFonts w:ascii="Arial" w:hAnsi="Arial" w:cs="Arial"/>
-          <w:lang w:val="en-IN"/>
-        </w:rPr>
-        <w:t>BCA – Bachelor of Computer Applications</w:t>
-      </w:r>
-    </w:p>
-    <w:p>
-      <w:pPr>
-        <w:spacing w:after="160" w:line="360" w:lineRule="auto"/>
-        <w:rPr>
-          <w:rFonts w:ascii="Arial" w:hAnsi="Arial" w:cs="Arial"/>
-          <w:lang w:val="en-IN"/>
-        </w:rPr>
-      </w:pPr>
-      <w:r>
-        <w:rPr>
-          <w:rFonts w:ascii="Arial" w:hAnsi="Arial" w:cs="Arial"/>
-          <w:lang w:val="en-IN"/>
-        </w:rPr>
-        <w:t>CPU – Central Processing Unit</w:t>
-      </w:r>
-    </w:p>
-    <w:p>
-      <w:pPr>
-        <w:spacing w:after="160" w:line="360" w:lineRule="auto"/>
-        <w:rPr>
-          <w:rFonts w:ascii="Arial" w:hAnsi="Arial" w:cs="Arial"/>
-          <w:lang w:val="en-IN"/>
-        </w:rPr>
-      </w:pPr>
-      <w:r>
-        <w:rPr>
-          <w:rFonts w:ascii="Arial" w:hAnsi="Arial" w:cs="Arial"/>
-          <w:lang w:val="en-IN"/>
-        </w:rPr>
-        <w:t>CRUD – Create, Read, Update, Delete</w:t>
-      </w:r>
-    </w:p>
-    <w:p>
-      <w:pPr>
-        <w:spacing w:after="160" w:line="360" w:lineRule="auto"/>
-        <w:rPr>
-          <w:rFonts w:ascii="Arial" w:hAnsi="Arial" w:cs="Arial"/>
-          <w:lang w:val="en-IN"/>
-        </w:rPr>
-      </w:pPr>
-      <w:r>
-        <w:rPr>
-          <w:rFonts w:ascii="Arial" w:hAnsi="Arial" w:cs="Arial"/>
-          <w:lang w:val="en-IN"/>
-        </w:rPr>
-        <w:t>CSS – Cascading Style Sheets</w:t>
-      </w:r>
-    </w:p>
-    <w:p>
-      <w:pPr>
-        <w:spacing w:after="160" w:line="360" w:lineRule="auto"/>
-        <w:rPr>
-          <w:rFonts w:ascii="Arial" w:hAnsi="Arial" w:cs="Arial"/>
-          <w:lang w:val="en-IN"/>
-        </w:rPr>
-      </w:pPr>
-      <w:r>
-        <w:rPr>
-          <w:rFonts w:ascii="Arial" w:hAnsi="Arial" w:cs="Arial"/>
-          <w:lang w:val="en-IN"/>
-        </w:rPr>
-        <w:t>DB – Database</w:t>
-      </w:r>
-    </w:p>
-    <w:p>
-      <w:pPr>
-        <w:spacing w:after="160" w:line="360" w:lineRule="auto"/>
-        <w:rPr>
-          <w:rFonts w:ascii="Arial" w:hAnsi="Arial" w:cs="Arial"/>
-          <w:lang w:val="en-IN"/>
-        </w:rPr>
-      </w:pPr>
-      <w:r>
-        <w:rPr>
-          <w:rFonts w:ascii="Arial" w:hAnsi="Arial" w:cs="Arial"/>
-          <w:lang w:val="en-IN"/>
-        </w:rPr>
-        <w:t>DFD – Data Flow Diagram</w:t>
-      </w:r>
-    </w:p>
-    <w:p>
-      <w:pPr>
-        <w:spacing w:after="160" w:line="360" w:lineRule="auto"/>
-        <w:rPr>
-          <w:rFonts w:ascii="Arial" w:hAnsi="Arial" w:cs="Arial"/>
-          <w:lang w:val="en-IN"/>
-        </w:rPr>
-      </w:pPr>
-      <w:r>
-        <w:rPr>
-          <w:rFonts w:ascii="Arial" w:hAnsi="Arial" w:cs="Arial"/>
-          <w:lang w:val="en-IN"/>
-        </w:rPr>
-        <w:t>ER – Entity Relationship</w:t>
-      </w:r>
-    </w:p>
-    <w:p>
-      <w:pPr>
-        <w:spacing w:after="160" w:line="360" w:lineRule="auto"/>
-        <w:rPr>
-          <w:rFonts w:ascii="Arial" w:hAnsi="Arial" w:cs="Arial"/>
-          <w:lang w:val="en-IN"/>
-        </w:rPr>
-      </w:pPr>
-      <w:r>
-        <w:rPr>
-          <w:rFonts w:ascii="Arial" w:hAnsi="Arial" w:cs="Arial"/>
-          <w:lang w:val="en-IN"/>
-        </w:rPr>
-        <w:t>Git – Global Information Tracker</w:t>
-      </w:r>
-    </w:p>
-    <w:p>
-      <w:pPr>
-        <w:spacing w:after="160" w:line="360" w:lineRule="auto"/>
-        <w:rPr>
-          <w:rFonts w:ascii="Arial" w:hAnsi="Arial" w:cs="Arial"/>
-          <w:lang w:val="en-IN"/>
-        </w:rPr>
-      </w:pPr>
-      <w:r>
-        <w:rPr>
-          <w:rFonts w:ascii="Arial" w:hAnsi="Arial" w:cs="Arial"/>
-          <w:lang w:val="en-IN"/>
-        </w:rPr>
-        <w:t>GPS – Global Positioning System</w:t>
-      </w:r>
-    </w:p>
-    <w:p>
-      <w:pPr>
-        <w:spacing w:after="160" w:line="360" w:lineRule="auto"/>
-        <w:rPr>
-          <w:rFonts w:ascii="Arial" w:hAnsi="Arial" w:cs="Arial"/>
-          <w:lang w:val="en-IN"/>
-        </w:rPr>
-      </w:pPr>
-      <w:r>
-        <w:rPr>
-          <w:rFonts w:ascii="Arial" w:hAnsi="Arial" w:cs="Arial"/>
-          <w:lang w:val="en-IN"/>
-        </w:rPr>
-        <w:t xml:space="preserve">HTML – </w:t>
-      </w:r>
-      <w:proofErr w:type="spellStart"/>
-      <w:r>
-        <w:rPr>
-          <w:rFonts w:ascii="Arial" w:hAnsi="Arial" w:cs="Arial"/>
-          <w:lang w:val="en-IN"/>
-        </w:rPr>
-        <w:t>HyperText</w:t>
-      </w:r>
-      <w:proofErr w:type="spellEnd"/>
-      <w:r>
-        <w:rPr>
-          <w:rFonts w:ascii="Arial" w:hAnsi="Arial" w:cs="Arial"/>
-          <w:lang w:val="en-IN"/>
-        </w:rPr>
-        <w:t xml:space="preserve"> Markup Language</w:t>
-      </w:r>
-    </w:p>
-    <w:p>
-      <w:pPr>
-        <w:spacing w:after="160" w:line="360" w:lineRule="auto"/>
-        <w:rPr>
-          <w:rFonts w:ascii="Arial" w:hAnsi="Arial" w:cs="Arial"/>
-          <w:lang w:val="en-IN"/>
-        </w:rPr>
-      </w:pPr>
-      <w:r>
-        <w:rPr>
-          <w:rFonts w:ascii="Arial" w:hAnsi="Arial" w:cs="Arial"/>
-          <w:lang w:val="en-IN"/>
-        </w:rPr>
-        <w:t xml:space="preserve">HTTP – </w:t>
-      </w:r>
-      <w:proofErr w:type="spellStart"/>
-      <w:r>
-        <w:rPr>
-          <w:rFonts w:ascii="Arial" w:hAnsi="Arial" w:cs="Arial"/>
-          <w:lang w:val="en-IN"/>
-        </w:rPr>
-        <w:t>HyperText</w:t>
-      </w:r>
-      <w:proofErr w:type="spellEnd"/>
-      <w:r>
-        <w:rPr>
-          <w:rFonts w:ascii="Arial" w:hAnsi="Arial" w:cs="Arial"/>
-          <w:lang w:val="en-IN"/>
-        </w:rPr>
-        <w:t xml:space="preserve"> Transfer Protocol</w:t>
-      </w:r>
-    </w:p>
-    <w:p>
-      <w:pPr>
-        <w:spacing w:after="160" w:line="360" w:lineRule="auto"/>
-        <w:rPr>
-          <w:rFonts w:ascii="Arial" w:hAnsi="Arial" w:cs="Arial"/>
-          <w:lang w:val="en-IN"/>
-        </w:rPr>
-      </w:pPr>
-      <w:r>
-        <w:rPr>
-          <w:rFonts w:ascii="Arial" w:hAnsi="Arial" w:cs="Arial"/>
-          <w:lang w:val="en-IN"/>
-        </w:rPr>
-        <w:t xml:space="preserve">HTTPS – </w:t>
-      </w:r>
-      <w:proofErr w:type="spellStart"/>
-      <w:r>
-        <w:rPr>
-          <w:rFonts w:ascii="Arial" w:hAnsi="Arial" w:cs="Arial"/>
-          <w:lang w:val="en-IN"/>
-        </w:rPr>
-        <w:t>HyperText</w:t>
-      </w:r>
-      <w:proofErr w:type="spellEnd"/>
-      <w:r>
-        <w:rPr>
-          <w:rFonts w:ascii="Arial" w:hAnsi="Arial" w:cs="Arial"/>
-          <w:lang w:val="en-IN"/>
-        </w:rPr>
-        <w:t xml:space="preserve"> Transfer Protocol Secure</w:t>
-      </w:r>
-    </w:p>
-    <w:p>
-      <w:pPr>
-        <w:spacing w:after="160" w:line="360" w:lineRule="auto"/>
-        <w:rPr>
-          <w:rFonts w:ascii="Arial" w:hAnsi="Arial" w:cs="Arial"/>
-          <w:lang w:val="en-IN"/>
-        </w:rPr>
-      </w:pPr>
-      <w:r>
-        <w:rPr>
-          <w:rFonts w:ascii="Arial" w:hAnsi="Arial" w:cs="Arial"/>
-          <w:lang w:val="en-IN"/>
-        </w:rPr>
-        <w:t>IDE – Integrated Development Environment</w:t>
-      </w:r>
-    </w:p>
-    <w:p>
-      <w:pPr>
-        <w:spacing w:after="160" w:line="360" w:lineRule="auto"/>
-        <w:rPr>
-          <w:rFonts w:ascii="Arial" w:hAnsi="Arial" w:cs="Arial"/>
-          <w:lang w:val="en-IN"/>
-        </w:rPr>
-      </w:pPr>
-      <w:r>
-        <w:rPr>
-          <w:rFonts w:ascii="Arial" w:hAnsi="Arial" w:cs="Arial"/>
-          <w:lang w:val="en-IN"/>
-        </w:rPr>
-        <w:t>JSON – JavaScript Object Notation</w:t>
-      </w:r>
-    </w:p>
-    <w:p>
-      <w:pPr>
-        <w:spacing w:after="160" w:line="360" w:lineRule="auto"/>
-        <w:rPr>
-          <w:rFonts w:ascii="Arial" w:hAnsi="Arial" w:cs="Arial"/>
-          <w:lang w:val="en-IN"/>
-        </w:rPr>
-      </w:pPr>
-      <w:r>
-        <w:rPr>
-          <w:rFonts w:ascii="Arial" w:hAnsi="Arial" w:cs="Arial"/>
-          <w:lang w:val="en-IN"/>
-        </w:rPr>
-        <w:t>JS – JavaScript</w:t>
-      </w:r>
-    </w:p>
-    <w:p>
-      <w:pPr>
-        <w:spacing w:after="160" w:line="360" w:lineRule="auto"/>
-        <w:rPr>
-          <w:rFonts w:ascii="Arial" w:hAnsi="Arial" w:cs="Arial"/>
-          <w:lang w:val="en-IN"/>
-        </w:rPr>
-      </w:pPr>
-      <w:r>
-        <w:rPr>
-          <w:rFonts w:ascii="Arial" w:hAnsi="Arial" w:cs="Arial"/>
-          <w:lang w:val="en-IN"/>
-        </w:rPr>
-        <w:t>JWT – JSON Web Token</w:t>
-      </w:r>
-    </w:p>
-    <w:p>
-      <w:pPr>
-        <w:spacing w:after="160" w:line="360" w:lineRule="auto"/>
-        <w:rPr>
-          <w:rFonts w:ascii="Arial" w:hAnsi="Arial" w:cs="Arial"/>
-          <w:lang w:val="en-IN"/>
-        </w:rPr>
-      </w:pPr>
-      <w:r>
-        <w:rPr>
-          <w:rFonts w:ascii="Arial" w:hAnsi="Arial" w:cs="Arial"/>
-          <w:lang w:val="en-IN"/>
-        </w:rPr>
-        <w:t>ML – Machine Learning</w:t>
-      </w:r>
-    </w:p>
-    <w:p>
-      <w:pPr>
-        <w:spacing w:after="160" w:line="360" w:lineRule="auto"/>
-        <w:rPr>
-          <w:rFonts w:ascii="Arial" w:hAnsi="Arial" w:cs="Arial"/>
-          <w:lang w:val="en-IN"/>
-        </w:rPr>
-      </w:pPr>
-      <w:r>
-        <w:rPr>
-          <w:rFonts w:ascii="Arial" w:hAnsi="Arial" w:cs="Arial"/>
-          <w:lang w:val="en-IN"/>
-        </w:rPr>
-        <w:t>MVC – Model View Controller</w:t>
-      </w:r>
-    </w:p>
-    <w:p>
-      <w:pPr>
-        <w:spacing w:after="160" w:line="360" w:lineRule="auto"/>
-        <w:rPr>
-          <w:rFonts w:ascii="Arial" w:hAnsi="Arial" w:cs="Arial"/>
-          <w:lang w:val="en-IN"/>
-        </w:rPr>
-      </w:pPr>
-      <w:r>
-        <w:rPr>
-          <w:rFonts w:ascii="Arial" w:hAnsi="Arial" w:cs="Arial"/>
-          <w:lang w:val="en-IN"/>
-        </w:rPr>
-        <w:t>NoSQL – Not Only Structured Query Language</w:t>
-      </w:r>
-    </w:p>
-    <w:p>
-      <w:pPr>
-        <w:spacing w:after="160" w:line="360" w:lineRule="auto"/>
-        <w:rPr>
-          <w:rFonts w:ascii="Arial" w:hAnsi="Arial" w:cs="Arial"/>
-          <w:lang w:val="en-IN"/>
-        </w:rPr>
-      </w:pPr>
-      <w:r>
-        <w:rPr>
-          <w:rFonts w:ascii="Arial" w:hAnsi="Arial" w:cs="Arial"/>
-          <w:lang w:val="en-IN"/>
-        </w:rPr>
-        <w:t>NPM – Node Package Manager</w:t>
-      </w:r>
-    </w:p>
-    <w:p>
-      <w:pPr>
-        <w:spacing w:after="160" w:line="360" w:lineRule="auto"/>
-        <w:rPr>
-          <w:rFonts w:ascii="Arial" w:hAnsi="Arial" w:cs="Arial"/>
-          <w:lang w:val="en-IN"/>
-        </w:rPr>
-      </w:pPr>
-      <w:r>
-        <w:rPr>
-          <w:rFonts w:ascii="Arial" w:hAnsi="Arial" w:cs="Arial"/>
-          <w:lang w:val="en-IN"/>
-        </w:rPr>
-        <w:lastRenderedPageBreak/>
-        <w:t>OS – Operating System</w:t>
-      </w:r>
-    </w:p>
-    <w:p>
-      <w:pPr>
-        <w:spacing w:after="160" w:line="360" w:lineRule="auto"/>
-        <w:rPr>
-          <w:rFonts w:ascii="Arial" w:hAnsi="Arial" w:cs="Arial"/>
-          <w:lang w:val="en-IN"/>
-        </w:rPr>
-      </w:pPr>
-      <w:r>
-        <w:rPr>
-          <w:rFonts w:ascii="Arial" w:hAnsi="Arial" w:cs="Arial"/>
-          <w:lang w:val="en-IN"/>
-        </w:rPr>
-        <w:t>RAM – Random Access Memory</w:t>
-      </w:r>
-    </w:p>
-    <w:p>
-      <w:pPr>
-        <w:spacing w:after="160" w:line="360" w:lineRule="auto"/>
-        <w:rPr>
-          <w:rFonts w:ascii="Arial" w:hAnsi="Arial" w:cs="Arial"/>
-          <w:lang w:val="en-IN"/>
-        </w:rPr>
-      </w:pPr>
-      <w:r>
-        <w:rPr>
-          <w:rFonts w:ascii="Arial" w:hAnsi="Arial" w:cs="Arial"/>
-          <w:lang w:val="en-IN"/>
-        </w:rPr>
-        <w:t>REST – Representational State Transfer</w:t>
-      </w:r>
-    </w:p>
-    <w:p>
-      <w:pPr>
-        <w:spacing w:after="160" w:line="360" w:lineRule="auto"/>
-        <w:rPr>
-          <w:rFonts w:ascii="Arial" w:hAnsi="Arial" w:cs="Arial"/>
-          <w:lang w:val="en-IN"/>
-        </w:rPr>
-      </w:pPr>
-      <w:r>
-        <w:rPr>
-          <w:rFonts w:ascii="Arial" w:hAnsi="Arial" w:cs="Arial"/>
-          <w:lang w:val="en-IN"/>
-        </w:rPr>
-        <w:t>SOS – Save Our Souls (Emergency Signal)</w:t>
-      </w:r>
-    </w:p>
-    <w:p>
-      <w:pPr>
-        <w:spacing w:after="160" w:line="360" w:lineRule="auto"/>
-        <w:rPr>
-          <w:rFonts w:ascii="Arial" w:hAnsi="Arial" w:cs="Arial"/>
-          <w:lang w:val="en-IN"/>
-        </w:rPr>
-      </w:pPr>
-      <w:r>
-        <w:rPr>
-          <w:rFonts w:ascii="Arial" w:hAnsi="Arial" w:cs="Arial"/>
-          <w:lang w:val="en-IN"/>
-        </w:rPr>
-        <w:t>SPA – Single Page Application</w:t>
-      </w:r>
-    </w:p>
-    <w:p>
-      <w:pPr>
-        <w:spacing w:after="160" w:line="360" w:lineRule="auto"/>
-        <w:rPr>
-          <w:rFonts w:ascii="Arial" w:hAnsi="Arial" w:cs="Arial"/>
-          <w:lang w:val="en-IN"/>
-        </w:rPr>
-      </w:pPr>
-      <w:r>
-        <w:rPr>
-          <w:rFonts w:ascii="Arial" w:hAnsi="Arial" w:cs="Arial"/>
-          <w:lang w:val="en-IN"/>
-        </w:rPr>
-        <w:t>UI – User Interface</w:t>
-      </w:r>
-    </w:p>
-    <w:p>
-      <w:pPr>
-        <w:spacing w:after="160" w:line="360" w:lineRule="auto"/>
-        <w:rPr>
-          <w:rFonts w:ascii="Arial" w:hAnsi="Arial" w:cs="Arial"/>
-          <w:lang w:val="en-IN"/>
-        </w:rPr>
-      </w:pPr>
-      <w:r>
-        <w:rPr>
-          <w:rFonts w:ascii="Arial" w:hAnsi="Arial" w:cs="Arial"/>
-          <w:lang w:val="en-IN"/>
-        </w:rPr>
-        <w:t xml:space="preserve">UML – Unified </w:t>
-      </w:r>
-      <w:proofErr w:type="spellStart"/>
-      <w:r>
-        <w:rPr>
-          <w:rFonts w:ascii="Arial" w:hAnsi="Arial" w:cs="Arial"/>
-          <w:lang w:val="en-IN"/>
-        </w:rPr>
-        <w:t>Modeling</w:t>
-      </w:r>
-      <w:proofErr w:type="spellEnd"/>
-      <w:r>
-        <w:rPr>
-          <w:rFonts w:ascii="Arial" w:hAnsi="Arial" w:cs="Arial"/>
-          <w:lang w:val="en-IN"/>
-        </w:rPr>
-        <w:t xml:space="preserve"> Language</w:t>
-      </w:r>
-    </w:p>
-    <w:p>
-      <w:pPr>
-        <w:spacing w:after="160" w:line="360" w:lineRule="auto"/>
-        <w:rPr>
-          <w:rFonts w:ascii="Arial" w:hAnsi="Arial" w:cs="Arial"/>
-          <w:lang w:val="en-IN"/>
-        </w:rPr>
-      </w:pPr>
-      <w:r>
-        <w:rPr>
-          <w:rFonts w:ascii="Arial" w:hAnsi="Arial" w:cs="Arial"/>
-          <w:lang w:val="en-IN"/>
-        </w:rPr>
-        <w:t>URL – Uniform Resource Locator</w:t>
-      </w:r>
-    </w:p>
-    <w:p>
-      <w:pPr>
-        <w:spacing w:after="160" w:line="360" w:lineRule="auto"/>
-        <w:rPr>
-          <w:rFonts w:ascii="Arial" w:hAnsi="Arial" w:cs="Arial"/>
-          <w:lang w:val="en-IN"/>
-        </w:rPr>
-      </w:pPr>
-      <w:r>
-        <w:rPr>
-          <w:rFonts w:ascii="Arial" w:hAnsi="Arial" w:cs="Arial"/>
-          <w:lang w:val="en-IN"/>
-        </w:rPr>
-        <w:t>UX – User Experience</w:t>
-      </w:r>
-    </w:p>
-    <w:p>
-      <w:pPr>
-        <w:spacing w:after="160" w:line="360" w:lineRule="auto"/>
-        <w:rPr>
-          <w:rFonts w:ascii="Arial" w:hAnsi="Arial" w:cs="Arial"/>
-          <w:lang w:val="en-IN"/>
-        </w:rPr>
-      </w:pPr>
-      <w:r>
-        <w:rPr>
-          <w:rFonts w:ascii="Arial" w:hAnsi="Arial" w:cs="Arial"/>
-          <w:lang w:val="en-IN"/>
-        </w:rPr>
-        <w:t>VS Code – Visual Studio Code</w:t>
-      </w:r>
-    </w:p>
-    <w:p>
-      <w:pPr>
-        <w:spacing w:after="160" w:line="278" w:lineRule="auto"/>
-        <w:rPr>
-          <w:rFonts w:ascii="Arial" w:hAnsi="Arial" w:cs="Arial"/>
-          <w:b/>
-          <w:bCs/>
-          <w:sz w:val="28"/>
-          <w:szCs w:val="28"/>
-        </w:rPr>
-      </w:pPr>
-      <w:r>
+      </w:pPr>
+      <w:r>
+        <w:rPr>
+          <w:rFonts w:ascii="Arial" w:hAnsi="Arial" w:cs="Arial"/>
+        </w:rPr>
         <w:br w:type="page"/>
       </w:r>
     </w:p>
@@ -12790,7 +13474,7 @@
           <w:noProof/>
         </w:rPr>
         <w:drawing>
-          <wp:inline distT="0" distB="0" distL="0" distR="0" wp14:anchorId="0F03E5EE" wp14:editId="7953AA96">
+          <wp:inline distT="0" distB="0" distL="0" distR="0" wp14:anchorId="0F03E5EE" wp14:editId="7BED5108">
             <wp:extent cx="5723890" cy="3218180"/>
             <wp:effectExtent l="0" t="0" r="0" b="1270"/>
             <wp:docPr id="1245409552" name="Picture 3"/>
@@ -15258,6 +15942,7 @@
       </w:pPr>
       <w:r>
         <w:rPr>
+          <w:rFonts w:ascii="Arial" w:hAnsi="Arial" w:cs="Arial"/>
           <w:lang w:val="en-IN"/>
         </w:rPr>
         <w:br w:type="page"/>
@@ -16941,25 +17626,7 @@
           <w:sz w:val="24"/>
           <w:szCs w:val="24"/>
         </w:rPr>
-        <w:t xml:space="preserve">: </w:t>
-      </w:r>
-      <w:r>
-        <w:rPr>
-          <w:rFonts w:ascii="Arial" w:hAnsi="Arial" w:cs="Arial"/>
-          <w:color w:val="auto"/>
-          <w:sz w:val="24"/>
-          <w:szCs w:val="24"/>
-        </w:rPr>
-        <w:t xml:space="preserve">User </w:t>
-      </w:r>
-      <w:r>
-        <w:rPr>
-          <w:rFonts w:ascii="Arial" w:hAnsi="Arial" w:cs="Arial"/>
-          <w:color w:val="auto"/>
-          <w:sz w:val="24"/>
-          <w:szCs w:val="24"/>
-        </w:rPr>
-        <w:t>Registration Page</w:t>
+        <w:t>: User Registration Page</w:t>
       </w:r>
       <w:bookmarkEnd w:id="12"/>
     </w:p>
@@ -17559,7 +18226,7 @@
           <w:lang w:val="en-IN"/>
         </w:rPr>
         <w:drawing>
-          <wp:inline distT="0" distB="0" distL="0" distR="0" wp14:anchorId="3721DD44" wp14:editId="2F4EB3C7">
+          <wp:inline distT="0" distB="0" distL="0" distR="0" wp14:anchorId="3721DD44" wp14:editId="0FCB0E39">
             <wp:extent cx="5720080" cy="3221355"/>
             <wp:effectExtent l="0" t="0" r="0" b="0"/>
             <wp:docPr id="737715345" name="Picture 11"/>
@@ -17805,6 +18472,7 @@
           <w:rFonts w:ascii="Arial" w:hAnsi="Arial" w:cs="Arial"/>
           <w:b/>
           <w:bCs/>
+          <w:color w:val="auto"/>
           <w:sz w:val="24"/>
           <w:szCs w:val="24"/>
           <w:lang w:val="en-IN"/>
@@ -17814,6 +18482,7 @@
       <w:r>
         <w:rPr>
           <w:rFonts w:ascii="Arial" w:hAnsi="Arial" w:cs="Arial"/>
+          <w:color w:val="auto"/>
           <w:sz w:val="24"/>
           <w:szCs w:val="24"/>
         </w:rPr>
@@ -17822,6 +18491,7 @@
       <w:r>
         <w:rPr>
           <w:rFonts w:ascii="Arial" w:hAnsi="Arial" w:cs="Arial"/>
+          <w:color w:val="auto"/>
           <w:sz w:val="24"/>
           <w:szCs w:val="24"/>
         </w:rPr>
@@ -17830,6 +18500,7 @@
       <w:r>
         <w:rPr>
           <w:rFonts w:ascii="Arial" w:hAnsi="Arial" w:cs="Arial"/>
+          <w:color w:val="auto"/>
           <w:sz w:val="24"/>
           <w:szCs w:val="24"/>
         </w:rPr>
@@ -17838,6 +18509,7 @@
       <w:r>
         <w:rPr>
           <w:rFonts w:ascii="Arial" w:hAnsi="Arial" w:cs="Arial"/>
+          <w:color w:val="auto"/>
           <w:sz w:val="24"/>
           <w:szCs w:val="24"/>
         </w:rPr>
@@ -17847,6 +18519,7 @@
         <w:rPr>
           <w:rFonts w:ascii="Arial" w:hAnsi="Arial" w:cs="Arial"/>
           <w:noProof/>
+          <w:color w:val="auto"/>
           <w:sz w:val="24"/>
           <w:szCs w:val="24"/>
         </w:rPr>
@@ -17855,6 +18528,7 @@
       <w:r>
         <w:rPr>
           <w:rFonts w:ascii="Arial" w:hAnsi="Arial" w:cs="Arial"/>
+          <w:color w:val="auto"/>
           <w:sz w:val="24"/>
           <w:szCs w:val="24"/>
         </w:rPr>
@@ -17863,6 +18537,7 @@
       <w:r>
         <w:rPr>
           <w:rFonts w:ascii="Arial" w:hAnsi="Arial" w:cs="Arial"/>
+          <w:color w:val="auto"/>
           <w:sz w:val="24"/>
           <w:szCs w:val="24"/>
         </w:rPr>
@@ -18275,7 +18950,7 @@
     <w:p>
       <w:pPr>
         <w:spacing w:after="160" w:line="360" w:lineRule="auto"/>
-        <w:jc w:val="both"/>
+        <w:jc w:val="center"/>
         <w:rPr>
           <w:rFonts w:ascii="Arial" w:hAnsi="Arial" w:cs="Arial"/>
           <w:b/>
@@ -18290,7 +18965,25 @@
           <w:bCs/>
           <w:lang w:val="en-IN"/>
         </w:rPr>
-        <w:t>Table4: Test Case</w:t>
+        <w:t>Table</w:t>
+      </w:r>
+      <w:r>
+        <w:rPr>
+          <w:rFonts w:ascii="Arial" w:hAnsi="Arial" w:cs="Arial"/>
+          <w:b/>
+          <w:bCs/>
+          <w:lang w:val="en-IN"/>
+        </w:rPr>
+        <w:t xml:space="preserve"> </w:t>
+      </w:r>
+      <w:r>
+        <w:rPr>
+          <w:rFonts w:ascii="Arial" w:hAnsi="Arial" w:cs="Arial"/>
+          <w:b/>
+          <w:bCs/>
+          <w:lang w:val="en-IN"/>
+        </w:rPr>
+        <w:t>4: Test Case</w:t>
       </w:r>
     </w:p>
     <w:tbl>
@@ -18332,7 +19025,7 @@
           <w:p>
             <w:pPr>
               <w:spacing w:after="160" w:line="360" w:lineRule="auto"/>
-              <w:jc w:val="both"/>
+              <w:jc w:val="center"/>
               <w:rPr>
                 <w:rFonts w:ascii="Arial" w:hAnsi="Arial" w:cs="Arial"/>
                 <w:b/>
@@ -18360,7 +19053,7 @@
           <w:p>
             <w:pPr>
               <w:spacing w:after="160" w:line="360" w:lineRule="auto"/>
-              <w:jc w:val="both"/>
+              <w:jc w:val="center"/>
               <w:rPr>
                 <w:rFonts w:ascii="Arial" w:hAnsi="Arial" w:cs="Arial"/>
                 <w:b/>
@@ -18388,7 +19081,7 @@
           <w:p>
             <w:pPr>
               <w:spacing w:after="160" w:line="360" w:lineRule="auto"/>
-              <w:jc w:val="both"/>
+              <w:jc w:val="center"/>
               <w:rPr>
                 <w:rFonts w:ascii="Arial" w:hAnsi="Arial" w:cs="Arial"/>
                 <w:b/>
@@ -18416,7 +19109,7 @@
           <w:p>
             <w:pPr>
               <w:spacing w:after="160" w:line="360" w:lineRule="auto"/>
-              <w:jc w:val="both"/>
+              <w:jc w:val="center"/>
               <w:rPr>
                 <w:rFonts w:ascii="Arial" w:hAnsi="Arial" w:cs="Arial"/>
                 <w:b/>
@@ -18444,7 +19137,7 @@
           <w:p>
             <w:pPr>
               <w:spacing w:after="160" w:line="360" w:lineRule="auto"/>
-              <w:jc w:val="both"/>
+              <w:jc w:val="center"/>
               <w:rPr>
                 <w:rFonts w:ascii="Arial" w:hAnsi="Arial" w:cs="Arial"/>
                 <w:b/>
@@ -18474,7 +19167,7 @@
           <w:p>
             <w:pPr>
               <w:spacing w:after="160" w:line="360" w:lineRule="auto"/>
-              <w:jc w:val="both"/>
+              <w:jc w:val="center"/>
               <w:rPr>
                 <w:rFonts w:ascii="Arial" w:hAnsi="Arial" w:cs="Arial"/>
                 <w:lang w:val="en-IN"/>
@@ -18498,7 +19191,6 @@
           <w:p>
             <w:pPr>
               <w:spacing w:after="160" w:line="360" w:lineRule="auto"/>
-              <w:jc w:val="both"/>
               <w:rPr>
                 <w:rFonts w:ascii="Arial" w:hAnsi="Arial" w:cs="Arial"/>
                 <w:lang w:val="en-IN"/>
@@ -18522,7 +19214,6 @@
           <w:p>
             <w:pPr>
               <w:spacing w:after="160" w:line="360" w:lineRule="auto"/>
-              <w:jc w:val="both"/>
               <w:rPr>
                 <w:rFonts w:ascii="Arial" w:hAnsi="Arial" w:cs="Arial"/>
                 <w:lang w:val="en-IN"/>
@@ -18546,7 +19237,6 @@
           <w:p>
             <w:pPr>
               <w:spacing w:after="160" w:line="360" w:lineRule="auto"/>
-              <w:jc w:val="both"/>
               <w:rPr>
                 <w:rFonts w:ascii="Arial" w:hAnsi="Arial" w:cs="Arial"/>
                 <w:lang w:val="en-IN"/>
@@ -18570,7 +19260,7 @@
           <w:p>
             <w:pPr>
               <w:spacing w:after="160" w:line="360" w:lineRule="auto"/>
-              <w:jc w:val="both"/>
+              <w:jc w:val="center"/>
               <w:rPr>
                 <w:rFonts w:ascii="Arial" w:hAnsi="Arial" w:cs="Arial"/>
                 <w:lang w:val="en-IN"/>
@@ -18596,7 +19286,7 @@
           <w:p>
             <w:pPr>
               <w:spacing w:after="160" w:line="360" w:lineRule="auto"/>
-              <w:jc w:val="both"/>
+              <w:jc w:val="center"/>
               <w:rPr>
                 <w:rFonts w:ascii="Arial" w:hAnsi="Arial" w:cs="Arial"/>
                 <w:lang w:val="en-IN"/>
@@ -18620,7 +19310,6 @@
           <w:p>
             <w:pPr>
               <w:spacing w:after="160" w:line="360" w:lineRule="auto"/>
-              <w:jc w:val="both"/>
               <w:rPr>
                 <w:rFonts w:ascii="Arial" w:hAnsi="Arial" w:cs="Arial"/>
                 <w:lang w:val="en-IN"/>
@@ -18644,7 +19333,6 @@
           <w:p>
             <w:pPr>
               <w:spacing w:after="160" w:line="360" w:lineRule="auto"/>
-              <w:jc w:val="both"/>
               <w:rPr>
                 <w:rFonts w:ascii="Arial" w:hAnsi="Arial" w:cs="Arial"/>
                 <w:lang w:val="en-IN"/>
@@ -18668,7 +19356,6 @@
           <w:p>
             <w:pPr>
               <w:spacing w:after="160" w:line="360" w:lineRule="auto"/>
-              <w:jc w:val="both"/>
               <w:rPr>
                 <w:rFonts w:ascii="Arial" w:hAnsi="Arial" w:cs="Arial"/>
                 <w:lang w:val="en-IN"/>
@@ -18692,7 +19379,7 @@
           <w:p>
             <w:pPr>
               <w:spacing w:after="160" w:line="360" w:lineRule="auto"/>
-              <w:jc w:val="both"/>
+              <w:jc w:val="center"/>
               <w:rPr>
                 <w:rFonts w:ascii="Arial" w:hAnsi="Arial" w:cs="Arial"/>
                 <w:lang w:val="en-IN"/>
@@ -18718,7 +19405,7 @@
           <w:p>
             <w:pPr>
               <w:spacing w:after="160" w:line="360" w:lineRule="auto"/>
-              <w:jc w:val="both"/>
+              <w:jc w:val="center"/>
               <w:rPr>
                 <w:rFonts w:ascii="Arial" w:hAnsi="Arial" w:cs="Arial"/>
                 <w:lang w:val="en-IN"/>
@@ -18742,7 +19429,6 @@
           <w:p>
             <w:pPr>
               <w:spacing w:after="160" w:line="360" w:lineRule="auto"/>
-              <w:jc w:val="both"/>
               <w:rPr>
                 <w:rFonts w:ascii="Arial" w:hAnsi="Arial" w:cs="Arial"/>
                 <w:lang w:val="en-IN"/>
@@ -18766,7 +19452,6 @@
           <w:p>
             <w:pPr>
               <w:spacing w:after="160" w:line="360" w:lineRule="auto"/>
-              <w:jc w:val="both"/>
               <w:rPr>
                 <w:rFonts w:ascii="Arial" w:hAnsi="Arial" w:cs="Arial"/>
                 <w:lang w:val="en-IN"/>
@@ -18790,7 +19475,6 @@
           <w:p>
             <w:pPr>
               <w:spacing w:after="160" w:line="360" w:lineRule="auto"/>
-              <w:jc w:val="both"/>
               <w:rPr>
                 <w:rFonts w:ascii="Arial" w:hAnsi="Arial" w:cs="Arial"/>
                 <w:lang w:val="en-IN"/>
@@ -18814,7 +19498,7 @@
           <w:p>
             <w:pPr>
               <w:spacing w:after="160" w:line="360" w:lineRule="auto"/>
-              <w:jc w:val="both"/>
+              <w:jc w:val="center"/>
               <w:rPr>
                 <w:rFonts w:ascii="Arial" w:hAnsi="Arial" w:cs="Arial"/>
                 <w:lang w:val="en-IN"/>
@@ -18840,7 +19524,7 @@
           <w:p>
             <w:pPr>
               <w:spacing w:after="160" w:line="360" w:lineRule="auto"/>
-              <w:jc w:val="both"/>
+              <w:jc w:val="center"/>
               <w:rPr>
                 <w:rFonts w:ascii="Arial" w:hAnsi="Arial" w:cs="Arial"/>
                 <w:lang w:val="en-IN"/>
@@ -18864,7 +19548,6 @@
           <w:p>
             <w:pPr>
               <w:spacing w:after="160" w:line="360" w:lineRule="auto"/>
-              <w:jc w:val="both"/>
               <w:rPr>
                 <w:rFonts w:ascii="Arial" w:hAnsi="Arial" w:cs="Arial"/>
                 <w:lang w:val="en-IN"/>
@@ -18888,7 +19571,6 @@
           <w:p>
             <w:pPr>
               <w:spacing w:after="160" w:line="360" w:lineRule="auto"/>
-              <w:jc w:val="both"/>
               <w:rPr>
                 <w:rFonts w:ascii="Arial" w:hAnsi="Arial" w:cs="Arial"/>
                 <w:lang w:val="en-IN"/>
@@ -18912,7 +19594,6 @@
           <w:p>
             <w:pPr>
               <w:spacing w:after="160" w:line="360" w:lineRule="auto"/>
-              <w:jc w:val="both"/>
               <w:rPr>
                 <w:rFonts w:ascii="Arial" w:hAnsi="Arial" w:cs="Arial"/>
                 <w:lang w:val="en-IN"/>
@@ -18936,7 +19617,7 @@
           <w:p>
             <w:pPr>
               <w:spacing w:after="160" w:line="360" w:lineRule="auto"/>
-              <w:jc w:val="both"/>
+              <w:jc w:val="center"/>
               <w:rPr>
                 <w:rFonts w:ascii="Arial" w:hAnsi="Arial" w:cs="Arial"/>
                 <w:lang w:val="en-IN"/>
@@ -18962,7 +19643,7 @@
           <w:p>
             <w:pPr>
               <w:spacing w:after="160" w:line="360" w:lineRule="auto"/>
-              <w:jc w:val="both"/>
+              <w:jc w:val="center"/>
               <w:rPr>
                 <w:rFonts w:ascii="Arial" w:hAnsi="Arial" w:cs="Arial"/>
                 <w:lang w:val="en-IN"/>
@@ -18986,7 +19667,6 @@
           <w:p>
             <w:pPr>
               <w:spacing w:after="160" w:line="360" w:lineRule="auto"/>
-              <w:jc w:val="both"/>
               <w:rPr>
                 <w:rFonts w:ascii="Arial" w:hAnsi="Arial" w:cs="Arial"/>
                 <w:lang w:val="en-IN"/>
@@ -19010,7 +19690,6 @@
           <w:p>
             <w:pPr>
               <w:spacing w:after="160" w:line="360" w:lineRule="auto"/>
-              <w:jc w:val="both"/>
               <w:rPr>
                 <w:rFonts w:ascii="Arial" w:hAnsi="Arial" w:cs="Arial"/>
                 <w:lang w:val="en-IN"/>
@@ -19034,7 +19713,6 @@
           <w:p>
             <w:pPr>
               <w:spacing w:after="160" w:line="360" w:lineRule="auto"/>
-              <w:jc w:val="both"/>
               <w:rPr>
                 <w:rFonts w:ascii="Arial" w:hAnsi="Arial" w:cs="Arial"/>
                 <w:lang w:val="en-IN"/>
@@ -19058,7 +19736,7 @@
           <w:p>
             <w:pPr>
               <w:spacing w:after="160" w:line="360" w:lineRule="auto"/>
-              <w:jc w:val="both"/>
+              <w:jc w:val="center"/>
               <w:rPr>
                 <w:rFonts w:ascii="Arial" w:hAnsi="Arial" w:cs="Arial"/>
                 <w:lang w:val="en-IN"/>
@@ -19084,7 +19762,7 @@
           <w:p>
             <w:pPr>
               <w:spacing w:after="160" w:line="360" w:lineRule="auto"/>
-              <w:jc w:val="both"/>
+              <w:jc w:val="center"/>
               <w:rPr>
                 <w:rFonts w:ascii="Arial" w:hAnsi="Arial" w:cs="Arial"/>
                 <w:lang w:val="en-IN"/>
@@ -19108,7 +19786,6 @@
           <w:p>
             <w:pPr>
               <w:spacing w:after="160" w:line="360" w:lineRule="auto"/>
-              <w:jc w:val="both"/>
               <w:rPr>
                 <w:rFonts w:ascii="Arial" w:hAnsi="Arial" w:cs="Arial"/>
                 <w:lang w:val="en-IN"/>
@@ -19132,7 +19809,6 @@
           <w:p>
             <w:pPr>
               <w:spacing w:after="160" w:line="360" w:lineRule="auto"/>
-              <w:jc w:val="both"/>
               <w:rPr>
                 <w:rFonts w:ascii="Arial" w:hAnsi="Arial" w:cs="Arial"/>
                 <w:lang w:val="en-IN"/>
@@ -19156,7 +19832,6 @@
           <w:p>
             <w:pPr>
               <w:spacing w:after="160" w:line="360" w:lineRule="auto"/>
-              <w:jc w:val="both"/>
               <w:rPr>
                 <w:rFonts w:ascii="Arial" w:hAnsi="Arial" w:cs="Arial"/>
                 <w:lang w:val="en-IN"/>
@@ -19180,7 +19855,7 @@
           <w:p>
             <w:pPr>
               <w:spacing w:after="160" w:line="360" w:lineRule="auto"/>
-              <w:jc w:val="both"/>
+              <w:jc w:val="center"/>
               <w:rPr>
                 <w:rFonts w:ascii="Arial" w:hAnsi="Arial" w:cs="Arial"/>
                 <w:lang w:val="en-IN"/>
@@ -19206,7 +19881,7 @@
           <w:p>
             <w:pPr>
               <w:spacing w:after="160" w:line="360" w:lineRule="auto"/>
-              <w:jc w:val="both"/>
+              <w:jc w:val="center"/>
               <w:rPr>
                 <w:rFonts w:ascii="Arial" w:hAnsi="Arial" w:cs="Arial"/>
                 <w:lang w:val="en-IN"/>
@@ -19230,7 +19905,6 @@
           <w:p>
             <w:pPr>
               <w:spacing w:after="160" w:line="360" w:lineRule="auto"/>
-              <w:jc w:val="both"/>
               <w:rPr>
                 <w:rFonts w:ascii="Arial" w:hAnsi="Arial" w:cs="Arial"/>
                 <w:lang w:val="en-IN"/>
@@ -19241,7 +19915,21 @@
                 <w:rFonts w:ascii="Arial" w:hAnsi="Arial" w:cs="Arial"/>
                 <w:lang w:val="en-IN"/>
               </w:rPr>
-              <w:t>AI Health Assistant</w:t>
+              <w:t>AI</w:t>
+            </w:r>
+            <w:r>
+              <w:rPr>
+                <w:rFonts w:ascii="Arial" w:hAnsi="Arial" w:cs="Arial"/>
+                <w:lang w:val="en-IN"/>
+              </w:rPr>
+              <w:t xml:space="preserve"> </w:t>
+            </w:r>
+            <w:r>
+              <w:rPr>
+                <w:rFonts w:ascii="Arial" w:hAnsi="Arial" w:cs="Arial"/>
+                <w:lang w:val="en-IN"/>
+              </w:rPr>
+              <w:t>Health Assistant</w:t>
             </w:r>
           </w:p>
         </w:tc>
@@ -19254,7 +19942,6 @@
           <w:p>
             <w:pPr>
               <w:spacing w:after="160" w:line="360" w:lineRule="auto"/>
-              <w:jc w:val="both"/>
               <w:rPr>
                 <w:rFonts w:ascii="Arial" w:hAnsi="Arial" w:cs="Arial"/>
                 <w:lang w:val="en-IN"/>
@@ -19278,7 +19965,6 @@
           <w:p>
             <w:pPr>
               <w:spacing w:after="160" w:line="360" w:lineRule="auto"/>
-              <w:jc w:val="both"/>
               <w:rPr>
                 <w:rFonts w:ascii="Arial" w:hAnsi="Arial" w:cs="Arial"/>
                 <w:lang w:val="en-IN"/>
@@ -19302,7 +19988,7 @@
           <w:p>
             <w:pPr>
               <w:spacing w:after="160" w:line="360" w:lineRule="auto"/>
-              <w:jc w:val="both"/>
+              <w:jc w:val="center"/>
               <w:rPr>
                 <w:rFonts w:ascii="Arial" w:hAnsi="Arial" w:cs="Arial"/>
                 <w:lang w:val="en-IN"/>
@@ -19328,7 +20014,7 @@
           <w:p>
             <w:pPr>
               <w:spacing w:after="160" w:line="360" w:lineRule="auto"/>
-              <w:jc w:val="both"/>
+              <w:jc w:val="center"/>
               <w:rPr>
                 <w:rFonts w:ascii="Arial" w:hAnsi="Arial" w:cs="Arial"/>
                 <w:lang w:val="en-IN"/>
@@ -19352,7 +20038,6 @@
           <w:p>
             <w:pPr>
               <w:spacing w:after="160" w:line="360" w:lineRule="auto"/>
-              <w:jc w:val="both"/>
               <w:rPr>
                 <w:rFonts w:ascii="Arial" w:hAnsi="Arial" w:cs="Arial"/>
                 <w:lang w:val="en-IN"/>
@@ -19376,7 +20061,6 @@
           <w:p>
             <w:pPr>
               <w:spacing w:after="160" w:line="360" w:lineRule="auto"/>
-              <w:jc w:val="both"/>
               <w:rPr>
                 <w:rFonts w:ascii="Arial" w:hAnsi="Arial" w:cs="Arial"/>
                 <w:lang w:val="en-IN"/>
@@ -19400,7 +20084,6 @@
           <w:p>
             <w:pPr>
               <w:spacing w:after="160" w:line="360" w:lineRule="auto"/>
-              <w:jc w:val="both"/>
               <w:rPr>
                 <w:rFonts w:ascii="Arial" w:hAnsi="Arial" w:cs="Arial"/>
                 <w:lang w:val="en-IN"/>
@@ -19424,7 +20107,7 @@
           <w:p>
             <w:pPr>
               <w:spacing w:after="160" w:line="360" w:lineRule="auto"/>
-              <w:jc w:val="both"/>
+              <w:jc w:val="center"/>
               <w:rPr>
                 <w:rFonts w:ascii="Arial" w:hAnsi="Arial" w:cs="Arial"/>
                 <w:lang w:val="en-IN"/>
@@ -23163,6 +23846,7 @@
   <w:style w:type="character" w:default="1" w:styleId="DefaultParagraphFont">
     <w:name w:val="Default Paragraph Font"/>
     <w:uiPriority w:val="1"/>
+    <w:semiHidden/>
     <w:unhideWhenUsed/>
   </w:style>
   <w:style w:type="table" w:default="1" w:styleId="TableNormal">
